--- a/exports/docx/legal-tech-manual-del-curso.docx
+++ b/exports/docx/legal-tech-manual-del-curso.docx
@@ -47812,7 +47812,7 @@
     </w:tbl>
     <w:bookmarkEnd w:id="489"/>
     <w:bookmarkEnd w:id="490"/>
-    <w:bookmarkStart w:id="495" w:name="tutoriales"/>
+    <w:bookmarkStart w:id="496" w:name="tutoriales"/>
     <w:p>
       <w:pPr>
         <w:pStyle w:val="Ttulo1"/>
@@ -47826,7 +47826,7 @@
         <w:pStyle w:val="FirstParagraph"/>
       </w:pPr>
       <w:r>
-        <w:t xml:space="preserve">Los tutoriales cumplen una función instrumental dentro del manual: no reemplazan la sesión principal, pero sí reducen la fricción técnica que suele aparecer cuando una práctica depende de tener listo un entorno de trabajo, un historial verificable de cambios o una vía clara de publicación. En un curso como este, esa infraestructura no es un detalle logístico; forma parte del aprendizaje mismo</w:t>
+        <w:t xml:space="preserve">Los tutoriales cumplen una función instrumental dentro del manual: no reemplazan la sesión principal, pero sí reducen la fricción técnica que suele aparecer cuando una práctica depende de tener listo un entorno de trabajo, un historial verificable de cambios o una vía clara de publicación. En un curso como este, esa infraestructura no es un detalle logístico; forma parte del aprendizaje mismo, porque condiciona cuánto tiempo puede dedicarse al problema jurídico y cuánto termina gastándose en desbloqueos básicos del entorno</w:t>
       </w:r>
       <w:r>
         <w:t xml:space="preserve"> </w:t>
@@ -47868,6 +47868,48 @@
             <w:rStyle w:val="Hipervnculo"/>
           </w:rPr>
           <w:t xml:space="preserve">GitHub Docs 2026c</w:t>
+        </w:r>
+      </w:hyperlink>
+      <w:r>
+        <w:t xml:space="preserve">)</w:t>
+      </w:r>
+      <w:r>
+        <w:t xml:space="preserve">.</w:t>
+      </w:r>
+    </w:p>
+    <w:p>
+      <w:pPr>
+        <w:pStyle w:val="Textoindependiente"/>
+      </w:pPr>
+      <w:r>
+        <w:t xml:space="preserve">Conviene leer esta parte con una expectativa distinta a la de los capítulos de sesión. Aquí el objetivo no es desarrollar una gran discusión conceptual, sino dejar resueltos varios umbrales mínimos de trabajo: instalar una herramienta, reconocer qué hace, entender por qué el curso la usa y evitar los errores más comunes cuando llega el momento de practicar. Esa lógica más secuencial no la vuelve secundaria. Al contrario, permite que la práctica principal del curso sea más estable, más verificable y menos dependiente de improvisaciones</w:t>
+      </w:r>
+      <w:r>
+        <w:t xml:space="preserve"> </w:t>
+      </w:r>
+      <w:r>
+        <w:t xml:space="preserve">(</w:t>
+      </w:r>
+      <w:hyperlink w:anchor="ref-volini2020technology">
+        <w:r>
+          <w:rPr>
+            <w:rStyle w:val="Hipervnculo"/>
+          </w:rPr>
+          <w:t xml:space="preserve">Volini 2020</w:t>
+        </w:r>
+      </w:hyperlink>
+      <w:r>
+        <w:t xml:space="preserve">;</w:t>
+      </w:r>
+      <w:r>
+        <w:t xml:space="preserve"> </w:t>
+      </w:r>
+      <w:hyperlink w:anchor="ref-contreras2020pedagogy">
+        <w:r>
+          <w:rPr>
+            <w:rStyle w:val="Hipervnculo"/>
+          </w:rPr>
+          <w:t xml:space="preserve">Contreras and McGrath 2020</w:t>
         </w:r>
       </w:hyperlink>
       <w:r>
@@ -47983,7 +48025,7 @@
               <w:pStyle w:val="Textoindependiente"/>
             </w:pPr>
             <w:pPr>
-              <w:spacing w:before="16" w:after="16"/>
+              <w:spacing w:before="16"/>
             </w:pPr>
             <w:r>
               <w:t xml:space="preserve">Si en una sesión te atoras con una instalación, un comando, una carpeta del repositorio o un flujo de trabajo con Git y GitHub, vuelve a esta parte. Los tutoriales están pensados como material de consulta recurrente para que el tiempo de clase pueda concentrarse en análisis, práctica y toma de decisiones, no en desbloqueos técnicos de último minuto</w:t>
@@ -48023,6 +48065,17 @@
               <w:t xml:space="preserve">.</w:t>
             </w:r>
           </w:p>
+          <w:p>
+            <w:pPr>
+              <w:pStyle w:val="Textoindependiente"/>
+            </w:pPr>
+            <w:pPr>
+              <w:spacing w:after="16"/>
+            </w:pPr>
+            <w:r>
+              <w:t xml:space="preserve">La mejor forma de usarlos es preventiva: revísalos antes de necesitar la herramienta, no solo cuando algo ya falló. Leerlos después también sirve, pero en ese punto la atención suele estar capturada por el problema inmediato y no por la lógica general del flujo de trabajo.</w:t>
+            </w:r>
+          </w:p>
           <w:p/>
         </w:tc>
       </w:tr>
@@ -48041,7 +48094,7 @@
         <w:pStyle w:val="FirstParagraph"/>
       </w:pPr>
       <w:r>
-        <w:t xml:space="preserve">Esta parte reúne cinco apoyos concretos. Python aparece porque combina una sintaxis legible con un ecosistema abierto y estable; Git y GitHub porque convierten cambios dispersos en historial trazable; las licencias porque la reutilización digital no se agota en que algo sea visible en línea; y GitHub Pages porque permite publicar desde el mismo repositorio donde el trabajo fue escrito y versionado</w:t>
+        <w:t xml:space="preserve">Esta parte reúne cinco apoyos concretos. Python aparece porque combina una sintaxis legible con un ecosistema abierto y estable; Visual Studio Code porque concentra edición, terminal y control de cambios en un mismo entorno; Git y GitHub porque convierten cambios dispersos en historial trazable; las licencias porque la reutilización digital no se agota en que algo sea visible en línea; y GitHub Pages porque permite publicar desde el mismo repositorio donde el trabajo fue escrito y versionado</w:t>
       </w:r>
       <w:r>
         <w:t xml:space="preserve"> </w:t>
@@ -48114,6 +48167,20 @@
         </w:r>
       </w:hyperlink>
       <w:r>
+        <w:t xml:space="preserve">;</w:t>
+      </w:r>
+      <w:r>
+        <w:t xml:space="preserve"> </w:t>
+      </w:r>
+      <w:hyperlink w:anchor="ref-vscodegettingstarted2026">
+        <w:r>
+          <w:rPr>
+            <w:rStyle w:val="Hipervnculo"/>
+          </w:rPr>
+          <w:t xml:space="preserve">Visual Studio Code Documentation 2026c</w:t>
+        </w:r>
+      </w:hyperlink>
+      <w:r>
         <w:t xml:space="preserve">)</w:t>
       </w:r>
       <w:r>
@@ -48230,6 +48297,142 @@
       </w:r>
       <w:r>
         <w:t xml:space="preserve">.</w:t>
+      </w:r>
+    </w:p>
+    <w:p>
+      <w:pPr>
+        <w:pStyle w:val="Textoindependiente"/>
+      </w:pPr>
+      <w:r>
+        <w:t xml:space="preserve">Cada tutorial intenta hacer cuatro cosas al mismo tiempo. Primero, contar una historia breve de la herramienta para evitar que se sienta como una pieza aislada del ecosistema digital. Segundo, explicar por qué el curso la necesita. Tercero, ofrecer un paso a paso lo bastante concreto como para que puedas reproducirlo por tu cuenta. Y cuarto, señalar en qué conviene fijarse para detectar problemas antes de que se vuelvan bloqueos mayores.</w:t>
+      </w:r>
+    </w:p>
+    <w:p>
+      <w:pPr>
+        <w:pStyle w:val="Textoindependiente"/>
+      </w:pPr>
+      <w:r>
+        <w:t xml:space="preserve">No hace falta memorizar cada detalle. Sí hace falta familiarizarse con ciertas preguntas básicas: dónde está el archivo correcto, qué comando ejecuta realmente lo que quiero hacer, cómo verifico si un cambio quedó guardado, y qué evidencia deja el proceso. Buena parte del trabajo en Legal Tech depende de desarrollar esa clase de atención técnica mínima</w:t>
+      </w:r>
+      <w:r>
+        <w:t xml:space="preserve"> </w:t>
+      </w:r>
+      <w:r>
+        <w:t xml:space="preserve">(</w:t>
+      </w:r>
+      <w:hyperlink w:anchor="ref-contreras2020pedagogy">
+        <w:r>
+          <w:rPr>
+            <w:rStyle w:val="Hipervnculo"/>
+          </w:rPr>
+          <w:t xml:space="preserve">Contreras and McGrath 2020</w:t>
+        </w:r>
+      </w:hyperlink>
+      <w:r>
+        <w:t xml:space="preserve">;</w:t>
+      </w:r>
+      <w:r>
+        <w:t xml:space="preserve"> </w:t>
+      </w:r>
+      <w:hyperlink w:anchor="ref-ryan2021coding">
+        <w:r>
+          <w:rPr>
+            <w:rStyle w:val="Hipervnculo"/>
+          </w:rPr>
+          <w:t xml:space="preserve">Ryan 2021</w:t>
+        </w:r>
+      </w:hyperlink>
+      <w:r>
+        <w:t xml:space="preserve">)</w:t>
+      </w:r>
+      <w:r>
+        <w:t xml:space="preserve">.</w:t>
+      </w:r>
+    </w:p>
+    <w:bookmarkEnd w:id="494"/>
+    <w:bookmarkStart w:id="495" w:name="orden-sugerido"/>
+    <w:p>
+      <w:pPr>
+        <w:pStyle w:val="Ttulo2"/>
+      </w:pPr>
+      <w:r>
+        <w:t xml:space="preserve">Orden sugerido</w:t>
+      </w:r>
+    </w:p>
+    <w:p>
+      <w:pPr>
+        <w:pStyle w:val="FirstParagraph"/>
+      </w:pPr>
+      <w:r>
+        <w:t xml:space="preserve">Aunque los tutoriales pueden consultarse por separado, conviene seguir un orden simple cuando recién empiezas:</w:t>
+      </w:r>
+    </w:p>
+    <w:p>
+      <w:pPr>
+        <w:pStyle w:val="Compact"/>
+        <w:numPr>
+          <w:ilvl w:val="0"/>
+          <w:numId w:val="1122"/>
+        </w:numPr>
+      </w:pPr>
+      <w:r>
+        <w:t xml:space="preserve">instala Python para tener el entorno de ejecución listo;</w:t>
+      </w:r>
+    </w:p>
+    <w:p>
+      <w:pPr>
+        <w:pStyle w:val="Compact"/>
+        <w:numPr>
+          <w:ilvl w:val="0"/>
+          <w:numId w:val="1122"/>
+        </w:numPr>
+      </w:pPr>
+      <w:r>
+        <w:t xml:space="preserve">prepara Visual Studio Code para editar y ejecutar sin salir del mismo espacio;</w:t>
+      </w:r>
+    </w:p>
+    <w:p>
+      <w:pPr>
+        <w:pStyle w:val="Compact"/>
+        <w:numPr>
+          <w:ilvl w:val="0"/>
+          <w:numId w:val="1122"/>
+        </w:numPr>
+      </w:pPr>
+      <w:r>
+        <w:t xml:space="preserve">revisa Git y GitHub para no perder trazabilidad del trabajo;</w:t>
+      </w:r>
+    </w:p>
+    <w:p>
+      <w:pPr>
+        <w:pStyle w:val="Compact"/>
+        <w:numPr>
+          <w:ilvl w:val="0"/>
+          <w:numId w:val="1122"/>
+        </w:numPr>
+      </w:pPr>
+      <w:r>
+        <w:t xml:space="preserve">mira licencias y reutilización cuando empieces a usar materiales ajenos;</w:t>
+      </w:r>
+    </w:p>
+    <w:p>
+      <w:pPr>
+        <w:pStyle w:val="Compact"/>
+        <w:numPr>
+          <w:ilvl w:val="0"/>
+          <w:numId w:val="1122"/>
+        </w:numPr>
+      </w:pPr>
+      <w:r>
+        <w:t xml:space="preserve">usa GitHub Pages cuando llegue el momento de publicar un sitio.</w:t>
+      </w:r>
+    </w:p>
+    <w:p>
+      <w:pPr>
+        <w:pStyle w:val="FirstParagraph"/>
+      </w:pPr>
+      <w:r>
+        <w:t xml:space="preserve">Ese orden no es arbitrario. Va desde la base mínima de ejecución local hasta la publicación y circulación pública de resultados.</w:t>
       </w:r>
     </w:p>
     <w:tbl>
@@ -48458,9 +48661,9 @@
         </w:tc>
       </w:tr>
     </w:tbl>
-    <w:bookmarkEnd w:id="494"/>
     <w:bookmarkEnd w:id="495"/>
-    <w:bookmarkStart w:id="506" w:name="tutorial-instalar-python"/>
+    <w:bookmarkEnd w:id="496"/>
+    <w:bookmarkStart w:id="511" w:name="tutorial-instalar-python"/>
     <w:p>
       <w:pPr>
         <w:pStyle w:val="Ttulo1"/>
@@ -48469,7 +48672,7 @@
         <w:t xml:space="preserve">Tutorial: Instalar Python</w:t>
       </w:r>
     </w:p>
-    <w:bookmarkStart w:id="498" w:name="para-qué-sirve-este-tutorial"/>
+    <w:bookmarkStart w:id="497" w:name="para-qué-sirve-este-tutorial"/>
     <w:p>
       <w:pPr>
         <w:pStyle w:val="Ttulo2"/>
@@ -48532,6 +48735,155 @@
       </w:r>
       <w:r>
         <w:t xml:space="preserve">.</w:t>
+      </w:r>
+    </w:p>
+    <w:bookmarkEnd w:id="497"/>
+    <w:bookmarkStart w:id="500" w:name="una-historia-breve-antes-de-instalar"/>
+    <w:p>
+      <w:pPr>
+        <w:pStyle w:val="Ttulo2"/>
+      </w:pPr>
+      <w:r>
+        <w:t xml:space="preserve">Una historia breve antes de instalar</w:t>
+      </w:r>
+    </w:p>
+    <w:p>
+      <w:pPr>
+        <w:pStyle w:val="FirstParagraph"/>
+      </w:pPr>
+      <w:r>
+        <w:t xml:space="preserve">Python no nació como un lenguaje ornamental ni como una moda reciente. La documentación oficial recuerda que Guido van Rossum lo desarrolló a inicios de la década de 1990 como sucesor de ABC y en un contexto ligado a problemas prácticos de extensibilidad y administración de sistemas</w:t>
+      </w:r>
+      <w:r>
+        <w:t xml:space="preserve"> </w:t>
+      </w:r>
+      <w:r>
+        <w:t xml:space="preserve">(</w:t>
+      </w:r>
+      <w:hyperlink w:anchor="ref-pythonlicense2026">
+        <w:r>
+          <w:rPr>
+            <w:rStyle w:val="Hipervnculo"/>
+          </w:rPr>
+          <w:t xml:space="preserve">Python Documentation 2026c</w:t>
+        </w:r>
+      </w:hyperlink>
+      <w:r>
+        <w:t xml:space="preserve">,</w:t>
+      </w:r>
+      <w:r>
+        <w:t xml:space="preserve"> </w:t>
+      </w:r>
+      <w:hyperlink w:anchor="ref-pythonfaq2026">
+        <w:r>
+          <w:rPr>
+            <w:rStyle w:val="Hipervnculo"/>
+          </w:rPr>
+          <w:t xml:space="preserve">2026b</w:t>
+        </w:r>
+      </w:hyperlink>
+      <w:r>
+        <w:t xml:space="preserve">)</w:t>
+      </w:r>
+      <w:r>
+        <w:t xml:space="preserve">. Ese origen importa porque ayuda a entender una de sus marcas más persistentes: Python fue pensado para resolver tareas reales sin exigir que el programador escriba más complejidad de la necesaria.</w:t>
+      </w:r>
+    </w:p>
+    <w:p>
+      <w:pPr>
+        <w:pStyle w:val="Textoindependiente"/>
+      </w:pPr>
+      <w:r>
+        <w:t xml:space="preserve">La historia del nombre también tiene algo de anécdota útil. Según la propia FAQ oficial, “Python” no viene de la serpiente, sino de</w:t>
+      </w:r>
+      <w:r>
+        <w:t xml:space="preserve"> </w:t>
+      </w:r>
+      <w:r>
+        <w:rPr>
+          <w:i/>
+          <w:iCs/>
+        </w:rPr>
+        <w:t xml:space="preserve">Monty Python</w:t>
+      </w:r>
+      <w:r>
+        <w:t xml:space="preserve">, porque van Rossum quería un nombre breve, distintivo y un poco misterioso</w:t>
+      </w:r>
+      <w:r>
+        <w:t xml:space="preserve"> </w:t>
+      </w:r>
+      <w:r>
+        <w:t xml:space="preserve">(</w:t>
+      </w:r>
+      <w:hyperlink w:anchor="ref-pythonfaq2026">
+        <w:r>
+          <w:rPr>
+            <w:rStyle w:val="Hipervnculo"/>
+          </w:rPr>
+          <w:t xml:space="preserve">Python Documentation 2026b</w:t>
+        </w:r>
+      </w:hyperlink>
+      <w:r>
+        <w:t xml:space="preserve">)</w:t>
+      </w:r>
+      <w:r>
+        <w:t xml:space="preserve">. Ese detalle suele recordarse porque rompe una intuición común, pero además muestra algo más interesante: incluso un lenguaje hoy central en datos, automatización e inteligencia artificial empezó con decisiones bastante humanas y nada grandilocuentes.</w:t>
+      </w:r>
+    </w:p>
+    <w:p>
+      <w:pPr>
+        <w:pStyle w:val="Textoindependiente"/>
+      </w:pPr>
+      <w:r>
+        <w:t xml:space="preserve">La cronología oficial confirma, además, que Python no es un proyecto detenido. La página de versiones permite seguir hitos durante décadas, y las notas de versiones recientes muestran mejoras no solo de rendimiento, sino también de usabilidad cotidiana para quien interactúa con el lenguaje por primera vez</w:t>
+      </w:r>
+      <w:r>
+        <w:t xml:space="preserve"> </w:t>
+      </w:r>
+      <w:r>
+        <w:t xml:space="preserve">(</w:t>
+      </w:r>
+      <w:hyperlink w:anchor="ref-pythonversions2026">
+        <w:r>
+          <w:rPr>
+            <w:rStyle w:val="Hipervnculo"/>
+          </w:rPr>
+          <w:t xml:space="preserve">Python.org 2026</w:t>
+        </w:r>
+      </w:hyperlink>
+      <w:r>
+        <w:t xml:space="preserve">;</w:t>
+      </w:r>
+      <w:r>
+        <w:t xml:space="preserve"> </w:t>
+      </w:r>
+      <w:hyperlink w:anchor="ref-whatsnew3132024">
+        <w:r>
+          <w:rPr>
+            <w:rStyle w:val="Hipervnculo"/>
+          </w:rPr>
+          <w:t xml:space="preserve">Python Documentation 2024</w:t>
+        </w:r>
+      </w:hyperlink>
+      <w:r>
+        <w:t xml:space="preserve">,</w:t>
+      </w:r>
+      <w:r>
+        <w:t xml:space="preserve"> </w:t>
+      </w:r>
+      <w:hyperlink w:anchor="ref-whatsnew3142025">
+        <w:r>
+          <w:rPr>
+            <w:rStyle w:val="Hipervnculo"/>
+          </w:rPr>
+          <w:t xml:space="preserve">2025</w:t>
+        </w:r>
+      </w:hyperlink>
+      <w:r>
+        <w:t xml:space="preserve">)</w:t>
+      </w:r>
+      <w:r>
+        <w:t xml:space="preserve">. Eso vuelve razonable usarlo en un curso introductorio: es estable, ampliamente documentado y sigue vivo.</w:t>
       </w:r>
     </w:p>
     <w:tbl>
@@ -48575,12 +48927,12 @@
                 <wp:inline>
                   <wp:extent cx="152400" cy="152400"/>
                   <wp:effectExtent b="0" l="0" r="0" t="0"/>
-                  <wp:docPr descr="" title="" id="496" name="Picture"/>
+                  <wp:docPr descr="" title="" id="498" name="Picture"/>
                   <a:graphic>
                     <a:graphicData uri="http://schemas.openxmlformats.org/drawingml/2006/picture">
                       <pic:pic>
                         <pic:nvPicPr>
-                          <pic:cNvPr descr="/Applications/quarto/share/formats/docx/important.png" id="497" name="Picture"/>
+                          <pic:cNvPr descr="/Applications/quarto/share/formats/docx/important.png" id="499" name="Picture"/>
                           <pic:cNvPicPr>
                             <a:picLocks noChangeArrowheads="1" noChangeAspect="1"/>
                           </pic:cNvPicPr>
@@ -48684,8 +49036,70 @@
         </w:tc>
       </w:tr>
     </w:tbl>
-    <w:bookmarkEnd w:id="498"/>
-    <w:bookmarkStart w:id="499" w:name="paso-1.-descarga-python"/>
+    <w:bookmarkEnd w:id="500"/>
+    <w:bookmarkStart w:id="501" w:name="antes-de-empezar-11"/>
+    <w:p>
+      <w:pPr>
+        <w:pStyle w:val="Ttulo2"/>
+      </w:pPr>
+      <w:r>
+        <w:t xml:space="preserve">Antes de empezar</w:t>
+      </w:r>
+    </w:p>
+    <w:p>
+      <w:pPr>
+        <w:pStyle w:val="FirstParagraph"/>
+      </w:pPr>
+      <w:r>
+        <w:t xml:space="preserve">Antes de descargar nada, conviene tener claras tres verificaciones simples:</w:t>
+      </w:r>
+    </w:p>
+    <w:p>
+      <w:pPr>
+        <w:pStyle w:val="Compact"/>
+        <w:numPr>
+          <w:ilvl w:val="0"/>
+          <w:numId w:val="1123"/>
+        </w:numPr>
+      </w:pPr>
+      <w:r>
+        <w:t xml:space="preserve">qué sistema operativo estás usando;</w:t>
+      </w:r>
+    </w:p>
+    <w:p>
+      <w:pPr>
+        <w:pStyle w:val="Compact"/>
+        <w:numPr>
+          <w:ilvl w:val="0"/>
+          <w:numId w:val="1123"/>
+        </w:numPr>
+      </w:pPr>
+      <w:r>
+        <w:t xml:space="preserve">si ya existe una instalación previa de Python;</w:t>
+      </w:r>
+    </w:p>
+    <w:p>
+      <w:pPr>
+        <w:pStyle w:val="Compact"/>
+        <w:numPr>
+          <w:ilvl w:val="0"/>
+          <w:numId w:val="1123"/>
+        </w:numPr>
+      </w:pPr>
+      <w:r>
+        <w:t xml:space="preserve">en qué carpeta harás tus primeras pruebas.</w:t>
+      </w:r>
+    </w:p>
+    <w:p>
+      <w:pPr>
+        <w:pStyle w:val="FirstParagraph"/>
+      </w:pPr>
+      <w:r>
+        <w:t xml:space="preserve">Estas comprobaciones ahorran errores muy frecuentes. A veces Python ya está instalado, pero bajo otro nombre de comando; otras veces la instalación existe, pero la terminal no sabe dónde encontrarla; y en ocasiones el problema no está en Python, sino en que el archivo de prueba quedó guardado en una carpeta distinta de la que creías.</w:t>
+      </w:r>
+    </w:p>
+    <w:bookmarkEnd w:id="501"/>
+    <w:bookmarkStart w:id="502" w:name="paso-1.-descarga-python"/>
     <w:p>
       <w:pPr>
         <w:pStyle w:val="Ttulo2"/>
@@ -48778,8 +49192,51 @@
         <w:t xml:space="preserve">.</w:t>
       </w:r>
     </w:p>
-    <w:bookmarkEnd w:id="499"/>
-    <w:bookmarkStart w:id="500" w:name="paso-2.-verifica-la-instalación"/>
+    <w:p>
+      <w:pPr>
+        <w:pStyle w:val="Textoindependiente"/>
+      </w:pPr>
+      <w:r>
+        <w:t xml:space="preserve">Si el instalador te ofrece opciones adicionales, vale la pena mirar con cuidado dos aspectos. El primero es si la instalación quedará accesible desde la línea de comandos. El segundo es la ubicación de la instalación, no porque debas memorizarla, sino porque puede ser útil si luego necesitas diagnosticar por qué la terminal no reconoce</w:t>
+      </w:r>
+      <w:r>
+        <w:t xml:space="preserve"> </w:t>
+      </w:r>
+      <w:r>
+        <w:rPr>
+          <w:rStyle w:val="VerbatimChar"/>
+        </w:rPr>
+        <w:t xml:space="preserve">python</w:t>
+      </w:r>
+      <w:r>
+        <w:t xml:space="preserve"> </w:t>
+      </w:r>
+      <w:r>
+        <w:t xml:space="preserve">o</w:t>
+      </w:r>
+      <w:r>
+        <w:t xml:space="preserve"> </w:t>
+      </w:r>
+      <w:r>
+        <w:rPr>
+          <w:rStyle w:val="VerbatimChar"/>
+        </w:rPr>
+        <w:t xml:space="preserve">python3</w:t>
+      </w:r>
+      <w:r>
+        <w:t xml:space="preserve">.</w:t>
+      </w:r>
+    </w:p>
+    <w:p>
+      <w:pPr>
+        <w:pStyle w:val="Textoindependiente"/>
+      </w:pPr>
+      <w:r>
+        <w:t xml:space="preserve">No instales versiones beta, nightly o experimentales para el curso salvo que sepas exactamente por qué lo haces. Para aprender, lo más importante es estabilidad y compatibilidad con ejemplos sencillos.</w:t>
+      </w:r>
+    </w:p>
+    <w:bookmarkEnd w:id="502"/>
+    <w:bookmarkStart w:id="503" w:name="paso-2.-verifica-la-instalación"/>
     <w:p>
       <w:pPr>
         <w:pStyle w:val="Ttulo2"/>
@@ -48912,8 +49369,86 @@
         <w:t xml:space="preserve">--version</w:t>
       </w:r>
     </w:p>
-    <w:bookmarkEnd w:id="500"/>
-    <w:bookmarkStart w:id="501" w:name="paso-3.-crea-una-carpeta-de-prueba"/>
+    <w:p>
+      <w:pPr>
+        <w:pStyle w:val="FirstParagraph"/>
+      </w:pPr>
+      <w:r>
+        <w:t xml:space="preserve">Lo que deberías observar aquí no es solo que “sale algo en pantalla”, sino que aparece un número de versión y no un mensaje de error. Si la terminal responde con algo como “command not found” o “no se reconoce como comando”, todavía no has llegado al punto mínimo de trabajo. Si sí aparece una versión, ya tienes confirmación de que el sistema sabe dónde está Python.</w:t>
+      </w:r>
+    </w:p>
+    <w:p>
+      <w:pPr>
+        <w:pStyle w:val="Textoindependiente"/>
+      </w:pPr>
+      <w:r>
+        <w:t xml:space="preserve">Una buena práctica en este momento es ejecutar también:</w:t>
+      </w:r>
+    </w:p>
+    <w:p>
+      <w:pPr>
+        <w:pStyle w:val="SourceCode"/>
+      </w:pPr>
+      <w:r>
+        <w:rPr>
+          <w:rStyle w:val="FunctionTok"/>
+        </w:rPr>
+        <w:t xml:space="preserve">which</w:t>
+      </w:r>
+      <w:r>
+        <w:rPr>
+          <w:rStyle w:val="NormalTok"/>
+        </w:rPr>
+        <w:t xml:space="preserve"> python</w:t>
+      </w:r>
+    </w:p>
+    <w:p>
+      <w:pPr>
+        <w:pStyle w:val="FirstParagraph"/>
+      </w:pPr>
+      <w:r>
+        <w:t xml:space="preserve">o, si usas</w:t>
+      </w:r>
+      <w:r>
+        <w:t xml:space="preserve"> </w:t>
+      </w:r>
+      <w:r>
+        <w:rPr>
+          <w:rStyle w:val="VerbatimChar"/>
+        </w:rPr>
+        <w:t xml:space="preserve">python3</w:t>
+      </w:r>
+      <w:r>
+        <w:t xml:space="preserve">:</w:t>
+      </w:r>
+    </w:p>
+    <w:p>
+      <w:pPr>
+        <w:pStyle w:val="SourceCode"/>
+      </w:pPr>
+      <w:r>
+        <w:rPr>
+          <w:rStyle w:val="FunctionTok"/>
+        </w:rPr>
+        <w:t xml:space="preserve">which</w:t>
+      </w:r>
+      <w:r>
+        <w:rPr>
+          <w:rStyle w:val="NormalTok"/>
+        </w:rPr>
+        <w:t xml:space="preserve"> python3</w:t>
+      </w:r>
+    </w:p>
+    <w:p>
+      <w:pPr>
+        <w:pStyle w:val="FirstParagraph"/>
+      </w:pPr>
+      <w:r>
+        <w:t xml:space="preserve">En macOS o Linux, eso ayuda a ver qué ejecutable estás llamando realmente. No es indispensable para empezar, pero sí sirve cuando el sistema tiene más de una instalación y quieres evitar confusiones.</w:t>
+      </w:r>
+    </w:p>
+    <w:bookmarkEnd w:id="503"/>
+    <w:bookmarkStart w:id="504" w:name="paso-3.-crea-una-carpeta-de-prueba"/>
     <w:p>
       <w:pPr>
         <w:pStyle w:val="Ttulo2"/>
@@ -49093,8 +49628,275 @@
         <w:t xml:space="preserve">.</w:t>
       </w:r>
     </w:p>
-    <w:bookmarkEnd w:id="501"/>
-    <w:bookmarkStart w:id="504" w:name="problemas-frecuentes"/>
+    <w:p>
+      <w:pPr>
+        <w:pStyle w:val="Textoindependiente"/>
+      </w:pPr>
+      <w:r>
+        <w:t xml:space="preserve">En este punto conviene fijarse en tres cosas:</w:t>
+      </w:r>
+    </w:p>
+    <w:p>
+      <w:pPr>
+        <w:pStyle w:val="Compact"/>
+        <w:numPr>
+          <w:ilvl w:val="0"/>
+          <w:numId w:val="1124"/>
+        </w:numPr>
+      </w:pPr>
+      <w:r>
+        <w:t xml:space="preserve">que el archivo realmente se llame</w:t>
+      </w:r>
+      <w:r>
+        <w:t xml:space="preserve"> </w:t>
+      </w:r>
+      <w:r>
+        <w:rPr>
+          <w:rStyle w:val="VerbatimChar"/>
+        </w:rPr>
+        <w:t xml:space="preserve">hola.py</w:t>
+      </w:r>
+      <w:r>
+        <w:t xml:space="preserve"> </w:t>
+      </w:r>
+      <w:r>
+        <w:t xml:space="preserve">y no</w:t>
+      </w:r>
+      <w:r>
+        <w:t xml:space="preserve"> </w:t>
+      </w:r>
+      <w:r>
+        <w:rPr>
+          <w:rStyle w:val="VerbatimChar"/>
+        </w:rPr>
+        <w:t xml:space="preserve">hola.py.txt</w:t>
+      </w:r>
+      <w:r>
+        <w:t xml:space="preserve">;</w:t>
+      </w:r>
+    </w:p>
+    <w:p>
+      <w:pPr>
+        <w:pStyle w:val="Compact"/>
+        <w:numPr>
+          <w:ilvl w:val="0"/>
+          <w:numId w:val="1124"/>
+        </w:numPr>
+      </w:pPr>
+      <w:r>
+        <w:t xml:space="preserve">que estés ejecutando el comando dentro de la misma carpeta donde guardaste el archivo;</w:t>
+      </w:r>
+    </w:p>
+    <w:p>
+      <w:pPr>
+        <w:pStyle w:val="Compact"/>
+        <w:numPr>
+          <w:ilvl w:val="0"/>
+          <w:numId w:val="1124"/>
+        </w:numPr>
+      </w:pPr>
+      <w:r>
+        <w:t xml:space="preserve">que la salida coincida con el texto esperado.</w:t>
+      </w:r>
+    </w:p>
+    <w:p>
+      <w:pPr>
+        <w:pStyle w:val="FirstParagraph"/>
+      </w:pPr>
+      <w:r>
+        <w:t xml:space="preserve">Si el script corre y muestra</w:t>
+      </w:r>
+      <w:r>
+        <w:t xml:space="preserve"> </w:t>
+      </w:r>
+      <w:r>
+        <w:rPr>
+          <w:rStyle w:val="VerbatimChar"/>
+        </w:rPr>
+        <w:t xml:space="preserve">Hola, Legal Tech</w:t>
+      </w:r>
+      <w:r>
+        <w:t xml:space="preserve">, ya tienes resuelta la parte esencial: instalación, acceso por terminal y ejecución de un archivo propio. Parece poco, pero ese “poco” es justamente la base sobre la que luego se apilan variables, funciones, archivos, datos y automatización.</w:t>
+      </w:r>
+    </w:p>
+    <w:bookmarkEnd w:id="504"/>
+    <w:bookmarkStart w:id="505" w:name="paso-4.-haz-una-segunda-prueba-mínima"/>
+    <w:p>
+      <w:pPr>
+        <w:pStyle w:val="Ttulo2"/>
+      </w:pPr>
+      <w:r>
+        <w:t xml:space="preserve">Paso 4. Haz una segunda prueba mínima</w:t>
+      </w:r>
+    </w:p>
+    <w:p>
+      <w:pPr>
+        <w:pStyle w:val="FirstParagraph"/>
+      </w:pPr>
+      <w:r>
+        <w:t xml:space="preserve">Antes de cerrar el tutorial, conviene hacer una segunda prueba muy pequeña para comprobar que no fue casualidad. Cambia el archivo a algo como esto:</w:t>
+      </w:r>
+    </w:p>
+    <w:p>
+      <w:pPr>
+        <w:pStyle w:val="SourceCode"/>
+      </w:pPr>
+      <w:r>
+        <w:rPr>
+          <w:rStyle w:val="NormalTok"/>
+        </w:rPr>
+        <w:t xml:space="preserve">nombre </w:t>
+      </w:r>
+      <w:r>
+        <w:rPr>
+          <w:rStyle w:val="OperatorTok"/>
+        </w:rPr>
+        <w:t xml:space="preserve">=</w:t>
+      </w:r>
+      <w:r>
+        <w:rPr>
+          <w:rStyle w:val="NormalTok"/>
+        </w:rPr>
+        <w:t xml:space="preserve"> </w:t>
+      </w:r>
+      <w:r>
+        <w:rPr>
+          <w:rStyle w:val="StringTok"/>
+        </w:rPr>
+        <w:t xml:space="preserve">"Legal Tech"</w:t>
+      </w:r>
+      <w:r>
+        <w:br/>
+      </w:r>
+      <w:r>
+        <w:rPr>
+          <w:rStyle w:val="BuiltInTok"/>
+        </w:rPr>
+        <w:t xml:space="preserve">print</w:t>
+      </w:r>
+      <w:r>
+        <w:rPr>
+          <w:rStyle w:val="NormalTok"/>
+        </w:rPr>
+        <w:t xml:space="preserve">(</w:t>
+      </w:r>
+      <w:r>
+        <w:rPr>
+          <w:rStyle w:val="StringTok"/>
+        </w:rPr>
+        <w:t xml:space="preserve">"Curso:"</w:t>
+      </w:r>
+      <w:r>
+        <w:rPr>
+          <w:rStyle w:val="NormalTok"/>
+        </w:rPr>
+        <w:t xml:space="preserve">, nombre)</w:t>
+      </w:r>
+    </w:p>
+    <w:p>
+      <w:pPr>
+        <w:pStyle w:val="FirstParagraph"/>
+      </w:pPr>
+      <w:r>
+        <w:t xml:space="preserve">Ejecuta de nuevo el archivo. La idea no es aprender todavía variables en serio, sino verificar que puedes editar, guardar y volver a correr el script sin perderte entre carpetas o comandos. Ese ciclo corto de modificar y probar es una parte central del aprendizaje técnico</w:t>
+      </w:r>
+      <w:r>
+        <w:t xml:space="preserve"> </w:t>
+      </w:r>
+      <w:r>
+        <w:t xml:space="preserve">(</w:t>
+      </w:r>
+      <w:hyperlink w:anchor="ref-ryan2021coding">
+        <w:r>
+          <w:rPr>
+            <w:rStyle w:val="Hipervnculo"/>
+          </w:rPr>
+          <w:t xml:space="preserve">Ryan 2021</w:t>
+        </w:r>
+      </w:hyperlink>
+      <w:r>
+        <w:t xml:space="preserve">)</w:t>
+      </w:r>
+      <w:r>
+        <w:t xml:space="preserve">.</w:t>
+      </w:r>
+    </w:p>
+    <w:bookmarkEnd w:id="505"/>
+    <w:bookmarkStart w:id="506" w:name="X9390ca5fcde32f59826e84677aca5e8bf8f02ba"/>
+    <w:p>
+      <w:pPr>
+        <w:pStyle w:val="Ttulo2"/>
+      </w:pPr>
+      <w:r>
+        <w:t xml:space="preserve">Qué conviene revisar si algo no sale como esperabas</w:t>
+      </w:r>
+    </w:p>
+    <w:p>
+      <w:pPr>
+        <w:pStyle w:val="FirstParagraph"/>
+      </w:pPr>
+      <w:r>
+        <w:t xml:space="preserve">Si el problema aparece aquí, suele estar en una de cuatro zonas:</w:t>
+      </w:r>
+    </w:p>
+    <w:p>
+      <w:pPr>
+        <w:pStyle w:val="Compact"/>
+        <w:numPr>
+          <w:ilvl w:val="0"/>
+          <w:numId w:val="1125"/>
+        </w:numPr>
+      </w:pPr>
+      <w:r>
+        <w:t xml:space="preserve">la terminal no encuentra el ejecutable;</w:t>
+      </w:r>
+    </w:p>
+    <w:p>
+      <w:pPr>
+        <w:pStyle w:val="Compact"/>
+        <w:numPr>
+          <w:ilvl w:val="0"/>
+          <w:numId w:val="1125"/>
+        </w:numPr>
+      </w:pPr>
+      <w:r>
+        <w:t xml:space="preserve">el archivo no está en la carpeta correcta;</w:t>
+      </w:r>
+    </w:p>
+    <w:p>
+      <w:pPr>
+        <w:pStyle w:val="Compact"/>
+        <w:numPr>
+          <w:ilvl w:val="0"/>
+          <w:numId w:val="1125"/>
+        </w:numPr>
+      </w:pPr>
+      <w:r>
+        <w:t xml:space="preserve">el nombre del archivo no coincide exactamente;</w:t>
+      </w:r>
+    </w:p>
+    <w:p>
+      <w:pPr>
+        <w:pStyle w:val="Compact"/>
+        <w:numPr>
+          <w:ilvl w:val="0"/>
+          <w:numId w:val="1125"/>
+        </w:numPr>
+      </w:pPr>
+      <w:r>
+        <w:t xml:space="preserve">el editor guardó el archivo con otra extensión.</w:t>
+      </w:r>
+    </w:p>
+    <w:p>
+      <w:pPr>
+        <w:pStyle w:val="FirstParagraph"/>
+      </w:pPr>
+      <w:r>
+        <w:t xml:space="preserve">Cuando te bloquees, evita cambiar muchas cosas al mismo tiempo. Cambia una variable, vuelve a probar y mira qué cambió. Ese hábito de aislar el problema es más valioso que adivinar rápidamente una solución.</w:t>
+      </w:r>
+    </w:p>
+    <w:bookmarkEnd w:id="506"/>
+    <w:bookmarkStart w:id="509" w:name="problemas-frecuentes"/>
     <w:p>
       <w:pPr>
         <w:pStyle w:val="Ttulo2"/>
@@ -49144,12 +49946,12 @@
                 <wp:inline>
                   <wp:extent cx="152400" cy="152400"/>
                   <wp:effectExtent b="0" l="0" r="0" t="0"/>
-                  <wp:docPr descr="" title="" id="502" name="Picture"/>
+                  <wp:docPr descr="" title="" id="507" name="Picture"/>
                   <a:graphic>
                     <a:graphicData uri="http://schemas.openxmlformats.org/drawingml/2006/picture">
                       <pic:pic>
                         <pic:nvPicPr>
-                          <pic:cNvPr descr="/Applications/quarto/share/formats/docx/warning.png" id="503" name="Picture"/>
+                          <pic:cNvPr descr="/Applications/quarto/share/formats/docx/warning.png" id="508" name="Picture"/>
                           <pic:cNvPicPr>
                             <a:picLocks noChangeArrowheads="1" noChangeAspect="1"/>
                           </pic:cNvPicPr>
@@ -49209,7 +50011,7 @@
               <w:pStyle w:val="Compact"/>
               <w:numPr>
                 <w:ilvl w:val="0"/>
-                <w:numId w:val="1122"/>
+                <w:numId w:val="1126"/>
               </w:numPr>
             </w:pPr>
             <w:r>
@@ -49221,7 +50023,7 @@
               <w:pStyle w:val="Compact"/>
               <w:numPr>
                 <w:ilvl w:val="0"/>
-                <w:numId w:val="1122"/>
+                <w:numId w:val="1126"/>
               </w:numPr>
             </w:pPr>
             <w:r>
@@ -49245,7 +50047,7 @@
               <w:pStyle w:val="Compact"/>
               <w:numPr>
                 <w:ilvl w:val="0"/>
-                <w:numId w:val="1122"/>
+                <w:numId w:val="1126"/>
               </w:numPr>
             </w:pPr>
             <w:r>
@@ -49257,7 +50059,7 @@
               <w:pStyle w:val="Compact"/>
               <w:numPr>
                 <w:ilvl w:val="0"/>
-                <w:numId w:val="1122"/>
+                <w:numId w:val="1126"/>
               </w:numPr>
             </w:pPr>
             <w:r>
@@ -49299,8 +50101,8 @@
         </w:tc>
       </w:tr>
     </w:tbl>
-    <w:bookmarkEnd w:id="504"/>
-    <w:bookmarkStart w:id="505" w:name="recomendación-final"/>
+    <w:bookmarkEnd w:id="509"/>
+    <w:bookmarkStart w:id="510" w:name="recomendación-final"/>
     <w:p>
       <w:pPr>
         <w:pStyle w:val="Ttulo2"/>
@@ -49351,9 +50153,17 @@
         <w:t xml:space="preserve">.</w:t>
       </w:r>
     </w:p>
-    <w:bookmarkEnd w:id="505"/>
-    <w:bookmarkEnd w:id="506"/>
-    <w:bookmarkStart w:id="517" w:name="tutorial-visual-studio-code"/>
+    <w:p>
+      <w:pPr>
+        <w:pStyle w:val="Textoindependiente"/>
+      </w:pPr>
+      <w:r>
+        <w:t xml:space="preserve">Si quieres ir un paso más allá, deja creada una carpeta estable de trabajo para el curso y conserva allí este primer archivo. Tener un pequeño espacio de pruebas reduce fricción cuando necesites verificar rápidamente si el problema está en tu código o en tu entorno.</w:t>
+      </w:r>
+    </w:p>
+    <w:bookmarkEnd w:id="510"/>
+    <w:bookmarkEnd w:id="511"/>
+    <w:bookmarkStart w:id="525" w:name="tutorial-visual-studio-code"/>
     <w:p>
       <w:pPr>
         <w:pStyle w:val="Ttulo1"/>
@@ -49362,7 +50172,7 @@
         <w:t xml:space="preserve">Tutorial: Visual Studio Code</w:t>
       </w:r>
     </w:p>
-    <w:bookmarkStart w:id="507" w:name="para-qué-sirve-este-tutorial-1"/>
+    <w:bookmarkStart w:id="512" w:name="para-qué-sirve-este-tutorial-1"/>
     <w:p>
       <w:pPr>
         <w:pStyle w:val="Ttulo2"/>
@@ -49443,8 +50253,114 @@
         <w:t xml:space="preserve">.</w:t>
       </w:r>
     </w:p>
-    <w:bookmarkEnd w:id="507"/>
-    <w:bookmarkStart w:id="508" w:name="paso-1.-instala-el-editor"/>
+    <w:bookmarkEnd w:id="512"/>
+    <w:bookmarkStart w:id="513" w:name="una-historia-breve-antes-de-abrirlo"/>
+    <w:p>
+      <w:pPr>
+        <w:pStyle w:val="Ttulo2"/>
+      </w:pPr>
+      <w:r>
+        <w:t xml:space="preserve">Una historia breve antes de abrirlo</w:t>
+      </w:r>
+    </w:p>
+    <w:p>
+      <w:pPr>
+        <w:pStyle w:val="FirstParagraph"/>
+      </w:pPr>
+      <w:r>
+        <w:t xml:space="preserve">La historia oficial de VS Code es más interesante de lo que parece a primera vista. El equipo que lo creó cuenta que el proyecto comenzó con una pregunta bastante concreta: si era posible construir un editor basado en tecnologías web que no se sintiera como escribir dentro de un navegador</w:t>
+      </w:r>
+      <w:r>
+        <w:t xml:space="preserve"> </w:t>
+      </w:r>
+      <w:r>
+        <w:t xml:space="preserve">(</w:t>
+      </w:r>
+      <w:hyperlink w:anchor="ref-vscodehistory2016">
+        <w:r>
+          <w:rPr>
+            <w:rStyle w:val="Hipervnculo"/>
+          </w:rPr>
+          <w:t xml:space="preserve">Visual Studio Code Blog 2016</w:t>
+        </w:r>
+      </w:hyperlink>
+      <w:r>
+        <w:t xml:space="preserve">)</w:t>
+      </w:r>
+      <w:r>
+        <w:t xml:space="preserve">. Esa anécdota importa porque explica dos obsesiones que todavía se notan en el producto: rapidez y sensación de fluidez.</w:t>
+      </w:r>
+    </w:p>
+    <w:p>
+      <w:pPr>
+        <w:pStyle w:val="Textoindependiente"/>
+      </w:pPr>
+      <w:r>
+        <w:t xml:space="preserve">La misma entrada histórica recuerda que el primer preview público apareció en</w:t>
+      </w:r>
+      <w:r>
+        <w:t xml:space="preserve"> </w:t>
+      </w:r>
+      <w:r>
+        <w:rPr>
+          <w:rStyle w:val="VerbatimChar"/>
+        </w:rPr>
+        <w:t xml:space="preserve">//build/ 2015</w:t>
+      </w:r>
+      <w:r>
+        <w:t xml:space="preserve">, que pocos meses después el proyecto ya tenía un modelo de extensiones y marketplace, y que su desarrollo se abrió públicamente en 2015</w:t>
+      </w:r>
+      <w:r>
+        <w:t xml:space="preserve"> </w:t>
+      </w:r>
+      <w:r>
+        <w:t xml:space="preserve">(</w:t>
+      </w:r>
+      <w:hyperlink w:anchor="ref-vscodehistory2016">
+        <w:r>
+          <w:rPr>
+            <w:rStyle w:val="Hipervnculo"/>
+          </w:rPr>
+          <w:t xml:space="preserve">Visual Studio Code Blog 2016</w:t>
+        </w:r>
+      </w:hyperlink>
+      <w:r>
+        <w:t xml:space="preserve">)</w:t>
+      </w:r>
+      <w:r>
+        <w:t xml:space="preserve">. También subraya algo muy útil para este curso: desde temprano, VS Code fue pensado no solo para editar archivos, sino para navegar código, depurar y trabajar con Git en un mismo entorno</w:t>
+      </w:r>
+      <w:r>
+        <w:t xml:space="preserve"> </w:t>
+      </w:r>
+      <w:r>
+        <w:t xml:space="preserve">(</w:t>
+      </w:r>
+      <w:hyperlink w:anchor="ref-vscodehistory2016">
+        <w:r>
+          <w:rPr>
+            <w:rStyle w:val="Hipervnculo"/>
+          </w:rPr>
+          <w:t xml:space="preserve">Visual Studio Code Blog 2016</w:t>
+        </w:r>
+      </w:hyperlink>
+      <w:r>
+        <w:t xml:space="preserve">)</w:t>
+      </w:r>
+      <w:r>
+        <w:t xml:space="preserve">.</w:t>
+      </w:r>
+    </w:p>
+    <w:p>
+      <w:pPr>
+        <w:pStyle w:val="Textoindependiente"/>
+      </w:pPr>
+      <w:r>
+        <w:t xml:space="preserve">Esa combinación explica por qué el curso lo usa como editor recomendado. No es el único posible, pero sí uno particularmente adecuado para quien recién empieza y necesita ver en una sola interfaz la carpeta del proyecto, el archivo, la terminal y el historial de cambios.</w:t>
+      </w:r>
+    </w:p>
+    <w:bookmarkEnd w:id="513"/>
+    <w:bookmarkStart w:id="514" w:name="paso-1.-instala-el-editor"/>
     <w:p>
       <w:pPr>
         <w:pStyle w:val="Ttulo2"/>
@@ -49481,8 +50397,16 @@
         <w:t xml:space="preserve">.</w:t>
       </w:r>
     </w:p>
-    <w:bookmarkEnd w:id="508"/>
-    <w:bookmarkStart w:id="511" w:name="paso-2.-abre-una-carpeta-de-trabajo"/>
+    <w:p>
+      <w:pPr>
+        <w:pStyle w:val="Textoindependiente"/>
+      </w:pPr>
+      <w:r>
+        <w:t xml:space="preserve">Durante la instalación no hace falta activar veinte opciones ni personalizar cada detalle. Lo importante es que el editor quede accesible y que puedas abrirlo sin fricción. Si el instalador ofrece integración con el sistema para abrir carpetas o archivos desde el menú contextual, suele ser una comodidad útil, aunque no indispensable.</w:t>
+      </w:r>
+    </w:p>
+    <w:bookmarkEnd w:id="514"/>
+    <w:bookmarkStart w:id="517" w:name="paso-2.-abre-una-carpeta-de-trabajo"/>
     <w:p>
       <w:pPr>
         <w:pStyle w:val="Ttulo2"/>
@@ -49546,6 +50470,14 @@
       </w:r>
       <w:r>
         <w:t xml:space="preserve">.</w:t>
+      </w:r>
+    </w:p>
+    <w:p>
+      <w:pPr>
+        <w:pStyle w:val="Textoindependiente"/>
+      </w:pPr>
+      <w:r>
+        <w:t xml:space="preserve">Aquí vale la pena detenerse un momento. Mucha gente principiante abre un archivo suelto, lo edita y luego se pierde cuando intenta ejecutar algo desde la terminal o versionarlo con Git. Abrir la carpeta completa evita ese problema porque convierte el proyecto en una unidad visible: archivos, subcarpetas, terminal y control de cambios parten del mismo lugar.</w:t>
       </w:r>
     </w:p>
     <w:tbl>
@@ -49589,12 +50521,12 @@
                 <wp:inline>
                   <wp:extent cx="152400" cy="152400"/>
                   <wp:effectExtent b="0" l="0" r="0" t="0"/>
-                  <wp:docPr descr="" title="" id="509" name="Picture"/>
+                  <wp:docPr descr="" title="" id="515" name="Picture"/>
                   <a:graphic>
                     <a:graphicData uri="http://schemas.openxmlformats.org/drawingml/2006/picture">
                       <pic:pic>
                         <pic:nvPicPr>
-                          <pic:cNvPr descr="/Applications/quarto/share/formats/docx/note.png" id="510" name="Picture"/>
+                          <pic:cNvPr descr="/Applications/quarto/share/formats/docx/note.png" id="516" name="Picture"/>
                           <pic:cNvPicPr>
                             <a:picLocks noChangeArrowheads="1" noChangeAspect="1"/>
                           </pic:cNvPicPr>
@@ -49698,8 +50630,8 @@
         </w:tc>
       </w:tr>
     </w:tbl>
-    <w:bookmarkEnd w:id="511"/>
-    <w:bookmarkStart w:id="512" w:name="paso-3.-usa-lo-esencial-del-editor"/>
+    <w:bookmarkEnd w:id="517"/>
+    <w:bookmarkStart w:id="518" w:name="paso-3.-usa-lo-esencial-del-editor"/>
     <w:p>
       <w:pPr>
         <w:pStyle w:val="Ttulo2"/>
@@ -49755,7 +50687,7 @@
         <w:pStyle w:val="Compact"/>
         <w:numPr>
           <w:ilvl w:val="0"/>
-          <w:numId w:val="1123"/>
+          <w:numId w:val="1127"/>
         </w:numPr>
       </w:pPr>
       <w:r>
@@ -49767,7 +50699,7 @@
         <w:pStyle w:val="Compact"/>
         <w:numPr>
           <w:ilvl w:val="0"/>
-          <w:numId w:val="1123"/>
+          <w:numId w:val="1127"/>
         </w:numPr>
       </w:pPr>
       <w:r>
@@ -49779,7 +50711,7 @@
         <w:pStyle w:val="Compact"/>
         <w:numPr>
           <w:ilvl w:val="0"/>
-          <w:numId w:val="1123"/>
+          <w:numId w:val="1127"/>
         </w:numPr>
       </w:pPr>
       <w:r>
@@ -49791,15 +50723,79 @@
         <w:pStyle w:val="Compact"/>
         <w:numPr>
           <w:ilvl w:val="0"/>
-          <w:numId w:val="1123"/>
+          <w:numId w:val="1127"/>
         </w:numPr>
       </w:pPr>
       <w:r>
         <w:t xml:space="preserve">panel de control de cambios.</w:t>
       </w:r>
     </w:p>
-    <w:bookmarkEnd w:id="512"/>
-    <w:bookmarkStart w:id="513" w:name="paso-4.-abre-la-terminal-integrada"/>
+    <w:p>
+      <w:pPr>
+        <w:pStyle w:val="FirstParagraph"/>
+      </w:pPr>
+      <w:r>
+        <w:t xml:space="preserve">No necesitas memorizar todos los nombres técnicos de la interfaz. Lo que sí conviene reconocer pronto es la lógica de cada zona:</w:t>
+      </w:r>
+    </w:p>
+    <w:p>
+      <w:pPr>
+        <w:pStyle w:val="Compact"/>
+        <w:numPr>
+          <w:ilvl w:val="0"/>
+          <w:numId w:val="1128"/>
+        </w:numPr>
+      </w:pPr>
+      <w:r>
+        <w:t xml:space="preserve">el explorador te dice qué archivos existen y dónde están;</w:t>
+      </w:r>
+    </w:p>
+    <w:p>
+      <w:pPr>
+        <w:pStyle w:val="Compact"/>
+        <w:numPr>
+          <w:ilvl w:val="0"/>
+          <w:numId w:val="1128"/>
+        </w:numPr>
+      </w:pPr>
+      <w:r>
+        <w:t xml:space="preserve">el editor te deja escribir y leer;</w:t>
+      </w:r>
+    </w:p>
+    <w:p>
+      <w:pPr>
+        <w:pStyle w:val="Compact"/>
+        <w:numPr>
+          <w:ilvl w:val="0"/>
+          <w:numId w:val="1128"/>
+        </w:numPr>
+      </w:pPr>
+      <w:r>
+        <w:t xml:space="preserve">la terminal te permite ejecutar comandos en el proyecto real;</w:t>
+      </w:r>
+    </w:p>
+    <w:p>
+      <w:pPr>
+        <w:pStyle w:val="Compact"/>
+        <w:numPr>
+          <w:ilvl w:val="0"/>
+          <w:numId w:val="1128"/>
+        </w:numPr>
+      </w:pPr>
+      <w:r>
+        <w:t xml:space="preserve">el panel de control de cambios te muestra qué se modificó desde la última vez que versionaste.</w:t>
+      </w:r>
+    </w:p>
+    <w:p>
+      <w:pPr>
+        <w:pStyle w:val="FirstParagraph"/>
+      </w:pPr>
+      <w:r>
+        <w:t xml:space="preserve">Si aprendes a moverte con soltura entre esas cuatro piezas, ya tienes resuelta gran parte del uso práctico que el curso te va a exigir.</w:t>
+      </w:r>
+    </w:p>
+    <w:bookmarkEnd w:id="518"/>
+    <w:bookmarkStart w:id="519" w:name="paso-4.-abre-la-terminal-integrada"/>
     <w:p>
       <w:pPr>
         <w:pStyle w:val="Ttulo2"/>
@@ -49836,8 +50832,60 @@
         <w:t xml:space="preserve">.</w:t>
       </w:r>
     </w:p>
-    <w:bookmarkEnd w:id="513"/>
-    <w:bookmarkStart w:id="516" w:name="paso-5.-guarda-ejecuta-y-revisa-cambios"/>
+    <w:p>
+      <w:pPr>
+        <w:pStyle w:val="Textoindependiente"/>
+      </w:pPr>
+      <w:r>
+        <w:t xml:space="preserve">Esto es importante por una razón muy concreta: evita el salto mental entre “editar aquí” y “ejecutar en otro lado”. Si abres la terminal integrada y ejecutas un script, estás trabajando todavía dentro de la misma carpeta del proyecto. Eso reduce errores de ruta y vuelve más visible la conexión entre archivo y resultado.</w:t>
+      </w:r>
+    </w:p>
+    <w:p>
+      <w:pPr>
+        <w:pStyle w:val="Textoindependiente"/>
+      </w:pPr>
+      <w:r>
+        <w:t xml:space="preserve">Conviene fijarte en tres cosas cuando abras la terminal:</w:t>
+      </w:r>
+    </w:p>
+    <w:p>
+      <w:pPr>
+        <w:pStyle w:val="Compact"/>
+        <w:numPr>
+          <w:ilvl w:val="0"/>
+          <w:numId w:val="1129"/>
+        </w:numPr>
+      </w:pPr>
+      <w:r>
+        <w:t xml:space="preserve">qué carpeta aparece como directorio actual;</w:t>
+      </w:r>
+    </w:p>
+    <w:p>
+      <w:pPr>
+        <w:pStyle w:val="Compact"/>
+        <w:numPr>
+          <w:ilvl w:val="0"/>
+          <w:numId w:val="1129"/>
+        </w:numPr>
+      </w:pPr>
+      <w:r>
+        <w:t xml:space="preserve">qué shell está usando el sistema;</w:t>
+      </w:r>
+    </w:p>
+    <w:p>
+      <w:pPr>
+        <w:pStyle w:val="Compact"/>
+        <w:numPr>
+          <w:ilvl w:val="0"/>
+          <w:numId w:val="1129"/>
+        </w:numPr>
+      </w:pPr>
+      <w:r>
+        <w:t xml:space="preserve">si el comando que ejecutas produce el resultado esperado o un error que puedas leer con calma.</w:t>
+      </w:r>
+    </w:p>
+    <w:bookmarkEnd w:id="519"/>
+    <w:bookmarkStart w:id="520" w:name="paso-5.-guarda-ejecuta-y-revisa-cambios"/>
     <w:p>
       <w:pPr>
         <w:pStyle w:val="Ttulo2"/>
@@ -49907,7 +50955,7 @@
         <w:pStyle w:val="Compact"/>
         <w:numPr>
           <w:ilvl w:val="0"/>
-          <w:numId w:val="1124"/>
+          <w:numId w:val="1130"/>
         </w:numPr>
       </w:pPr>
       <w:r>
@@ -49919,7 +50967,7 @@
         <w:pStyle w:val="Compact"/>
         <w:numPr>
           <w:ilvl w:val="0"/>
-          <w:numId w:val="1124"/>
+          <w:numId w:val="1130"/>
         </w:numPr>
       </w:pPr>
       <w:r>
@@ -49931,7 +50979,7 @@
         <w:pStyle w:val="Compact"/>
         <w:numPr>
           <w:ilvl w:val="0"/>
-          <w:numId w:val="1124"/>
+          <w:numId w:val="1130"/>
         </w:numPr>
       </w:pPr>
       <w:r>
@@ -49943,7 +50991,7 @@
         <w:pStyle w:val="Compact"/>
         <w:numPr>
           <w:ilvl w:val="0"/>
-          <w:numId w:val="1124"/>
+          <w:numId w:val="1130"/>
         </w:numPr>
       </w:pPr>
       <w:r>
@@ -49955,7 +51003,7 @@
         <w:pStyle w:val="Compact"/>
         <w:numPr>
           <w:ilvl w:val="0"/>
-          <w:numId w:val="1124"/>
+          <w:numId w:val="1130"/>
         </w:numPr>
       </w:pPr>
       <w:r>
@@ -49967,11 +51015,139 @@
         <w:pStyle w:val="Compact"/>
         <w:numPr>
           <w:ilvl w:val="0"/>
-          <w:numId w:val="1124"/>
+          <w:numId w:val="1130"/>
         </w:numPr>
       </w:pPr>
       <w:r>
         <w:t xml:space="preserve">registrar cambios con Git.</w:t>
+      </w:r>
+    </w:p>
+    <w:p>
+      <w:pPr>
+        <w:pStyle w:val="FirstParagraph"/>
+      </w:pPr>
+      <w:r>
+        <w:t xml:space="preserve">Esta rutina puede parecer lenta al comienzo, pero en realidad ahorra tiempo. Lo que suele volver caótico el trabajo técnico no es detenerse demasiado, sino editar mucho sin verificar nada y descubrir tarde que no sabes qué cambió.</w:t>
+      </w:r>
+    </w:p>
+    <w:bookmarkEnd w:id="520"/>
+    <w:bookmarkStart w:id="521" w:name="Xd1decea2e8651da906b1835a1356532dfac1fc9"/>
+    <w:p>
+      <w:pPr>
+        <w:pStyle w:val="Ttulo2"/>
+      </w:pPr>
+      <w:r>
+        <w:t xml:space="preserve">Paso 6. Mira el panel de control de cambios</w:t>
+      </w:r>
+    </w:p>
+    <w:p>
+      <w:pPr>
+        <w:pStyle w:val="FirstParagraph"/>
+      </w:pPr>
+      <w:r>
+        <w:t xml:space="preserve">VS Code incorpora una vista de Source Control precisamente para que no tengas que salir del entorno cada vez que quieras revisar qué se modificó</w:t>
+      </w:r>
+      <w:r>
+        <w:t xml:space="preserve"> </w:t>
+      </w:r>
+      <w:r>
+        <w:t xml:space="preserve">(</w:t>
+      </w:r>
+      <w:hyperlink w:anchor="ref-vscodesourcecontrol2026">
+        <w:r>
+          <w:rPr>
+            <w:rStyle w:val="Hipervnculo"/>
+          </w:rPr>
+          <w:t xml:space="preserve">Visual Studio Code Documentation 2026b</w:t>
+        </w:r>
+      </w:hyperlink>
+      <w:r>
+        <w:t xml:space="preserve">)</w:t>
+      </w:r>
+      <w:r>
+        <w:t xml:space="preserve">. Aunque sigas usando comandos de Git en la terminal, vale la pena abrir ese panel y ver cómo marca archivos nuevos, modificados o pendientes.</w:t>
+      </w:r>
+    </w:p>
+    <w:p>
+      <w:pPr>
+        <w:pStyle w:val="Textoindependiente"/>
+      </w:pPr>
+      <w:r>
+        <w:t xml:space="preserve">Lo importante aquí no es elegir “terminal o panel visual” como si hubiera que casarse con una sola forma de trabajo. Lo importante es entender que ambos muestran el mismo proyecto y la misma historia desde ángulos distintos. Si un archivo aparece modificado en el panel, eso debería coincidir con lo que Git reporta en la terminal.</w:t>
+      </w:r>
+    </w:p>
+    <w:bookmarkEnd w:id="521"/>
+    <w:bookmarkStart w:id="524" w:name="X7ff1ed6d393076253c1285cbfd4b76f6a537efe"/>
+    <w:p>
+      <w:pPr>
+        <w:pStyle w:val="Ttulo2"/>
+      </w:pPr>
+      <w:r>
+        <w:t xml:space="preserve">En qué conviene fijarse mientras trabajas</w:t>
+      </w:r>
+    </w:p>
+    <w:p>
+      <w:pPr>
+        <w:pStyle w:val="FirstParagraph"/>
+      </w:pPr>
+      <w:r>
+        <w:t xml:space="preserve">Mientras uses VS Code, procura observar estos detalles:</w:t>
+      </w:r>
+    </w:p>
+    <w:p>
+      <w:pPr>
+        <w:pStyle w:val="Compact"/>
+        <w:numPr>
+          <w:ilvl w:val="0"/>
+          <w:numId w:val="1131"/>
+        </w:numPr>
+      </w:pPr>
+      <w:r>
+        <w:t xml:space="preserve">si estás editando el archivo correcto y no una copia en otra carpeta;</w:t>
+      </w:r>
+    </w:p>
+    <w:p>
+      <w:pPr>
+        <w:pStyle w:val="Compact"/>
+        <w:numPr>
+          <w:ilvl w:val="0"/>
+          <w:numId w:val="1131"/>
+        </w:numPr>
+      </w:pPr>
+      <w:r>
+        <w:t xml:space="preserve">si el punto blanco en la pestaña indica que todavía no guardaste;</w:t>
+      </w:r>
+    </w:p>
+    <w:p>
+      <w:pPr>
+        <w:pStyle w:val="Compact"/>
+        <w:numPr>
+          <w:ilvl w:val="0"/>
+          <w:numId w:val="1131"/>
+        </w:numPr>
+      </w:pPr>
+      <w:r>
+        <w:t xml:space="preserve">si la terminal está ubicada en la carpeta esperada;</w:t>
+      </w:r>
+    </w:p>
+    <w:p>
+      <w:pPr>
+        <w:pStyle w:val="Compact"/>
+        <w:numPr>
+          <w:ilvl w:val="0"/>
+          <w:numId w:val="1131"/>
+        </w:numPr>
+      </w:pPr>
+      <w:r>
+        <w:t xml:space="preserve">si el panel de cambios muestra más archivos de los que querías modificar.</w:t>
+      </w:r>
+    </w:p>
+    <w:p>
+      <w:pPr>
+        <w:pStyle w:val="FirstParagraph"/>
+      </w:pPr>
+      <w:r>
+        <w:t xml:space="preserve">Desarrollar esa atención evita varios errores típicos del trabajo con repositorios: editar el archivo equivocado, correr comandos en otra carpeta o hacer commits con cambios que ni siquiera habías notado.</w:t>
       </w:r>
     </w:p>
     <w:tbl>
@@ -50004,7 +51180,7 @@
           </w:tcPr>
           <w:p>
             <w:pPr>
-              <w:pStyle w:val="FirstParagraph"/>
+              <w:pStyle w:val="Textoindependiente"/>
             </w:pPr>
             <w:pPr>
               <w:spacing w:before="0" w:after="0"/>
@@ -50015,12 +51191,12 @@
                 <wp:inline>
                   <wp:extent cx="152400" cy="152400"/>
                   <wp:effectExtent b="0" l="0" r="0" t="0"/>
-                  <wp:docPr descr="" title="" id="514" name="Picture"/>
+                  <wp:docPr descr="" title="" id="522" name="Picture"/>
                   <a:graphic>
                     <a:graphicData uri="http://schemas.openxmlformats.org/drawingml/2006/picture">
                       <pic:pic>
                         <pic:nvPicPr>
-                          <pic:cNvPr descr="/Applications/quarto/share/formats/docx/tip.png" id="515" name="Picture"/>
+                          <pic:cNvPr descr="/Applications/quarto/share/formats/docx/tip.png" id="523" name="Picture"/>
                           <pic:cNvPicPr>
                             <a:picLocks noChangeArrowheads="1" noChangeAspect="1"/>
                           </pic:cNvPicPr>
@@ -50124,9 +51300,9 @@
         </w:tc>
       </w:tr>
     </w:tbl>
-    <w:bookmarkEnd w:id="516"/>
-    <w:bookmarkEnd w:id="517"/>
-    <w:bookmarkStart w:id="531" w:name="tutorial-git-y-github"/>
+    <w:bookmarkEnd w:id="524"/>
+    <w:bookmarkEnd w:id="525"/>
+    <w:bookmarkStart w:id="542" w:name="tutorial-git-y-github"/>
     <w:p>
       <w:pPr>
         <w:pStyle w:val="Ttulo1"/>
@@ -50135,7 +51311,7 @@
         <w:t xml:space="preserve">Tutorial: Git y GitHub</w:t>
       </w:r>
     </w:p>
-    <w:bookmarkStart w:id="518" w:name="para-qué-sirve-este-tutorial-2"/>
+    <w:bookmarkStart w:id="526" w:name="para-qué-sirve-este-tutorial-2"/>
     <w:p>
       <w:pPr>
         <w:pStyle w:val="Ttulo2"/>
@@ -50172,36 +51348,38 @@
         <w:t xml:space="preserve">.</w:t>
       </w:r>
     </w:p>
-    <w:bookmarkEnd w:id="518"/>
-    <w:bookmarkStart w:id="521" w:name="qué-es-cada-cosa"/>
+    <w:bookmarkEnd w:id="526"/>
+    <w:bookmarkStart w:id="527" w:name="Xfc8bed043b5021b10dbad8c9686d96b05a8c868"/>
     <w:p>
       <w:pPr>
         <w:pStyle w:val="Ttulo2"/>
       </w:pPr>
       <w:r>
-        <w:t xml:space="preserve">Qué es cada cosa</w:t>
-      </w:r>
-    </w:p>
-    <w:p>
-      <w:pPr>
-        <w:pStyle w:val="Compact"/>
-        <w:numPr>
-          <w:ilvl w:val="0"/>
-          <w:numId w:val="1125"/>
-        </w:numPr>
-      </w:pPr>
-      <w:r>
-        <w:rPr>
-          <w:b/>
-          <w:bCs/>
-        </w:rPr>
-        <w:t xml:space="preserve">Git</w:t>
-      </w:r>
-      <w:r>
-        <w:t xml:space="preserve"> </w:t>
-      </w:r>
-      <w:r>
-        <w:t xml:space="preserve">es un sistema de control de versiones que organiza modificaciones sucesivas dentro de un historial trazable y reversible</w:t>
+        <w:t xml:space="preserve">Una historia breve antes del primer commit</w:t>
+      </w:r>
+    </w:p>
+    <w:p>
+      <w:pPr>
+        <w:pStyle w:val="FirstParagraph"/>
+      </w:pPr>
+      <w:r>
+        <w:t xml:space="preserve">Git tiene una historia más dramática de lo que su apariencia de herramienta sobria podría sugerir. El propio libro</w:t>
+      </w:r>
+      <w:r>
+        <w:t xml:space="preserve"> </w:t>
+      </w:r>
+      <w:r>
+        <w:rPr>
+          <w:i/>
+          <w:iCs/>
+        </w:rPr>
+        <w:t xml:space="preserve">Pro Git</w:t>
+      </w:r>
+      <w:r>
+        <w:t xml:space="preserve"> </w:t>
+      </w:r>
+      <w:r>
+        <w:t xml:space="preserve">cuenta que nació en 2005 después de la ruptura entre la comunidad del kernel de Linux y la empresa que mantenía BitKeeper, un sistema propietario que hasta entonces se usaba en ese proyecto</w:t>
       </w:r>
       <w:r>
         <w:t xml:space="preserve"> </w:t>
@@ -50221,7 +51399,133 @@
         <w:t xml:space="preserve">)</w:t>
       </w:r>
       <w:r>
+        <w:t xml:space="preserve">. La comunidad necesitaba una alternativa rápida, distribuida y capaz de soportar desarrollo no lineal a gran escala. Git fue la respuesta</w:t>
+      </w:r>
+      <w:r>
+        <w:t xml:space="preserve"> </w:t>
+      </w:r>
+      <w:r>
+        <w:t xml:space="preserve">(</w:t>
+      </w:r>
+      <w:hyperlink w:anchor="ref-chaconstraub2014progit">
+        <w:r>
+          <w:rPr>
+            <w:rStyle w:val="Hipervnculo"/>
+          </w:rPr>
+          <w:t xml:space="preserve">Chacon and Straub 2014</w:t>
+        </w:r>
+      </w:hyperlink>
+      <w:r>
+        <w:t xml:space="preserve">)</w:t>
+      </w:r>
+      <w:r>
         <w:t xml:space="preserve">.</w:t>
+      </w:r>
+    </w:p>
+    <w:p>
+      <w:pPr>
+        <w:pStyle w:val="Textoindependiente"/>
+      </w:pPr>
+      <w:r>
+        <w:t xml:space="preserve">La página oficial de Git resume muy bien la consecuencia de ese origen: velocidad y rendimiento no fueron mejoras agregadas después, sino objetivos de diseño desde el principio</w:t>
+      </w:r>
+      <w:r>
+        <w:t xml:space="preserve"> </w:t>
+      </w:r>
+      <w:r>
+        <w:t xml:space="preserve">(</w:t>
+      </w:r>
+      <w:hyperlink w:anchor="ref-gitabout2025">
+        <w:r>
+          <w:rPr>
+            <w:rStyle w:val="Hipervnculo"/>
+          </w:rPr>
+          <w:t xml:space="preserve">Git 2025</w:t>
+        </w:r>
+      </w:hyperlink>
+      <w:r>
+        <w:t xml:space="preserve">)</w:t>
+      </w:r>
+      <w:r>
+        <w:t xml:space="preserve">. El mismo sitio ofrece un dato casi anecdótico, pero muy útil para imaginar la escala de la herramienta: en 2025, Git almacenaba la historia completa del proyecto Linux, con 1.4 millones de commits, en solo 5.5 GB</w:t>
+      </w:r>
+      <w:r>
+        <w:t xml:space="preserve"> </w:t>
+      </w:r>
+      <w:r>
+        <w:t xml:space="preserve">(</w:t>
+      </w:r>
+      <w:hyperlink w:anchor="ref-gitabout2025">
+        <w:r>
+          <w:rPr>
+            <w:rStyle w:val="Hipervnculo"/>
+          </w:rPr>
+          <w:t xml:space="preserve">Git 2025</w:t>
+        </w:r>
+      </w:hyperlink>
+      <w:r>
+        <w:t xml:space="preserve">)</w:t>
+      </w:r>
+      <w:r>
+        <w:t xml:space="preserve">.</w:t>
+      </w:r>
+    </w:p>
+    <w:p>
+      <w:pPr>
+        <w:pStyle w:val="Textoindependiente"/>
+      </w:pPr>
+      <w:r>
+        <w:t xml:space="preserve">GitHub llegó después. Su página de prensa recuerda que la plataforma fue fundada en febrero de 2008</w:t>
+      </w:r>
+      <w:r>
+        <w:t xml:space="preserve"> </w:t>
+      </w:r>
+      <w:r>
+        <w:t xml:space="preserve">(</w:t>
+      </w:r>
+      <w:hyperlink w:anchor="ref-githubpress2026">
+        <w:r>
+          <w:rPr>
+            <w:rStyle w:val="Hipervnculo"/>
+          </w:rPr>
+          <w:t xml:space="preserve">GitHub 2026</w:t>
+        </w:r>
+      </w:hyperlink>
+      <w:r>
+        <w:t xml:space="preserve">)</w:t>
+      </w:r>
+      <w:r>
+        <w:t xml:space="preserve">. Esa diferencia temporal importa: Git es el sistema de control de versiones; GitHub es una plataforma posterior que volvió más fácil alojar repositorios, compartirlos, colaborar y hacer visible el trabajo. Aprender a distinguir ambos niveles evita muchas confusiones desde el comienzo</w:t>
+      </w:r>
+      <w:r>
+        <w:t xml:space="preserve"> </w:t>
+      </w:r>
+      <w:r>
+        <w:t xml:space="preserve">(</w:t>
+      </w:r>
+      <w:hyperlink w:anchor="ref-githubpress2026">
+        <w:r>
+          <w:rPr>
+            <w:rStyle w:val="Hipervnculo"/>
+          </w:rPr>
+          <w:t xml:space="preserve">GitHub 2026</w:t>
+        </w:r>
+      </w:hyperlink>
+      <w:r>
+        <w:t xml:space="preserve">)</w:t>
+      </w:r>
+      <w:r>
+        <w:t xml:space="preserve">.</w:t>
+      </w:r>
+    </w:p>
+    <w:bookmarkEnd w:id="527"/>
+    <w:bookmarkStart w:id="530" w:name="qué-es-cada-cosa"/>
+    <w:p>
+      <w:pPr>
+        <w:pStyle w:val="Ttulo2"/>
+      </w:pPr>
+      <w:r>
+        <w:t xml:space="preserve">Qué es cada cosa</w:t>
       </w:r>
     </w:p>
     <w:p>
@@ -50229,7 +51533,49 @@
         <w:pStyle w:val="Compact"/>
         <w:numPr>
           <w:ilvl w:val="0"/>
-          <w:numId w:val="1125"/>
+          <w:numId w:val="1132"/>
+        </w:numPr>
+      </w:pPr>
+      <w:r>
+        <w:rPr>
+          <w:b/>
+          <w:bCs/>
+        </w:rPr>
+        <w:t xml:space="preserve">Git</w:t>
+      </w:r>
+      <w:r>
+        <w:t xml:space="preserve"> </w:t>
+      </w:r>
+      <w:r>
+        <w:t xml:space="preserve">es un sistema de control de versiones que organiza modificaciones sucesivas dentro de un historial trazable y reversible</w:t>
+      </w:r>
+      <w:r>
+        <w:t xml:space="preserve"> </w:t>
+      </w:r>
+      <w:r>
+        <w:t xml:space="preserve">(</w:t>
+      </w:r>
+      <w:hyperlink w:anchor="ref-chaconstraub2014progit">
+        <w:r>
+          <w:rPr>
+            <w:rStyle w:val="Hipervnculo"/>
+          </w:rPr>
+          <w:t xml:space="preserve">Chacon and Straub 2014</w:t>
+        </w:r>
+      </w:hyperlink>
+      <w:r>
+        <w:t xml:space="preserve">)</w:t>
+      </w:r>
+      <w:r>
+        <w:t xml:space="preserve">.</w:t>
+      </w:r>
+    </w:p>
+    <w:p>
+      <w:pPr>
+        <w:pStyle w:val="Compact"/>
+        <w:numPr>
+          <w:ilvl w:val="0"/>
+          <w:numId w:val="1132"/>
         </w:numPr>
       </w:pPr>
       <w:r>
@@ -50307,12 +51653,12 @@
                 <wp:inline>
                   <wp:extent cx="152400" cy="152400"/>
                   <wp:effectExtent b="0" l="0" r="0" t="0"/>
-                  <wp:docPr descr="" title="" id="519" name="Picture"/>
+                  <wp:docPr descr="" title="" id="528" name="Picture"/>
                   <a:graphic>
                     <a:graphicData uri="http://schemas.openxmlformats.org/drawingml/2006/picture">
                       <pic:pic>
                         <pic:nvPicPr>
-                          <pic:cNvPr descr="/Applications/quarto/share/formats/docx/important.png" id="520" name="Picture"/>
+                          <pic:cNvPr descr="/Applications/quarto/share/formats/docx/important.png" id="529" name="Picture"/>
                           <pic:cNvPicPr>
                             <a:picLocks noChangeArrowheads="1" noChangeAspect="1"/>
                           </pic:cNvPicPr>
@@ -50416,8 +51762,8 @@
         </w:tc>
       </w:tr>
     </w:tbl>
-    <w:bookmarkEnd w:id="521"/>
-    <w:bookmarkStart w:id="522" w:name="paso-1.-clona-un-repositorio"/>
+    <w:bookmarkEnd w:id="530"/>
+    <w:bookmarkStart w:id="531" w:name="paso-1.-clona-un-repositorio"/>
     <w:p>
       <w:pPr>
         <w:pStyle w:val="Ttulo2"/>
@@ -50486,8 +51832,104 @@
         <w:t xml:space="preserve"> NOMBRE_DEL_REPOSITORIO</w:t>
       </w:r>
     </w:p>
-    <w:bookmarkEnd w:id="522"/>
-    <w:bookmarkStart w:id="523" w:name="paso-2.-revisa-el-estado"/>
+    <w:p>
+      <w:pPr>
+        <w:pStyle w:val="FirstParagraph"/>
+      </w:pPr>
+      <w:r>
+        <w:t xml:space="preserve">Al hacer esto, fíjate en dos cosas. La primera es que</w:t>
+      </w:r>
+      <w:r>
+        <w:t xml:space="preserve"> </w:t>
+      </w:r>
+      <w:r>
+        <w:rPr>
+          <w:rStyle w:val="VerbatimChar"/>
+        </w:rPr>
+        <w:t xml:space="preserve">git clone</w:t>
+      </w:r>
+      <w:r>
+        <w:t xml:space="preserve"> </w:t>
+      </w:r>
+      <w:r>
+        <w:t xml:space="preserve">no baja solo los archivos visibles, sino también la historia del proyecto. La segunda es que el comando</w:t>
+      </w:r>
+      <w:r>
+        <w:t xml:space="preserve"> </w:t>
+      </w:r>
+      <w:r>
+        <w:rPr>
+          <w:rStyle w:val="VerbatimChar"/>
+        </w:rPr>
+        <w:t xml:space="preserve">cd</w:t>
+      </w:r>
+      <w:r>
+        <w:t xml:space="preserve"> </w:t>
+      </w:r>
+      <w:r>
+        <w:t xml:space="preserve">importa tanto como el</w:t>
+      </w:r>
+      <w:r>
+        <w:t xml:space="preserve"> </w:t>
+      </w:r>
+      <w:r>
+        <w:rPr>
+          <w:rStyle w:val="VerbatimChar"/>
+        </w:rPr>
+        <w:t xml:space="preserve">clone</w:t>
+      </w:r>
+      <w:r>
+        <w:t xml:space="preserve">, porque muchas confusiones posteriores aparecen cuando alguien ya descargó el repositorio, pero sigue ejecutando comandos desde otra carpeta.</w:t>
+      </w:r>
+    </w:p>
+    <w:p>
+      <w:pPr>
+        <w:pStyle w:val="Textoindependiente"/>
+      </w:pPr>
+      <w:r>
+        <w:t xml:space="preserve">Si alguna vez dudas de dónde estás, ejecuta:</w:t>
+      </w:r>
+    </w:p>
+    <w:p>
+      <w:pPr>
+        <w:pStyle w:val="SourceCode"/>
+      </w:pPr>
+      <w:r>
+        <w:rPr>
+          <w:rStyle w:val="BuiltInTok"/>
+        </w:rPr>
+        <w:t xml:space="preserve">pwd</w:t>
+      </w:r>
+    </w:p>
+    <w:p>
+      <w:pPr>
+        <w:pStyle w:val="FirstParagraph"/>
+      </w:pPr>
+      <w:r>
+        <w:t xml:space="preserve">o, en Windows PowerShell:</w:t>
+      </w:r>
+    </w:p>
+    <w:p>
+      <w:pPr>
+        <w:pStyle w:val="SourceCode"/>
+      </w:pPr>
+      <w:r>
+        <w:rPr>
+          <w:rStyle w:val="FunctionTok"/>
+        </w:rPr>
+        <w:t xml:space="preserve">Get-Location</w:t>
+      </w:r>
+    </w:p>
+    <w:p>
+      <w:pPr>
+        <w:pStyle w:val="FirstParagraph"/>
+      </w:pPr>
+      <w:r>
+        <w:t xml:space="preserve">Saber dónde estás parado en el sistema de archivos es parte del trabajo con Git, no una habilidad separada.</w:t>
+      </w:r>
+    </w:p>
+    <w:bookmarkEnd w:id="531"/>
+    <w:bookmarkStart w:id="532" w:name="paso-2.-revisa-el-estado"/>
     <w:p>
       <w:pPr>
         <w:pStyle w:val="Ttulo2"/>
@@ -50556,8 +51998,31 @@
         <w:t xml:space="preserve"> status</w:t>
       </w:r>
     </w:p>
-    <w:bookmarkEnd w:id="523"/>
-    <w:bookmarkStart w:id="524" w:name="paso-3.-haz-un-cambio-y-regístralo"/>
+    <w:p>
+      <w:pPr>
+        <w:pStyle w:val="FirstParagraph"/>
+      </w:pPr>
+      <w:r>
+        <w:t xml:space="preserve">La costumbre importante aquí no es ejecutar el comando una sola vez, sino usarlo como una forma de orientación. Antes de editar, después de editar y antes de hacer commit,</w:t>
+      </w:r>
+      <w:r>
+        <w:t xml:space="preserve"> </w:t>
+      </w:r>
+      <w:r>
+        <w:rPr>
+          <w:rStyle w:val="VerbatimChar"/>
+        </w:rPr>
+        <w:t xml:space="preserve">git status</w:t>
+      </w:r>
+      <w:r>
+        <w:t xml:space="preserve"> </w:t>
+      </w:r>
+      <w:r>
+        <w:t xml:space="preserve">te recuerda qué está pasando realmente en el repositorio.</w:t>
+      </w:r>
+    </w:p>
+    <w:bookmarkEnd w:id="532"/>
+    <w:bookmarkStart w:id="533" w:name="paso-3.-haz-un-cambio-y-regístralo"/>
     <w:p>
       <w:pPr>
         <w:pStyle w:val="Ttulo2"/>
@@ -50671,8 +52136,69 @@
         <w:t xml:space="preserve">"Agrega primer ejercicio"</w:t>
       </w:r>
     </w:p>
-    <w:bookmarkEnd w:id="524"/>
-    <w:bookmarkStart w:id="525" w:name="paso-4.-sube-el-cambio"/>
+    <w:p>
+      <w:pPr>
+        <w:pStyle w:val="FirstParagraph"/>
+      </w:pPr>
+      <w:r>
+        <w:t xml:space="preserve">Hay una diferencia importante entre ambos comandos.</w:t>
+      </w:r>
+      <w:r>
+        <w:t xml:space="preserve"> </w:t>
+      </w:r>
+      <w:r>
+        <w:rPr>
+          <w:rStyle w:val="VerbatimChar"/>
+        </w:rPr>
+        <w:t xml:space="preserve">git add</w:t>
+      </w:r>
+      <w:r>
+        <w:t xml:space="preserve"> </w:t>
+      </w:r>
+      <w:r>
+        <w:t xml:space="preserve">prepara cambios para el próximo commit;</w:t>
+      </w:r>
+      <w:r>
+        <w:t xml:space="preserve"> </w:t>
+      </w:r>
+      <w:r>
+        <w:rPr>
+          <w:rStyle w:val="VerbatimChar"/>
+        </w:rPr>
+        <w:t xml:space="preserve">git commit</w:t>
+      </w:r>
+      <w:r>
+        <w:t xml:space="preserve"> </w:t>
+      </w:r>
+      <w:r>
+        <w:t xml:space="preserve">los convierte en parte del historial. Conviene no mezclar mentalmente esos dos pasos. Si preparas demasiado sin revisar, puedes meter en un mismo commit cambios que en realidad correspondían a decisiones distintas.</w:t>
+      </w:r>
+    </w:p>
+    <w:p>
+      <w:pPr>
+        <w:pStyle w:val="Textoindependiente"/>
+      </w:pPr>
+      <w:r>
+        <w:t xml:space="preserve">Por eso, cuando el proyecto crezca, suele ser preferible evitar el uso automático de</w:t>
+      </w:r>
+      <w:r>
+        <w:t xml:space="preserve"> </w:t>
+      </w:r>
+      <w:r>
+        <w:rPr>
+          <w:rStyle w:val="VerbatimChar"/>
+        </w:rPr>
+        <w:t xml:space="preserve">git add .</w:t>
+      </w:r>
+      <w:r>
+        <w:t xml:space="preserve"> </w:t>
+      </w:r>
+      <w:r>
+        <w:t xml:space="preserve">en todo momento y revisar primero qué archivos quieres incluir. En fases iniciales del curso puede ser suficiente, pero más adelante conviene ganar precisión.</w:t>
+      </w:r>
+    </w:p>
+    <w:bookmarkEnd w:id="533"/>
+    <w:bookmarkStart w:id="534" w:name="paso-4.-sube-el-cambio"/>
     <w:p>
       <w:pPr>
         <w:pStyle w:val="Ttulo2"/>
@@ -50741,8 +52267,110 @@
         <w:t xml:space="preserve"> push</w:t>
       </w:r>
     </w:p>
-    <w:bookmarkEnd w:id="525"/>
-    <w:bookmarkStart w:id="526" w:name="buenas-prácticas-mínimas"/>
+    <w:p>
+      <w:pPr>
+        <w:pStyle w:val="FirstParagraph"/>
+      </w:pPr>
+      <w:r>
+        <w:t xml:space="preserve">Aquí vale la pena mirar con calma la respuesta de la terminal. Si el</w:t>
+      </w:r>
+      <w:r>
+        <w:t xml:space="preserve"> </w:t>
+      </w:r>
+      <w:r>
+        <w:rPr>
+          <w:rStyle w:val="VerbatimChar"/>
+        </w:rPr>
+        <w:t xml:space="preserve">push</w:t>
+      </w:r>
+      <w:r>
+        <w:t xml:space="preserve"> </w:t>
+      </w:r>
+      <w:r>
+        <w:t xml:space="preserve">funciona, Git suele indicar a qué rama envió el cambio. Si falla, normalmente explica por qué: credenciales, permisos, rama desactualizada o conflicto con cambios remotos. No cierres la terminal apenas veas mucho texto; a menudo el propio mensaje ya contiene la pista principal para corregir el problema.</w:t>
+      </w:r>
+    </w:p>
+    <w:bookmarkEnd w:id="534"/>
+    <w:bookmarkStart w:id="535" w:name="paso-5.-vuelve-a-mirar-el-historial"/>
+    <w:p>
+      <w:pPr>
+        <w:pStyle w:val="Ttulo2"/>
+      </w:pPr>
+      <w:r>
+        <w:t xml:space="preserve">Paso 5. Vuelve a mirar el historial</w:t>
+      </w:r>
+    </w:p>
+    <w:p>
+      <w:pPr>
+        <w:pStyle w:val="FirstParagraph"/>
+      </w:pPr>
+      <w:r>
+        <w:t xml:space="preserve">Después del primer</w:t>
+      </w:r>
+      <w:r>
+        <w:t xml:space="preserve"> </w:t>
+      </w:r>
+      <w:r>
+        <w:rPr>
+          <w:rStyle w:val="VerbatimChar"/>
+        </w:rPr>
+        <w:t xml:space="preserve">push</w:t>
+      </w:r>
+      <w:r>
+        <w:t xml:space="preserve">, conviene revisar el historial con:</w:t>
+      </w:r>
+    </w:p>
+    <w:p>
+      <w:pPr>
+        <w:pStyle w:val="SourceCode"/>
+      </w:pPr>
+      <w:r>
+        <w:rPr>
+          <w:rStyle w:val="FunctionTok"/>
+        </w:rPr>
+        <w:t xml:space="preserve">git</w:t>
+      </w:r>
+      <w:r>
+        <w:rPr>
+          <w:rStyle w:val="NormalTok"/>
+        </w:rPr>
+        <w:t xml:space="preserve"> log </w:t>
+      </w:r>
+      <w:r>
+        <w:rPr>
+          <w:rStyle w:val="AttributeTok"/>
+        </w:rPr>
+        <w:t xml:space="preserve">--oneline</w:t>
+      </w:r>
+      <w:r>
+        <w:rPr>
+          <w:rStyle w:val="NormalTok"/>
+        </w:rPr>
+        <w:t xml:space="preserve"> </w:t>
+      </w:r>
+      <w:r>
+        <w:rPr>
+          <w:rStyle w:val="AttributeTok"/>
+        </w:rPr>
+        <w:t xml:space="preserve">-n</w:t>
+      </w:r>
+      <w:r>
+        <w:rPr>
+          <w:rStyle w:val="NormalTok"/>
+        </w:rPr>
+        <w:t xml:space="preserve"> 5</w:t>
+      </w:r>
+    </w:p>
+    <w:p>
+      <w:pPr>
+        <w:pStyle w:val="FirstParagraph"/>
+      </w:pPr>
+      <w:r>
+        <w:t xml:space="preserve">Eso te permite ver si el commit quedó efectivamente registrado con el mensaje esperado. Otra vez, el punto no es aprender veinte comandos de memoria, sino desarrollar la costumbre de verificar.</w:t>
+      </w:r>
+    </w:p>
+    <w:bookmarkEnd w:id="535"/>
+    <w:bookmarkStart w:id="536" w:name="buenas-prácticas-mínimas"/>
     <w:p>
       <w:pPr>
         <w:pStyle w:val="Ttulo2"/>
@@ -50756,7 +52384,7 @@
         <w:pStyle w:val="Compact"/>
         <w:numPr>
           <w:ilvl w:val="0"/>
-          <w:numId w:val="1126"/>
+          <w:numId w:val="1133"/>
         </w:numPr>
       </w:pPr>
       <w:r>
@@ -50788,7 +52416,7 @@
         <w:pStyle w:val="Compact"/>
         <w:numPr>
           <w:ilvl w:val="0"/>
-          <w:numId w:val="1126"/>
+          <w:numId w:val="1133"/>
         </w:numPr>
       </w:pPr>
       <w:r>
@@ -50820,7 +52448,7 @@
         <w:pStyle w:val="Compact"/>
         <w:numPr>
           <w:ilvl w:val="0"/>
-          <w:numId w:val="1126"/>
+          <w:numId w:val="1133"/>
         </w:numPr>
       </w:pPr>
       <w:r>
@@ -50867,7 +52495,7 @@
         <w:pStyle w:val="Compact"/>
         <w:numPr>
           <w:ilvl w:val="0"/>
-          <w:numId w:val="1126"/>
+          <w:numId w:val="1133"/>
         </w:numPr>
       </w:pPr>
       <w:r>
@@ -50894,8 +52522,16 @@
         <w:t xml:space="preserve">.</w:t>
       </w:r>
     </w:p>
-    <w:bookmarkEnd w:id="526"/>
-    <w:bookmarkStart w:id="527" w:name="github-en-contexto-de-curso"/>
+    <w:p>
+      <w:pPr>
+        <w:pStyle w:val="FirstParagraph"/>
+      </w:pPr>
+      <w:r>
+        <w:t xml:space="preserve">Podrías resumir estas buenas prácticas en una regla general: cada cambio importante debería poder responder tres preguntas sin esfuerzo. Qué cambió. Por qué cambió. Dónde quedó registrado.</w:t>
+      </w:r>
+    </w:p>
+    <w:bookmarkEnd w:id="536"/>
+    <w:bookmarkStart w:id="537" w:name="github-en-contexto-de-curso"/>
     <w:p>
       <w:pPr>
         <w:pStyle w:val="Ttulo2"/>
@@ -50951,7 +52587,7 @@
         <w:pStyle w:val="Compact"/>
         <w:numPr>
           <w:ilvl w:val="0"/>
-          <w:numId w:val="1127"/>
+          <w:numId w:val="1134"/>
         </w:numPr>
       </w:pPr>
       <w:r>
@@ -50963,7 +52599,7 @@
         <w:pStyle w:val="Compact"/>
         <w:numPr>
           <w:ilvl w:val="0"/>
-          <w:numId w:val="1127"/>
+          <w:numId w:val="1134"/>
         </w:numPr>
       </w:pPr>
       <w:r>
@@ -50975,7 +52611,7 @@
         <w:pStyle w:val="Compact"/>
         <w:numPr>
           <w:ilvl w:val="0"/>
-          <w:numId w:val="1127"/>
+          <w:numId w:val="1134"/>
         </w:numPr>
       </w:pPr>
       <w:r>
@@ -50987,15 +52623,43 @@
         <w:pStyle w:val="Compact"/>
         <w:numPr>
           <w:ilvl w:val="0"/>
-          <w:numId w:val="1127"/>
+          <w:numId w:val="1134"/>
         </w:numPr>
       </w:pPr>
       <w:r>
         <w:t xml:space="preserve">publicar páginas con GitHub Pages cuando corresponda.</w:t>
       </w:r>
     </w:p>
-    <w:bookmarkEnd w:id="527"/>
-    <w:bookmarkStart w:id="530" w:name="seguridad-mínima-de-la-cuenta"/>
+    <w:p>
+      <w:pPr>
+        <w:pStyle w:val="FirstParagraph"/>
+      </w:pPr>
+      <w:r>
+        <w:t xml:space="preserve">Si el proyecto crece, GitHub Projects también puede ayudarte a volver más visible la relación entre tareas, avances y repositorio. La propia documentación lo presenta como un espacio para integrar issues, metadatos y seguimiento dentro del mismo entorno</w:t>
+      </w:r>
+      <w:r>
+        <w:t xml:space="preserve"> </w:t>
+      </w:r>
+      <w:r>
+        <w:t xml:space="preserve">(</w:t>
+      </w:r>
+      <w:hyperlink w:anchor="ref-githubprojects2026">
+        <w:r>
+          <w:rPr>
+            <w:rStyle w:val="Hipervnculo"/>
+          </w:rPr>
+          <w:t xml:space="preserve">GitHub Docs 2026a</w:t>
+        </w:r>
+      </w:hyperlink>
+      <w:r>
+        <w:t xml:space="preserve">)</w:t>
+      </w:r>
+      <w:r>
+        <w:t xml:space="preserve">. No siempre necesitarás eso en una práctica pequeña, pero sí vale la pena saber que existe.</w:t>
+      </w:r>
+    </w:p>
+    <w:bookmarkEnd w:id="537"/>
+    <w:bookmarkStart w:id="538" w:name="seguridad-mínima-de-la-cuenta"/>
     <w:p>
       <w:pPr>
         <w:pStyle w:val="Ttulo2"/>
@@ -51030,6 +52694,103 @@
       </w:r>
       <w:r>
         <w:t xml:space="preserve">.</w:t>
+      </w:r>
+    </w:p>
+    <w:p>
+      <w:pPr>
+        <w:pStyle w:val="Textoindependiente"/>
+      </w:pPr>
+      <w:r>
+        <w:t xml:space="preserve">Esto merece una traducción práctica muy simple: activa 2FA cuando tu cuenta ya tenga repositorios del curso y guarda también las opciones de recuperación. La seguridad mal configurada puede ser casi tan problemática como la falta total de seguridad si te deja fuera de tu propia cuenta cuando más la necesitas.</w:t>
+      </w:r>
+    </w:p>
+    <w:bookmarkEnd w:id="538"/>
+    <w:bookmarkStart w:id="541" w:name="X0f5af4448ae9fa9fb4a2821a22f8f352815e69d"/>
+    <w:p>
+      <w:pPr>
+        <w:pStyle w:val="Ttulo2"/>
+      </w:pPr>
+      <w:r>
+        <w:t xml:space="preserve">En qué conviene fijarse mientras trabajas</w:t>
+      </w:r>
+    </w:p>
+    <w:p>
+      <w:pPr>
+        <w:pStyle w:val="FirstParagraph"/>
+      </w:pPr>
+      <w:r>
+        <w:t xml:space="preserve">Mientras usas Git y GitHub, presta atención a estos puntos:</w:t>
+      </w:r>
+    </w:p>
+    <w:p>
+      <w:pPr>
+        <w:pStyle w:val="Compact"/>
+        <w:numPr>
+          <w:ilvl w:val="0"/>
+          <w:numId w:val="1135"/>
+        </w:numPr>
+      </w:pPr>
+      <w:r>
+        <w:t xml:space="preserve">si estás en la rama correcta;</w:t>
+      </w:r>
+    </w:p>
+    <w:p>
+      <w:pPr>
+        <w:pStyle w:val="Compact"/>
+        <w:numPr>
+          <w:ilvl w:val="0"/>
+          <w:numId w:val="1135"/>
+        </w:numPr>
+      </w:pPr>
+      <w:r>
+        <w:t xml:space="preserve">si el commit realmente incluye lo que querías registrar;</w:t>
+      </w:r>
+    </w:p>
+    <w:p>
+      <w:pPr>
+        <w:pStyle w:val="Compact"/>
+        <w:numPr>
+          <w:ilvl w:val="0"/>
+          <w:numId w:val="1135"/>
+        </w:numPr>
+      </w:pPr>
+      <w:r>
+        <w:t xml:space="preserve">si el</w:t>
+      </w:r>
+      <w:r>
+        <w:t xml:space="preserve"> </w:t>
+      </w:r>
+      <w:r>
+        <w:rPr>
+          <w:rStyle w:val="VerbatimChar"/>
+        </w:rPr>
+        <w:t xml:space="preserve">push</w:t>
+      </w:r>
+      <w:r>
+        <w:t xml:space="preserve"> </w:t>
+      </w:r>
+      <w:r>
+        <w:t xml:space="preserve">llegó al remoto y no se quedó solo en local;</w:t>
+      </w:r>
+    </w:p>
+    <w:p>
+      <w:pPr>
+        <w:pStyle w:val="Compact"/>
+        <w:numPr>
+          <w:ilvl w:val="0"/>
+          <w:numId w:val="1135"/>
+        </w:numPr>
+      </w:pPr>
+      <w:r>
+        <w:t xml:space="preserve">si GitHub muestra el cambio que acabas de hacer.</w:t>
+      </w:r>
+    </w:p>
+    <w:p>
+      <w:pPr>
+        <w:pStyle w:val="FirstParagraph"/>
+      </w:pPr>
+      <w:r>
+        <w:t xml:space="preserve">Mirar estos detalles es mejor que descubrir al final que la versión correcta estaba en tu computadora, pero no en el repositorio.</w:t>
       </w:r>
     </w:p>
     <w:tbl>
@@ -51073,12 +52834,12 @@
                 <wp:inline>
                   <wp:extent cx="152400" cy="152400"/>
                   <wp:effectExtent b="0" l="0" r="0" t="0"/>
-                  <wp:docPr descr="" title="" id="528" name="Picture"/>
+                  <wp:docPr descr="" title="" id="539" name="Picture"/>
                   <a:graphic>
                     <a:graphicData uri="http://schemas.openxmlformats.org/drawingml/2006/picture">
                       <pic:pic>
                         <pic:nvPicPr>
-                          <pic:cNvPr descr="/Applications/quarto/share/formats/docx/warning.png" id="529" name="Picture"/>
+                          <pic:cNvPr descr="/Applications/quarto/share/formats/docx/warning.png" id="540" name="Picture"/>
                           <pic:cNvPicPr>
                             <a:picLocks noChangeArrowheads="1" noChangeAspect="1"/>
                           </pic:cNvPicPr>
@@ -51195,9 +52956,9 @@
         </w:tc>
       </w:tr>
     </w:tbl>
-    <w:bookmarkEnd w:id="530"/>
-    <w:bookmarkEnd w:id="531"/>
-    <w:bookmarkStart w:id="541" w:name="Xcd0e63ecc2dbd69a42e1a118ea258cdee2233c4"/>
+    <w:bookmarkEnd w:id="541"/>
+    <w:bookmarkEnd w:id="542"/>
+    <w:bookmarkStart w:id="554" w:name="Xcd0e63ecc2dbd69a42e1a118ea258cdee2233c4"/>
     <w:p>
       <w:pPr>
         <w:pStyle w:val="Ttulo1"/>
@@ -51206,7 +52967,7 @@
         <w:t xml:space="preserve">Tutorial: Licencias y reutilización responsable</w:t>
       </w:r>
     </w:p>
-    <w:bookmarkStart w:id="532" w:name="para-qué-sirve-este-tutorial-3"/>
+    <w:bookmarkStart w:id="543" w:name="para-qué-sirve-este-tutorial-3"/>
     <w:p>
       <w:pPr>
         <w:pStyle w:val="Ttulo2"/>
@@ -51257,8 +53018,154 @@
         <w:t xml:space="preserve">.</w:t>
       </w:r>
     </w:p>
-    <w:bookmarkEnd w:id="532"/>
-    <w:bookmarkStart w:id="535" w:name="ideas-básicas"/>
+    <w:bookmarkEnd w:id="543"/>
+    <w:bookmarkStart w:id="544" w:name="X176757a793866caf5daa4ee49836ea2346eb3b7"/>
+    <w:p>
+      <w:pPr>
+        <w:pStyle w:val="Ttulo2"/>
+      </w:pPr>
+      <w:r>
+        <w:t xml:space="preserve">Una historia breve antes de mirar un archivo</w:t>
+      </w:r>
+      <w:r>
+        <w:t xml:space="preserve"> </w:t>
+      </w:r>
+      <w:r>
+        <w:rPr>
+          <w:rStyle w:val="VerbatimChar"/>
+        </w:rPr>
+        <w:t xml:space="preserve">LICENSE</w:t>
+      </w:r>
+    </w:p>
+    <w:p>
+      <w:pPr>
+        <w:pStyle w:val="FirstParagraph"/>
+      </w:pPr>
+      <w:r>
+        <w:t xml:space="preserve">La historia de las licencias en software libre no gira alrededor de una pregunta burocrática, sino de una tensión bastante de fondo: cómo usar el derecho de autor para garantizar libertades de uso, copia, modificación y distribución en lugar de restringirlas del modo más cerrado posible</w:t>
+      </w:r>
+      <w:r>
+        <w:t xml:space="preserve"> </w:t>
+      </w:r>
+      <w:r>
+        <w:t xml:space="preserve">(</w:t>
+      </w:r>
+      <w:hyperlink w:anchor="ref-bain2007softwarelibre1">
+        <w:r>
+          <w:rPr>
+            <w:rStyle w:val="Hipervnculo"/>
+          </w:rPr>
+          <w:t xml:space="preserve">Bain et al. 2007a</w:t>
+        </w:r>
+      </w:hyperlink>
+      <w:r>
+        <w:t xml:space="preserve">,</w:t>
+      </w:r>
+      <w:r>
+        <w:t xml:space="preserve"> </w:t>
+      </w:r>
+      <w:hyperlink w:anchor="ref-bain2007softwarelibre2">
+        <w:r>
+          <w:rPr>
+            <w:rStyle w:val="Hipervnculo"/>
+          </w:rPr>
+          <w:t xml:space="preserve">2007b</w:t>
+        </w:r>
+      </w:hyperlink>
+      <w:r>
+        <w:t xml:space="preserve">)</w:t>
+      </w:r>
+      <w:r>
+        <w:t xml:space="preserve">. Ese punto es importante porque evita un error conceptual muy común: creer que “libre” significa “sin derecho” o “sin reglas”.</w:t>
+      </w:r>
+    </w:p>
+    <w:p>
+      <w:pPr>
+        <w:pStyle w:val="Textoindependiente"/>
+      </w:pPr>
+      <w:r>
+        <w:t xml:space="preserve">Los materiales de Bain y coautores muestran precisamente eso: el software libre no funciona fuera de la propiedad intelectual, sino dentro de ella, apoyándose en licencias que reorganizan qué puede hacer el usuario con el programa</w:t>
+      </w:r>
+      <w:r>
+        <w:t xml:space="preserve"> </w:t>
+      </w:r>
+      <w:r>
+        <w:t xml:space="preserve">(</w:t>
+      </w:r>
+      <w:hyperlink w:anchor="ref-bain2007softwarelibre1">
+        <w:r>
+          <w:rPr>
+            <w:rStyle w:val="Hipervnculo"/>
+          </w:rPr>
+          <w:t xml:space="preserve">Bain et al. 2007a</w:t>
+        </w:r>
+      </w:hyperlink>
+      <w:r>
+        <w:t xml:space="preserve">,</w:t>
+      </w:r>
+      <w:r>
+        <w:t xml:space="preserve"> </w:t>
+      </w:r>
+      <w:hyperlink w:anchor="ref-bain2007softwarelibre2">
+        <w:r>
+          <w:rPr>
+            <w:rStyle w:val="Hipervnculo"/>
+          </w:rPr>
+          <w:t xml:space="preserve">2007b</w:t>
+        </w:r>
+      </w:hyperlink>
+      <w:r>
+        <w:t xml:space="preserve">)</w:t>
+      </w:r>
+      <w:r>
+        <w:t xml:space="preserve">. Jacovkis, por su parte, agrega un matiz muy útil para este curso: hablar de software libre también es hablar de producción colectiva de conocimiento, de comunidades que comparten, corrigen y expanden herramientas de manera acumulativa</w:t>
+      </w:r>
+      <w:r>
+        <w:t xml:space="preserve"> </w:t>
+      </w:r>
+      <w:r>
+        <w:t xml:space="preserve">(</w:t>
+      </w:r>
+      <w:hyperlink w:anchor="ref-jacovkis2009softwarelibre">
+        <w:r>
+          <w:rPr>
+            <w:rStyle w:val="Hipervnculo"/>
+          </w:rPr>
+          <w:t xml:space="preserve">Jacovkis 2009</w:t>
+        </w:r>
+      </w:hyperlink>
+      <w:r>
+        <w:t xml:space="preserve">)</w:t>
+      </w:r>
+      <w:r>
+        <w:t xml:space="preserve">.</w:t>
+      </w:r>
+    </w:p>
+    <w:p>
+      <w:pPr>
+        <w:pStyle w:val="Textoindependiente"/>
+      </w:pPr>
+      <w:r>
+        <w:t xml:space="preserve">Ese trasfondo ayuda a leer de otra manera algo que a veces parece trivial. Un archivo</w:t>
+      </w:r>
+      <w:r>
+        <w:t xml:space="preserve"> </w:t>
+      </w:r>
+      <w:r>
+        <w:rPr>
+          <w:rStyle w:val="VerbatimChar"/>
+        </w:rPr>
+        <w:t xml:space="preserve">LICENSE</w:t>
+      </w:r>
+      <w:r>
+        <w:t xml:space="preserve"> </w:t>
+      </w:r>
+      <w:r>
+        <w:t xml:space="preserve">no está allí para decorar el repositorio. Está allí para traducir, en términos jurídicos concretos, cómo puede circular, transformarse o redistribuirse el material que estás mirando.</w:t>
+      </w:r>
+    </w:p>
+    <w:bookmarkEnd w:id="544"/>
+    <w:bookmarkStart w:id="547" w:name="ideas-básicas"/>
     <w:p>
       <w:pPr>
         <w:pStyle w:val="Ttulo2"/>
@@ -51272,7 +53179,7 @@
         <w:pStyle w:val="Compact"/>
         <w:numPr>
           <w:ilvl w:val="0"/>
-          <w:numId w:val="1128"/>
+          <w:numId w:val="1136"/>
         </w:numPr>
       </w:pPr>
       <w:r>
@@ -51311,7 +53218,7 @@
         <w:pStyle w:val="Compact"/>
         <w:numPr>
           <w:ilvl w:val="0"/>
-          <w:numId w:val="1128"/>
+          <w:numId w:val="1136"/>
         </w:numPr>
       </w:pPr>
       <w:r>
@@ -51364,7 +53271,7 @@
         <w:pStyle w:val="Compact"/>
         <w:numPr>
           <w:ilvl w:val="0"/>
-          <w:numId w:val="1128"/>
+          <w:numId w:val="1136"/>
         </w:numPr>
       </w:pPr>
       <w:r>
@@ -51396,6 +53303,46 @@
       </w:r>
       <w:r>
         <w:t xml:space="preserve">.</w:t>
+      </w:r>
+    </w:p>
+    <w:p>
+      <w:pPr>
+        <w:pStyle w:val="FirstParagraph"/>
+      </w:pPr>
+      <w:r>
+        <w:t xml:space="preserve">También conviene distinguir entre dos planos que suelen mezclarse:</w:t>
+      </w:r>
+    </w:p>
+    <w:p>
+      <w:pPr>
+        <w:pStyle w:val="Compact"/>
+        <w:numPr>
+          <w:ilvl w:val="0"/>
+          <w:numId w:val="1137"/>
+        </w:numPr>
+      </w:pPr>
+      <w:r>
+        <w:t xml:space="preserve">el plano técnico: si puedes acceder, copiar o ejecutar un archivo;</w:t>
+      </w:r>
+    </w:p>
+    <w:p>
+      <w:pPr>
+        <w:pStyle w:val="Compact"/>
+        <w:numPr>
+          <w:ilvl w:val="0"/>
+          <w:numId w:val="1137"/>
+        </w:numPr>
+      </w:pPr>
+      <w:r>
+        <w:t xml:space="preserve">el plano jurídico: si tienes permiso para reutilizarlo, modificarlo o redistribuirlo de cierto modo.</w:t>
+      </w:r>
+    </w:p>
+    <w:p>
+      <w:pPr>
+        <w:pStyle w:val="FirstParagraph"/>
+      </w:pPr>
+      <w:r>
+        <w:t xml:space="preserve">Muchos conflictos nacen justamente cuando alguien confunde acceso técnico con autorización jurídica.</w:t>
       </w:r>
     </w:p>
     <w:tbl>
@@ -51428,7 +53375,7 @@
           </w:tcPr>
           <w:p>
             <w:pPr>
-              <w:pStyle w:val="FirstParagraph"/>
+              <w:pStyle w:val="Textoindependiente"/>
             </w:pPr>
             <w:pPr>
               <w:spacing w:before="0" w:after="0"/>
@@ -51439,12 +53386,12 @@
                 <wp:inline>
                   <wp:extent cx="152400" cy="152400"/>
                   <wp:effectExtent b="0" l="0" r="0" t="0"/>
-                  <wp:docPr descr="" title="" id="533" name="Picture"/>
+                  <wp:docPr descr="" title="" id="545" name="Picture"/>
                   <a:graphic>
                     <a:graphicData uri="http://schemas.openxmlformats.org/drawingml/2006/picture">
                       <pic:pic>
                         <pic:nvPicPr>
-                          <pic:cNvPr descr="/Applications/quarto/share/formats/docx/note.png" id="534" name="Picture"/>
+                          <pic:cNvPr descr="/Applications/quarto/share/formats/docx/note.png" id="546" name="Picture"/>
                           <pic:cNvPicPr>
                             <a:picLocks noChangeArrowheads="1" noChangeAspect="1"/>
                           </pic:cNvPicPr>
@@ -51534,8 +53481,8 @@
         </w:tc>
       </w:tr>
     </w:tbl>
-    <w:bookmarkEnd w:id="535"/>
-    <w:bookmarkStart w:id="536" w:name="qué-conviene-revisar-en-un-repositorio"/>
+    <w:bookmarkEnd w:id="547"/>
+    <w:bookmarkStart w:id="548" w:name="qué-conviene-revisar-en-un-repositorio"/>
     <w:p>
       <w:pPr>
         <w:pStyle w:val="Ttulo2"/>
@@ -51584,8 +53531,99 @@
         <w:t xml:space="preserve">.</w:t>
       </w:r>
     </w:p>
-    <w:bookmarkEnd w:id="536"/>
-    <w:bookmarkStart w:id="537" w:name="por-qué-esto-importa-a-un-jurista"/>
+    <w:p>
+      <w:pPr>
+        <w:pStyle w:val="Textoindependiente"/>
+      </w:pPr>
+      <w:r>
+        <w:t xml:space="preserve">En la práctica, esa revisión puede hacerse como un pequeño checklist:</w:t>
+      </w:r>
+    </w:p>
+    <w:p>
+      <w:pPr>
+        <w:pStyle w:val="Compact"/>
+        <w:numPr>
+          <w:ilvl w:val="0"/>
+          <w:numId w:val="1138"/>
+        </w:numPr>
+      </w:pPr>
+      <w:r>
+        <w:t xml:space="preserve">localiza el archivo</w:t>
+      </w:r>
+      <w:r>
+        <w:t xml:space="preserve"> </w:t>
+      </w:r>
+      <w:r>
+        <w:rPr>
+          <w:rStyle w:val="VerbatimChar"/>
+        </w:rPr>
+        <w:t xml:space="preserve">LICENSE</w:t>
+      </w:r>
+      <w:r>
+        <w:t xml:space="preserve"> </w:t>
+      </w:r>
+      <w:r>
+        <w:t xml:space="preserve">o una sección equivalente;</w:t>
+      </w:r>
+    </w:p>
+    <w:p>
+      <w:pPr>
+        <w:pStyle w:val="Compact"/>
+        <w:numPr>
+          <w:ilvl w:val="0"/>
+          <w:numId w:val="1138"/>
+        </w:numPr>
+      </w:pPr>
+      <w:r>
+        <w:t xml:space="preserve">identifica el tipo de licencia;</w:t>
+      </w:r>
+    </w:p>
+    <w:p>
+      <w:pPr>
+        <w:pStyle w:val="Compact"/>
+        <w:numPr>
+          <w:ilvl w:val="0"/>
+          <w:numId w:val="1138"/>
+        </w:numPr>
+      </w:pPr>
+      <w:r>
+        <w:t xml:space="preserve">revisa si exige conservar avisos de autoría o copyright;</w:t>
+      </w:r>
+    </w:p>
+    <w:p>
+      <w:pPr>
+        <w:pStyle w:val="Compact"/>
+        <w:numPr>
+          <w:ilvl w:val="0"/>
+          <w:numId w:val="1138"/>
+        </w:numPr>
+      </w:pPr>
+      <w:r>
+        <w:t xml:space="preserve">revisa si obliga a publicar modificaciones bajo la misma licencia;</w:t>
+      </w:r>
+    </w:p>
+    <w:p>
+      <w:pPr>
+        <w:pStyle w:val="Compact"/>
+        <w:numPr>
+          <w:ilvl w:val="0"/>
+          <w:numId w:val="1138"/>
+        </w:numPr>
+      </w:pPr>
+      <w:r>
+        <w:t xml:space="preserve">revisa si hay condiciones especiales para redistribución, compatibilidad o uso comercial.</w:t>
+      </w:r>
+    </w:p>
+    <w:p>
+      <w:pPr>
+        <w:pStyle w:val="FirstParagraph"/>
+      </w:pPr>
+      <w:r>
+        <w:t xml:space="preserve">No necesitas convertirte en especialista para hacer esta primera lectura. Lo importante es no saltarte el paso.</w:t>
+      </w:r>
+    </w:p>
+    <w:bookmarkEnd w:id="548"/>
+    <w:bookmarkStart w:id="549" w:name="por-qué-esto-importa-a-un-jurista"/>
     <w:p>
       <w:pPr>
         <w:pStyle w:val="Ttulo2"/>
@@ -51690,8 +53728,16 @@
         <w:t xml:space="preserve">.</w:t>
       </w:r>
     </w:p>
-    <w:bookmarkEnd w:id="537"/>
-    <w:bookmarkStart w:id="540" w:name="aplicación-práctica"/>
+    <w:p>
+      <w:pPr>
+        <w:pStyle w:val="Textoindependiente"/>
+      </w:pPr>
+      <w:r>
+        <w:t xml:space="preserve">Para estudiantes de Derecho esto tiene un interés doble. Por un lado, porque muestra que la dimensión jurídica del entorno digital no aparece solo cuando hay litigio o regulación estatal. También aparece en decisiones cotidianas sobre uso, mezcla y redistribución de materiales. Por otro, porque enseña a leer la infraestructura digital con el mismo cuidado con que se leería una cláusula contractual relevante.</w:t>
+      </w:r>
+    </w:p>
+    <w:bookmarkEnd w:id="549"/>
+    <w:bookmarkStart w:id="550" w:name="aplicación-práctica"/>
     <w:p>
       <w:pPr>
         <w:pStyle w:val="Ttulo2"/>
@@ -51759,7 +53805,7 @@
         <w:pStyle w:val="Compact"/>
         <w:numPr>
           <w:ilvl w:val="0"/>
-          <w:numId w:val="1129"/>
+          <w:numId w:val="1139"/>
         </w:numPr>
       </w:pPr>
       <w:r>
@@ -51771,7 +53817,7 @@
         <w:pStyle w:val="Compact"/>
         <w:numPr>
           <w:ilvl w:val="0"/>
-          <w:numId w:val="1129"/>
+          <w:numId w:val="1139"/>
         </w:numPr>
       </w:pPr>
       <w:r>
@@ -51783,7 +53829,7 @@
         <w:pStyle w:val="Compact"/>
         <w:numPr>
           <w:ilvl w:val="0"/>
-          <w:numId w:val="1129"/>
+          <w:numId w:val="1139"/>
         </w:numPr>
       </w:pPr>
       <w:r>
@@ -51795,7 +53841,7 @@
         <w:pStyle w:val="Compact"/>
         <w:numPr>
           <w:ilvl w:val="0"/>
-          <w:numId w:val="1129"/>
+          <w:numId w:val="1139"/>
         </w:numPr>
       </w:pPr>
       <w:r>
@@ -51828,6 +53874,88 @@
       </w:r>
       <w:r>
         <w:t xml:space="preserve">.</w:t>
+      </w:r>
+    </w:p>
+    <w:p>
+      <w:pPr>
+        <w:pStyle w:val="Textoindependiente"/>
+      </w:pPr>
+      <w:r>
+        <w:t xml:space="preserve">Si tomas una porción de código, una plantilla, una imagen o una hoja de estilos, procura dejar rastro claro de dos cosas: de dónde salió y en qué condiciones se reutilizó. Esa trazabilidad es útil incluso cuando la licencia es permisiva, porque evita que el proyecto quede apoyado en materiales cuya procedencia luego nadie puede reconstruir.</w:t>
+      </w:r>
+    </w:p>
+    <w:bookmarkEnd w:id="550"/>
+    <w:bookmarkStart w:id="553" w:name="qué-errores-conviene-evitar"/>
+    <w:p>
+      <w:pPr>
+        <w:pStyle w:val="Ttulo2"/>
+      </w:pPr>
+      <w:r>
+        <w:t xml:space="preserve">Qué errores conviene evitar</w:t>
+      </w:r>
+    </w:p>
+    <w:p>
+      <w:pPr>
+        <w:pStyle w:val="FirstParagraph"/>
+      </w:pPr>
+      <w:r>
+        <w:t xml:space="preserve">Hay al menos cuatro errores frecuentes en esta materia:</w:t>
+      </w:r>
+    </w:p>
+    <w:p>
+      <w:pPr>
+        <w:pStyle w:val="Compact"/>
+        <w:numPr>
+          <w:ilvl w:val="0"/>
+          <w:numId w:val="1140"/>
+        </w:numPr>
+      </w:pPr>
+      <w:r>
+        <w:t xml:space="preserve">creer que “está en GitHub” equivale a “puedo usarlo como quiera”;</w:t>
+      </w:r>
+    </w:p>
+    <w:p>
+      <w:pPr>
+        <w:pStyle w:val="Compact"/>
+        <w:numPr>
+          <w:ilvl w:val="0"/>
+          <w:numId w:val="1140"/>
+        </w:numPr>
+      </w:pPr>
+      <w:r>
+        <w:t xml:space="preserve">confundir software libre con ausencia total de condiciones;</w:t>
+      </w:r>
+    </w:p>
+    <w:p>
+      <w:pPr>
+        <w:pStyle w:val="Compact"/>
+        <w:numPr>
+          <w:ilvl w:val="0"/>
+          <w:numId w:val="1140"/>
+        </w:numPr>
+      </w:pPr>
+      <w:r>
+        <w:t xml:space="preserve">reutilizar materiales sin guardar la fuente;</w:t>
+      </w:r>
+    </w:p>
+    <w:p>
+      <w:pPr>
+        <w:pStyle w:val="Compact"/>
+        <w:numPr>
+          <w:ilvl w:val="0"/>
+          <w:numId w:val="1140"/>
+        </w:numPr>
+      </w:pPr>
+      <w:r>
+        <w:t xml:space="preserve">mezclar recursos con licencias incompatibles sin notarlo.</w:t>
+      </w:r>
+    </w:p>
+    <w:p>
+      <w:pPr>
+        <w:pStyle w:val="FirstParagraph"/>
+      </w:pPr>
+      <w:r>
+        <w:t xml:space="preserve">Ninguno de estos errores suele venir de mala fe. Casi siempre vienen de prisa, descuido o falta de hábito. Por eso conviene tratar la revisión de licencias como parte normal del flujo de trabajo, no como un trámite excepcional.</w:t>
       </w:r>
     </w:p>
     <w:tbl>
@@ -51871,12 +53999,12 @@
                 <wp:inline>
                   <wp:extent cx="152400" cy="152400"/>
                   <wp:effectExtent b="0" l="0" r="0" t="0"/>
-                  <wp:docPr descr="" title="" id="538" name="Picture"/>
+                  <wp:docPr descr="" title="" id="551" name="Picture"/>
                   <a:graphic>
                     <a:graphicData uri="http://schemas.openxmlformats.org/drawingml/2006/picture">
                       <pic:pic>
                         <pic:nvPicPr>
-                          <pic:cNvPr descr="/Applications/quarto/share/formats/docx/tip.png" id="539" name="Picture"/>
+                          <pic:cNvPr descr="/Applications/quarto/share/formats/docx/tip.png" id="552" name="Picture"/>
                           <pic:cNvPicPr>
                             <a:picLocks noChangeArrowheads="1" noChangeAspect="1"/>
                           </pic:cNvPicPr>
@@ -51992,9 +54120,9 @@
         </w:tc>
       </w:tr>
     </w:tbl>
-    <w:bookmarkEnd w:id="540"/>
-    <w:bookmarkEnd w:id="541"/>
-    <w:bookmarkStart w:id="549" w:name="tutorial-github-pages"/>
+    <w:bookmarkEnd w:id="553"/>
+    <w:bookmarkEnd w:id="554"/>
+    <w:bookmarkStart w:id="567" w:name="tutorial-github-pages"/>
     <w:p>
       <w:pPr>
         <w:pStyle w:val="Ttulo1"/>
@@ -52003,7 +54131,7 @@
         <w:t xml:space="preserve">Tutorial: GitHub Pages</w:t>
       </w:r>
     </w:p>
-    <w:bookmarkStart w:id="542" w:name="para-qué-sirve-este-tutorial-4"/>
+    <w:bookmarkStart w:id="555" w:name="para-qué-sirve-este-tutorial-4"/>
     <w:p>
       <w:pPr>
         <w:pStyle w:val="Ttulo2"/>
@@ -52040,26 +54168,134 @@
         <w:t xml:space="preserve">.</w:t>
       </w:r>
     </w:p>
-    <w:bookmarkEnd w:id="542"/>
-    <w:bookmarkStart w:id="543" w:name="qué-necesitas-antes"/>
+    <w:bookmarkEnd w:id="555"/>
+    <w:bookmarkStart w:id="556" w:name="una-historia-breve-antes-de-publicar"/>
     <w:p>
       <w:pPr>
         <w:pStyle w:val="Ttulo2"/>
       </w:pPr>
       <w:r>
-        <w:t xml:space="preserve">Qué necesitas antes</w:t>
-      </w:r>
-    </w:p>
-    <w:p>
-      <w:pPr>
-        <w:pStyle w:val="Compact"/>
-        <w:numPr>
-          <w:ilvl w:val="0"/>
-          <w:numId w:val="1130"/>
-        </w:numPr>
-      </w:pPr>
-      <w:r>
-        <w:t xml:space="preserve">una cuenta en GitHub y acceso estable al repositorio donde está el sitio</w:t>
+        <w:t xml:space="preserve">Una historia breve antes de publicar</w:t>
+      </w:r>
+    </w:p>
+    <w:p>
+      <w:pPr>
+        <w:pStyle w:val="FirstParagraph"/>
+      </w:pPr>
+      <w:r>
+        <w:t xml:space="preserve">La historia temprana de GitHub Pages es casi una declaración pedagógica. En la entrada original del blog de GitHub, publicada en diciembre de 2008, el servicio se presentó con una idea extremadamente simple: publicar contenido web podía volverse tan fácil como hacer</w:t>
+      </w:r>
+      <w:r>
+        <w:t xml:space="preserve"> </w:t>
+      </w:r>
+      <w:r>
+        <w:rPr>
+          <w:rStyle w:val="VerbatimChar"/>
+        </w:rPr>
+        <w:t xml:space="preserve">git push</w:t>
+      </w:r>
+      <w:r>
+        <w:t xml:space="preserve"> </w:t>
+      </w:r>
+      <w:r>
+        <w:t xml:space="preserve">(</w:t>
+      </w:r>
+      <w:hyperlink w:anchor="ref-githubpageslaunch2008">
+        <w:r>
+          <w:rPr>
+            <w:rStyle w:val="Hipervnculo"/>
+          </w:rPr>
+          <w:t xml:space="preserve">GitHub Blog 2008</w:t>
+        </w:r>
+      </w:hyperlink>
+      <w:r>
+        <w:t xml:space="preserve">)</w:t>
+      </w:r>
+      <w:r>
+        <w:t xml:space="preserve">. Esa formulación sigue siendo poderosa porque resume muy bien qué vuelve atractivo a Pages en un curso como este: producto y proceso quedan unidos.</w:t>
+      </w:r>
+    </w:p>
+    <w:p>
+      <w:pPr>
+        <w:pStyle w:val="Textoindependiente"/>
+      </w:pPr>
+      <w:r>
+        <w:t xml:space="preserve">El mismo post original muestra además dos detalles anecdóticos útiles. Para páginas personales, bastaba un repositorio del tipo</w:t>
+      </w:r>
+      <w:r>
+        <w:t xml:space="preserve"> </w:t>
+      </w:r>
+      <w:r>
+        <w:rPr>
+          <w:rStyle w:val="VerbatimChar"/>
+        </w:rPr>
+        <w:t xml:space="preserve">username.github.com</w:t>
+      </w:r>
+      <w:r>
+        <w:t xml:space="preserve">; para muchos proyectos, GitHub permitió publicar desde una rama</w:t>
+      </w:r>
+      <w:r>
+        <w:t xml:space="preserve"> </w:t>
+      </w:r>
+      <w:r>
+        <w:rPr>
+          <w:rStyle w:val="VerbatimChar"/>
+        </w:rPr>
+        <w:t xml:space="preserve">gh-pages</w:t>
+      </w:r>
+      <w:r>
+        <w:t xml:space="preserve"> </w:t>
+      </w:r>
+      <w:r>
+        <w:t xml:space="preserve">separada del resto del código</w:t>
+      </w:r>
+      <w:r>
+        <w:t xml:space="preserve"> </w:t>
+      </w:r>
+      <w:r>
+        <w:t xml:space="preserve">(</w:t>
+      </w:r>
+      <w:hyperlink w:anchor="ref-githubpageslaunch2008">
+        <w:r>
+          <w:rPr>
+            <w:rStyle w:val="Hipervnculo"/>
+          </w:rPr>
+          <w:t xml:space="preserve">GitHub Blog 2008</w:t>
+        </w:r>
+      </w:hyperlink>
+      <w:r>
+        <w:t xml:space="preserve">)</w:t>
+      </w:r>
+      <w:r>
+        <w:t xml:space="preserve">. No era un capricho técnico. Era una manera de evitar que el sitio publicado ensuciara el directorio principal del proyecto y de mantener una separación razonable entre fuente y publicación</w:t>
+      </w:r>
+      <w:r>
+        <w:t xml:space="preserve"> </w:t>
+      </w:r>
+      <w:r>
+        <w:t xml:space="preserve">(</w:t>
+      </w:r>
+      <w:hyperlink w:anchor="ref-githubpageslaunch2008">
+        <w:r>
+          <w:rPr>
+            <w:rStyle w:val="Hipervnculo"/>
+          </w:rPr>
+          <w:t xml:space="preserve">GitHub Blog 2008</w:t>
+        </w:r>
+      </w:hyperlink>
+      <w:r>
+        <w:t xml:space="preserve">)</w:t>
+      </w:r>
+      <w:r>
+        <w:t xml:space="preserve">.</w:t>
+      </w:r>
+    </w:p>
+    <w:p>
+      <w:pPr>
+        <w:pStyle w:val="Textoindependiente"/>
+      </w:pPr>
+      <w:r>
+        <w:t xml:space="preserve">Con el tiempo, la plataforma evolucionó. GitHub explicó después que Pages se convirtió en hogar de millones de sitios y que el servicio terminó apoyándose en Actions para construir y desplegar con más flexibilidad</w:t>
       </w:r>
       <w:r>
         <w:t xml:space="preserve"> </w:t>
@@ -52079,7 +54315,17 @@
         <w:t xml:space="preserve">)</w:t>
       </w:r>
       <w:r>
-        <w:t xml:space="preserve">;</w:t>
+        <w:t xml:space="preserve">. Pero la intuición fundacional sigue siendo la misma: publicar desde el repositorio sin romper la trazabilidad del trabajo.</w:t>
+      </w:r>
+    </w:p>
+    <w:bookmarkEnd w:id="556"/>
+    <w:bookmarkStart w:id="557" w:name="qué-necesitas-antes"/>
+    <w:p>
+      <w:pPr>
+        <w:pStyle w:val="Ttulo2"/>
+      </w:pPr>
+      <w:r>
+        <w:t xml:space="preserve">Qué necesitas antes</w:t>
       </w:r>
     </w:p>
     <w:p>
@@ -52087,11 +54333,11 @@
         <w:pStyle w:val="Compact"/>
         <w:numPr>
           <w:ilvl w:val="0"/>
-          <w:numId w:val="1130"/>
+          <w:numId w:val="1141"/>
         </w:numPr>
       </w:pPr>
       <w:r>
-        <w:t xml:space="preserve">un repositorio con archivos HTML, CSS y, si hace falta, JavaScript, porque GitHub Pages trabaja con sitios estáticos generados desde esos archivos</w:t>
+        <w:t xml:space="preserve">una cuenta en GitHub y acceso estable al repositorio donde está el sitio</w:t>
       </w:r>
       <w:r>
         <w:t xml:space="preserve"> </w:t>
@@ -52108,6 +54354,38 @@
         </w:r>
       </w:hyperlink>
       <w:r>
+        <w:t xml:space="preserve">)</w:t>
+      </w:r>
+      <w:r>
+        <w:t xml:space="preserve">;</w:t>
+      </w:r>
+    </w:p>
+    <w:p>
+      <w:pPr>
+        <w:pStyle w:val="Compact"/>
+        <w:numPr>
+          <w:ilvl w:val="0"/>
+          <w:numId w:val="1141"/>
+        </w:numPr>
+      </w:pPr>
+      <w:r>
+        <w:t xml:space="preserve">un repositorio con archivos HTML, CSS y, si hace falta, JavaScript, porque GitHub Pages trabaja con sitios estáticos generados desde esos archivos</w:t>
+      </w:r>
+      <w:r>
+        <w:t xml:space="preserve"> </w:t>
+      </w:r>
+      <w:r>
+        <w:t xml:space="preserve">(</w:t>
+      </w:r>
+      <w:hyperlink w:anchor="ref-githubpages2026">
+        <w:r>
+          <w:rPr>
+            <w:rStyle w:val="Hipervnculo"/>
+          </w:rPr>
+          <w:t xml:space="preserve">GitHub Docs 2026c</w:t>
+        </w:r>
+      </w:hyperlink>
+      <w:r>
         <w:t xml:space="preserve">;</w:t>
       </w:r>
       <w:r>
@@ -52147,7 +54425,7 @@
         <w:pStyle w:val="Compact"/>
         <w:numPr>
           <w:ilvl w:val="0"/>
-          <w:numId w:val="1130"/>
+          <w:numId w:val="1141"/>
         </w:numPr>
       </w:pPr>
       <w:r>
@@ -52174,8 +54452,43 @@
         <w:t xml:space="preserve">.</w:t>
       </w:r>
     </w:p>
-    <w:bookmarkEnd w:id="543"/>
-    <w:bookmarkStart w:id="546" w:name="flujo-general"/>
+    <w:p>
+      <w:pPr>
+        <w:pStyle w:val="FirstParagraph"/>
+      </w:pPr>
+      <w:r>
+        <w:t xml:space="preserve">Antes de activar la publicación, vale la pena revisar que tu estructura mínima tenga sentido. Si el sitio es pequeño, un archivo</w:t>
+      </w:r>
+      <w:r>
+        <w:t xml:space="preserve"> </w:t>
+      </w:r>
+      <w:r>
+        <w:rPr>
+          <w:rStyle w:val="VerbatimChar"/>
+        </w:rPr>
+        <w:t xml:space="preserve">index.html</w:t>
+      </w:r>
+      <w:r>
+        <w:t xml:space="preserve">, un</w:t>
+      </w:r>
+      <w:r>
+        <w:t xml:space="preserve"> </w:t>
+      </w:r>
+      <w:r>
+        <w:rPr>
+          <w:rStyle w:val="VerbatimChar"/>
+        </w:rPr>
+        <w:t xml:space="preserve">styles.css</w:t>
+      </w:r>
+      <w:r>
+        <w:t xml:space="preserve"> </w:t>
+      </w:r>
+      <w:r>
+        <w:t xml:space="preserve">y una carpeta de imágenes pueden bastar. Lo importante no es tener muchos archivos, sino que las rutas estén claras y que sepas qué archivo funciona como punto de entrada.</w:t>
+      </w:r>
+    </w:p>
+    <w:bookmarkEnd w:id="557"/>
+    <w:bookmarkStart w:id="558" w:name="flujo-general"/>
     <w:p>
       <w:pPr>
         <w:pStyle w:val="Ttulo2"/>
@@ -52231,7 +54544,7 @@
         <w:pStyle w:val="Compact"/>
         <w:numPr>
           <w:ilvl w:val="0"/>
-          <w:numId w:val="1131"/>
+          <w:numId w:val="1142"/>
         </w:numPr>
       </w:pPr>
       <w:r>
@@ -52243,7 +54556,7 @@
         <w:pStyle w:val="Compact"/>
         <w:numPr>
           <w:ilvl w:val="0"/>
-          <w:numId w:val="1131"/>
+          <w:numId w:val="1142"/>
         </w:numPr>
       </w:pPr>
       <w:r>
@@ -52255,7 +54568,7 @@
         <w:pStyle w:val="Compact"/>
         <w:numPr>
           <w:ilvl w:val="0"/>
-          <w:numId w:val="1131"/>
+          <w:numId w:val="1142"/>
         </w:numPr>
       </w:pPr>
       <w:r>
@@ -52267,7 +54580,7 @@
         <w:pStyle w:val="Compact"/>
         <w:numPr>
           <w:ilvl w:val="0"/>
-          <w:numId w:val="1131"/>
+          <w:numId w:val="1142"/>
         </w:numPr>
       </w:pPr>
       <w:r>
@@ -52279,11 +54592,392 @@
         <w:pStyle w:val="Compact"/>
         <w:numPr>
           <w:ilvl w:val="0"/>
-          <w:numId w:val="1131"/>
+          <w:numId w:val="1142"/>
         </w:numPr>
       </w:pPr>
       <w:r>
         <w:t xml:space="preserve">revisa que el sitio cargue bien.</w:t>
+      </w:r>
+    </w:p>
+    <w:p>
+      <w:pPr>
+        <w:pStyle w:val="FirstParagraph"/>
+      </w:pPr>
+      <w:r>
+        <w:t xml:space="preserve">Esa secuencia puede parecer obvia cuando todo funciona bien. Sin embargo, en la práctica muchos bloqueos aparecen porque alguien activa Pages antes de comprobar si</w:t>
+      </w:r>
+      <w:r>
+        <w:t xml:space="preserve"> </w:t>
+      </w:r>
+      <w:r>
+        <w:rPr>
+          <w:rStyle w:val="VerbatimChar"/>
+        </w:rPr>
+        <w:t xml:space="preserve">index.html</w:t>
+      </w:r>
+      <w:r>
+        <w:t xml:space="preserve"> </w:t>
+      </w:r>
+      <w:r>
+        <w:t xml:space="preserve">existe, si las rutas son correctas o si el último cambio realmente llegó al remoto.</w:t>
+      </w:r>
+    </w:p>
+    <w:bookmarkEnd w:id="558"/>
+    <w:bookmarkStart w:id="559" w:name="paso-1.-prepara-la-estructura-del-sitio"/>
+    <w:p>
+      <w:pPr>
+        <w:pStyle w:val="Ttulo2"/>
+      </w:pPr>
+      <w:r>
+        <w:t xml:space="preserve">Paso 1. Prepara la estructura del sitio</w:t>
+      </w:r>
+    </w:p>
+    <w:p>
+      <w:pPr>
+        <w:pStyle w:val="FirstParagraph"/>
+      </w:pPr>
+      <w:r>
+        <w:t xml:space="preserve">Antes de publicar, abre el repositorio y confirma que el sitio está armado como sitio estático: HTML para estructura, CSS para estilos y, solo si hace falta, JavaScript para comportamiento</w:t>
+      </w:r>
+      <w:r>
+        <w:t xml:space="preserve"> </w:t>
+      </w:r>
+      <w:r>
+        <w:t xml:space="preserve">(</w:t>
+      </w:r>
+      <w:hyperlink w:anchor="ref-mdnhtml2026">
+        <w:r>
+          <w:rPr>
+            <w:rStyle w:val="Hipervnculo"/>
+          </w:rPr>
+          <w:t xml:space="preserve">MDN Web Docs 2026a</w:t>
+        </w:r>
+      </w:hyperlink>
+      <w:r>
+        <w:t xml:space="preserve">,</w:t>
+      </w:r>
+      <w:r>
+        <w:t xml:space="preserve"> </w:t>
+      </w:r>
+      <w:hyperlink w:anchor="ref-mdncss2026">
+        <w:r>
+          <w:rPr>
+            <w:rStyle w:val="Hipervnculo"/>
+          </w:rPr>
+          <w:t xml:space="preserve">2026b</w:t>
+        </w:r>
+      </w:hyperlink>
+      <w:r>
+        <w:t xml:space="preserve">)</w:t>
+      </w:r>
+      <w:r>
+        <w:t xml:space="preserve">. Conviene mirar con atención estos puntos:</w:t>
+      </w:r>
+    </w:p>
+    <w:p>
+      <w:pPr>
+        <w:pStyle w:val="Compact"/>
+        <w:numPr>
+          <w:ilvl w:val="0"/>
+          <w:numId w:val="1143"/>
+        </w:numPr>
+      </w:pPr>
+      <w:r>
+        <w:t xml:space="preserve">que el archivo principal sea</w:t>
+      </w:r>
+      <w:r>
+        <w:t xml:space="preserve"> </w:t>
+      </w:r>
+      <w:r>
+        <w:rPr>
+          <w:rStyle w:val="VerbatimChar"/>
+        </w:rPr>
+        <w:t xml:space="preserve">index.html</w:t>
+      </w:r>
+      <w:r>
+        <w:t xml:space="preserve">;</w:t>
+      </w:r>
+    </w:p>
+    <w:p>
+      <w:pPr>
+        <w:pStyle w:val="Compact"/>
+        <w:numPr>
+          <w:ilvl w:val="0"/>
+          <w:numId w:val="1143"/>
+        </w:numPr>
+      </w:pPr>
+      <w:r>
+        <w:t xml:space="preserve">que los archivos CSS estén enlazados con rutas correctas;</w:t>
+      </w:r>
+    </w:p>
+    <w:p>
+      <w:pPr>
+        <w:pStyle w:val="Compact"/>
+        <w:numPr>
+          <w:ilvl w:val="0"/>
+          <w:numId w:val="1143"/>
+        </w:numPr>
+      </w:pPr>
+      <w:r>
+        <w:t xml:space="preserve">que las imágenes estén dentro del repositorio y no solo en tu máquina;</w:t>
+      </w:r>
+    </w:p>
+    <w:p>
+      <w:pPr>
+        <w:pStyle w:val="Compact"/>
+        <w:numPr>
+          <w:ilvl w:val="0"/>
+          <w:numId w:val="1143"/>
+        </w:numPr>
+      </w:pPr>
+      <w:r>
+        <w:t xml:space="preserve">que no dependas de archivos locales fuera del proyecto.</w:t>
+      </w:r>
+    </w:p>
+    <w:p>
+      <w:pPr>
+        <w:pStyle w:val="FirstParagraph"/>
+      </w:pPr>
+      <w:r>
+        <w:t xml:space="preserve">Un error muy frecuente es que la página “funcione” en local porque el navegador recuerda archivos o rutas del sistema, pero falle al publicarse porque GitHub Pages solo ve lo que realmente está dentro del repositorio.</w:t>
+      </w:r>
+    </w:p>
+    <w:bookmarkEnd w:id="559"/>
+    <w:bookmarkStart w:id="560" w:name="paso-2.-sincroniza-el-repositorio"/>
+    <w:p>
+      <w:pPr>
+        <w:pStyle w:val="Ttulo2"/>
+      </w:pPr>
+      <w:r>
+        <w:t xml:space="preserve">Paso 2. Sincroniza el repositorio</w:t>
+      </w:r>
+    </w:p>
+    <w:p>
+      <w:pPr>
+        <w:pStyle w:val="FirstParagraph"/>
+      </w:pPr>
+      <w:r>
+        <w:t xml:space="preserve">Publicar con Pages presupone que el estado remoto del repositorio refleja lo que quieres mostrar. Si acabas de hacer cambios, vuelve a revisar:</w:t>
+      </w:r>
+    </w:p>
+    <w:p>
+      <w:pPr>
+        <w:pStyle w:val="SourceCode"/>
+      </w:pPr>
+      <w:r>
+        <w:rPr>
+          <w:rStyle w:val="FunctionTok"/>
+        </w:rPr>
+        <w:t xml:space="preserve">git</w:t>
+      </w:r>
+      <w:r>
+        <w:rPr>
+          <w:rStyle w:val="NormalTok"/>
+        </w:rPr>
+        <w:t xml:space="preserve"> status</w:t>
+      </w:r>
+      <w:r>
+        <w:br/>
+      </w:r>
+      <w:r>
+        <w:rPr>
+          <w:rStyle w:val="FunctionTok"/>
+        </w:rPr>
+        <w:t xml:space="preserve">git</w:t>
+      </w:r>
+      <w:r>
+        <w:rPr>
+          <w:rStyle w:val="NormalTok"/>
+        </w:rPr>
+        <w:t xml:space="preserve"> add .</w:t>
+      </w:r>
+      <w:r>
+        <w:br/>
+      </w:r>
+      <w:r>
+        <w:rPr>
+          <w:rStyle w:val="FunctionTok"/>
+        </w:rPr>
+        <w:t xml:space="preserve">git</w:t>
+      </w:r>
+      <w:r>
+        <w:rPr>
+          <w:rStyle w:val="NormalTok"/>
+        </w:rPr>
+        <w:t xml:space="preserve"> commit </w:t>
+      </w:r>
+      <w:r>
+        <w:rPr>
+          <w:rStyle w:val="AttributeTok"/>
+        </w:rPr>
+        <w:t xml:space="preserve">-m</w:t>
+      </w:r>
+      <w:r>
+        <w:rPr>
+          <w:rStyle w:val="NormalTok"/>
+        </w:rPr>
+        <w:t xml:space="preserve"> </w:t>
+      </w:r>
+      <w:r>
+        <w:rPr>
+          <w:rStyle w:val="StringTok"/>
+        </w:rPr>
+        <w:t xml:space="preserve">"Prepara sitio para publicación"</w:t>
+      </w:r>
+      <w:r>
+        <w:br/>
+      </w:r>
+      <w:r>
+        <w:rPr>
+          <w:rStyle w:val="FunctionTok"/>
+        </w:rPr>
+        <w:t xml:space="preserve">git</w:t>
+      </w:r>
+      <w:r>
+        <w:rPr>
+          <w:rStyle w:val="NormalTok"/>
+        </w:rPr>
+        <w:t xml:space="preserve"> push</w:t>
+      </w:r>
+    </w:p>
+    <w:p>
+      <w:pPr>
+        <w:pStyle w:val="FirstParagraph"/>
+      </w:pPr>
+      <w:r>
+        <w:t xml:space="preserve">No siempre necesitarás estos cuatro comandos exactamente en ese momento, pero sí necesitas asegurarte de que la versión que GitHub va a publicar sea la correcta. Publicar desde una versión desactualizada es una de las formas más comunes de perder tiempo.</w:t>
+      </w:r>
+    </w:p>
+    <w:bookmarkEnd w:id="560"/>
+    <w:bookmarkStart w:id="561" w:name="paso-3.-activa-github-pages"/>
+    <w:p>
+      <w:pPr>
+        <w:pStyle w:val="Ttulo2"/>
+      </w:pPr>
+      <w:r>
+        <w:t xml:space="preserve">Paso 3. Activa GitHub Pages</w:t>
+      </w:r>
+    </w:p>
+    <w:p>
+      <w:pPr>
+        <w:pStyle w:val="FirstParagraph"/>
+      </w:pPr>
+      <w:r>
+        <w:t xml:space="preserve">En la configuración del repositorio, busca la sección de Pages y selecciona la fuente de publicación. Dependiendo del flujo del repositorio, GitHub puede publicar desde una rama o desde un flujo basado en Actions</w:t>
+      </w:r>
+      <w:r>
+        <w:t xml:space="preserve"> </w:t>
+      </w:r>
+      <w:r>
+        <w:t xml:space="preserve">(</w:t>
+      </w:r>
+      <w:hyperlink w:anchor="ref-githubpages2026">
+        <w:r>
+          <w:rPr>
+            <w:rStyle w:val="Hipervnculo"/>
+          </w:rPr>
+          <w:t xml:space="preserve">GitHub Docs 2026c</w:t>
+        </w:r>
+      </w:hyperlink>
+      <w:r>
+        <w:t xml:space="preserve">)</w:t>
+      </w:r>
+      <w:r>
+        <w:t xml:space="preserve">. Lee con calma qué opción estás eligiendo y qué directorio o rama estás exponiendo.</w:t>
+      </w:r>
+    </w:p>
+    <w:p>
+      <w:pPr>
+        <w:pStyle w:val="Textoindependiente"/>
+      </w:pPr>
+      <w:r>
+        <w:t xml:space="preserve">Aquí conviene fijarse en algo muy concreto: no toda configuración “guarda” inmediatamente un sitio visible. A veces GitHub necesita unos minutos para procesar la publicación. Por eso, después de activar Pages, no saques conclusiones demasiado rápido si la URL todavía no responde.</w:t>
+      </w:r>
+    </w:p>
+    <w:bookmarkEnd w:id="561"/>
+    <w:bookmarkStart w:id="564" w:name="paso-4.-verifica-la-url-pública"/>
+    <w:p>
+      <w:pPr>
+        <w:pStyle w:val="Ttulo2"/>
+      </w:pPr>
+      <w:r>
+        <w:t xml:space="preserve">Paso 4. Verifica la URL pública</w:t>
+      </w:r>
+    </w:p>
+    <w:p>
+      <w:pPr>
+        <w:pStyle w:val="FirstParagraph"/>
+      </w:pPr>
+      <w:r>
+        <w:t xml:space="preserve">Cuando GitHub muestre la URL del sitio, ábrela y revisa no solo que cargue, sino cómo carga. Una verificación responsable incluye por lo menos:</w:t>
+      </w:r>
+    </w:p>
+    <w:p>
+      <w:pPr>
+        <w:pStyle w:val="Compact"/>
+        <w:numPr>
+          <w:ilvl w:val="0"/>
+          <w:numId w:val="1144"/>
+        </w:numPr>
+      </w:pPr>
+      <w:r>
+        <w:t xml:space="preserve">abrir la página principal;</w:t>
+      </w:r>
+    </w:p>
+    <w:p>
+      <w:pPr>
+        <w:pStyle w:val="Compact"/>
+        <w:numPr>
+          <w:ilvl w:val="0"/>
+          <w:numId w:val="1144"/>
+        </w:numPr>
+      </w:pPr>
+      <w:r>
+        <w:t xml:space="preserve">hacer clic en uno o dos enlaces internos;</w:t>
+      </w:r>
+    </w:p>
+    <w:p>
+      <w:pPr>
+        <w:pStyle w:val="Compact"/>
+        <w:numPr>
+          <w:ilvl w:val="0"/>
+          <w:numId w:val="1144"/>
+        </w:numPr>
+      </w:pPr>
+      <w:r>
+        <w:t xml:space="preserve">confirmar que los estilos se aplicaron;</w:t>
+      </w:r>
+    </w:p>
+    <w:p>
+      <w:pPr>
+        <w:pStyle w:val="Compact"/>
+        <w:numPr>
+          <w:ilvl w:val="0"/>
+          <w:numId w:val="1144"/>
+        </w:numPr>
+      </w:pPr>
+      <w:r>
+        <w:t xml:space="preserve">verificar que las imágenes aparecen;</w:t>
+      </w:r>
+    </w:p>
+    <w:p>
+      <w:pPr>
+        <w:pStyle w:val="Compact"/>
+        <w:numPr>
+          <w:ilvl w:val="0"/>
+          <w:numId w:val="1144"/>
+        </w:numPr>
+      </w:pPr>
+      <w:r>
+        <w:t xml:space="preserve">revisar si el sitio se ve razonablemente bien en una ventana más estrecha.</w:t>
+      </w:r>
+    </w:p>
+    <w:p>
+      <w:pPr>
+        <w:pStyle w:val="FirstParagraph"/>
+      </w:pPr>
+      <w:r>
+        <w:t xml:space="preserve">Esa última comprobación no convierte el tutorial en un curso de diseño responsivo. Solo recuerda algo importante: un sitio publicado no se evalúa únicamente por existir, sino también por ser legible y usable.</w:t>
       </w:r>
     </w:p>
     <w:tbl>
@@ -52316,7 +55010,7 @@
           </w:tcPr>
           <w:p>
             <w:pPr>
-              <w:pStyle w:val="FirstParagraph"/>
+              <w:pStyle w:val="Textoindependiente"/>
             </w:pPr>
             <w:pPr>
               <w:spacing w:before="0" w:after="0"/>
@@ -52327,12 +55021,12 @@
                 <wp:inline>
                   <wp:extent cx="152400" cy="152400"/>
                   <wp:effectExtent b="0" l="0" r="0" t="0"/>
-                  <wp:docPr descr="" title="" id="544" name="Picture"/>
+                  <wp:docPr descr="" title="" id="562" name="Picture"/>
                   <a:graphic>
                     <a:graphicData uri="http://schemas.openxmlformats.org/drawingml/2006/picture">
                       <pic:pic>
                         <pic:nvPicPr>
-                          <pic:cNvPr descr="/Applications/quarto/share/formats/docx/important.png" id="545" name="Picture"/>
+                          <pic:cNvPr descr="/Applications/quarto/share/formats/docx/important.png" id="563" name="Picture"/>
                           <pic:cNvPicPr>
                             <a:picLocks noChangeArrowheads="1" noChangeAspect="1"/>
                           </pic:cNvPicPr>
@@ -52422,8 +55116,8 @@
         </w:tc>
       </w:tr>
     </w:tbl>
-    <w:bookmarkEnd w:id="546"/>
-    <w:bookmarkStart w:id="547" w:name="qué-revisar-si-no-publica-bien"/>
+    <w:bookmarkEnd w:id="564"/>
+    <w:bookmarkStart w:id="565" w:name="qué-revisar-si-no-publica-bien"/>
     <w:p>
       <w:pPr>
         <w:pStyle w:val="Ttulo2"/>
@@ -52437,7 +55131,7 @@
         <w:pStyle w:val="Compact"/>
         <w:numPr>
           <w:ilvl w:val="0"/>
-          <w:numId w:val="1132"/>
+          <w:numId w:val="1145"/>
         </w:numPr>
       </w:pPr>
       <w:r>
@@ -52481,7 +55175,7 @@
         <w:pStyle w:val="Compact"/>
         <w:numPr>
           <w:ilvl w:val="0"/>
-          <w:numId w:val="1132"/>
+          <w:numId w:val="1145"/>
         </w:numPr>
       </w:pPr>
       <w:r>
@@ -52527,7 +55221,7 @@
         <w:pStyle w:val="Compact"/>
         <w:numPr>
           <w:ilvl w:val="0"/>
-          <w:numId w:val="1132"/>
+          <w:numId w:val="1145"/>
         </w:numPr>
       </w:pPr>
       <w:r>
@@ -52559,7 +55253,7 @@
         <w:pStyle w:val="Compact"/>
         <w:numPr>
           <w:ilvl w:val="0"/>
-          <w:numId w:val="1132"/>
+          <w:numId w:val="1145"/>
         </w:numPr>
       </w:pPr>
       <w:r>
@@ -52586,8 +55280,96 @@
         <w:t xml:space="preserve">.</w:t>
       </w:r>
     </w:p>
-    <w:bookmarkEnd w:id="547"/>
-    <w:bookmarkStart w:id="548" w:name="recomendación-final-1"/>
+    <w:p>
+      <w:pPr>
+        <w:pStyle w:val="FirstParagraph"/>
+      </w:pPr>
+      <w:r>
+        <w:t xml:space="preserve">Si algo falla, intenta aislar el problema en este orden:</w:t>
+      </w:r>
+    </w:p>
+    <w:p>
+      <w:pPr>
+        <w:pStyle w:val="Compact"/>
+        <w:numPr>
+          <w:ilvl w:val="0"/>
+          <w:numId w:val="1146"/>
+        </w:numPr>
+      </w:pPr>
+      <w:r>
+        <w:t xml:space="preserve">¿existe</w:t>
+      </w:r>
+      <w:r>
+        <w:t xml:space="preserve"> </w:t>
+      </w:r>
+      <w:r>
+        <w:rPr>
+          <w:rStyle w:val="VerbatimChar"/>
+        </w:rPr>
+        <w:t xml:space="preserve">index.html</w:t>
+      </w:r>
+      <w:r>
+        <w:t xml:space="preserve">?</w:t>
+      </w:r>
+    </w:p>
+    <w:p>
+      <w:pPr>
+        <w:pStyle w:val="Compact"/>
+        <w:numPr>
+          <w:ilvl w:val="0"/>
+          <w:numId w:val="1146"/>
+        </w:numPr>
+      </w:pPr>
+      <w:r>
+        <w:t xml:space="preserve">¿la URL está activa?</w:t>
+      </w:r>
+    </w:p>
+    <w:p>
+      <w:pPr>
+        <w:pStyle w:val="Compact"/>
+        <w:numPr>
+          <w:ilvl w:val="0"/>
+          <w:numId w:val="1146"/>
+        </w:numPr>
+      </w:pPr>
+      <w:r>
+        <w:t xml:space="preserve">¿carga HTML pero no CSS?</w:t>
+      </w:r>
+    </w:p>
+    <w:p>
+      <w:pPr>
+        <w:pStyle w:val="Compact"/>
+        <w:numPr>
+          <w:ilvl w:val="0"/>
+          <w:numId w:val="1146"/>
+        </w:numPr>
+      </w:pPr>
+      <w:r>
+        <w:t xml:space="preserve">¿faltan imágenes o enlaces?</w:t>
+      </w:r>
+    </w:p>
+    <w:p>
+      <w:pPr>
+        <w:pStyle w:val="Compact"/>
+        <w:numPr>
+          <w:ilvl w:val="0"/>
+          <w:numId w:val="1146"/>
+        </w:numPr>
+      </w:pPr>
+      <w:r>
+        <w:t xml:space="preserve">¿el cambio correcto llegó al remoto?</w:t>
+      </w:r>
+    </w:p>
+    <w:p>
+      <w:pPr>
+        <w:pStyle w:val="FirstParagraph"/>
+      </w:pPr>
+      <w:r>
+        <w:t xml:space="preserve">Resolver problemas en ese orden suele ser más eficaz que cambiar varias cosas al azar.</w:t>
+      </w:r>
+    </w:p>
+    <w:bookmarkEnd w:id="565"/>
+    <w:bookmarkStart w:id="566" w:name="recomendación-final-1"/>
     <w:p>
       <w:pPr>
         <w:pStyle w:val="Ttulo2"/>
@@ -52638,9 +55420,17 @@
         <w:t xml:space="preserve">.</w:t>
       </w:r>
     </w:p>
-    <w:bookmarkEnd w:id="548"/>
-    <w:bookmarkEnd w:id="549"/>
-    <w:bookmarkStart w:id="622" w:name="referencias"/>
+    <w:p>
+      <w:pPr>
+        <w:pStyle w:val="Textoindependiente"/>
+      </w:pPr>
+      <w:r>
+        <w:t xml:space="preserve">Hay una buena razón para no dejar esto para el último día: Pages funciona mejor cuando se usa como parte del flujo de trabajo, no como ceremonia final. Si publicas temprano, cada mejora del sitio puede aparecer también como mejora visible de tu proceso.</w:t>
+      </w:r>
+    </w:p>
+    <w:bookmarkEnd w:id="566"/>
+    <w:bookmarkEnd w:id="567"/>
+    <w:bookmarkStart w:id="648" w:name="referencias"/>
     <w:p>
       <w:pPr>
         <w:pStyle w:val="Ttulo1"/>
@@ -52649,8 +55439,8 @@
         <w:t xml:space="preserve">Referencias</w:t>
       </w:r>
     </w:p>
-    <w:bookmarkStart w:id="621" w:name="refs"/>
-    <w:bookmarkStart w:id="551" w:name="ref-savelka2021applied"/>
+    <w:bookmarkStart w:id="647" w:name="refs"/>
+    <w:bookmarkStart w:id="569" w:name="ref-savelka2021applied"/>
     <w:p>
       <w:pPr>
         <w:pStyle w:val="Bibliografa"/>
@@ -52683,7 +55473,7 @@
       <w:r>
         <w:t xml:space="preserve"> </w:t>
       </w:r>
-      <w:hyperlink r:id="rId550">
+      <w:hyperlink r:id="rId568">
         <w:r>
           <w:rPr>
             <w:rStyle w:val="Hipervnculo"/>
@@ -52695,8 +55485,8 @@
         <w:t xml:space="preserve">.</w:t>
       </w:r>
     </w:p>
-    <w:bookmarkEnd w:id="551"/>
-    <w:bookmarkStart w:id="552" w:name="ref-bain2007softwarelibre1"/>
+    <w:bookmarkEnd w:id="569"/>
+    <w:bookmarkStart w:id="570" w:name="ref-bain2007softwarelibre1"/>
     <w:p>
       <w:pPr>
         <w:pStyle w:val="Bibliografa"/>
@@ -52741,8 +55531,8 @@
         <w:t xml:space="preserve">per a la Universitat Oberta de Catalunya.</w:t>
       </w:r>
     </w:p>
-    <w:bookmarkEnd w:id="552"/>
-    <w:bookmarkStart w:id="553" w:name="ref-bain2007softwarelibre2"/>
+    <w:bookmarkEnd w:id="570"/>
+    <w:bookmarkStart w:id="571" w:name="ref-bain2007softwarelibre2"/>
     <w:p>
       <w:pPr>
         <w:pStyle w:val="Bibliografa"/>
@@ -52787,8 +55577,8 @@
         <w:t xml:space="preserve">per a la Universitat Oberta de Catalunya.</w:t>
       </w:r>
     </w:p>
-    <w:bookmarkEnd w:id="553"/>
-    <w:bookmarkStart w:id="555" w:name="ref-cairo2017visualizacion"/>
+    <w:bookmarkEnd w:id="571"/>
+    <w:bookmarkStart w:id="573" w:name="ref-cairo2017visualizacion"/>
     <w:p>
       <w:pPr>
         <w:pStyle w:val="Bibliografa"/>
@@ -52859,7 +55649,7 @@
       <w:r>
         <w:t xml:space="preserve"> </w:t>
       </w:r>
-      <w:hyperlink r:id="rId554">
+      <w:hyperlink r:id="rId572">
         <w:r>
           <w:rPr>
             <w:rStyle w:val="Hipervnculo"/>
@@ -52871,8 +55661,8 @@
         <w:t xml:space="preserve">.</w:t>
       </w:r>
     </w:p>
-    <w:bookmarkEnd w:id="555"/>
-    <w:bookmarkStart w:id="557" w:name="ref-chaconstraub2014progit"/>
+    <w:bookmarkEnd w:id="573"/>
+    <w:bookmarkStart w:id="575" w:name="ref-chaconstraub2014progit"/>
     <w:p>
       <w:pPr>
         <w:pStyle w:val="Bibliografa"/>
@@ -52896,7 +55686,7 @@
       <w:r>
         <w:t xml:space="preserve"> </w:t>
       </w:r>
-      <w:hyperlink r:id="rId556">
+      <w:hyperlink r:id="rId574">
         <w:r>
           <w:rPr>
             <w:rStyle w:val="Hipervnculo"/>
@@ -52908,8 +55698,8 @@
         <w:t xml:space="preserve">.</w:t>
       </w:r>
     </w:p>
-    <w:bookmarkEnd w:id="557"/>
-    <w:bookmarkStart w:id="559" w:name="ref-contreras2020pedagogy"/>
+    <w:bookmarkEnd w:id="575"/>
+    <w:bookmarkStart w:id="577" w:name="ref-contreras2020pedagogy"/>
     <w:p>
       <w:pPr>
         <w:pStyle w:val="Bibliografa"/>
@@ -52954,7 +55744,7 @@
       <w:r>
         <w:t xml:space="preserve"> </w:t>
       </w:r>
-      <w:hyperlink r:id="rId558">
+      <w:hyperlink r:id="rId576">
         <w:r>
           <w:rPr>
             <w:rStyle w:val="Hipervnculo"/>
@@ -52966,8 +55756,8 @@
         <w:t xml:space="preserve">.</w:t>
       </w:r>
     </w:p>
-    <w:bookmarkEnd w:id="559"/>
-    <w:bookmarkStart w:id="560" w:name="ref-garciagarcia2021visualizacion"/>
+    <w:bookmarkEnd w:id="577"/>
+    <w:bookmarkStart w:id="578" w:name="ref-garciagarcia2021visualizacion"/>
     <w:p>
       <w:pPr>
         <w:pStyle w:val="Bibliografa"/>
@@ -53027,13 +55817,103 @@
         <w:t xml:space="preserve">.</w:t>
       </w:r>
     </w:p>
-    <w:bookmarkEnd w:id="560"/>
-    <w:bookmarkStart w:id="562" w:name="ref-githubprojects2026"/>
+    <w:bookmarkEnd w:id="578"/>
+    <w:bookmarkStart w:id="580" w:name="ref-gitabout2025"/>
     <w:p>
       <w:pPr>
         <w:pStyle w:val="Bibliografa"/>
       </w:pPr>
       <w:r>
+        <w:t xml:space="preserve">Git. 2025.</w:t>
+      </w:r>
+      <w:r>
+        <w:t xml:space="preserve"> </w:t>
+      </w:r>
+      <w:r>
+        <w:t xml:space="preserve">“About Git.”</w:t>
+      </w:r>
+      <w:r>
+        <w:t xml:space="preserve"> </w:t>
+      </w:r>
+      <w:hyperlink r:id="rId579">
+        <w:r>
+          <w:rPr>
+            <w:rStyle w:val="Hipervnculo"/>
+          </w:rPr>
+          <w:t xml:space="preserve">https://git-scm.com/about.html</w:t>
+        </w:r>
+      </w:hyperlink>
+      <w:r>
+        <w:t xml:space="preserve">.</w:t>
+      </w:r>
+    </w:p>
+    <w:bookmarkEnd w:id="580"/>
+    <w:bookmarkStart w:id="582" w:name="ref-githubpress2026"/>
+    <w:p>
+      <w:pPr>
+        <w:pStyle w:val="Bibliografa"/>
+      </w:pPr>
+      <w:r>
+        <w:t xml:space="preserve">GitHub. 2026.</w:t>
+      </w:r>
+      <w:r>
+        <w:t xml:space="preserve"> </w:t>
+      </w:r>
+      <w:r>
+        <w:t xml:space="preserve">“Press.”</w:t>
+      </w:r>
+      <w:r>
+        <w:t xml:space="preserve"> </w:t>
+      </w:r>
+      <w:hyperlink r:id="rId581">
+        <w:r>
+          <w:rPr>
+            <w:rStyle w:val="Hipervnculo"/>
+          </w:rPr>
+          <w:t xml:space="preserve">https://github.com/about/press</w:t>
+        </w:r>
+      </w:hyperlink>
+      <w:r>
+        <w:t xml:space="preserve">.</w:t>
+      </w:r>
+    </w:p>
+    <w:bookmarkEnd w:id="582"/>
+    <w:bookmarkStart w:id="584" w:name="ref-githubpageslaunch2008"/>
+    <w:p>
+      <w:pPr>
+        <w:pStyle w:val="Bibliografa"/>
+      </w:pPr>
+      <w:r>
+        <w:t xml:space="preserve">GitHub Blog. 2008.</w:t>
+      </w:r>
+      <w:r>
+        <w:t xml:space="preserve"> </w:t>
+      </w:r>
+      <w:r>
+        <w:t xml:space="preserve">“GitHub Pages.”</w:t>
+      </w:r>
+      <w:r>
+        <w:t xml:space="preserve"> </w:t>
+      </w:r>
+      <w:hyperlink r:id="rId583">
+        <w:r>
+          <w:rPr>
+            <w:rStyle w:val="Hipervnculo"/>
+          </w:rPr>
+          <w:t xml:space="preserve">https://github.blog/news-insights/github-pages/</w:t>
+        </w:r>
+      </w:hyperlink>
+      <w:r>
+        <w:t xml:space="preserve">.</w:t>
+      </w:r>
+    </w:p>
+    <w:bookmarkEnd w:id="584"/>
+    <w:bookmarkStart w:id="586" w:name="ref-githubprojects2026"/>
+    <w:p>
+      <w:pPr>
+        <w:pStyle w:val="Bibliografa"/>
+      </w:pPr>
+      <w:r>
         <w:t xml:space="preserve">GitHub Docs. 2026a.</w:t>
       </w:r>
       <w:r>
@@ -53045,7 +55925,7 @@
       <w:r>
         <w:t xml:space="preserve"> </w:t>
       </w:r>
-      <w:hyperlink r:id="rId561">
+      <w:hyperlink r:id="rId585">
         <w:r>
           <w:rPr>
             <w:rStyle w:val="Hipervnculo"/>
@@ -53057,8 +55937,8 @@
         <w:t xml:space="preserve">.</w:t>
       </w:r>
     </w:p>
-    <w:bookmarkEnd w:id="562"/>
-    <w:bookmarkStart w:id="564" w:name="ref-github2fa2026"/>
+    <w:bookmarkEnd w:id="586"/>
+    <w:bookmarkStart w:id="588" w:name="ref-github2fa2026"/>
     <w:p>
       <w:pPr>
         <w:pStyle w:val="Bibliografa"/>
@@ -53075,7 +55955,7 @@
       <w:r>
         <w:t xml:space="preserve"> </w:t>
       </w:r>
-      <w:hyperlink r:id="rId563">
+      <w:hyperlink r:id="rId587">
         <w:r>
           <w:rPr>
             <w:rStyle w:val="Hipervnculo"/>
@@ -53087,8 +55967,8 @@
         <w:t xml:space="preserve">.</w:t>
       </w:r>
     </w:p>
-    <w:bookmarkEnd w:id="564"/>
-    <w:bookmarkStart w:id="566" w:name="ref-githubpages2026"/>
+    <w:bookmarkEnd w:id="588"/>
+    <w:bookmarkStart w:id="590" w:name="ref-githubpages2026"/>
     <w:p>
       <w:pPr>
         <w:pStyle w:val="Bibliografa"/>
@@ -53105,7 +55985,7 @@
       <w:r>
         <w:t xml:space="preserve"> </w:t>
       </w:r>
-      <w:hyperlink r:id="rId565">
+      <w:hyperlink r:id="rId589">
         <w:r>
           <w:rPr>
             <w:rStyle w:val="Hipervnculo"/>
@@ -53117,8 +55997,8 @@
         <w:t xml:space="preserve">.</w:t>
       </w:r>
     </w:p>
-    <w:bookmarkEnd w:id="566"/>
-    <w:bookmarkStart w:id="568" w:name="ref-gorgolewski2011nipype"/>
+    <w:bookmarkEnd w:id="590"/>
+    <w:bookmarkStart w:id="592" w:name="ref-gorgolewski2011nipype"/>
     <w:p>
       <w:pPr>
         <w:pStyle w:val="Bibliografa"/>
@@ -53154,7 +56034,7 @@
       <w:r>
         <w:t xml:space="preserve"> </w:t>
       </w:r>
-      <w:hyperlink r:id="rId567">
+      <w:hyperlink r:id="rId591">
         <w:r>
           <w:rPr>
             <w:rStyle w:val="Hipervnculo"/>
@@ -53166,8 +56046,8 @@
         <w:t xml:space="preserve">.</w:t>
       </w:r>
     </w:p>
-    <w:bookmarkEnd w:id="568"/>
-    <w:bookmarkStart w:id="570" w:name="ref-pep7032023"/>
+    <w:bookmarkEnd w:id="592"/>
+    <w:bookmarkStart w:id="594" w:name="ref-pep7032023"/>
     <w:p>
       <w:pPr>
         <w:pStyle w:val="Bibliografa"/>
@@ -53184,7 +56064,7 @@
       <w:r>
         <w:t xml:space="preserve"> </w:t>
       </w:r>
-      <w:hyperlink r:id="rId569">
+      <w:hyperlink r:id="rId593">
         <w:r>
           <w:rPr>
             <w:rStyle w:val="Hipervnculo"/>
@@ -53196,8 +56076,8 @@
         <w:t xml:space="preserve">.</w:t>
       </w:r>
     </w:p>
-    <w:bookmarkEnd w:id="570"/>
-    <w:bookmarkStart w:id="571" w:name="ref-mapeolegaltechperu2025"/>
+    <w:bookmarkEnd w:id="594"/>
+    <w:bookmarkStart w:id="595" w:name="ref-mapeolegaltechperu2025"/>
     <w:p>
       <w:pPr>
         <w:pStyle w:val="Bibliografa"/>
@@ -53240,8 +56120,8 @@
         <w:t xml:space="preserve">.</w:t>
       </w:r>
     </w:p>
-    <w:bookmarkEnd w:id="571"/>
-    <w:bookmarkStart w:id="573" w:name="ref-jacovkis2009softwarelibre"/>
+    <w:bookmarkEnd w:id="595"/>
+    <w:bookmarkStart w:id="597" w:name="ref-jacovkis2009softwarelibre"/>
     <w:p>
       <w:pPr>
         <w:pStyle w:val="Bibliografa"/>
@@ -53291,7 +56171,7 @@
       <w:r>
         <w:t xml:space="preserve"> </w:t>
       </w:r>
-      <w:hyperlink r:id="rId572">
+      <w:hyperlink r:id="rId596">
         <w:r>
           <w:rPr>
             <w:rStyle w:val="Hipervnculo"/>
@@ -53303,8 +56183,8 @@
         <w:t xml:space="preserve">.</w:t>
       </w:r>
     </w:p>
-    <w:bookmarkEnd w:id="573"/>
-    <w:bookmarkStart w:id="575" w:name="ref-mdnhtml2026"/>
+    <w:bookmarkEnd w:id="597"/>
+    <w:bookmarkStart w:id="599" w:name="ref-mdnhtml2026"/>
     <w:p>
       <w:pPr>
         <w:pStyle w:val="Bibliografa"/>
@@ -53321,7 +56201,7 @@
       <w:r>
         <w:t xml:space="preserve"> </w:t>
       </w:r>
-      <w:hyperlink r:id="rId574">
+      <w:hyperlink r:id="rId598">
         <w:r>
           <w:rPr>
             <w:rStyle w:val="Hipervnculo"/>
@@ -53333,8 +56213,8 @@
         <w:t xml:space="preserve">.</w:t>
       </w:r>
     </w:p>
-    <w:bookmarkEnd w:id="575"/>
-    <w:bookmarkStart w:id="577" w:name="ref-mdncss2026"/>
+    <w:bookmarkEnd w:id="599"/>
+    <w:bookmarkStart w:id="601" w:name="ref-mdncss2026"/>
     <w:p>
       <w:pPr>
         <w:pStyle w:val="Bibliografa"/>
@@ -53351,7 +56231,7 @@
       <w:r>
         <w:t xml:space="preserve"> </w:t>
       </w:r>
-      <w:hyperlink r:id="rId576">
+      <w:hyperlink r:id="rId600">
         <w:r>
           <w:rPr>
             <w:rStyle w:val="Hipervnculo"/>
@@ -53363,8 +56243,8 @@
         <w:t xml:space="preserve">.</w:t>
       </w:r>
     </w:p>
-    <w:bookmarkEnd w:id="577"/>
-    <w:bookmarkStart w:id="579" w:name="ref-mdnunicode2026"/>
+    <w:bookmarkEnd w:id="601"/>
+    <w:bookmarkStart w:id="603" w:name="ref-mdnunicode2026"/>
     <w:p>
       <w:pPr>
         <w:pStyle w:val="Bibliografa"/>
@@ -53381,7 +56261,7 @@
       <w:r>
         <w:t xml:space="preserve"> </w:t>
       </w:r>
-      <w:hyperlink r:id="rId578">
+      <w:hyperlink r:id="rId602">
         <w:r>
           <w:rPr>
             <w:rStyle w:val="Hipervnculo"/>
@@ -53393,8 +56273,8 @@
         <w:t xml:space="preserve">.</w:t>
       </w:r>
     </w:p>
-    <w:bookmarkEnd w:id="579"/>
-    <w:bookmarkStart w:id="580" w:name="ref-mendo2013reutilizacion"/>
+    <w:bookmarkEnd w:id="603"/>
+    <w:bookmarkStart w:id="604" w:name="ref-mendo2013reutilizacion"/>
     <w:p>
       <w:pPr>
         <w:pStyle w:val="Bibliografa"/>
@@ -53491,8 +56371,8 @@
         <w:t xml:space="preserve">.</w:t>
       </w:r>
     </w:p>
-    <w:bookmarkEnd w:id="580"/>
-    <w:bookmarkStart w:id="582" w:name="ref-mermaid2026flowcharts"/>
+    <w:bookmarkEnd w:id="604"/>
+    <w:bookmarkStart w:id="606" w:name="ref-mermaid2026flowcharts"/>
     <w:p>
       <w:pPr>
         <w:pStyle w:val="Bibliografa"/>
@@ -53509,7 +56389,7 @@
       <w:r>
         <w:t xml:space="preserve"> </w:t>
       </w:r>
-      <w:hyperlink r:id="rId581">
+      <w:hyperlink r:id="rId605">
         <w:r>
           <w:rPr>
             <w:rStyle w:val="Hipervnculo"/>
@@ -53521,8 +56401,8 @@
         <w:t xml:space="preserve">.</w:t>
       </w:r>
     </w:p>
-    <w:bookmarkEnd w:id="582"/>
-    <w:bookmarkStart w:id="583" w:name="ref-mongefallas2024pensamiento"/>
+    <w:bookmarkEnd w:id="606"/>
+    <w:bookmarkStart w:id="607" w:name="ref-mongefallas2024pensamiento"/>
     <w:p>
       <w:pPr>
         <w:pStyle w:val="Bibliografa"/>
@@ -53565,8 +56445,8 @@
         <w:t xml:space="preserve">.</w:t>
       </w:r>
     </w:p>
-    <w:bookmarkEnd w:id="583"/>
-    <w:bookmarkStart w:id="584" w:name="ref-padron2021computacional"/>
+    <w:bookmarkEnd w:id="607"/>
+    <w:bookmarkStart w:id="608" w:name="ref-padron2021computacional"/>
     <w:p>
       <w:pPr>
         <w:pStyle w:val="Bibliografa"/>
@@ -53626,8 +56506,8 @@
         <w:t xml:space="preserve">24 (1): 55–76.</w:t>
       </w:r>
     </w:p>
-    <w:bookmarkEnd w:id="584"/>
-    <w:bookmarkStart w:id="586" w:name="ref-pedregosa2011scikit"/>
+    <w:bookmarkEnd w:id="608"/>
+    <w:bookmarkStart w:id="610" w:name="ref-pedregosa2011scikit"/>
     <w:p>
       <w:pPr>
         <w:pStyle w:val="Bibliografa"/>
@@ -53660,7 +56540,7 @@
       <w:r>
         <w:t xml:space="preserve"> </w:t>
       </w:r>
-      <w:hyperlink r:id="rId585">
+      <w:hyperlink r:id="rId609">
         <w:r>
           <w:rPr>
             <w:rStyle w:val="Hipervnculo"/>
@@ -53672,8 +56552,8 @@
         <w:t xml:space="preserve">.</w:t>
       </w:r>
     </w:p>
-    <w:bookmarkEnd w:id="586"/>
-    <w:bookmarkStart w:id="587" w:name="ref-peru2002modernizacion"/>
+    <w:bookmarkEnd w:id="610"/>
+    <w:bookmarkStart w:id="611" w:name="ref-peru2002modernizacion"/>
     <w:p>
       <w:pPr>
         <w:pStyle w:val="Bibliografa"/>
@@ -53744,8 +56624,8 @@
         <w:t xml:space="preserve">.</w:t>
       </w:r>
     </w:p>
-    <w:bookmarkEnd w:id="587"/>
-    <w:bookmarkStart w:id="588" w:name="ref-peru2022laboratorio"/>
+    <w:bookmarkEnd w:id="611"/>
+    <w:bookmarkStart w:id="612" w:name="ref-peru2022laboratorio"/>
     <w:p>
       <w:pPr>
         <w:pStyle w:val="Bibliografa"/>
@@ -53802,8 +56682,8 @@
         <w:t xml:space="preserve">.</w:t>
       </w:r>
     </w:p>
-    <w:bookmarkEnd w:id="588"/>
-    <w:bookmarkStart w:id="589" w:name="ref-pcm2002modernizacion"/>
+    <w:bookmarkEnd w:id="612"/>
+    <w:bookmarkStart w:id="613" w:name="ref-pcm2002modernizacion"/>
     <w:p>
       <w:pPr>
         <w:pStyle w:val="Bibliografa"/>
@@ -53874,8 +56754,8 @@
         <w:t xml:space="preserve">.</w:t>
       </w:r>
     </w:p>
-    <w:bookmarkEnd w:id="589"/>
-    <w:bookmarkStart w:id="591" w:name="ref-whatsnew3132024"/>
+    <w:bookmarkEnd w:id="613"/>
+    <w:bookmarkStart w:id="615" w:name="ref-whatsnew3132024"/>
     <w:p>
       <w:pPr>
         <w:pStyle w:val="Bibliografa"/>
@@ -53892,7 +56772,7 @@
       <w:r>
         <w:t xml:space="preserve"> </w:t>
       </w:r>
-      <w:hyperlink r:id="rId590">
+      <w:hyperlink r:id="rId614">
         <w:r>
           <w:rPr>
             <w:rStyle w:val="Hipervnculo"/>
@@ -53904,8 +56784,8 @@
         <w:t xml:space="preserve">.</w:t>
       </w:r>
     </w:p>
-    <w:bookmarkEnd w:id="591"/>
-    <w:bookmarkStart w:id="593" w:name="ref-whatsnew3142025"/>
+    <w:bookmarkEnd w:id="615"/>
+    <w:bookmarkStart w:id="617" w:name="ref-whatsnew3142025"/>
     <w:p>
       <w:pPr>
         <w:pStyle w:val="Bibliografa"/>
@@ -53922,7 +56802,7 @@
       <w:r>
         <w:t xml:space="preserve"> </w:t>
       </w:r>
-      <w:hyperlink r:id="rId592">
+      <w:hyperlink r:id="rId616">
         <w:r>
           <w:rPr>
             <w:rStyle w:val="Hipervnculo"/>
@@ -53934,8 +56814,8 @@
         <w:t xml:space="preserve">.</w:t>
       </w:r>
     </w:p>
-    <w:bookmarkEnd w:id="593"/>
-    <w:bookmarkStart w:id="595" w:name="ref-pythonbuiltintypes2026"/>
+    <w:bookmarkEnd w:id="617"/>
+    <w:bookmarkStart w:id="619" w:name="ref-pythonbuiltintypes2026"/>
     <w:p>
       <w:pPr>
         <w:pStyle w:val="Bibliografa"/>
@@ -53952,7 +56832,7 @@
       <w:r>
         <w:t xml:space="preserve"> </w:t>
       </w:r>
-      <w:hyperlink r:id="rId594">
+      <w:hyperlink r:id="rId618">
         <w:r>
           <w:rPr>
             <w:rStyle w:val="Hipervnculo"/>
@@ -53964,8 +56844,8 @@
         <w:t xml:space="preserve">.</w:t>
       </w:r>
     </w:p>
-    <w:bookmarkEnd w:id="595"/>
-    <w:bookmarkStart w:id="597" w:name="ref-pythonfaq2026"/>
+    <w:bookmarkEnd w:id="619"/>
+    <w:bookmarkStart w:id="621" w:name="ref-pythonfaq2026"/>
     <w:p>
       <w:pPr>
         <w:pStyle w:val="Bibliografa"/>
@@ -53982,7 +56862,7 @@
       <w:r>
         <w:t xml:space="preserve"> </w:t>
       </w:r>
-      <w:hyperlink r:id="rId596">
+      <w:hyperlink r:id="rId620">
         <w:r>
           <w:rPr>
             <w:rStyle w:val="Hipervnculo"/>
@@ -53994,8 +56874,8 @@
         <w:t xml:space="preserve">.</w:t>
       </w:r>
     </w:p>
-    <w:bookmarkEnd w:id="597"/>
-    <w:bookmarkStart w:id="599" w:name="ref-pythonlicense2026"/>
+    <w:bookmarkEnd w:id="621"/>
+    <w:bookmarkStart w:id="623" w:name="ref-pythonlicense2026"/>
     <w:p>
       <w:pPr>
         <w:pStyle w:val="Bibliografa"/>
@@ -54012,7 +56892,7 @@
       <w:r>
         <w:t xml:space="preserve"> </w:t>
       </w:r>
-      <w:hyperlink r:id="rId598">
+      <w:hyperlink r:id="rId622">
         <w:r>
           <w:rPr>
             <w:rStyle w:val="Hipervnculo"/>
@@ -54024,8 +56904,8 @@
         <w:t xml:space="preserve">.</w:t>
       </w:r>
     </w:p>
-    <w:bookmarkEnd w:id="599"/>
-    <w:bookmarkStart w:id="601" w:name="ref-psfabout2026"/>
+    <w:bookmarkEnd w:id="623"/>
+    <w:bookmarkStart w:id="625" w:name="ref-psfabout2026"/>
     <w:p>
       <w:pPr>
         <w:pStyle w:val="Bibliografa"/>
@@ -54042,7 +56922,7 @@
       <w:r>
         <w:t xml:space="preserve"> </w:t>
       </w:r>
-      <w:hyperlink r:id="rId600">
+      <w:hyperlink r:id="rId624">
         <w:r>
           <w:rPr>
             <w:rStyle w:val="Hipervnculo"/>
@@ -54054,8 +56934,8 @@
         <w:t xml:space="preserve">.</w:t>
       </w:r>
     </w:p>
-    <w:bookmarkEnd w:id="601"/>
-    <w:bookmarkStart w:id="603" w:name="ref-pythonversions2026"/>
+    <w:bookmarkEnd w:id="625"/>
+    <w:bookmarkStart w:id="627" w:name="ref-pythonversions2026"/>
     <w:p>
       <w:pPr>
         <w:pStyle w:val="Bibliografa"/>
@@ -54072,7 +56952,7 @@
       <w:r>
         <w:t xml:space="preserve"> </w:t>
       </w:r>
-      <w:hyperlink r:id="rId602">
+      <w:hyperlink r:id="rId626">
         <w:r>
           <w:rPr>
             <w:rStyle w:val="Hipervnculo"/>
@@ -54084,8 +56964,8 @@
         <w:t xml:space="preserve">.</w:t>
       </w:r>
     </w:p>
-    <w:bookmarkEnd w:id="603"/>
-    <w:bookmarkStart w:id="605" w:name="ref-raschka2020machine"/>
+    <w:bookmarkEnd w:id="627"/>
+    <w:bookmarkStart w:id="629" w:name="ref-raschka2020machine"/>
     <w:p>
       <w:pPr>
         <w:pStyle w:val="Bibliografa"/>
@@ -54118,7 +56998,7 @@
       <w:r>
         <w:t xml:space="preserve"> </w:t>
       </w:r>
-      <w:hyperlink r:id="rId604">
+      <w:hyperlink r:id="rId628">
         <w:r>
           <w:rPr>
             <w:rStyle w:val="Hipervnculo"/>
@@ -54130,8 +57010,8 @@
         <w:t xml:space="preserve">.</w:t>
       </w:r>
     </w:p>
-    <w:bookmarkEnd w:id="605"/>
-    <w:bookmarkStart w:id="607" w:name="ref-ryan2021coding"/>
+    <w:bookmarkEnd w:id="629"/>
+    <w:bookmarkStart w:id="631" w:name="ref-ryan2021coding"/>
     <w:p>
       <w:pPr>
         <w:pStyle w:val="Bibliografa"/>
@@ -54164,7 +57044,7 @@
       <w:r>
         <w:t xml:space="preserve"> </w:t>
       </w:r>
-      <w:hyperlink r:id="rId606">
+      <w:hyperlink r:id="rId630">
         <w:r>
           <w:rPr>
             <w:rStyle w:val="Hipervnculo"/>
@@ -54176,8 +57056,8 @@
         <w:t xml:space="preserve">.</w:t>
       </w:r>
     </w:p>
-    <w:bookmarkEnd w:id="607"/>
-    <w:bookmarkStart w:id="609" w:name="ref-sqlite2026select"/>
+    <w:bookmarkEnd w:id="631"/>
+    <w:bookmarkStart w:id="633" w:name="ref-sqlite2026select"/>
     <w:p>
       <w:pPr>
         <w:pStyle w:val="Bibliografa"/>
@@ -54194,7 +57074,7 @@
       <w:r>
         <w:t xml:space="preserve"> </w:t>
       </w:r>
-      <w:hyperlink r:id="rId608">
+      <w:hyperlink r:id="rId632">
         <w:r>
           <w:rPr>
             <w:rStyle w:val="Hipervnculo"/>
@@ -54206,8 +57086,8 @@
         <w:t xml:space="preserve">.</w:t>
       </w:r>
     </w:p>
-    <w:bookmarkEnd w:id="609"/>
-    <w:bookmarkStart w:id="611" w:name="ref-virtanen2020scipy"/>
+    <w:bookmarkEnd w:id="633"/>
+    <w:bookmarkStart w:id="635" w:name="ref-virtanen2020scipy"/>
     <w:p>
       <w:pPr>
         <w:pStyle w:val="Bibliografa"/>
@@ -54240,7 +57120,7 @@
       <w:r>
         <w:t xml:space="preserve"> </w:t>
       </w:r>
-      <w:hyperlink r:id="rId610">
+      <w:hyperlink r:id="rId634">
         <w:r>
           <w:rPr>
             <w:rStyle w:val="Hipervnculo"/>
@@ -54252,13 +57132,43 @@
         <w:t xml:space="preserve">.</w:t>
       </w:r>
     </w:p>
-    <w:bookmarkEnd w:id="611"/>
-    <w:bookmarkStart w:id="613" w:name="ref-vscodeterminal2026"/>
+    <w:bookmarkEnd w:id="635"/>
+    <w:bookmarkStart w:id="637" w:name="ref-vscodehistory2016"/>
     <w:p>
       <w:pPr>
         <w:pStyle w:val="Bibliografa"/>
       </w:pPr>
       <w:r>
+        <w:t xml:space="preserve">Visual Studio Code Blog. 2016.</w:t>
+      </w:r>
+      <w:r>
+        <w:t xml:space="preserve"> </w:t>
+      </w:r>
+      <w:r>
+        <w:t xml:space="preserve">“Visual Studio Code 1.0!”</w:t>
+      </w:r>
+      <w:r>
+        <w:t xml:space="preserve"> </w:t>
+      </w:r>
+      <w:hyperlink r:id="rId636">
+        <w:r>
+          <w:rPr>
+            <w:rStyle w:val="Hipervnculo"/>
+          </w:rPr>
+          <w:t xml:space="preserve">https://code.visualstudio.com/blogs/2016/04/14/vscode-1.0/</w:t>
+        </w:r>
+      </w:hyperlink>
+      <w:r>
+        <w:t xml:space="preserve">.</w:t>
+      </w:r>
+    </w:p>
+    <w:bookmarkEnd w:id="637"/>
+    <w:bookmarkStart w:id="639" w:name="ref-vscodeterminal2026"/>
+    <w:p>
+      <w:pPr>
+        <w:pStyle w:val="Bibliografa"/>
+      </w:pPr>
+      <w:r>
         <w:t xml:space="preserve">Visual Studio Code Documentation. 2026a.</w:t>
       </w:r>
       <w:r>
@@ -54270,7 +57180,7 @@
       <w:r>
         <w:t xml:space="preserve"> </w:t>
       </w:r>
-      <w:hyperlink r:id="rId612">
+      <w:hyperlink r:id="rId638">
         <w:r>
           <w:rPr>
             <w:rStyle w:val="Hipervnculo"/>
@@ -54282,8 +57192,8 @@
         <w:t xml:space="preserve">.</w:t>
       </w:r>
     </w:p>
-    <w:bookmarkEnd w:id="613"/>
-    <w:bookmarkStart w:id="615" w:name="ref-vscodesourcecontrol2026"/>
+    <w:bookmarkEnd w:id="639"/>
+    <w:bookmarkStart w:id="641" w:name="ref-vscodesourcecontrol2026"/>
     <w:p>
       <w:pPr>
         <w:pStyle w:val="Bibliografa"/>
@@ -54300,7 +57210,7 @@
       <w:r>
         <w:t xml:space="preserve"> </w:t>
       </w:r>
-      <w:hyperlink r:id="rId614">
+      <w:hyperlink r:id="rId640">
         <w:r>
           <w:rPr>
             <w:rStyle w:val="Hipervnculo"/>
@@ -54312,8 +57222,8 @@
         <w:t xml:space="preserve">.</w:t>
       </w:r>
     </w:p>
-    <w:bookmarkEnd w:id="615"/>
-    <w:bookmarkStart w:id="617" w:name="ref-vscodegettingstarted2026"/>
+    <w:bookmarkEnd w:id="641"/>
+    <w:bookmarkStart w:id="643" w:name="ref-vscodegettingstarted2026"/>
     <w:p>
       <w:pPr>
         <w:pStyle w:val="Bibliografa"/>
@@ -54330,7 +57240,7 @@
       <w:r>
         <w:t xml:space="preserve"> </w:t>
       </w:r>
-      <w:hyperlink r:id="rId616">
+      <w:hyperlink r:id="rId642">
         <w:r>
           <w:rPr>
             <w:rStyle w:val="Hipervnculo"/>
@@ -54342,8 +57252,8 @@
         <w:t xml:space="preserve">.</w:t>
       </w:r>
     </w:p>
-    <w:bookmarkEnd w:id="617"/>
-    <w:bookmarkStart w:id="619" w:name="ref-volini2020technology"/>
+    <w:bookmarkEnd w:id="643"/>
+    <w:bookmarkStart w:id="645" w:name="ref-volini2020technology"/>
     <w:p>
       <w:pPr>
         <w:pStyle w:val="Bibliografa"/>
@@ -54376,7 +57286,7 @@
       <w:r>
         <w:t xml:space="preserve"> </w:t>
       </w:r>
-      <w:hyperlink r:id="rId618">
+      <w:hyperlink r:id="rId644">
         <w:r>
           <w:rPr>
             <w:rStyle w:val="Hipervnculo"/>
@@ -54388,8 +57298,8 @@
         <w:t xml:space="preserve">.</w:t>
       </w:r>
     </w:p>
-    <w:bookmarkEnd w:id="619"/>
-    <w:bookmarkStart w:id="620" w:name="ref-fischer2011bpmn"/>
+    <w:bookmarkEnd w:id="645"/>
+    <w:bookmarkStart w:id="646" w:name="ref-fischer2011bpmn"/>
     <w:p>
       <w:pPr>
         <w:pStyle w:val="Bibliografa"/>
@@ -54411,9 +57321,9 @@
         <w:t xml:space="preserve">. Future Strategies.</w:t>
       </w:r>
     </w:p>
-    <w:bookmarkEnd w:id="620"/>
-    <w:bookmarkEnd w:id="621"/>
-    <w:bookmarkEnd w:id="622"/>
+    <w:bookmarkEnd w:id="646"/>
+    <w:bookmarkEnd w:id="647"/>
+    <w:bookmarkEnd w:id="648"/>
     <w:sectPr>
       <w:footerReference r:id="rId8" w:type="even"/>
       <w:footerReference r:id="rId9" w:type="default"/>
@@ -55663,12 +58573,6 @@
     <w:abstractNumId w:val="991"/>
   </w:num>
   <w:num w:numId="1122">
-    <w:abstractNumId w:val="991"/>
-  </w:num>
-  <w:num w:numId="1123">
-    <w:abstractNumId w:val="991"/>
-  </w:num>
-  <w:num w:numId="1124">
     <w:abstractNumId w:val="99411"/>
     <w:lvlOverride w:ilvl="0">
       <w:startOverride w:val="1"/>
@@ -55698,19 +58602,7 @@
       <w:startOverride w:val="1"/>
     </w:lvlOverride>
   </w:num>
-  <w:num w:numId="1125">
-    <w:abstractNumId w:val="991"/>
-  </w:num>
-  <w:num w:numId="1126">
-    <w:abstractNumId w:val="991"/>
-  </w:num>
-  <w:num w:numId="1127">
-    <w:abstractNumId w:val="991"/>
-  </w:num>
-  <w:num w:numId="1128">
-    <w:abstractNumId w:val="991"/>
-  </w:num>
-  <w:num w:numId="1129">
+  <w:num w:numId="1123">
     <w:abstractNumId w:val="99411"/>
     <w:lvlOverride w:ilvl="0">
       <w:startOverride w:val="1"/>
@@ -55740,10 +58632,25 @@
       <w:startOverride w:val="1"/>
     </w:lvlOverride>
   </w:num>
-  <w:num w:numId="1130">
+  <w:num w:numId="1124">
     <w:abstractNumId w:val="991"/>
   </w:num>
-  <w:num w:numId="1131">
+  <w:num w:numId="1125">
+    <w:abstractNumId w:val="991"/>
+  </w:num>
+  <w:num w:numId="1126">
+    <w:abstractNumId w:val="991"/>
+  </w:num>
+  <w:num w:numId="1127">
+    <w:abstractNumId w:val="991"/>
+  </w:num>
+  <w:num w:numId="1128">
+    <w:abstractNumId w:val="991"/>
+  </w:num>
+  <w:num w:numId="1129">
+    <w:abstractNumId w:val="991"/>
+  </w:num>
+  <w:num w:numId="1130">
     <w:abstractNumId w:val="99411"/>
     <w:lvlOverride w:ilvl="0">
       <w:startOverride w:val="1"/>
@@ -55773,8 +58680,161 @@
       <w:startOverride w:val="1"/>
     </w:lvlOverride>
   </w:num>
+  <w:num w:numId="1131">
+    <w:abstractNumId w:val="991"/>
+  </w:num>
   <w:num w:numId="1132">
     <w:abstractNumId w:val="991"/>
+  </w:num>
+  <w:num w:numId="1133">
+    <w:abstractNumId w:val="991"/>
+  </w:num>
+  <w:num w:numId="1134">
+    <w:abstractNumId w:val="991"/>
+  </w:num>
+  <w:num w:numId="1135">
+    <w:abstractNumId w:val="991"/>
+  </w:num>
+  <w:num w:numId="1136">
+    <w:abstractNumId w:val="991"/>
+  </w:num>
+  <w:num w:numId="1137">
+    <w:abstractNumId w:val="991"/>
+  </w:num>
+  <w:num w:numId="1138">
+    <w:abstractNumId w:val="99411"/>
+    <w:lvlOverride w:ilvl="0">
+      <w:startOverride w:val="1"/>
+    </w:lvlOverride>
+    <w:lvlOverride w:ilvl="1">
+      <w:startOverride w:val="1"/>
+    </w:lvlOverride>
+    <w:lvlOverride w:ilvl="2">
+      <w:startOverride w:val="1"/>
+    </w:lvlOverride>
+    <w:lvlOverride w:ilvl="3">
+      <w:startOverride w:val="1"/>
+    </w:lvlOverride>
+    <w:lvlOverride w:ilvl="4">
+      <w:startOverride w:val="1"/>
+    </w:lvlOverride>
+    <w:lvlOverride w:ilvl="5">
+      <w:startOverride w:val="1"/>
+    </w:lvlOverride>
+    <w:lvlOverride w:ilvl="6">
+      <w:startOverride w:val="1"/>
+    </w:lvlOverride>
+    <w:lvlOverride w:ilvl="7">
+      <w:startOverride w:val="1"/>
+    </w:lvlOverride>
+    <w:lvlOverride w:ilvl="8">
+      <w:startOverride w:val="1"/>
+    </w:lvlOverride>
+  </w:num>
+  <w:num w:numId="1139">
+    <w:abstractNumId w:val="99411"/>
+    <w:lvlOverride w:ilvl="0">
+      <w:startOverride w:val="1"/>
+    </w:lvlOverride>
+    <w:lvlOverride w:ilvl="1">
+      <w:startOverride w:val="1"/>
+    </w:lvlOverride>
+    <w:lvlOverride w:ilvl="2">
+      <w:startOverride w:val="1"/>
+    </w:lvlOverride>
+    <w:lvlOverride w:ilvl="3">
+      <w:startOverride w:val="1"/>
+    </w:lvlOverride>
+    <w:lvlOverride w:ilvl="4">
+      <w:startOverride w:val="1"/>
+    </w:lvlOverride>
+    <w:lvlOverride w:ilvl="5">
+      <w:startOverride w:val="1"/>
+    </w:lvlOverride>
+    <w:lvlOverride w:ilvl="6">
+      <w:startOverride w:val="1"/>
+    </w:lvlOverride>
+    <w:lvlOverride w:ilvl="7">
+      <w:startOverride w:val="1"/>
+    </w:lvlOverride>
+    <w:lvlOverride w:ilvl="8">
+      <w:startOverride w:val="1"/>
+    </w:lvlOverride>
+  </w:num>
+  <w:num w:numId="1140">
+    <w:abstractNumId w:val="991"/>
+  </w:num>
+  <w:num w:numId="1141">
+    <w:abstractNumId w:val="991"/>
+  </w:num>
+  <w:num w:numId="1142">
+    <w:abstractNumId w:val="99411"/>
+    <w:lvlOverride w:ilvl="0">
+      <w:startOverride w:val="1"/>
+    </w:lvlOverride>
+    <w:lvlOverride w:ilvl="1">
+      <w:startOverride w:val="1"/>
+    </w:lvlOverride>
+    <w:lvlOverride w:ilvl="2">
+      <w:startOverride w:val="1"/>
+    </w:lvlOverride>
+    <w:lvlOverride w:ilvl="3">
+      <w:startOverride w:val="1"/>
+    </w:lvlOverride>
+    <w:lvlOverride w:ilvl="4">
+      <w:startOverride w:val="1"/>
+    </w:lvlOverride>
+    <w:lvlOverride w:ilvl="5">
+      <w:startOverride w:val="1"/>
+    </w:lvlOverride>
+    <w:lvlOverride w:ilvl="6">
+      <w:startOverride w:val="1"/>
+    </w:lvlOverride>
+    <w:lvlOverride w:ilvl="7">
+      <w:startOverride w:val="1"/>
+    </w:lvlOverride>
+    <w:lvlOverride w:ilvl="8">
+      <w:startOverride w:val="1"/>
+    </w:lvlOverride>
+  </w:num>
+  <w:num w:numId="1143">
+    <w:abstractNumId w:val="991"/>
+  </w:num>
+  <w:num w:numId="1144">
+    <w:abstractNumId w:val="991"/>
+  </w:num>
+  <w:num w:numId="1145">
+    <w:abstractNumId w:val="991"/>
+  </w:num>
+  <w:num w:numId="1146">
+    <w:abstractNumId w:val="99411"/>
+    <w:lvlOverride w:ilvl="0">
+      <w:startOverride w:val="1"/>
+    </w:lvlOverride>
+    <w:lvlOverride w:ilvl="1">
+      <w:startOverride w:val="1"/>
+    </w:lvlOverride>
+    <w:lvlOverride w:ilvl="2">
+      <w:startOverride w:val="1"/>
+    </w:lvlOverride>
+    <w:lvlOverride w:ilvl="3">
+      <w:startOverride w:val="1"/>
+    </w:lvlOverride>
+    <w:lvlOverride w:ilvl="4">
+      <w:startOverride w:val="1"/>
+    </w:lvlOverride>
+    <w:lvlOverride w:ilvl="5">
+      <w:startOverride w:val="1"/>
+    </w:lvlOverride>
+    <w:lvlOverride w:ilvl="6">
+      <w:startOverride w:val="1"/>
+    </w:lvlOverride>
+    <w:lvlOverride w:ilvl="7">
+      <w:startOverride w:val="1"/>
+    </w:lvlOverride>
+    <w:lvlOverride w:ilvl="8">
+      <w:startOverride w:val="1"/>
+    </w:lvlOverride>
   </w:num>
 </w:numbering>
 </file>

--- a/exports/docx/legal-tech-manual-del-curso.docx
+++ b/exports/docx/legal-tech-manual-del-curso.docx
@@ -47867,7 +47867,7 @@
           <w:rPr>
             <w:rStyle w:val="Hipervnculo"/>
           </w:rPr>
-          <w:t xml:space="preserve">GitHub Docs 2026c</w:t>
+          <w:t xml:space="preserve">GitHub Docs 2026d</w:t>
         </w:r>
       </w:hyperlink>
       <w:r>
@@ -48163,7 +48163,7 @@
           <w:rPr>
             <w:rStyle w:val="Hipervnculo"/>
           </w:rPr>
-          <w:t xml:space="preserve">GitHub Docs 2026c</w:t>
+          <w:t xml:space="preserve">GitHub Docs 2026d</w:t>
         </w:r>
       </w:hyperlink>
       <w:r>
@@ -48686,7 +48686,114 @@
         <w:pStyle w:val="FirstParagraph"/>
       </w:pPr>
       <w:r>
-        <w:t xml:space="preserve">Este tutorial te ayuda a dejar listo el entorno mínimo para trabajar con scripts en Python durante el curso. Python fue elegido porque combina legibilidad, estructuras de alto nivel y una curva de entrada razonable para quienes no vienen de una formación técnica previa, sin dejar de pertenecer a un ecosistema ampliamente usado y activamente mantenido</w:t>
+        <w:t xml:space="preserve">Este tutorial no reemplaza el capítulo donde ya se explicó qué es Python, por qué importa en Legal Tech y cómo empezar a pensar con variables, texto e instrucciones</w:t>
+      </w:r>
+      <w:r>
+        <w:t xml:space="preserve"> </w:t>
+      </w:r>
+      <w:r>
+        <w:t xml:space="preserve">(</w:t>
+      </w:r>
+      <w:hyperlink w:anchor="ref-contreras2020pedagogy">
+        <w:r>
+          <w:rPr>
+            <w:rStyle w:val="Hipervnculo"/>
+          </w:rPr>
+          <w:t xml:space="preserve">Contreras and McGrath 2020</w:t>
+        </w:r>
+      </w:hyperlink>
+      <w:r>
+        <w:t xml:space="preserve">;</w:t>
+      </w:r>
+      <w:r>
+        <w:t xml:space="preserve"> </w:t>
+      </w:r>
+      <w:hyperlink w:anchor="ref-ryan2021coding">
+        <w:r>
+          <w:rPr>
+            <w:rStyle w:val="Hipervnculo"/>
+          </w:rPr>
+          <w:t xml:space="preserve">Ryan 2021</w:t>
+        </w:r>
+      </w:hyperlink>
+      <w:r>
+        <w:t xml:space="preserve">)</w:t>
+      </w:r>
+      <w:r>
+        <w:t xml:space="preserve">. Su función es más concreta: dejar preparado un entorno estable para que esos ejercicios no se queden en teoría. Aquí el centro no es la sintaxis, sino la instalación, la verificación del intérprete y las pequeñas decisiones prácticas que suelen bloquear a quien recién empieza.</w:t>
+      </w:r>
+    </w:p>
+    <w:bookmarkEnd w:id="497"/>
+    <w:bookmarkStart w:id="500" w:name="una-historia-breve-antes-de-instalar"/>
+    <w:p>
+      <w:pPr>
+        <w:pStyle w:val="Ttulo2"/>
+      </w:pPr>
+      <w:r>
+        <w:t xml:space="preserve">Una historia breve antes de instalar</w:t>
+      </w:r>
+    </w:p>
+    <w:p>
+      <w:pPr>
+        <w:pStyle w:val="FirstParagraph"/>
+      </w:pPr>
+      <w:r>
+        <w:t xml:space="preserve">Python tiene una historia suficientemente larga como para no ser una moda, pero también lo bastante viva como para no sentirse como un legado inmóvil. La documentación oficial recuerda que Guido van Rossum empezó a desarrollarlo a inicios de la década de 1990 como sucesor de ABC, con la idea de conservar legibilidad sin renunciar a la utilidad práctica</w:t>
+      </w:r>
+      <w:r>
+        <w:t xml:space="preserve"> </w:t>
+      </w:r>
+      <w:r>
+        <w:t xml:space="preserve">(</w:t>
+      </w:r>
+      <w:hyperlink w:anchor="ref-pythonlicense2026">
+        <w:r>
+          <w:rPr>
+            <w:rStyle w:val="Hipervnculo"/>
+          </w:rPr>
+          <w:t xml:space="preserve">Python Documentation 2026c</w:t>
+        </w:r>
+      </w:hyperlink>
+      <w:r>
+        <w:t xml:space="preserve">,</w:t>
+      </w:r>
+      <w:r>
+        <w:t xml:space="preserve"> </w:t>
+      </w:r>
+      <w:hyperlink w:anchor="ref-pythonfaq2026">
+        <w:r>
+          <w:rPr>
+            <w:rStyle w:val="Hipervnculo"/>
+          </w:rPr>
+          <w:t xml:space="preserve">2026b</w:t>
+        </w:r>
+      </w:hyperlink>
+      <w:r>
+        <w:t xml:space="preserve">)</w:t>
+      </w:r>
+      <w:r>
+        <w:t xml:space="preserve">. Esa combinación ayuda a entender por qué el lenguaje se volvió tan atractivo para docencia, automatización y análisis de datos: obliga menos a pelear con la sintaxis y permite concentrarse antes en el problema.</w:t>
+      </w:r>
+    </w:p>
+    <w:p>
+      <w:pPr>
+        <w:pStyle w:val="Textoindependiente"/>
+      </w:pPr>
+      <w:r>
+        <w:t xml:space="preserve">La anécdota más conocida sigue siendo útil. El nombre “Python” no viene de la serpiente, sino de</w:t>
+      </w:r>
+      <w:r>
+        <w:t xml:space="preserve"> </w:t>
+      </w:r>
+      <w:r>
+        <w:rPr>
+          <w:i/>
+          <w:iCs/>
+        </w:rPr>
+        <w:t xml:space="preserve">Monty Python’s Flying Circus</w:t>
+      </w:r>
+      <w:r>
+        <w:t xml:space="preserve">, porque van Rossum quería un nombre breve, distintivo y algo enigmático</w:t>
       </w:r>
       <w:r>
         <w:t xml:space="preserve"> </w:t>
@@ -48703,90 +48810,10 @@
         </w:r>
       </w:hyperlink>
       <w:r>
-        <w:t xml:space="preserve">,</w:t>
-      </w:r>
-      <w:r>
-        <w:t xml:space="preserve"> </w:t>
-      </w:r>
-      <w:hyperlink w:anchor="ref-pythonlicense2026">
-        <w:r>
-          <w:rPr>
-            <w:rStyle w:val="Hipervnculo"/>
-          </w:rPr>
-          <w:t xml:space="preserve">2026c</w:t>
-        </w:r>
-      </w:hyperlink>
-      <w:r>
-        <w:t xml:space="preserve">;</w:t>
-      </w:r>
-      <w:r>
-        <w:t xml:space="preserve"> </w:t>
-      </w:r>
-      <w:hyperlink w:anchor="ref-pythonversions2026">
-        <w:r>
-          <w:rPr>
-            <w:rStyle w:val="Hipervnculo"/>
-          </w:rPr>
-          <w:t xml:space="preserve">Python.org 2026</w:t>
-        </w:r>
-      </w:hyperlink>
-      <w:r>
         <w:t xml:space="preserve">)</w:t>
       </w:r>
       <w:r>
-        <w:t xml:space="preserve">.</w:t>
-      </w:r>
-    </w:p>
-    <w:bookmarkEnd w:id="497"/>
-    <w:bookmarkStart w:id="500" w:name="una-historia-breve-antes-de-instalar"/>
-    <w:p>
-      <w:pPr>
-        <w:pStyle w:val="Ttulo2"/>
-      </w:pPr>
-      <w:r>
-        <w:t xml:space="preserve">Una historia breve antes de instalar</w:t>
-      </w:r>
-    </w:p>
-    <w:p>
-      <w:pPr>
-        <w:pStyle w:val="FirstParagraph"/>
-      </w:pPr>
-      <w:r>
-        <w:t xml:space="preserve">Python no nació como un lenguaje ornamental ni como una moda reciente. La documentación oficial recuerda que Guido van Rossum lo desarrolló a inicios de la década de 1990 como sucesor de ABC y en un contexto ligado a problemas prácticos de extensibilidad y administración de sistemas</w:t>
-      </w:r>
-      <w:r>
-        <w:t xml:space="preserve"> </w:t>
-      </w:r>
-      <w:r>
-        <w:t xml:space="preserve">(</w:t>
-      </w:r>
-      <w:hyperlink w:anchor="ref-pythonlicense2026">
-        <w:r>
-          <w:rPr>
-            <w:rStyle w:val="Hipervnculo"/>
-          </w:rPr>
-          <w:t xml:space="preserve">Python Documentation 2026c</w:t>
-        </w:r>
-      </w:hyperlink>
-      <w:r>
-        <w:t xml:space="preserve">,</w:t>
-      </w:r>
-      <w:r>
-        <w:t xml:space="preserve"> </w:t>
-      </w:r>
-      <w:hyperlink w:anchor="ref-pythonfaq2026">
-        <w:r>
-          <w:rPr>
-            <w:rStyle w:val="Hipervnculo"/>
-          </w:rPr>
-          <w:t xml:space="preserve">2026b</w:t>
-        </w:r>
-      </w:hyperlink>
-      <w:r>
-        <w:t xml:space="preserve">)</w:t>
-      </w:r>
-      <w:r>
-        <w:t xml:space="preserve">. Ese origen importa porque ayuda a entender una de sus marcas más persistentes: Python fue pensado para resolver tareas reales sin exigir que el programador escriba más complejidad de la necesaria.</w:t>
+        <w:t xml:space="preserve">. Es un detalle menor, pero recuerda algo importante para este manual: incluso las herramientas hoy centrales en análisis, automatización e inteligencia artificial empezaron como decisiones humanas bastante concretas, no como monumentos técnicos ya cerrados.</w:t>
       </w:r>
     </w:p>
     <w:p>
@@ -48794,96 +48821,7 @@
         <w:pStyle w:val="Textoindependiente"/>
       </w:pPr>
       <w:r>
-        <w:t xml:space="preserve">La historia del nombre también tiene algo de anécdota útil. Según la propia FAQ oficial, “Python” no viene de la serpiente, sino de</w:t>
-      </w:r>
-      <w:r>
-        <w:t xml:space="preserve"> </w:t>
-      </w:r>
-      <w:r>
-        <w:rPr>
-          <w:i/>
-          <w:iCs/>
-        </w:rPr>
-        <w:t xml:space="preserve">Monty Python</w:t>
-      </w:r>
-      <w:r>
-        <w:t xml:space="preserve">, porque van Rossum quería un nombre breve, distintivo y un poco misterioso</w:t>
-      </w:r>
-      <w:r>
-        <w:t xml:space="preserve"> </w:t>
-      </w:r>
-      <w:r>
-        <w:t xml:space="preserve">(</w:t>
-      </w:r>
-      <w:hyperlink w:anchor="ref-pythonfaq2026">
-        <w:r>
-          <w:rPr>
-            <w:rStyle w:val="Hipervnculo"/>
-          </w:rPr>
-          <w:t xml:space="preserve">Python Documentation 2026b</w:t>
-        </w:r>
-      </w:hyperlink>
-      <w:r>
-        <w:t xml:space="preserve">)</w:t>
-      </w:r>
-      <w:r>
-        <w:t xml:space="preserve">. Ese detalle suele recordarse porque rompe una intuición común, pero además muestra algo más interesante: incluso un lenguaje hoy central en datos, automatización e inteligencia artificial empezó con decisiones bastante humanas y nada grandilocuentes.</w:t>
-      </w:r>
-    </w:p>
-    <w:p>
-      <w:pPr>
-        <w:pStyle w:val="Textoindependiente"/>
-      </w:pPr>
-      <w:r>
-        <w:t xml:space="preserve">La cronología oficial confirma, además, que Python no es un proyecto detenido. La página de versiones permite seguir hitos durante décadas, y las notas de versiones recientes muestran mejoras no solo de rendimiento, sino también de usabilidad cotidiana para quien interactúa con el lenguaje por primera vez</w:t>
-      </w:r>
-      <w:r>
-        <w:t xml:space="preserve"> </w:t>
-      </w:r>
-      <w:r>
-        <w:t xml:space="preserve">(</w:t>
-      </w:r>
-      <w:hyperlink w:anchor="ref-pythonversions2026">
-        <w:r>
-          <w:rPr>
-            <w:rStyle w:val="Hipervnculo"/>
-          </w:rPr>
-          <w:t xml:space="preserve">Python.org 2026</w:t>
-        </w:r>
-      </w:hyperlink>
-      <w:r>
-        <w:t xml:space="preserve">;</w:t>
-      </w:r>
-      <w:r>
-        <w:t xml:space="preserve"> </w:t>
-      </w:r>
-      <w:hyperlink w:anchor="ref-whatsnew3132024">
-        <w:r>
-          <w:rPr>
-            <w:rStyle w:val="Hipervnculo"/>
-          </w:rPr>
-          <w:t xml:space="preserve">Python Documentation 2024</w:t>
-        </w:r>
-      </w:hyperlink>
-      <w:r>
-        <w:t xml:space="preserve">,</w:t>
-      </w:r>
-      <w:r>
-        <w:t xml:space="preserve"> </w:t>
-      </w:r>
-      <w:hyperlink w:anchor="ref-whatsnew3142025">
-        <w:r>
-          <w:rPr>
-            <w:rStyle w:val="Hipervnculo"/>
-          </w:rPr>
-          <w:t xml:space="preserve">2025</w:t>
-        </w:r>
-      </w:hyperlink>
-      <w:r>
-        <w:t xml:space="preserve">)</w:t>
-      </w:r>
-      <w:r>
-        <w:t xml:space="preserve">. Eso vuelve razonable usarlo en un curso introductorio: es estable, ampliamente documentado y sigue vivo.</w:t>
+        <w:t xml:space="preserve">Por eso este tutorial conviene leerlo como una prolongación material del capítulo 2. Allí ya apareció Python como lenguaje de entrada; aquí aparece como infraestructura mínima de trabajo. Si la instalación falla, el problema no es intelectual sino operativo. Y sin resolver ese piso, el aprendizaje posterior se vuelve innecesariamente áspero.</w:t>
       </w:r>
     </w:p>
     <w:tbl>
@@ -48995,7 +48933,22 @@
               <w:spacing w:before="16" w:after="16"/>
             </w:pPr>
             <w:r>
-              <w:t xml:space="preserve">Al terminar, deberías poder abrir una terminal, verificar que Python está instalado y ejecutar un archivo simple. Ese umbral mínimo importa porque convierte la programación en una práctica verificable y no en una idea abstracta sobre “aprender código”</w:t>
+              <w:t xml:space="preserve">Al terminar, deberías poder abrir una terminal, comprobar qué comando invoca Python en tu sistema y ejecutar un archivo</w:t>
+            </w:r>
+            <w:r>
+              <w:t xml:space="preserve"> </w:t>
+            </w:r>
+            <w:r>
+              <w:rPr>
+                <w:rStyle w:val="VerbatimChar"/>
+              </w:rPr>
+              <w:t xml:space="preserve">.py</w:t>
+            </w:r>
+            <w:r>
+              <w:t xml:space="preserve"> </w:t>
+            </w:r>
+            <w:r>
+              <w:t xml:space="preserve">propio sin ambigüedades sobre carpetas, nombres o versiones</w:t>
             </w:r>
             <w:r>
               <w:t xml:space="preserve"> </w:t>
@@ -49017,12 +48970,12 @@
             <w:r>
               <w:t xml:space="preserve"> </w:t>
             </w:r>
-            <w:hyperlink w:anchor="ref-contreras2020pedagogy">
+            <w:hyperlink w:anchor="ref-pythonversions2026">
               <w:r>
                 <w:rPr>
                   <w:rStyle w:val="Hipervnculo"/>
                 </w:rPr>
-                <w:t xml:space="preserve">Contreras and McGrath 2020</w:t>
+                <w:t xml:space="preserve">Python.org 2026</w:t>
               </w:r>
             </w:hyperlink>
             <w:r>
@@ -49037,13 +48990,13 @@
       </w:tr>
     </w:tbl>
     <w:bookmarkEnd w:id="500"/>
-    <w:bookmarkStart w:id="501" w:name="antes-de-empezar-11"/>
+    <w:bookmarkStart w:id="501" w:name="antes-de-descargar-nada"/>
     <w:p>
       <w:pPr>
         <w:pStyle w:val="Ttulo2"/>
       </w:pPr>
       <w:r>
-        <w:t xml:space="preserve">Antes de empezar</w:t>
+        <w:t xml:space="preserve">Antes de descargar nada</w:t>
       </w:r>
     </w:p>
     <w:p>
@@ -49051,43 +49004,25 @@
         <w:pStyle w:val="FirstParagraph"/>
       </w:pPr>
       <w:r>
-        <w:t xml:space="preserve">Antes de descargar nada, conviene tener claras tres verificaciones simples:</w:t>
-      </w:r>
-    </w:p>
-    <w:p>
-      <w:pPr>
-        <w:pStyle w:val="Compact"/>
-        <w:numPr>
-          <w:ilvl w:val="0"/>
-          <w:numId w:val="1123"/>
-        </w:numPr>
-      </w:pPr>
-      <w:r>
-        <w:t xml:space="preserve">qué sistema operativo estás usando;</w:t>
-      </w:r>
-    </w:p>
-    <w:p>
-      <w:pPr>
-        <w:pStyle w:val="Compact"/>
-        <w:numPr>
-          <w:ilvl w:val="0"/>
-          <w:numId w:val="1123"/>
-        </w:numPr>
-      </w:pPr>
-      <w:r>
-        <w:t xml:space="preserve">si ya existe una instalación previa de Python;</w:t>
-      </w:r>
-    </w:p>
-    <w:p>
-      <w:pPr>
-        <w:pStyle w:val="Compact"/>
-        <w:numPr>
-          <w:ilvl w:val="0"/>
-          <w:numId w:val="1123"/>
-        </w:numPr>
-      </w:pPr>
-      <w:r>
-        <w:t xml:space="preserve">en qué carpeta harás tus primeras pruebas.</w:t>
+        <w:t xml:space="preserve">Antes de instalar, conviene detenerse en tres preguntas muy simples. La primera es qué sistema operativo estás usando, porque Windows, macOS y Linux no siempre llaman al ejecutable de la misma manera. La segunda es si tu equipo ya tiene alguna versión previa de Python, porque a veces el problema no es la ausencia del lenguaje sino la coexistencia de dos instalaciones distintas. La tercera es dónde guardarás tus primeros archivos, porque una gran cantidad de errores iniciales surge no de Python, sino de haber ejecutado la terminal en una carpeta distinta de la que se creía.</w:t>
+      </w:r>
+    </w:p>
+    <w:p>
+      <w:pPr>
+        <w:pStyle w:val="Textoindependiente"/>
+      </w:pPr>
+      <w:r>
+        <w:t xml:space="preserve">Ese pequeño examen previo evita un malentendido frecuente: pensar que instalar equivale automáticamente a poder trabajar. En realidad, entre una descarga correcta y un entorno utilizable todavía hay que verificar rutas, nombres de comando y ubicación de archivos.</w:t>
+      </w:r>
+    </w:p>
+    <w:bookmarkEnd w:id="501"/>
+    <w:bookmarkStart w:id="502" w:name="X5627d81965e8d3fa03932317cf87fcb730c9966"/>
+    <w:p>
+      <w:pPr>
+        <w:pStyle w:val="Ttulo2"/>
+      </w:pPr>
+      <w:r>
+        <w:t xml:space="preserve">Paso 1. Descarga una versión estable desde el sitio oficial</w:t>
       </w:r>
     </w:p>
     <w:p>
@@ -49095,25 +49030,7 @@
         <w:pStyle w:val="FirstParagraph"/>
       </w:pPr>
       <w:r>
-        <w:t xml:space="preserve">Estas comprobaciones ahorran errores muy frecuentes. A veces Python ya está instalado, pero bajo otro nombre de comando; otras veces la instalación existe, pero la terminal no sabe dónde encontrarla; y en ocasiones el problema no está en Python, sino en que el archivo de prueba quedó guardado en una carpeta distinta de la que creías.</w:t>
-      </w:r>
-    </w:p>
-    <w:bookmarkEnd w:id="501"/>
-    <w:bookmarkStart w:id="502" w:name="paso-1.-descarga-python"/>
-    <w:p>
-      <w:pPr>
-        <w:pStyle w:val="Ttulo2"/>
-      </w:pPr>
-      <w:r>
-        <w:t xml:space="preserve">Paso 1. Descarga Python</w:t>
-      </w:r>
-    </w:p>
-    <w:p>
-      <w:pPr>
-        <w:pStyle w:val="FirstParagraph"/>
-      </w:pPr>
-      <w:r>
-        <w:t xml:space="preserve">Descarga Python desde su sitio oficial y procura usar una versión estable reciente. La documentación oficial mantiene una cronología clara de versiones y muestra que el lenguaje sigue evolucionando de forma sostenida, por lo que conviene instalar una rama vigente y no una copia antigua encontrada al azar en otro sitio</w:t>
+        <w:t xml:space="preserve">La recomendación más sobria es usar una versión estable reciente descargada desde los canales oficiales de Python. La cronología pública del proyecto muestra que el lenguaje sigue evolucionando de manera sostenida y que las versiones nuevas incorporan mejoras de rendimiento, usabilidad e interfaz interactiva</w:t>
       </w:r>
       <w:r>
         <w:t xml:space="preserve"> </w:t>
@@ -49135,19 +49052,33 @@
       <w:r>
         <w:t xml:space="preserve"> </w:t>
       </w:r>
+      <w:hyperlink w:anchor="ref-whatsnew3132024">
+        <w:r>
+          <w:rPr>
+            <w:rStyle w:val="Hipervnculo"/>
+          </w:rPr>
+          <w:t xml:space="preserve">Python Documentation 2024</w:t>
+        </w:r>
+      </w:hyperlink>
+      <w:r>
+        <w:t xml:space="preserve">,</w:t>
+      </w:r>
+      <w:r>
+        <w:t xml:space="preserve"> </w:t>
+      </w:r>
       <w:hyperlink w:anchor="ref-whatsnew3142025">
         <w:r>
           <w:rPr>
             <w:rStyle w:val="Hipervnculo"/>
           </w:rPr>
-          <w:t xml:space="preserve">Python Documentation 2025</w:t>
+          <w:t xml:space="preserve">2025</w:t>
         </w:r>
       </w:hyperlink>
       <w:r>
         <w:t xml:space="preserve">)</w:t>
       </w:r>
       <w:r>
-        <w:t xml:space="preserve">.</w:t>
+        <w:t xml:space="preserve">. Para el curso no hace falta perseguir la novedad por sí misma, pero sí conviene evitar instaladores desactualizados encontrados al azar en blogs, foros o espejos desconocidos.</w:t>
       </w:r>
     </w:p>
     <w:p>
@@ -49155,7 +49086,57 @@
         <w:pStyle w:val="Textoindependiente"/>
       </w:pPr>
       <w:r>
-        <w:t xml:space="preserve">Durante la instalación, verifica que Python quede disponible desde la terminal. Esa disponibilidad importa porque buena parte de las prácticas del curso consiste en ejecutar scripts, revisar resultados y repetir el proceso con cambios pequeños</w:t>
+        <w:t xml:space="preserve">Durante la instalación, presta atención a dos cosas que suelen pasarse por alto. La primera es si el instalador deja Python accesible desde la terminal. La segunda es la carpeta donde queda instalado. No necesitas memorizar esa ruta, pero sí saber que existe, porque cuando la terminal no encuentra el ejecutable casi siempre el diagnóstico vuelve a ese punto.</w:t>
+      </w:r>
+    </w:p>
+    <w:p>
+      <w:pPr>
+        <w:pStyle w:val="Textoindependiente"/>
+      </w:pPr>
+      <w:r>
+        <w:t xml:space="preserve">No vale la pena instalar versiones beta, nightly o de prueba para una práctica introductoria. El curso necesita estabilidad y ejemplos previsibles, no experimentación con una rama todavía inestable del lenguaje.</w:t>
+      </w:r>
+    </w:p>
+    <w:bookmarkEnd w:id="502"/>
+    <w:bookmarkStart w:id="503" w:name="Xe060f30faf33bda371abd671494320f46d59a82"/>
+    <w:p>
+      <w:pPr>
+        <w:pStyle w:val="Ttulo2"/>
+      </w:pPr>
+      <w:r>
+        <w:t xml:space="preserve">Paso 2. Comprueba qué comando usa tu sistema</w:t>
+      </w:r>
+    </w:p>
+    <w:p>
+      <w:pPr>
+        <w:pStyle w:val="FirstParagraph"/>
+      </w:pPr>
+      <w:r>
+        <w:t xml:space="preserve">Una vez terminada la instalación, la primera verificación real ocurre en la terminal. En algunos equipos el comando correcto será</w:t>
+      </w:r>
+      <w:r>
+        <w:t xml:space="preserve"> </w:t>
+      </w:r>
+      <w:r>
+        <w:rPr>
+          <w:rStyle w:val="VerbatimChar"/>
+        </w:rPr>
+        <w:t xml:space="preserve">python</w:t>
+      </w:r>
+      <w:r>
+        <w:t xml:space="preserve">; en otros,</w:t>
+      </w:r>
+      <w:r>
+        <w:t xml:space="preserve"> </w:t>
+      </w:r>
+      <w:r>
+        <w:rPr>
+          <w:rStyle w:val="VerbatimChar"/>
+        </w:rPr>
+        <w:t xml:space="preserve">python3</w:t>
+      </w:r>
+      <w:r>
+        <w:t xml:space="preserve">. La diferencia no es trivial, porque un estudiante puede tener Python bien instalado y, aun así, creer que algo falló solo porque invocó el nombre equivocado del ejecutable</w:t>
       </w:r>
       <w:r>
         <w:t xml:space="preserve"> </w:t>
@@ -49172,20 +49153,6 @@
         </w:r>
       </w:hyperlink>
       <w:r>
-        <w:t xml:space="preserve">;</w:t>
-      </w:r>
-      <w:r>
-        <w:t xml:space="preserve"> </w:t>
-      </w:r>
-      <w:hyperlink w:anchor="ref-contreras2020pedagogy">
-        <w:r>
-          <w:rPr>
-            <w:rStyle w:val="Hipervnculo"/>
-          </w:rPr>
-          <w:t xml:space="preserve">Contreras and McGrath 2020</w:t>
-        </w:r>
-      </w:hyperlink>
-      <w:r>
         <w:t xml:space="preserve">)</w:t>
       </w:r>
       <w:r>
@@ -49197,18 +49164,208 @@
         <w:pStyle w:val="Textoindependiente"/>
       </w:pPr>
       <w:r>
-        <w:t xml:space="preserve">Si el instalador te ofrece opciones adicionales, vale la pena mirar con cuidado dos aspectos. El primero es si la instalación quedará accesible desde la línea de comandos. El segundo es la ubicación de la instalación, no porque debas memorizarla, sino porque puede ser útil si luego necesitas diagnosticar por qué la terminal no reconoce</w:t>
-      </w:r>
-      <w:r>
-        <w:t xml:space="preserve"> </w:t>
-      </w:r>
-      <w:r>
-        <w:rPr>
-          <w:rStyle w:val="VerbatimChar"/>
+        <w:t xml:space="preserve">Empieza por:</w:t>
+      </w:r>
+    </w:p>
+    <w:p>
+      <w:pPr>
+        <w:pStyle w:val="SourceCode"/>
+      </w:pPr>
+      <w:r>
+        <w:rPr>
+          <w:rStyle w:val="ExtensionTok"/>
         </w:rPr>
         <w:t xml:space="preserve">python</w:t>
       </w:r>
       <w:r>
+        <w:rPr>
+          <w:rStyle w:val="NormalTok"/>
+        </w:rPr>
+        <w:t xml:space="preserve"> </w:t>
+      </w:r>
+      <w:r>
+        <w:rPr>
+          <w:rStyle w:val="AttributeTok"/>
+        </w:rPr>
+        <w:t xml:space="preserve">--version</w:t>
+      </w:r>
+    </w:p>
+    <w:p>
+      <w:pPr>
+        <w:pStyle w:val="FirstParagraph"/>
+      </w:pPr>
+      <w:r>
+        <w:t xml:space="preserve">Si eso no funciona, prueba:</w:t>
+      </w:r>
+    </w:p>
+    <w:p>
+      <w:pPr>
+        <w:pStyle w:val="SourceCode"/>
+      </w:pPr>
+      <w:r>
+        <w:rPr>
+          <w:rStyle w:val="ExtensionTok"/>
+        </w:rPr>
+        <w:t xml:space="preserve">python3</w:t>
+      </w:r>
+      <w:r>
+        <w:rPr>
+          <w:rStyle w:val="NormalTok"/>
+        </w:rPr>
+        <w:t xml:space="preserve"> </w:t>
+      </w:r>
+      <w:r>
+        <w:rPr>
+          <w:rStyle w:val="AttributeTok"/>
+        </w:rPr>
+        <w:t xml:space="preserve">--version</w:t>
+      </w:r>
+    </w:p>
+    <w:p>
+      <w:pPr>
+        <w:pStyle w:val="FirstParagraph"/>
+      </w:pPr>
+      <w:r>
+        <w:t xml:space="preserve">Lo importante aquí no es solo ver un número de versión, sino interpretar lo que significa. Si aparece una versión, el sistema ya sabe dónde encontrar el intérprete. Si aparece un mensaje como</w:t>
+      </w:r>
+      <w:r>
+        <w:t xml:space="preserve"> </w:t>
+      </w:r>
+      <w:r>
+        <w:rPr>
+          <w:rStyle w:val="VerbatimChar"/>
+        </w:rPr>
+        <w:t xml:space="preserve">command not found</w:t>
+      </w:r>
+      <w:r>
+        <w:t xml:space="preserve">, entonces todavía no tienes resuelto el punto mínimo de trabajo. En macOS y Linux conviene hacer además una comprobación más:</w:t>
+      </w:r>
+    </w:p>
+    <w:p>
+      <w:pPr>
+        <w:pStyle w:val="SourceCode"/>
+      </w:pPr>
+      <w:r>
+        <w:rPr>
+          <w:rStyle w:val="FunctionTok"/>
+        </w:rPr>
+        <w:t xml:space="preserve">which</w:t>
+      </w:r>
+      <w:r>
+        <w:rPr>
+          <w:rStyle w:val="NormalTok"/>
+        </w:rPr>
+        <w:t xml:space="preserve"> python</w:t>
+      </w:r>
+    </w:p>
+    <w:p>
+      <w:pPr>
+        <w:pStyle w:val="FirstParagraph"/>
+      </w:pPr>
+      <w:r>
+        <w:t xml:space="preserve">o, si corresponde:</w:t>
+      </w:r>
+    </w:p>
+    <w:p>
+      <w:pPr>
+        <w:pStyle w:val="SourceCode"/>
+      </w:pPr>
+      <w:r>
+        <w:rPr>
+          <w:rStyle w:val="FunctionTok"/>
+        </w:rPr>
+        <w:t xml:space="preserve">which</w:t>
+      </w:r>
+      <w:r>
+        <w:rPr>
+          <w:rStyle w:val="NormalTok"/>
+        </w:rPr>
+        <w:t xml:space="preserve"> python3</w:t>
+      </w:r>
+    </w:p>
+    <w:p>
+      <w:pPr>
+        <w:pStyle w:val="FirstParagraph"/>
+      </w:pPr>
+      <w:r>
+        <w:t xml:space="preserve">Ese paso sirve para identificar qué ejecutable concreto está respondiendo. Cuando existen varias instalaciones,</w:t>
+      </w:r>
+      <w:r>
+        <w:t xml:space="preserve"> </w:t>
+      </w:r>
+      <w:r>
+        <w:rPr>
+          <w:rStyle w:val="VerbatimChar"/>
+        </w:rPr>
+        <w:t xml:space="preserve">which</w:t>
+      </w:r>
+      <w:r>
+        <w:t xml:space="preserve"> </w:t>
+      </w:r>
+      <w:r>
+        <w:t xml:space="preserve">ayuda a no trabajar a ciegas. En Windows el equivalente habitual es:</w:t>
+      </w:r>
+    </w:p>
+    <w:p>
+      <w:pPr>
+        <w:pStyle w:val="SourceCode"/>
+      </w:pPr>
+      <w:r>
+        <w:rPr>
+          <w:rStyle w:val="FunctionTok"/>
+        </w:rPr>
+        <w:t xml:space="preserve">where</w:t>
+      </w:r>
+      <w:r>
+        <w:rPr>
+          <w:rStyle w:val="NormalTok"/>
+        </w:rPr>
+        <w:t xml:space="preserve"> python</w:t>
+      </w:r>
+    </w:p>
+    <w:p>
+      <w:pPr>
+        <w:pStyle w:val="FirstParagraph"/>
+      </w:pPr>
+      <w:r>
+        <w:t xml:space="preserve">No es un dato decorativo. Saber qué versión llama tu terminal evita confundir la instalación del curso con otra previa del sistema.</w:t>
+      </w:r>
+    </w:p>
+    <w:bookmarkEnd w:id="503"/>
+    <w:bookmarkStart w:id="504" w:name="X4463ef8e31d1de0e35c02ad0fd8d5e283de71cd"/>
+    <w:p>
+      <w:pPr>
+        <w:pStyle w:val="Ttulo2"/>
+      </w:pPr>
+      <w:r>
+        <w:t xml:space="preserve">Paso 3. Prepara una carpeta de trabajo visible</w:t>
+      </w:r>
+    </w:p>
+    <w:p>
+      <w:pPr>
+        <w:pStyle w:val="FirstParagraph"/>
+      </w:pPr>
+      <w:r>
+        <w:t xml:space="preserve">El siguiente paso parece menor, pero tiene bastante importancia pedagógica: crea una carpeta exclusiva para tus primeras pruebas del curso. La programación se aprende mejor cuando el entorno reduce fricción. Si tus archivos aparecen mezclados con descargas, documentos viejos o carpetas ambiguas, el problema técnico se vuelve también un problema de orientación.</w:t>
+      </w:r>
+    </w:p>
+    <w:p>
+      <w:pPr>
+        <w:pStyle w:val="Textoindependiente"/>
+      </w:pPr>
+      <w:r>
+        <w:t xml:space="preserve">Puedes crear una carpeta como</w:t>
+      </w:r>
+      <w:r>
+        <w:t xml:space="preserve"> </w:t>
+      </w:r>
+      <w:r>
+        <w:rPr>
+          <w:rStyle w:val="VerbatimChar"/>
+        </w:rPr>
+        <w:t xml:space="preserve">python-legaltech</w:t>
+      </w:r>
+      <w:r>
         <w:t xml:space="preserve"> </w:t>
       </w:r>
       <w:r>
@@ -49221,10 +49378,160 @@
         <w:rPr>
           <w:rStyle w:val="VerbatimChar"/>
         </w:rPr>
+        <w:t xml:space="preserve">pruebas-python</w:t>
+      </w:r>
+      <w:r>
+        <w:t xml:space="preserve"> </w:t>
+      </w:r>
+      <w:r>
+        <w:t xml:space="preserve">y abrirla desde Visual Studio Code. Lo importante no es el nombre, sino la estabilidad del lugar. Una carpeta reconocible ayuda a responder tres preguntas cada vez que algo falla: dónde está el archivo, desde dónde se está ejecutando y si el cambio realmente quedó guardado.</w:t>
+      </w:r>
+    </w:p>
+    <w:bookmarkEnd w:id="504"/>
+    <w:bookmarkStart w:id="505" w:name="X92aabda36cf82cc74da115735160167091a15fb"/>
+    <w:p>
+      <w:pPr>
+        <w:pStyle w:val="Ttulo2"/>
+      </w:pPr>
+      <w:r>
+        <w:t xml:space="preserve">Paso 4. Ejecuta un archivo mínimo y verifica el ciclo completo</w:t>
+      </w:r>
+    </w:p>
+    <w:p>
+      <w:pPr>
+        <w:pStyle w:val="FirstParagraph"/>
+      </w:pPr>
+      <w:r>
+        <w:t xml:space="preserve">Crea en esa carpeta un archivo llamado</w:t>
+      </w:r>
+      <w:r>
+        <w:t xml:space="preserve"> </w:t>
+      </w:r>
+      <w:r>
+        <w:rPr>
+          <w:rStyle w:val="VerbatimChar"/>
+        </w:rPr>
+        <w:t xml:space="preserve">hola.py</w:t>
+      </w:r>
+      <w:r>
+        <w:t xml:space="preserve"> </w:t>
+      </w:r>
+      <w:r>
+        <w:t xml:space="preserve">con este contenido:</w:t>
+      </w:r>
+    </w:p>
+    <w:p>
+      <w:pPr>
+        <w:pStyle w:val="SourceCode"/>
+      </w:pPr>
+      <w:r>
+        <w:rPr>
+          <w:rStyle w:val="BuiltInTok"/>
+        </w:rPr>
+        <w:t xml:space="preserve">print</w:t>
+      </w:r>
+      <w:r>
+        <w:rPr>
+          <w:rStyle w:val="NormalTok"/>
+        </w:rPr>
+        <w:t xml:space="preserve">(</w:t>
+      </w:r>
+      <w:r>
+        <w:rPr>
+          <w:rStyle w:val="StringTok"/>
+        </w:rPr>
+        <w:t xml:space="preserve">"Hola, Legal Tech"</w:t>
+      </w:r>
+      <w:r>
+        <w:rPr>
+          <w:rStyle w:val="NormalTok"/>
+        </w:rPr>
+        <w:t xml:space="preserve">)</w:t>
+      </w:r>
+    </w:p>
+    <w:p>
+      <w:pPr>
+        <w:pStyle w:val="FirstParagraph"/>
+      </w:pPr>
+      <w:r>
+        <w:t xml:space="preserve">Ejecuta luego:</w:t>
+      </w:r>
+    </w:p>
+    <w:p>
+      <w:pPr>
+        <w:pStyle w:val="SourceCode"/>
+      </w:pPr>
+      <w:r>
+        <w:rPr>
+          <w:rStyle w:val="ExtensionTok"/>
+        </w:rPr>
+        <w:t xml:space="preserve">python</w:t>
+      </w:r>
+      <w:r>
+        <w:rPr>
+          <w:rStyle w:val="NormalTok"/>
+        </w:rPr>
+        <w:t xml:space="preserve"> hola.py</w:t>
+      </w:r>
+    </w:p>
+    <w:p>
+      <w:pPr>
+        <w:pStyle w:val="FirstParagraph"/>
+      </w:pPr>
+      <w:r>
+        <w:t xml:space="preserve">o, si tu sistema usa ese nombre:</w:t>
+      </w:r>
+    </w:p>
+    <w:p>
+      <w:pPr>
+        <w:pStyle w:val="SourceCode"/>
+      </w:pPr>
+      <w:r>
+        <w:rPr>
+          <w:rStyle w:val="ExtensionTok"/>
+        </w:rPr>
         <w:t xml:space="preserve">python3</w:t>
       </w:r>
       <w:r>
-        <w:t xml:space="preserve">.</w:t>
+        <w:rPr>
+          <w:rStyle w:val="NormalTok"/>
+        </w:rPr>
+        <w:t xml:space="preserve"> hola.py</w:t>
+      </w:r>
+    </w:p>
+    <w:p>
+      <w:pPr>
+        <w:pStyle w:val="FirstParagraph"/>
+      </w:pPr>
+      <w:r>
+        <w:t xml:space="preserve">Aquí conviene mirar con cuidado tres detalles. Primero, que el archivo se llame de verdad</w:t>
+      </w:r>
+      <w:r>
+        <w:t xml:space="preserve"> </w:t>
+      </w:r>
+      <w:r>
+        <w:rPr>
+          <w:rStyle w:val="VerbatimChar"/>
+        </w:rPr>
+        <w:t xml:space="preserve">hola.py</w:t>
+      </w:r>
+      <w:r>
+        <w:t xml:space="preserve"> </w:t>
+      </w:r>
+      <w:r>
+        <w:t xml:space="preserve">y no</w:t>
+      </w:r>
+      <w:r>
+        <w:t xml:space="preserve"> </w:t>
+      </w:r>
+      <w:r>
+        <w:rPr>
+          <w:rStyle w:val="VerbatimChar"/>
+        </w:rPr>
+        <w:t xml:space="preserve">hola.py.txt</w:t>
+      </w:r>
+      <w:r>
+        <w:t xml:space="preserve">. Segundo, que la terminal esté ubicada en la misma carpeta donde guardaste el archivo. Tercero, que el resultado en pantalla coincida con el texto esperado. Si las tres condiciones se cumplen, ya no estás ante una instalación abstracta, sino ante un entorno que puede escribir, guardar, ejecutar y mostrar resultados.</w:t>
       </w:r>
     </w:p>
     <w:p>
@@ -49232,17 +49539,17 @@
         <w:pStyle w:val="Textoindependiente"/>
       </w:pPr>
       <w:r>
-        <w:t xml:space="preserve">No instales versiones beta, nightly o experimentales para el curso salvo que sepas exactamente por qué lo haces. Para aprender, lo más importante es estabilidad y compatibilidad con ejemplos sencillos.</w:t>
-      </w:r>
-    </w:p>
-    <w:bookmarkEnd w:id="502"/>
-    <w:bookmarkStart w:id="503" w:name="paso-2.-verifica-la-instalación"/>
+        <w:t xml:space="preserve">Ese momento merece más atención de la que parece. Un archivo tan pequeño ya pone en juego cuatro piezas de infraestructura: editor, sistema de archivos, terminal e intérprete. Si una de ellas falla, el problema rara vez está en la lógica del programa; suele estar en la coordinación entre herramientas.</w:t>
+      </w:r>
+    </w:p>
+    <w:bookmarkEnd w:id="505"/>
+    <w:bookmarkStart w:id="506" w:name="X3955d4fca52d7d25d6de23a93c569b5ac21bc92"/>
     <w:p>
       <w:pPr>
         <w:pStyle w:val="Ttulo2"/>
       </w:pPr>
       <w:r>
-        <w:t xml:space="preserve">Paso 2. Verifica la instalación</w:t>
+        <w:t xml:space="preserve">Paso 5. Haz una segunda prueba para descartar que haya sido suerte</w:t>
       </w:r>
     </w:p>
     <w:p>
@@ -49250,80 +49557,63 @@
         <w:pStyle w:val="FirstParagraph"/>
       </w:pPr>
       <w:r>
-        <w:t xml:space="preserve">Abre la terminal y ejecuta uno de estos comandos para confirmar que el sistema reconoce la instalación. Python es portable entre Windows, macOS y Linux, pero el nombre del ejecutable puede variar entre</w:t>
-      </w:r>
-      <w:r>
-        <w:t xml:space="preserve"> </w:t>
-      </w:r>
-      <w:r>
-        <w:rPr>
-          <w:rStyle w:val="VerbatimChar"/>
-        </w:rPr>
-        <w:t xml:space="preserve">python</w:t>
-      </w:r>
-      <w:r>
-        <w:t xml:space="preserve"> </w:t>
-      </w:r>
-      <w:r>
-        <w:t xml:space="preserve">y</w:t>
-      </w:r>
-      <w:r>
-        <w:t xml:space="preserve"> </w:t>
-      </w:r>
-      <w:r>
-        <w:rPr>
-          <w:rStyle w:val="VerbatimChar"/>
-        </w:rPr>
-        <w:t xml:space="preserve">python3</w:t>
-      </w:r>
-      <w:r>
-        <w:t xml:space="preserve"> </w:t>
-      </w:r>
-      <w:r>
-        <w:t xml:space="preserve">según la configuración del sistema</w:t>
-      </w:r>
-      <w:r>
-        <w:t xml:space="preserve"> </w:t>
-      </w:r>
-      <w:r>
+        <w:t xml:space="preserve">Conviene modificar el archivo y volver a ejecutarlo:</w:t>
+      </w:r>
+    </w:p>
+    <w:p>
+      <w:pPr>
+        <w:pStyle w:val="SourceCode"/>
+      </w:pPr>
+      <w:r>
+        <w:rPr>
+          <w:rStyle w:val="NormalTok"/>
+        </w:rPr>
+        <w:t xml:space="preserve">nombre_curso </w:t>
+      </w:r>
+      <w:r>
+        <w:rPr>
+          <w:rStyle w:val="OperatorTok"/>
+        </w:rPr>
+        <w:t xml:space="preserve">=</w:t>
+      </w:r>
+      <w:r>
+        <w:rPr>
+          <w:rStyle w:val="NormalTok"/>
+        </w:rPr>
+        <w:t xml:space="preserve"> </w:t>
+      </w:r>
+      <w:r>
+        <w:rPr>
+          <w:rStyle w:val="StringTok"/>
+        </w:rPr>
+        <w:t xml:space="preserve">"Legal Tech"</w:t>
+      </w:r>
+      <w:r>
+        <w:br/>
+      </w:r>
+      <w:r>
+        <w:rPr>
+          <w:rStyle w:val="BuiltInTok"/>
+        </w:rPr>
+        <w:t xml:space="preserve">print</w:t>
+      </w:r>
+      <w:r>
+        <w:rPr>
+          <w:rStyle w:val="NormalTok"/>
+        </w:rPr>
         <w:t xml:space="preserve">(</w:t>
       </w:r>
-      <w:hyperlink w:anchor="ref-pythonfaq2026">
-        <w:r>
-          <w:rPr>
-            <w:rStyle w:val="Hipervnculo"/>
-          </w:rPr>
-          <w:t xml:space="preserve">Python Documentation 2026b</w:t>
-        </w:r>
-      </w:hyperlink>
-      <w:r>
-        <w:t xml:space="preserve">)</w:t>
-      </w:r>
-      <w:r>
-        <w:t xml:space="preserve">.</w:t>
-      </w:r>
-    </w:p>
-    <w:p>
-      <w:pPr>
-        <w:pStyle w:val="SourceCode"/>
-      </w:pPr>
-      <w:r>
-        <w:rPr>
-          <w:rStyle w:val="ExtensionTok"/>
-        </w:rPr>
-        <w:t xml:space="preserve">python</w:t>
-      </w:r>
-      <w:r>
-        <w:rPr>
-          <w:rStyle w:val="NormalTok"/>
-        </w:rPr>
-        <w:t xml:space="preserve"> </w:t>
-      </w:r>
-      <w:r>
-        <w:rPr>
-          <w:rStyle w:val="AttributeTok"/>
-        </w:rPr>
-        <w:t xml:space="preserve">--version</w:t>
+      <w:r>
+        <w:rPr>
+          <w:rStyle w:val="StringTok"/>
+        </w:rPr>
+        <w:t xml:space="preserve">"Curso:"</w:t>
+      </w:r>
+      <w:r>
+        <w:rPr>
+          <w:rStyle w:val="NormalTok"/>
+        </w:rPr>
+        <w:t xml:space="preserve">, nombre_curso)</w:t>
       </w:r>
     </w:p>
     <w:p>
@@ -49331,474 +49621,7 @@
         <w:pStyle w:val="FirstParagraph"/>
       </w:pPr>
       <w:r>
-        <w:t xml:space="preserve">Si tu sistema usa</w:t>
-      </w:r>
-      <w:r>
-        <w:t xml:space="preserve"> </w:t>
-      </w:r>
-      <w:r>
-        <w:rPr>
-          <w:rStyle w:val="VerbatimChar"/>
-        </w:rPr>
-        <w:t xml:space="preserve">python3</w:t>
-      </w:r>
-      <w:r>
-        <w:t xml:space="preserve">, prueba:</w:t>
-      </w:r>
-    </w:p>
-    <w:p>
-      <w:pPr>
-        <w:pStyle w:val="SourceCode"/>
-      </w:pPr>
-      <w:r>
-        <w:rPr>
-          <w:rStyle w:val="ExtensionTok"/>
-        </w:rPr>
-        <w:t xml:space="preserve">python3</w:t>
-      </w:r>
-      <w:r>
-        <w:rPr>
-          <w:rStyle w:val="NormalTok"/>
-        </w:rPr>
-        <w:t xml:space="preserve"> </w:t>
-      </w:r>
-      <w:r>
-        <w:rPr>
-          <w:rStyle w:val="AttributeTok"/>
-        </w:rPr>
-        <w:t xml:space="preserve">--version</w:t>
-      </w:r>
-    </w:p>
-    <w:p>
-      <w:pPr>
-        <w:pStyle w:val="FirstParagraph"/>
-      </w:pPr>
-      <w:r>
-        <w:t xml:space="preserve">Lo que deberías observar aquí no es solo que “sale algo en pantalla”, sino que aparece un número de versión y no un mensaje de error. Si la terminal responde con algo como “command not found” o “no se reconoce como comando”, todavía no has llegado al punto mínimo de trabajo. Si sí aparece una versión, ya tienes confirmación de que el sistema sabe dónde está Python.</w:t>
-      </w:r>
-    </w:p>
-    <w:p>
-      <w:pPr>
-        <w:pStyle w:val="Textoindependiente"/>
-      </w:pPr>
-      <w:r>
-        <w:t xml:space="preserve">Una buena práctica en este momento es ejecutar también:</w:t>
-      </w:r>
-    </w:p>
-    <w:p>
-      <w:pPr>
-        <w:pStyle w:val="SourceCode"/>
-      </w:pPr>
-      <w:r>
-        <w:rPr>
-          <w:rStyle w:val="FunctionTok"/>
-        </w:rPr>
-        <w:t xml:space="preserve">which</w:t>
-      </w:r>
-      <w:r>
-        <w:rPr>
-          <w:rStyle w:val="NormalTok"/>
-        </w:rPr>
-        <w:t xml:space="preserve"> python</w:t>
-      </w:r>
-    </w:p>
-    <w:p>
-      <w:pPr>
-        <w:pStyle w:val="FirstParagraph"/>
-      </w:pPr>
-      <w:r>
-        <w:t xml:space="preserve">o, si usas</w:t>
-      </w:r>
-      <w:r>
-        <w:t xml:space="preserve"> </w:t>
-      </w:r>
-      <w:r>
-        <w:rPr>
-          <w:rStyle w:val="VerbatimChar"/>
-        </w:rPr>
-        <w:t xml:space="preserve">python3</w:t>
-      </w:r>
-      <w:r>
-        <w:t xml:space="preserve">:</w:t>
-      </w:r>
-    </w:p>
-    <w:p>
-      <w:pPr>
-        <w:pStyle w:val="SourceCode"/>
-      </w:pPr>
-      <w:r>
-        <w:rPr>
-          <w:rStyle w:val="FunctionTok"/>
-        </w:rPr>
-        <w:t xml:space="preserve">which</w:t>
-      </w:r>
-      <w:r>
-        <w:rPr>
-          <w:rStyle w:val="NormalTok"/>
-        </w:rPr>
-        <w:t xml:space="preserve"> python3</w:t>
-      </w:r>
-    </w:p>
-    <w:p>
-      <w:pPr>
-        <w:pStyle w:val="FirstParagraph"/>
-      </w:pPr>
-      <w:r>
-        <w:t xml:space="preserve">En macOS o Linux, eso ayuda a ver qué ejecutable estás llamando realmente. No es indispensable para empezar, pero sí sirve cuando el sistema tiene más de una instalación y quieres evitar confusiones.</w:t>
-      </w:r>
-    </w:p>
-    <w:bookmarkEnd w:id="503"/>
-    <w:bookmarkStart w:id="504" w:name="paso-3.-crea-una-carpeta-de-prueba"/>
-    <w:p>
-      <w:pPr>
-        <w:pStyle w:val="Ttulo2"/>
-      </w:pPr>
-      <w:r>
-        <w:t xml:space="preserve">Paso 3. Crea una carpeta de prueba</w:t>
-      </w:r>
-    </w:p>
-    <w:p>
-      <w:pPr>
-        <w:pStyle w:val="FirstParagraph"/>
-      </w:pPr>
-      <w:r>
-        <w:t xml:space="preserve">Una vez verificada la instalación, crea una carpeta de prueba y un archivo mínimo. Python funciona bien como lenguaje de entrada precisamente porque permite pasar rápido de una instalación correcta a un primer script legible y reutilizable</w:t>
-      </w:r>
-      <w:r>
-        <w:t xml:space="preserve"> </w:t>
-      </w:r>
-      <w:r>
-        <w:t xml:space="preserve">(</w:t>
-      </w:r>
-      <w:hyperlink w:anchor="ref-pythonfaq2026">
-        <w:r>
-          <w:rPr>
-            <w:rStyle w:val="Hipervnculo"/>
-          </w:rPr>
-          <w:t xml:space="preserve">Python Documentation 2026b</w:t>
-        </w:r>
-      </w:hyperlink>
-      <w:r>
-        <w:t xml:space="preserve">;</w:t>
-      </w:r>
-      <w:r>
-        <w:t xml:space="preserve"> </w:t>
-      </w:r>
-      <w:hyperlink w:anchor="ref-pythonversions2026">
-        <w:r>
-          <w:rPr>
-            <w:rStyle w:val="Hipervnculo"/>
-          </w:rPr>
-          <w:t xml:space="preserve">Python.org 2026</w:t>
-        </w:r>
-      </w:hyperlink>
-      <w:r>
-        <w:t xml:space="preserve">)</w:t>
-      </w:r>
-      <w:r>
-        <w:t xml:space="preserve">.</w:t>
-      </w:r>
-    </w:p>
-    <w:p>
-      <w:pPr>
-        <w:pStyle w:val="Textoindependiente"/>
-      </w:pPr>
-      <w:r>
-        <w:t xml:space="preserve">Abre VS Code o tu editor preferido y crea un archivo llamado</w:t>
-      </w:r>
-      <w:r>
-        <w:t xml:space="preserve"> </w:t>
-      </w:r>
-      <w:r>
-        <w:rPr>
-          <w:rStyle w:val="VerbatimChar"/>
-        </w:rPr>
-        <w:t xml:space="preserve">hola.py</w:t>
-      </w:r>
-      <w:r>
-        <w:t xml:space="preserve"> </w:t>
-      </w:r>
-      <w:r>
-        <w:t xml:space="preserve">con este contenido:</w:t>
-      </w:r>
-    </w:p>
-    <w:p>
-      <w:pPr>
-        <w:pStyle w:val="SourceCode"/>
-      </w:pPr>
-      <w:r>
-        <w:rPr>
-          <w:rStyle w:val="BuiltInTok"/>
-        </w:rPr>
-        <w:t xml:space="preserve">print</w:t>
-      </w:r>
-      <w:r>
-        <w:rPr>
-          <w:rStyle w:val="NormalTok"/>
-        </w:rPr>
-        <w:t xml:space="preserve">(</w:t>
-      </w:r>
-      <w:r>
-        <w:rPr>
-          <w:rStyle w:val="StringTok"/>
-        </w:rPr>
-        <w:t xml:space="preserve">"Hola, Legal Tech"</w:t>
-      </w:r>
-      <w:r>
-        <w:rPr>
-          <w:rStyle w:val="NormalTok"/>
-        </w:rPr>
-        <w:t xml:space="preserve">)</w:t>
-      </w:r>
-    </w:p>
-    <w:p>
-      <w:pPr>
-        <w:pStyle w:val="FirstParagraph"/>
-      </w:pPr>
-      <w:r>
-        <w:t xml:space="preserve">Ejecuta luego:</w:t>
-      </w:r>
-    </w:p>
-    <w:p>
-      <w:pPr>
-        <w:pStyle w:val="SourceCode"/>
-      </w:pPr>
-      <w:r>
-        <w:rPr>
-          <w:rStyle w:val="ExtensionTok"/>
-        </w:rPr>
-        <w:t xml:space="preserve">python</w:t>
-      </w:r>
-      <w:r>
-        <w:rPr>
-          <w:rStyle w:val="NormalTok"/>
-        </w:rPr>
-        <w:t xml:space="preserve"> hola.py</w:t>
-      </w:r>
-    </w:p>
-    <w:p>
-      <w:pPr>
-        <w:pStyle w:val="FirstParagraph"/>
-      </w:pPr>
-      <w:r>
-        <w:t xml:space="preserve">Si tu sistema usa</w:t>
-      </w:r>
-      <w:r>
-        <w:t xml:space="preserve"> </w:t>
-      </w:r>
-      <w:r>
-        <w:rPr>
-          <w:rStyle w:val="VerbatimChar"/>
-        </w:rPr>
-        <w:t xml:space="preserve">python3</w:t>
-      </w:r>
-      <w:r>
-        <w:t xml:space="preserve">, adapta también este paso a</w:t>
-      </w:r>
-      <w:r>
-        <w:t xml:space="preserve"> </w:t>
-      </w:r>
-      <w:r>
-        <w:rPr>
-          <w:rStyle w:val="VerbatimChar"/>
-        </w:rPr>
-        <w:t xml:space="preserve">python3 hola.py</w:t>
-      </w:r>
-      <w:r>
-        <w:t xml:space="preserve">. Lo importante es confirmar que puedes escribir, guardar y ejecutar un archivo propio sin depender todavía de bibliotecas adicionales ni configuraciones complejas</w:t>
-      </w:r>
-      <w:r>
-        <w:t xml:space="preserve"> </w:t>
-      </w:r>
-      <w:r>
-        <w:t xml:space="preserve">(</w:t>
-      </w:r>
-      <w:hyperlink w:anchor="ref-pythonfaq2026">
-        <w:r>
-          <w:rPr>
-            <w:rStyle w:val="Hipervnculo"/>
-          </w:rPr>
-          <w:t xml:space="preserve">Python Documentation 2026b</w:t>
-        </w:r>
-      </w:hyperlink>
-      <w:r>
-        <w:t xml:space="preserve">)</w:t>
-      </w:r>
-      <w:r>
-        <w:t xml:space="preserve">.</w:t>
-      </w:r>
-    </w:p>
-    <w:p>
-      <w:pPr>
-        <w:pStyle w:val="Textoindependiente"/>
-      </w:pPr>
-      <w:r>
-        <w:t xml:space="preserve">En este punto conviene fijarse en tres cosas:</w:t>
-      </w:r>
-    </w:p>
-    <w:p>
-      <w:pPr>
-        <w:pStyle w:val="Compact"/>
-        <w:numPr>
-          <w:ilvl w:val="0"/>
-          <w:numId w:val="1124"/>
-        </w:numPr>
-      </w:pPr>
-      <w:r>
-        <w:t xml:space="preserve">que el archivo realmente se llame</w:t>
-      </w:r>
-      <w:r>
-        <w:t xml:space="preserve"> </w:t>
-      </w:r>
-      <w:r>
-        <w:rPr>
-          <w:rStyle w:val="VerbatimChar"/>
-        </w:rPr>
-        <w:t xml:space="preserve">hola.py</w:t>
-      </w:r>
-      <w:r>
-        <w:t xml:space="preserve"> </w:t>
-      </w:r>
-      <w:r>
-        <w:t xml:space="preserve">y no</w:t>
-      </w:r>
-      <w:r>
-        <w:t xml:space="preserve"> </w:t>
-      </w:r>
-      <w:r>
-        <w:rPr>
-          <w:rStyle w:val="VerbatimChar"/>
-        </w:rPr>
-        <w:t xml:space="preserve">hola.py.txt</w:t>
-      </w:r>
-      <w:r>
-        <w:t xml:space="preserve">;</w:t>
-      </w:r>
-    </w:p>
-    <w:p>
-      <w:pPr>
-        <w:pStyle w:val="Compact"/>
-        <w:numPr>
-          <w:ilvl w:val="0"/>
-          <w:numId w:val="1124"/>
-        </w:numPr>
-      </w:pPr>
-      <w:r>
-        <w:t xml:space="preserve">que estés ejecutando el comando dentro de la misma carpeta donde guardaste el archivo;</w:t>
-      </w:r>
-    </w:p>
-    <w:p>
-      <w:pPr>
-        <w:pStyle w:val="Compact"/>
-        <w:numPr>
-          <w:ilvl w:val="0"/>
-          <w:numId w:val="1124"/>
-        </w:numPr>
-      </w:pPr>
-      <w:r>
-        <w:t xml:space="preserve">que la salida coincida con el texto esperado.</w:t>
-      </w:r>
-    </w:p>
-    <w:p>
-      <w:pPr>
-        <w:pStyle w:val="FirstParagraph"/>
-      </w:pPr>
-      <w:r>
-        <w:t xml:space="preserve">Si el script corre y muestra</w:t>
-      </w:r>
-      <w:r>
-        <w:t xml:space="preserve"> </w:t>
-      </w:r>
-      <w:r>
-        <w:rPr>
-          <w:rStyle w:val="VerbatimChar"/>
-        </w:rPr>
-        <w:t xml:space="preserve">Hola, Legal Tech</w:t>
-      </w:r>
-      <w:r>
-        <w:t xml:space="preserve">, ya tienes resuelta la parte esencial: instalación, acceso por terminal y ejecución de un archivo propio. Parece poco, pero ese “poco” es justamente la base sobre la que luego se apilan variables, funciones, archivos, datos y automatización.</w:t>
-      </w:r>
-    </w:p>
-    <w:bookmarkEnd w:id="504"/>
-    <w:bookmarkStart w:id="505" w:name="paso-4.-haz-una-segunda-prueba-mínima"/>
-    <w:p>
-      <w:pPr>
-        <w:pStyle w:val="Ttulo2"/>
-      </w:pPr>
-      <w:r>
-        <w:t xml:space="preserve">Paso 4. Haz una segunda prueba mínima</w:t>
-      </w:r>
-    </w:p>
-    <w:p>
-      <w:pPr>
-        <w:pStyle w:val="FirstParagraph"/>
-      </w:pPr>
-      <w:r>
-        <w:t xml:space="preserve">Antes de cerrar el tutorial, conviene hacer una segunda prueba muy pequeña para comprobar que no fue casualidad. Cambia el archivo a algo como esto:</w:t>
-      </w:r>
-    </w:p>
-    <w:p>
-      <w:pPr>
-        <w:pStyle w:val="SourceCode"/>
-      </w:pPr>
-      <w:r>
-        <w:rPr>
-          <w:rStyle w:val="NormalTok"/>
-        </w:rPr>
-        <w:t xml:space="preserve">nombre </w:t>
-      </w:r>
-      <w:r>
-        <w:rPr>
-          <w:rStyle w:val="OperatorTok"/>
-        </w:rPr>
-        <w:t xml:space="preserve">=</w:t>
-      </w:r>
-      <w:r>
-        <w:rPr>
-          <w:rStyle w:val="NormalTok"/>
-        </w:rPr>
-        <w:t xml:space="preserve"> </w:t>
-      </w:r>
-      <w:r>
-        <w:rPr>
-          <w:rStyle w:val="StringTok"/>
-        </w:rPr>
-        <w:t xml:space="preserve">"Legal Tech"</w:t>
-      </w:r>
-      <w:r>
-        <w:br/>
-      </w:r>
-      <w:r>
-        <w:rPr>
-          <w:rStyle w:val="BuiltInTok"/>
-        </w:rPr>
-        <w:t xml:space="preserve">print</w:t>
-      </w:r>
-      <w:r>
-        <w:rPr>
-          <w:rStyle w:val="NormalTok"/>
-        </w:rPr>
-        <w:t xml:space="preserve">(</w:t>
-      </w:r>
-      <w:r>
-        <w:rPr>
-          <w:rStyle w:val="StringTok"/>
-        </w:rPr>
-        <w:t xml:space="preserve">"Curso:"</w:t>
-      </w:r>
-      <w:r>
-        <w:rPr>
-          <w:rStyle w:val="NormalTok"/>
-        </w:rPr>
-        <w:t xml:space="preserve">, nombre)</w:t>
-      </w:r>
-    </w:p>
-    <w:p>
-      <w:pPr>
-        <w:pStyle w:val="FirstParagraph"/>
-      </w:pPr>
-      <w:r>
-        <w:t xml:space="preserve">Ejecuta de nuevo el archivo. La idea no es aprender todavía variables en serio, sino verificar que puedes editar, guardar y volver a correr el script sin perderte entre carpetas o comandos. Ese ciclo corto de modificar y probar es una parte central del aprendizaje técnico</w:t>
+        <w:t xml:space="preserve">La finalidad no es repetir el contenido del capítulo 2, donde ya se trabaja con variables y tipos, sino comprobar algo más básico: que puedes editar, guardar y volver a correr el script sin perder la ruta del archivo ni el comando correcto. El aprendizaje técnico depende mucho de ese ciclo corto de cambio y verificación</w:t>
       </w:r>
       <w:r>
         <w:t xml:space="preserve"> </w:t>
@@ -49821,14 +49644,22 @@
         <w:t xml:space="preserve">.</w:t>
       </w:r>
     </w:p>
-    <w:bookmarkEnd w:id="505"/>
-    <w:bookmarkStart w:id="506" w:name="X9390ca5fcde32f59826e84677aca5e8bf8f02ba"/>
+    <w:p>
+      <w:pPr>
+        <w:pStyle w:val="Textoindependiente"/>
+      </w:pPr>
+      <w:r>
+        <w:t xml:space="preserve">Si el resultado no cambia pese a haber editado el archivo, sospecha primero de un problema de guardado o de ubicación. Muchas veces el código correcto está en pantalla, pero la terminal sigue ejecutando otro archivo o una versión anterior.</w:t>
+      </w:r>
+    </w:p>
+    <w:bookmarkEnd w:id="506"/>
+    <w:bookmarkStart w:id="509" w:name="Xd89523afb85fc6fd472420d8e331fc326a96b34"/>
     <w:p>
       <w:pPr>
         <w:pStyle w:val="Ttulo2"/>
       </w:pPr>
       <w:r>
-        <w:t xml:space="preserve">Qué conviene revisar si algo no sale como esperabas</w:t>
+        <w:t xml:space="preserve">Qué conviene revisar cuando algo no sale bien</w:t>
       </w:r>
     </w:p>
     <w:p>
@@ -49836,73 +49667,42 @@
         <w:pStyle w:val="FirstParagraph"/>
       </w:pPr>
       <w:r>
-        <w:t xml:space="preserve">Si el problema aparece aquí, suele estar en una de cuatro zonas:</w:t>
-      </w:r>
-    </w:p>
-    <w:p>
-      <w:pPr>
-        <w:pStyle w:val="Compact"/>
-        <w:numPr>
-          <w:ilvl w:val="0"/>
-          <w:numId w:val="1125"/>
-        </w:numPr>
-      </w:pPr>
-      <w:r>
-        <w:t xml:space="preserve">la terminal no encuentra el ejecutable;</w:t>
-      </w:r>
-    </w:p>
-    <w:p>
-      <w:pPr>
-        <w:pStyle w:val="Compact"/>
-        <w:numPr>
-          <w:ilvl w:val="0"/>
-          <w:numId w:val="1125"/>
-        </w:numPr>
-      </w:pPr>
-      <w:r>
-        <w:t xml:space="preserve">el archivo no está en la carpeta correcta;</w:t>
-      </w:r>
-    </w:p>
-    <w:p>
-      <w:pPr>
-        <w:pStyle w:val="Compact"/>
-        <w:numPr>
-          <w:ilvl w:val="0"/>
-          <w:numId w:val="1125"/>
-        </w:numPr>
-      </w:pPr>
-      <w:r>
-        <w:t xml:space="preserve">el nombre del archivo no coincide exactamente;</w:t>
-      </w:r>
-    </w:p>
-    <w:p>
-      <w:pPr>
-        <w:pStyle w:val="Compact"/>
-        <w:numPr>
-          <w:ilvl w:val="0"/>
-          <w:numId w:val="1125"/>
-        </w:numPr>
-      </w:pPr>
-      <w:r>
-        <w:t xml:space="preserve">el editor guardó el archivo con otra extensión.</w:t>
-      </w:r>
-    </w:p>
-    <w:p>
-      <w:pPr>
-        <w:pStyle w:val="FirstParagraph"/>
-      </w:pPr>
-      <w:r>
-        <w:t xml:space="preserve">Cuando te bloquees, evita cambiar muchas cosas al mismo tiempo. Cambia una variable, vuelve a probar y mira qué cambió. Ese hábito de aislar el problema es más valioso que adivinar rápidamente una solución.</w:t>
-      </w:r>
-    </w:p>
-    <w:bookmarkEnd w:id="506"/>
-    <w:bookmarkStart w:id="509" w:name="problemas-frecuentes"/>
-    <w:p>
-      <w:pPr>
-        <w:pStyle w:val="Ttulo2"/>
-      </w:pPr>
-      <w:r>
-        <w:t xml:space="preserve">Problemas frecuentes</w:t>
+        <w:t xml:space="preserve">Cuando la instalación parece fallar, los errores suelen concentrarse en pocas zonas. A veces Python sí está instalado, pero la terminal no lo encuentra. A veces el comando correcto era</w:t>
+      </w:r>
+      <w:r>
+        <w:t xml:space="preserve"> </w:t>
+      </w:r>
+      <w:r>
+        <w:rPr>
+          <w:rStyle w:val="VerbatimChar"/>
+        </w:rPr>
+        <w:t xml:space="preserve">python3</w:t>
+      </w:r>
+      <w:r>
+        <w:t xml:space="preserve"> </w:t>
+      </w:r>
+      <w:r>
+        <w:t xml:space="preserve">y no</w:t>
+      </w:r>
+      <w:r>
+        <w:t xml:space="preserve"> </w:t>
+      </w:r>
+      <w:r>
+        <w:rPr>
+          <w:rStyle w:val="VerbatimChar"/>
+        </w:rPr>
+        <w:t xml:space="preserve">python</w:t>
+      </w:r>
+      <w:r>
+        <w:t xml:space="preserve">. A veces el archivo existe, pero estás parado en otra carpeta. Y a veces el editor lo guardó con una extensión distinta de la esperada.</w:t>
+      </w:r>
+    </w:p>
+    <w:p>
+      <w:pPr>
+        <w:pStyle w:val="Textoindependiente"/>
+      </w:pPr>
+      <w:r>
+        <w:t xml:space="preserve">La regla más útil en ese punto es no corregir cinco cosas al mismo tiempo. Si cambias el comando, el archivo, la carpeta y el editor de una sola vez, luego no sabrás cuál de esas decisiones resolvió el problema. Conviene mover una pieza, volver a probar y leer el resultado con calma. Esa disciplina de aislar el fallo es parte de la alfabetización técnica del curso, no una molestia ajena a ella.</w:t>
       </w:r>
     </w:p>
     <w:tbl>
@@ -49935,7 +49735,7 @@
           </w:tcPr>
           <w:p>
             <w:pPr>
-              <w:pStyle w:val="FirstParagraph"/>
+              <w:pStyle w:val="Textoindependiente"/>
             </w:pPr>
             <w:pPr>
               <w:spacing w:before="0" w:after="0"/>
@@ -50008,26 +49808,13 @@
           </w:tcPr>
           <w:p>
             <w:pPr>
-              <w:pStyle w:val="Compact"/>
-              <w:numPr>
-                <w:ilvl w:val="0"/>
-                <w:numId w:val="1126"/>
-              </w:numPr>
+              <w:pStyle w:val="Textoindependiente"/>
             </w:pPr>
-            <w:r>
-              <w:t xml:space="preserve">revisa si Python quedó agregado al PATH;</w:t>
-            </w:r>
-          </w:p>
-          <w:p>
             <w:pPr>
-              <w:pStyle w:val="Compact"/>
-              <w:numPr>
-                <w:ilvl w:val="0"/>
-                <w:numId w:val="1126"/>
-              </w:numPr>
+              <w:spacing w:before="16" w:after="16"/>
             </w:pPr>
             <w:r>
-              <w:t xml:space="preserve">prueba con</w:t>
+              <w:t xml:space="preserve">Revisa si la instalación quedó accesible desde la terminal, prueba con</w:t>
             </w:r>
             <w:r>
               <w:t xml:space="preserve"> </w:t>
@@ -50039,42 +49826,25 @@
               <w:t xml:space="preserve">python3</w:t>
             </w:r>
             <w:r>
-              <w:t xml:space="preserve">;</w:t>
-            </w:r>
-          </w:p>
-          <w:p>
-            <w:pPr>
-              <w:pStyle w:val="Compact"/>
-              <w:numPr>
-                <w:ilvl w:val="0"/>
-                <w:numId w:val="1126"/>
-              </w:numPr>
-            </w:pPr>
-            <w:r>
-              <w:t xml:space="preserve">cierra y vuelve a abrir la terminal;</w:t>
-            </w:r>
-          </w:p>
-          <w:p>
-            <w:pPr>
-              <w:pStyle w:val="Compact"/>
-              <w:numPr>
-                <w:ilvl w:val="0"/>
-                <w:numId w:val="1126"/>
-              </w:numPr>
-            </w:pPr>
-            <w:r>
-              <w:t xml:space="preserve">reinstala si fuera necesario.</w:t>
-            </w:r>
-          </w:p>
-          <w:p>
-            <w:pPr>
-              <w:pStyle w:val="FirstParagraph"/>
-            </w:pPr>
-            <w:pPr>
-              <w:spacing w:after="16"/>
-            </w:pPr>
-            <w:r>
-              <w:t xml:space="preserve">Estos problemas suelen ser menos conceptuales que operativos: la instalación existe, pero el sistema no sabe dónde encontrar el ejecutable o la terminal sigue usando una sesión anterior</w:t>
+              <w:t xml:space="preserve"> </w:t>
+            </w:r>
+            <w:r>
+              <w:t xml:space="preserve">si</w:t>
+            </w:r>
+            <w:r>
+              <w:t xml:space="preserve"> </w:t>
+            </w:r>
+            <w:r>
+              <w:rPr>
+                <w:rStyle w:val="VerbatimChar"/>
+              </w:rPr>
+              <w:t xml:space="preserve">python</w:t>
+            </w:r>
+            <w:r>
+              <w:t xml:space="preserve"> </w:t>
+            </w:r>
+            <w:r>
+              <w:t xml:space="preserve">no responde, cierra y vuelve a abrir la terminal, y solo después considera reinstalar. En esta etapa, la mayoría de bloqueos son operativos y no conceptuales</w:t>
             </w:r>
             <w:r>
               <w:t xml:space="preserve"> </w:t>
@@ -50102,13 +49872,13 @@
       </w:tr>
     </w:tbl>
     <w:bookmarkEnd w:id="509"/>
-    <w:bookmarkStart w:id="510" w:name="recomendación-final"/>
+    <w:bookmarkStart w:id="510" w:name="cierre"/>
     <w:p>
       <w:pPr>
         <w:pStyle w:val="Ttulo2"/>
       </w:pPr>
       <w:r>
-        <w:t xml:space="preserve">Recomendación final</w:t>
+        <w:t xml:space="preserve">Cierre</w:t>
       </w:r>
     </w:p>
     <w:p>
@@ -50116,7 +49886,7 @@
         <w:pStyle w:val="FirstParagraph"/>
       </w:pPr>
       <w:r>
-        <w:t xml:space="preserve">No esperes a la sesión para descubrir que tu entorno no funciona. Verificar Python antes de cada práctica importante ahorra tiempo y vuelve más estable la progresión del curso, porque permite concentrarse en la lógica del problema y no en un bloqueo básico del entorno</w:t>
+        <w:t xml:space="preserve">El propósito de este tutorial es modesto, pero decisivo. No pretende enseñar todavía a programar en sentido pleno; pretende impedir que los ejercicios del curso fracasen por una base mal instalada. El capítulo 2 ya mostró que Python sirve para pensar con más precisión una secuencia de instrucciones</w:t>
       </w:r>
       <w:r>
         <w:t xml:space="preserve"> </w:t>
@@ -50138,19 +49908,19 @@
       <w:r>
         <w:t xml:space="preserve"> </w:t>
       </w:r>
-      <w:hyperlink w:anchor="ref-volini2020technology">
+      <w:hyperlink w:anchor="ref-ryan2021coding">
         <w:r>
           <w:rPr>
             <w:rStyle w:val="Hipervnculo"/>
           </w:rPr>
-          <w:t xml:space="preserve">Volini 2020</w:t>
+          <w:t xml:space="preserve">Ryan 2021</w:t>
         </w:r>
       </w:hyperlink>
       <w:r>
         <w:t xml:space="preserve">)</w:t>
       </w:r>
       <w:r>
-        <w:t xml:space="preserve">.</w:t>
+        <w:t xml:space="preserve">. Este tutorial asegura que ese pensamiento pueda convertirse en práctica verificable.</w:t>
       </w:r>
     </w:p>
     <w:p>
@@ -50158,7 +49928,7 @@
         <w:pStyle w:val="Textoindependiente"/>
       </w:pPr>
       <w:r>
-        <w:t xml:space="preserve">Si quieres ir un paso más allá, deja creada una carpeta estable de trabajo para el curso y conserva allí este primer archivo. Tener un pequeño espacio de pruebas reduce fricción cuando necesites verificar rápidamente si el problema está en tu código o en tu entorno.</w:t>
+        <w:t xml:space="preserve">Si quieres dejar el entorno todavía mejor preparado, conserva una carpeta fija para el curso, acostúmbrate a verificar la versión antes de sesiones importantes y mantén visible qué comando usa realmente tu sistema. Esa rutina pequeña reduce bastante la fricción de aprendizaje posterior.</w:t>
       </w:r>
     </w:p>
     <w:bookmarkEnd w:id="510"/>
@@ -50687,7 +50457,7 @@
         <w:pStyle w:val="Compact"/>
         <w:numPr>
           <w:ilvl w:val="0"/>
-          <w:numId w:val="1127"/>
+          <w:numId w:val="1123"/>
         </w:numPr>
       </w:pPr>
       <w:r>
@@ -50699,7 +50469,7 @@
         <w:pStyle w:val="Compact"/>
         <w:numPr>
           <w:ilvl w:val="0"/>
-          <w:numId w:val="1127"/>
+          <w:numId w:val="1123"/>
         </w:numPr>
       </w:pPr>
       <w:r>
@@ -50711,7 +50481,7 @@
         <w:pStyle w:val="Compact"/>
         <w:numPr>
           <w:ilvl w:val="0"/>
-          <w:numId w:val="1127"/>
+          <w:numId w:val="1123"/>
         </w:numPr>
       </w:pPr>
       <w:r>
@@ -50723,7 +50493,7 @@
         <w:pStyle w:val="Compact"/>
         <w:numPr>
           <w:ilvl w:val="0"/>
-          <w:numId w:val="1127"/>
+          <w:numId w:val="1123"/>
         </w:numPr>
       </w:pPr>
       <w:r>
@@ -50743,7 +50513,7 @@
         <w:pStyle w:val="Compact"/>
         <w:numPr>
           <w:ilvl w:val="0"/>
-          <w:numId w:val="1128"/>
+          <w:numId w:val="1124"/>
         </w:numPr>
       </w:pPr>
       <w:r>
@@ -50755,7 +50525,7 @@
         <w:pStyle w:val="Compact"/>
         <w:numPr>
           <w:ilvl w:val="0"/>
-          <w:numId w:val="1128"/>
+          <w:numId w:val="1124"/>
         </w:numPr>
       </w:pPr>
       <w:r>
@@ -50767,7 +50537,7 @@
         <w:pStyle w:val="Compact"/>
         <w:numPr>
           <w:ilvl w:val="0"/>
-          <w:numId w:val="1128"/>
+          <w:numId w:val="1124"/>
         </w:numPr>
       </w:pPr>
       <w:r>
@@ -50779,7 +50549,7 @@
         <w:pStyle w:val="Compact"/>
         <w:numPr>
           <w:ilvl w:val="0"/>
-          <w:numId w:val="1128"/>
+          <w:numId w:val="1124"/>
         </w:numPr>
       </w:pPr>
       <w:r>
@@ -50853,7 +50623,7 @@
         <w:pStyle w:val="Compact"/>
         <w:numPr>
           <w:ilvl w:val="0"/>
-          <w:numId w:val="1129"/>
+          <w:numId w:val="1125"/>
         </w:numPr>
       </w:pPr>
       <w:r>
@@ -50865,7 +50635,7 @@
         <w:pStyle w:val="Compact"/>
         <w:numPr>
           <w:ilvl w:val="0"/>
-          <w:numId w:val="1129"/>
+          <w:numId w:val="1125"/>
         </w:numPr>
       </w:pPr>
       <w:r>
@@ -50877,7 +50647,7 @@
         <w:pStyle w:val="Compact"/>
         <w:numPr>
           <w:ilvl w:val="0"/>
-          <w:numId w:val="1129"/>
+          <w:numId w:val="1125"/>
         </w:numPr>
       </w:pPr>
       <w:r>
@@ -50955,7 +50725,7 @@
         <w:pStyle w:val="Compact"/>
         <w:numPr>
           <w:ilvl w:val="0"/>
-          <w:numId w:val="1130"/>
+          <w:numId w:val="1126"/>
         </w:numPr>
       </w:pPr>
       <w:r>
@@ -50967,7 +50737,7 @@
         <w:pStyle w:val="Compact"/>
         <w:numPr>
           <w:ilvl w:val="0"/>
-          <w:numId w:val="1130"/>
+          <w:numId w:val="1126"/>
         </w:numPr>
       </w:pPr>
       <w:r>
@@ -50979,7 +50749,7 @@
         <w:pStyle w:val="Compact"/>
         <w:numPr>
           <w:ilvl w:val="0"/>
-          <w:numId w:val="1130"/>
+          <w:numId w:val="1126"/>
         </w:numPr>
       </w:pPr>
       <w:r>
@@ -50991,7 +50761,7 @@
         <w:pStyle w:val="Compact"/>
         <w:numPr>
           <w:ilvl w:val="0"/>
-          <w:numId w:val="1130"/>
+          <w:numId w:val="1126"/>
         </w:numPr>
       </w:pPr>
       <w:r>
@@ -51003,7 +50773,7 @@
         <w:pStyle w:val="Compact"/>
         <w:numPr>
           <w:ilvl w:val="0"/>
-          <w:numId w:val="1130"/>
+          <w:numId w:val="1126"/>
         </w:numPr>
       </w:pPr>
       <w:r>
@@ -51015,7 +50785,7 @@
         <w:pStyle w:val="Compact"/>
         <w:numPr>
           <w:ilvl w:val="0"/>
-          <w:numId w:val="1130"/>
+          <w:numId w:val="1126"/>
         </w:numPr>
       </w:pPr>
       <w:r>
@@ -51099,7 +50869,7 @@
         <w:pStyle w:val="Compact"/>
         <w:numPr>
           <w:ilvl w:val="0"/>
-          <w:numId w:val="1131"/>
+          <w:numId w:val="1127"/>
         </w:numPr>
       </w:pPr>
       <w:r>
@@ -51111,7 +50881,7 @@
         <w:pStyle w:val="Compact"/>
         <w:numPr>
           <w:ilvl w:val="0"/>
-          <w:numId w:val="1131"/>
+          <w:numId w:val="1127"/>
         </w:numPr>
       </w:pPr>
       <w:r>
@@ -51123,7 +50893,7 @@
         <w:pStyle w:val="Compact"/>
         <w:numPr>
           <w:ilvl w:val="0"/>
-          <w:numId w:val="1131"/>
+          <w:numId w:val="1127"/>
         </w:numPr>
       </w:pPr>
       <w:r>
@@ -51135,7 +50905,7 @@
         <w:pStyle w:val="Compact"/>
         <w:numPr>
           <w:ilvl w:val="0"/>
-          <w:numId w:val="1131"/>
+          <w:numId w:val="1127"/>
         </w:numPr>
       </w:pPr>
       <w:r>
@@ -51302,7 +51072,7 @@
     </w:tbl>
     <w:bookmarkEnd w:id="524"/>
     <w:bookmarkEnd w:id="525"/>
-    <w:bookmarkStart w:id="542" w:name="tutorial-git-y-github"/>
+    <w:bookmarkStart w:id="540" w:name="tutorial-git-y-github"/>
     <w:p>
       <w:pPr>
         <w:pStyle w:val="Ttulo1"/>
@@ -51325,7 +51095,7 @@
         <w:pStyle w:val="FirstParagraph"/>
       </w:pPr>
       <w:r>
-        <w:t xml:space="preserve">Git y GitHub son la infraestructura mínima de trabajo del curso porque permiten que un archivo no sea solo un resultado final, sino parte de un proceso visible de cambios, correcciones y decisiones. Versionar no significa guardar copias sin orden: significa construir un historial verificable sobre el proyecto</w:t>
+        <w:t xml:space="preserve">Git y GitHub son parte de la infraestructura del curso porque permiten que el trabajo no quede reducido a un archivo final, sino que se convierta en una secuencia visible de decisiones, correcciones y versiones. En un entorno académico y profesional, esa trazabilidad importa tanto como el resultado, porque vuelve verificable el proceso de producción</w:t>
       </w:r>
       <w:r>
         <w:t xml:space="preserve"> </w:t>
@@ -51363,7 +51133,41 @@
         <w:pStyle w:val="FirstParagraph"/>
       </w:pPr>
       <w:r>
-        <w:t xml:space="preserve">Git tiene una historia más dramática de lo que su apariencia de herramienta sobria podría sugerir. El propio libro</w:t>
+        <w:t xml:space="preserve">Git está ligado desde el origen a una de las historias más influyentes del software contemporáneo: la del kernel de Linux. La documentación de Git recuerda que la herramienta fue iniciada por Linus Torvalds, fundador de Linux, y que ese origen no fue anecdótico, porque el proyecto necesitaba una forma de versionar cambios a gran escala sin sacrificar velocidad ni control distribuido</w:t>
+      </w:r>
+      <w:r>
+        <w:t xml:space="preserve"> </w:t>
+      </w:r>
+      <w:r>
+        <w:t xml:space="preserve">(</w:t>
+      </w:r>
+      <w:hyperlink w:anchor="ref-gitabout2025">
+        <w:r>
+          <w:rPr>
+            <w:rStyle w:val="Hipervnculo"/>
+          </w:rPr>
+          <w:t xml:space="preserve">Git 2025</w:t>
+        </w:r>
+      </w:hyperlink>
+      <w:r>
+        <w:t xml:space="preserve">;</w:t>
+      </w:r>
+      <w:r>
+        <w:t xml:space="preserve"> </w:t>
+      </w:r>
+      <w:hyperlink w:anchor="ref-gitusermanual2026">
+        <w:r>
+          <w:rPr>
+            <w:rStyle w:val="Hipervnculo"/>
+          </w:rPr>
+          <w:t xml:space="preserve">Git Documentation 2026</w:t>
+        </w:r>
+      </w:hyperlink>
+      <w:r>
+        <w:t xml:space="preserve">)</w:t>
+      </w:r>
+      <w:r>
+        <w:t xml:space="preserve">.</w:t>
       </w:r>
       <w:r>
         <w:t xml:space="preserve"> </w:t>
@@ -51379,7 +51183,7 @@
         <w:t xml:space="preserve"> </w:t>
       </w:r>
       <w:r>
-        <w:t xml:space="preserve">cuenta que nació en 2005 después de la ruptura entre la comunidad del kernel de Linux y la empresa que mantenía BitKeeper, un sistema propietario que hasta entonces se usaba en ese proyecto</w:t>
+        <w:t xml:space="preserve">añade el episodio decisivo: en 2005, tras la ruptura entre la comunidad del kernel y BitKeeper, se volvió urgente disponer de una alternativa propia. Git nació, en buena medida, como respuesta a esa urgencia</w:t>
       </w:r>
       <w:r>
         <w:t xml:space="preserve"> </w:t>
@@ -51399,7 +51203,101 @@
         <w:t xml:space="preserve">)</w:t>
       </w:r>
       <w:r>
-        <w:t xml:space="preserve">. La comunidad necesitaba una alternativa rápida, distribuida y capaz de soportar desarrollo no lineal a gran escala. Git fue la respuesta</w:t>
+        <w:t xml:space="preserve">.</w:t>
+      </w:r>
+    </w:p>
+    <w:p>
+      <w:pPr>
+        <w:pStyle w:val="Textoindependiente"/>
+      </w:pPr>
+      <w:r>
+        <w:t xml:space="preserve">La huella de ese nacimiento sigue visible en la herramienta. La página oficial de Git insiste en que el rendimiento fue un objetivo de diseño desde el comienzo y ofrece un dato que vale casi como alegoría técnica: en 2025, Git podía almacenar la historia completa del proyecto Linux, con 1.4 millones de commits, en apenas 5.5 GB</w:t>
+      </w:r>
+      <w:r>
+        <w:t xml:space="preserve"> </w:t>
+      </w:r>
+      <w:r>
+        <w:t xml:space="preserve">(</w:t>
+      </w:r>
+      <w:hyperlink w:anchor="ref-gitabout2025">
+        <w:r>
+          <w:rPr>
+            <w:rStyle w:val="Hipervnculo"/>
+          </w:rPr>
+          <w:t xml:space="preserve">Git 2025</w:t>
+        </w:r>
+      </w:hyperlink>
+      <w:r>
+        <w:t xml:space="preserve">)</w:t>
+      </w:r>
+      <w:r>
+        <w:t xml:space="preserve">. Dicho de otra manera, Git no fue pensado para ejercicios domésticos, aunque luego se haya vuelto extraordinariamente útil también para ellos.</w:t>
+      </w:r>
+    </w:p>
+    <w:p>
+      <w:pPr>
+        <w:pStyle w:val="Textoindependiente"/>
+      </w:pPr>
+      <w:r>
+        <w:t xml:space="preserve">GitHub pertenece a una historia distinta, aunque complementaria. Su propia página de prensa recuerda que la plataforma fue fundada en febrero de 2008</w:t>
+      </w:r>
+      <w:r>
+        <w:t xml:space="preserve"> </w:t>
+      </w:r>
+      <w:r>
+        <w:t xml:space="preserve">(</w:t>
+      </w:r>
+      <w:hyperlink w:anchor="ref-githubpress2026">
+        <w:r>
+          <w:rPr>
+            <w:rStyle w:val="Hipervnculo"/>
+          </w:rPr>
+          <w:t xml:space="preserve">GitHub 2026</w:t>
+        </w:r>
+      </w:hyperlink>
+      <w:r>
+        <w:t xml:space="preserve">)</w:t>
+      </w:r>
+      <w:r>
+        <w:t xml:space="preserve">. Después, en junio de 2018, Microsoft anunció oficialmente su adquisición por 7.5 mil millones de dólares, subrayando que GitHub seguiría operando como plataforma abierta para desarrolladores</w:t>
+      </w:r>
+      <w:r>
+        <w:t xml:space="preserve"> </w:t>
+      </w:r>
+      <w:r>
+        <w:t xml:space="preserve">(</w:t>
+      </w:r>
+      <w:hyperlink w:anchor="ref-microsoftgithub2018">
+        <w:r>
+          <w:rPr>
+            <w:rStyle w:val="Hipervnculo"/>
+          </w:rPr>
+          <w:t xml:space="preserve">Microsoft 2018</w:t>
+        </w:r>
+      </w:hyperlink>
+      <w:r>
+        <w:t xml:space="preserve">)</w:t>
+      </w:r>
+      <w:r>
+        <w:t xml:space="preserve">. Esa continuidad institucional importa porque aclara una confusión muy común entre principiantes: Git no es GitHub, y GitHub no es el creador de Git. Git es la herramienta de control de versiones. GitHub es una plataforma posterior, hoy integrada al ecosistema de Microsoft, que facilita alojar repositorios, colaborar y publicar trabajo.</w:t>
+      </w:r>
+    </w:p>
+    <w:bookmarkEnd w:id="527"/>
+    <w:bookmarkStart w:id="530" w:name="qué-conviene-entender-desde-el-principio"/>
+    <w:p>
+      <w:pPr>
+        <w:pStyle w:val="Ttulo2"/>
+      </w:pPr>
+      <w:r>
+        <w:t xml:space="preserve">Qué conviene entender desde el principio</w:t>
+      </w:r>
+    </w:p>
+    <w:p>
+      <w:pPr>
+        <w:pStyle w:val="FirstParagraph"/>
+      </w:pPr>
+      <w:r>
+        <w:t xml:space="preserve">Git organiza cambios en un historial distribuido, trazable y reversible</w:t>
       </w:r>
       <w:r>
         <w:t xml:space="preserve"> </w:t>
@@ -51419,177 +51317,7 @@
         <w:t xml:space="preserve">)</w:t>
       </w:r>
       <w:r>
-        <w:t xml:space="preserve">.</w:t>
-      </w:r>
-    </w:p>
-    <w:p>
-      <w:pPr>
-        <w:pStyle w:val="Textoindependiente"/>
-      </w:pPr>
-      <w:r>
-        <w:t xml:space="preserve">La página oficial de Git resume muy bien la consecuencia de ese origen: velocidad y rendimiento no fueron mejoras agregadas después, sino objetivos de diseño desde el principio</w:t>
-      </w:r>
-      <w:r>
-        <w:t xml:space="preserve"> </w:t>
-      </w:r>
-      <w:r>
-        <w:t xml:space="preserve">(</w:t>
-      </w:r>
-      <w:hyperlink w:anchor="ref-gitabout2025">
-        <w:r>
-          <w:rPr>
-            <w:rStyle w:val="Hipervnculo"/>
-          </w:rPr>
-          <w:t xml:space="preserve">Git 2025</w:t>
-        </w:r>
-      </w:hyperlink>
-      <w:r>
-        <w:t xml:space="preserve">)</w:t>
-      </w:r>
-      <w:r>
-        <w:t xml:space="preserve">. El mismo sitio ofrece un dato casi anecdótico, pero muy útil para imaginar la escala de la herramienta: en 2025, Git almacenaba la historia completa del proyecto Linux, con 1.4 millones de commits, en solo 5.5 GB</w:t>
-      </w:r>
-      <w:r>
-        <w:t xml:space="preserve"> </w:t>
-      </w:r>
-      <w:r>
-        <w:t xml:space="preserve">(</w:t>
-      </w:r>
-      <w:hyperlink w:anchor="ref-gitabout2025">
-        <w:r>
-          <w:rPr>
-            <w:rStyle w:val="Hipervnculo"/>
-          </w:rPr>
-          <w:t xml:space="preserve">Git 2025</w:t>
-        </w:r>
-      </w:hyperlink>
-      <w:r>
-        <w:t xml:space="preserve">)</w:t>
-      </w:r>
-      <w:r>
-        <w:t xml:space="preserve">.</w:t>
-      </w:r>
-    </w:p>
-    <w:p>
-      <w:pPr>
-        <w:pStyle w:val="Textoindependiente"/>
-      </w:pPr>
-      <w:r>
-        <w:t xml:space="preserve">GitHub llegó después. Su página de prensa recuerda que la plataforma fue fundada en febrero de 2008</w:t>
-      </w:r>
-      <w:r>
-        <w:t xml:space="preserve"> </w:t>
-      </w:r>
-      <w:r>
-        <w:t xml:space="preserve">(</w:t>
-      </w:r>
-      <w:hyperlink w:anchor="ref-githubpress2026">
-        <w:r>
-          <w:rPr>
-            <w:rStyle w:val="Hipervnculo"/>
-          </w:rPr>
-          <w:t xml:space="preserve">GitHub 2026</w:t>
-        </w:r>
-      </w:hyperlink>
-      <w:r>
-        <w:t xml:space="preserve">)</w:t>
-      </w:r>
-      <w:r>
-        <w:t xml:space="preserve">. Esa diferencia temporal importa: Git es el sistema de control de versiones; GitHub es una plataforma posterior que volvió más fácil alojar repositorios, compartirlos, colaborar y hacer visible el trabajo. Aprender a distinguir ambos niveles evita muchas confusiones desde el comienzo</w:t>
-      </w:r>
-      <w:r>
-        <w:t xml:space="preserve"> </w:t>
-      </w:r>
-      <w:r>
-        <w:t xml:space="preserve">(</w:t>
-      </w:r>
-      <w:hyperlink w:anchor="ref-githubpress2026">
-        <w:r>
-          <w:rPr>
-            <w:rStyle w:val="Hipervnculo"/>
-          </w:rPr>
-          <w:t xml:space="preserve">GitHub 2026</w:t>
-        </w:r>
-      </w:hyperlink>
-      <w:r>
-        <w:t xml:space="preserve">)</w:t>
-      </w:r>
-      <w:r>
-        <w:t xml:space="preserve">.</w:t>
-      </w:r>
-    </w:p>
-    <w:bookmarkEnd w:id="527"/>
-    <w:bookmarkStart w:id="530" w:name="qué-es-cada-cosa"/>
-    <w:p>
-      <w:pPr>
-        <w:pStyle w:val="Ttulo2"/>
-      </w:pPr>
-      <w:r>
-        <w:t xml:space="preserve">Qué es cada cosa</w:t>
-      </w:r>
-    </w:p>
-    <w:p>
-      <w:pPr>
-        <w:pStyle w:val="Compact"/>
-        <w:numPr>
-          <w:ilvl w:val="0"/>
-          <w:numId w:val="1132"/>
-        </w:numPr>
-      </w:pPr>
-      <w:r>
-        <w:rPr>
-          <w:b/>
-          <w:bCs/>
-        </w:rPr>
-        <w:t xml:space="preserve">Git</w:t>
-      </w:r>
-      <w:r>
-        <w:t xml:space="preserve"> </w:t>
-      </w:r>
-      <w:r>
-        <w:t xml:space="preserve">es un sistema de control de versiones que organiza modificaciones sucesivas dentro de un historial trazable y reversible</w:t>
-      </w:r>
-      <w:r>
-        <w:t xml:space="preserve"> </w:t>
-      </w:r>
-      <w:r>
-        <w:t xml:space="preserve">(</w:t>
-      </w:r>
-      <w:hyperlink w:anchor="ref-chaconstraub2014progit">
-        <w:r>
-          <w:rPr>
-            <w:rStyle w:val="Hipervnculo"/>
-          </w:rPr>
-          <w:t xml:space="preserve">Chacon and Straub 2014</w:t>
-        </w:r>
-      </w:hyperlink>
-      <w:r>
-        <w:t xml:space="preserve">)</w:t>
-      </w:r>
-      <w:r>
-        <w:t xml:space="preserve">.</w:t>
-      </w:r>
-    </w:p>
-    <w:p>
-      <w:pPr>
-        <w:pStyle w:val="Compact"/>
-        <w:numPr>
-          <w:ilvl w:val="0"/>
-          <w:numId w:val="1132"/>
-        </w:numPr>
-      </w:pPr>
-      <w:r>
-        <w:rPr>
-          <w:b/>
-          <w:bCs/>
-        </w:rPr>
-        <w:t xml:space="preserve">GitHub</w:t>
-      </w:r>
-      <w:r>
-        <w:t xml:space="preserve"> </w:t>
-      </w:r>
-      <w:r>
-        <w:t xml:space="preserve">es la plataforma que permite alojar ese repositorio, compartirlo, sincronizarlo y convertirlo en evidencia de trabajo colaborativo o individual</w:t>
+        <w:t xml:space="preserve">. GitHub agrega encima una capa de alojamiento, sincronización, visibilidad y colaboración</w:t>
       </w:r>
       <w:r>
         <w:t xml:space="preserve"> </w:t>
@@ -51609,7 +51337,15 @@
         <w:t xml:space="preserve">)</w:t>
       </w:r>
       <w:r>
-        <w:t xml:space="preserve">.</w:t>
+        <w:t xml:space="preserve">. La relación es parecida a la que existe entre escribir un documento y guardarlo en una plataforma compartida: el acto intelectual y la infraestructura social no son idénticos, aunque en la práctica trabajen juntos.</w:t>
+      </w:r>
+    </w:p>
+    <w:p>
+      <w:pPr>
+        <w:pStyle w:val="Textoindependiente"/>
+      </w:pPr>
+      <w:r>
+        <w:t xml:space="preserve">Para el curso, esa diferencia tiene un efecto muy concreto. Puedes hacer varios pasos con Git sin conectarte a internet, porque el historial vive también en tu equipo. Pero si no sincronizas con GitHub, el trabajo queda sin respaldo remoto y sin evidencia compartida. Ambas piezas importan.</w:t>
       </w:r>
     </w:p>
     <w:tbl>
@@ -51642,7 +51378,7 @@
           </w:tcPr>
           <w:p>
             <w:pPr>
-              <w:pStyle w:val="FirstParagraph"/>
+              <w:pStyle w:val="Textoindependiente"/>
             </w:pPr>
             <w:pPr>
               <w:spacing w:before="0" w:after="0"/>
@@ -51721,7 +51457,7 @@
               <w:spacing w:before="16" w:after="16"/>
             </w:pPr>
             <w:r>
-              <w:t xml:space="preserve">El trabajo del semestre debe dejar rastro verificable: archivos, cambios, mensajes de commit y sincronización con el repositorio remoto. Si no existe ese rastro, resulta más difícil demostrar qué se hizo, cuándo se hizo y cómo evolucionó el proyecto</w:t>
+              <w:t xml:space="preserve">El trabajo del semestre debe dejar rastro verificable: archivos, historial local y sincronización remota. Si falta una de esas capas, la trazabilidad del proyecto queda incompleta</w:t>
             </w:r>
             <w:r>
               <w:t xml:space="preserve"> </w:t>
@@ -51763,13 +51499,13 @@
       </w:tr>
     </w:tbl>
     <w:bookmarkEnd w:id="530"/>
-    <w:bookmarkStart w:id="531" w:name="paso-1.-clona-un-repositorio"/>
+    <w:bookmarkStart w:id="531" w:name="paso-1.-clonar-no-es-solo-descargar"/>
     <w:p>
       <w:pPr>
         <w:pStyle w:val="Ttulo2"/>
       </w:pPr>
       <w:r>
-        <w:t xml:space="preserve">Paso 1. Clona un repositorio</w:t>
+        <w:t xml:space="preserve">Paso 1. Clonar no es solo descargar</w:t>
       </w:r>
     </w:p>
     <w:p>
@@ -51777,7 +51513,170 @@
         <w:pStyle w:val="FirstParagraph"/>
       </w:pPr>
       <w:r>
-        <w:t xml:space="preserve">Clonar significa traer a tu computadora una copia completa del repositorio, con su estructura y su historial. Ese paso importa porque te permite trabajar localmente sin romper la continuidad entre el entorno del curso y tu propio equipo</w:t>
+        <w:t xml:space="preserve">Cuando ejecutas:</w:t>
+      </w:r>
+    </w:p>
+    <w:p>
+      <w:pPr>
+        <w:pStyle w:val="SourceCode"/>
+      </w:pPr>
+      <w:r>
+        <w:rPr>
+          <w:rStyle w:val="FunctionTok"/>
+        </w:rPr>
+        <w:t xml:space="preserve">git</w:t>
+      </w:r>
+      <w:r>
+        <w:rPr>
+          <w:rStyle w:val="NormalTok"/>
+        </w:rPr>
+        <w:t xml:space="preserve"> clone URL_DEL_REPOSITORIO</w:t>
+      </w:r>
+      <w:r>
+        <w:br/>
+      </w:r>
+      <w:r>
+        <w:rPr>
+          <w:rStyle w:val="BuiltInTok"/>
+        </w:rPr>
+        <w:t xml:space="preserve">cd</w:t>
+      </w:r>
+      <w:r>
+        <w:rPr>
+          <w:rStyle w:val="NormalTok"/>
+        </w:rPr>
+        <w:t xml:space="preserve"> NOMBRE_DEL_REPOSITORIO</w:t>
+      </w:r>
+    </w:p>
+    <w:p>
+      <w:pPr>
+        <w:pStyle w:val="FirstParagraph"/>
+      </w:pPr>
+      <w:r>
+        <w:t xml:space="preserve">no estás trayendo únicamente una carpeta con archivos. Estás trayendo también la historia del proyecto. Esa diferencia es central. Un repositorio Git no se reduce al estado actual de los documentos; conserva la secuencia que llevó hasta ellos. Por eso el comando</w:t>
+      </w:r>
+      <w:r>
+        <w:t xml:space="preserve"> </w:t>
+      </w:r>
+      <w:r>
+        <w:rPr>
+          <w:rStyle w:val="VerbatimChar"/>
+        </w:rPr>
+        <w:t xml:space="preserve">cd</w:t>
+      </w:r>
+      <w:r>
+        <w:t xml:space="preserve"> </w:t>
+      </w:r>
+      <w:r>
+        <w:t xml:space="preserve">importa tanto como</w:t>
+      </w:r>
+      <w:r>
+        <w:t xml:space="preserve"> </w:t>
+      </w:r>
+      <w:r>
+        <w:rPr>
+          <w:rStyle w:val="VerbatimChar"/>
+        </w:rPr>
+        <w:t xml:space="preserve">git clone</w:t>
+      </w:r>
+      <w:r>
+        <w:t xml:space="preserve">: después de clonar, necesitas entrar realmente en el directorio del repositorio para que los siguientes comandos actúen sobre el proyecto correcto.</w:t>
+      </w:r>
+    </w:p>
+    <w:p>
+      <w:pPr>
+        <w:pStyle w:val="Textoindependiente"/>
+      </w:pPr>
+      <w:r>
+        <w:t xml:space="preserve">Si alguna vez dudas de dónde estás parado, usa</w:t>
+      </w:r>
+      <w:r>
+        <w:t xml:space="preserve"> </w:t>
+      </w:r>
+      <w:r>
+        <w:rPr>
+          <w:rStyle w:val="VerbatimChar"/>
+        </w:rPr>
+        <w:t xml:space="preserve">pwd</w:t>
+      </w:r>
+      <w:r>
+        <w:t xml:space="preserve"> </w:t>
+      </w:r>
+      <w:r>
+        <w:t xml:space="preserve">en macOS o Linux, o</w:t>
+      </w:r>
+      <w:r>
+        <w:t xml:space="preserve"> </w:t>
+      </w:r>
+      <w:r>
+        <w:rPr>
+          <w:rStyle w:val="VerbatimChar"/>
+        </w:rPr>
+        <w:t xml:space="preserve">Get-Location</w:t>
+      </w:r>
+      <w:r>
+        <w:t xml:space="preserve"> </w:t>
+      </w:r>
+      <w:r>
+        <w:t xml:space="preserve">en PowerShell. Orientarse en el sistema de archivos no es una tarea lateral; es una condición para que Git registre cambios donde debe registrarlos.</w:t>
+      </w:r>
+    </w:p>
+    <w:bookmarkEnd w:id="531"/>
+    <w:bookmarkStart w:id="532" w:name="X4515860bf39188fa50e1bbb4299d2f5319069ab"/>
+    <w:p>
+      <w:pPr>
+        <w:pStyle w:val="Ttulo2"/>
+      </w:pPr>
+      <w:r>
+        <w:t xml:space="preserve">Paso 2.</w:t>
+      </w:r>
+      <w:r>
+        <w:t xml:space="preserve"> </w:t>
+      </w:r>
+      <w:r>
+        <w:rPr>
+          <w:rStyle w:val="VerbatimChar"/>
+        </w:rPr>
+        <w:t xml:space="preserve">git status</w:t>
+      </w:r>
+      <w:r>
+        <w:t xml:space="preserve"> </w:t>
+      </w:r>
+      <w:r>
+        <w:t xml:space="preserve">como forma de orientación</w:t>
+      </w:r>
+    </w:p>
+    <w:p>
+      <w:pPr>
+        <w:pStyle w:val="FirstParagraph"/>
+      </w:pPr>
+      <w:r>
+        <w:t xml:space="preserve">El comando:</w:t>
+      </w:r>
+    </w:p>
+    <w:p>
+      <w:pPr>
+        <w:pStyle w:val="SourceCode"/>
+      </w:pPr>
+      <w:r>
+        <w:rPr>
+          <w:rStyle w:val="FunctionTok"/>
+        </w:rPr>
+        <w:t xml:space="preserve">git</w:t>
+      </w:r>
+      <w:r>
+        <w:rPr>
+          <w:rStyle w:val="NormalTok"/>
+        </w:rPr>
+        <w:t xml:space="preserve"> status</w:t>
+      </w:r>
+    </w:p>
+    <w:p>
+      <w:pPr>
+        <w:pStyle w:val="FirstParagraph"/>
+      </w:pPr>
+      <w:r>
+        <w:t xml:space="preserve">responde una pregunta más importante de lo que parece: cuál es el estado real del repositorio en este momento</w:t>
       </w:r>
       <w:r>
         <w:t xml:space="preserve"> </w:t>
@@ -51797,7 +51696,78 @@
         <w:t xml:space="preserve">)</w:t>
       </w:r>
       <w:r>
-        <w:t xml:space="preserve">.</w:t>
+        <w:t xml:space="preserve">. Indica qué archivos cambiaron, cuáles todavía no están preparados para commit y cuáles ya forman parte de la siguiente decisión que quedará en el historial.</w:t>
+      </w:r>
+    </w:p>
+    <w:p>
+      <w:pPr>
+        <w:pStyle w:val="Textoindependiente"/>
+      </w:pPr>
+      <w:r>
+        <w:t xml:space="preserve">Conviene usar</w:t>
+      </w:r>
+      <w:r>
+        <w:t xml:space="preserve"> </w:t>
+      </w:r>
+      <w:r>
+        <w:rPr>
+          <w:rStyle w:val="VerbatimChar"/>
+        </w:rPr>
+        <w:t xml:space="preserve">git status</w:t>
+      </w:r>
+      <w:r>
+        <w:t xml:space="preserve"> </w:t>
+      </w:r>
+      <w:r>
+        <w:t xml:space="preserve">no como gesto excepcional, sino como instrumento de orientación. Antes de editar, después de editar y antes de cerrar una sesión, el comando ayuda a evitar una ilusión bastante común: creer que un cambio “ya quedó” cuando en realidad todavía no fue registrado.</w:t>
+      </w:r>
+    </w:p>
+    <w:bookmarkEnd w:id="532"/>
+    <w:bookmarkStart w:id="533" w:name="X423c09b70fe58a83f27dc275b9cba5687e1c3f3"/>
+    <w:p>
+      <w:pPr>
+        <w:pStyle w:val="Ttulo2"/>
+      </w:pPr>
+      <w:r>
+        <w:t xml:space="preserve">Paso 3.</w:t>
+      </w:r>
+      <w:r>
+        <w:t xml:space="preserve"> </w:t>
+      </w:r>
+      <w:r>
+        <w:rPr>
+          <w:rStyle w:val="VerbatimChar"/>
+        </w:rPr>
+        <w:t xml:space="preserve">git add</w:t>
+      </w:r>
+      <w:r>
+        <w:t xml:space="preserve"> </w:t>
+      </w:r>
+      <w:r>
+        <w:t xml:space="preserve">y</w:t>
+      </w:r>
+      <w:r>
+        <w:t xml:space="preserve"> </w:t>
+      </w:r>
+      <w:r>
+        <w:rPr>
+          <w:rStyle w:val="VerbatimChar"/>
+        </w:rPr>
+        <w:t xml:space="preserve">git commit</w:t>
+      </w:r>
+      <w:r>
+        <w:t xml:space="preserve"> </w:t>
+      </w:r>
+      <w:r>
+        <w:t xml:space="preserve">no hacen lo mismo</w:t>
+      </w:r>
+    </w:p>
+    <w:p>
+      <w:pPr>
+        <w:pStyle w:val="FirstParagraph"/>
+      </w:pPr>
+      <w:r>
+        <w:t xml:space="preserve">Una de las distinciones que más conviene fijar desde temprano es la diferencia entre preparar un cambio y convertirlo en parte del historial. Cuando ejecutas:</w:t>
       </w:r>
     </w:p>
     <w:p>
@@ -51814,22 +51784,40 @@
         <w:rPr>
           <w:rStyle w:val="NormalTok"/>
         </w:rPr>
-        <w:t xml:space="preserve"> clone URL_DEL_REPOSITORIO</w:t>
-      </w:r>
-      <w:r>
-        <w:br/>
-      </w:r>
-      <w:r>
-        <w:rPr>
-          <w:rStyle w:val="BuiltInTok"/>
-        </w:rPr>
-        <w:t xml:space="preserve">cd</w:t>
-      </w:r>
-      <w:r>
-        <w:rPr>
-          <w:rStyle w:val="NormalTok"/>
-        </w:rPr>
-        <w:t xml:space="preserve"> NOMBRE_DEL_REPOSITORIO</w:t>
+        <w:t xml:space="preserve"> add .</w:t>
+      </w:r>
+      <w:r>
+        <w:br/>
+      </w:r>
+      <w:r>
+        <w:rPr>
+          <w:rStyle w:val="FunctionTok"/>
+        </w:rPr>
+        <w:t xml:space="preserve">git</w:t>
+      </w:r>
+      <w:r>
+        <w:rPr>
+          <w:rStyle w:val="NormalTok"/>
+        </w:rPr>
+        <w:t xml:space="preserve"> commit </w:t>
+      </w:r>
+      <w:r>
+        <w:rPr>
+          <w:rStyle w:val="AttributeTok"/>
+        </w:rPr>
+        <w:t xml:space="preserve">-m</w:t>
+      </w:r>
+      <w:r>
+        <w:rPr>
+          <w:rStyle w:val="NormalTok"/>
+        </w:rPr>
+        <w:t xml:space="preserve"> </w:t>
+      </w:r>
+      <w:r>
+        <w:rPr>
+          <w:rStyle w:val="StringTok"/>
+        </w:rPr>
+        <w:t xml:space="preserve">"Agrega primer ejercicio"</w:t>
       </w:r>
     </w:p>
     <w:p>
@@ -51837,128 +51825,7 @@
         <w:pStyle w:val="FirstParagraph"/>
       </w:pPr>
       <w:r>
-        <w:t xml:space="preserve">Al hacer esto, fíjate en dos cosas. La primera es que</w:t>
-      </w:r>
-      <w:r>
-        <w:t xml:space="preserve"> </w:t>
-      </w:r>
-      <w:r>
-        <w:rPr>
-          <w:rStyle w:val="VerbatimChar"/>
-        </w:rPr>
-        <w:t xml:space="preserve">git clone</w:t>
-      </w:r>
-      <w:r>
-        <w:t xml:space="preserve"> </w:t>
-      </w:r>
-      <w:r>
-        <w:t xml:space="preserve">no baja solo los archivos visibles, sino también la historia del proyecto. La segunda es que el comando</w:t>
-      </w:r>
-      <w:r>
-        <w:t xml:space="preserve"> </w:t>
-      </w:r>
-      <w:r>
-        <w:rPr>
-          <w:rStyle w:val="VerbatimChar"/>
-        </w:rPr>
-        <w:t xml:space="preserve">cd</w:t>
-      </w:r>
-      <w:r>
-        <w:t xml:space="preserve"> </w:t>
-      </w:r>
-      <w:r>
-        <w:t xml:space="preserve">importa tanto como el</w:t>
-      </w:r>
-      <w:r>
-        <w:t xml:space="preserve"> </w:t>
-      </w:r>
-      <w:r>
-        <w:rPr>
-          <w:rStyle w:val="VerbatimChar"/>
-        </w:rPr>
-        <w:t xml:space="preserve">clone</w:t>
-      </w:r>
-      <w:r>
-        <w:t xml:space="preserve">, porque muchas confusiones posteriores aparecen cuando alguien ya descargó el repositorio, pero sigue ejecutando comandos desde otra carpeta.</w:t>
-      </w:r>
-    </w:p>
-    <w:p>
-      <w:pPr>
-        <w:pStyle w:val="Textoindependiente"/>
-      </w:pPr>
-      <w:r>
-        <w:t xml:space="preserve">Si alguna vez dudas de dónde estás, ejecuta:</w:t>
-      </w:r>
-    </w:p>
-    <w:p>
-      <w:pPr>
-        <w:pStyle w:val="SourceCode"/>
-      </w:pPr>
-      <w:r>
-        <w:rPr>
-          <w:rStyle w:val="BuiltInTok"/>
-        </w:rPr>
-        <w:t xml:space="preserve">pwd</w:t>
-      </w:r>
-    </w:p>
-    <w:p>
-      <w:pPr>
-        <w:pStyle w:val="FirstParagraph"/>
-      </w:pPr>
-      <w:r>
-        <w:t xml:space="preserve">o, en Windows PowerShell:</w:t>
-      </w:r>
-    </w:p>
-    <w:p>
-      <w:pPr>
-        <w:pStyle w:val="SourceCode"/>
-      </w:pPr>
-      <w:r>
-        <w:rPr>
-          <w:rStyle w:val="FunctionTok"/>
-        </w:rPr>
-        <w:t xml:space="preserve">Get-Location</w:t>
-      </w:r>
-    </w:p>
-    <w:p>
-      <w:pPr>
-        <w:pStyle w:val="FirstParagraph"/>
-      </w:pPr>
-      <w:r>
-        <w:t xml:space="preserve">Saber dónde estás parado en el sistema de archivos es parte del trabajo con Git, no una habilidad separada.</w:t>
-      </w:r>
-    </w:p>
-    <w:bookmarkEnd w:id="531"/>
-    <w:bookmarkStart w:id="532" w:name="paso-2.-revisa-el-estado"/>
-    <w:p>
-      <w:pPr>
-        <w:pStyle w:val="Ttulo2"/>
-      </w:pPr>
-      <w:r>
-        <w:t xml:space="preserve">Paso 2. Revisa el estado</w:t>
-      </w:r>
-    </w:p>
-    <w:p>
-      <w:pPr>
-        <w:pStyle w:val="FirstParagraph"/>
-      </w:pPr>
-      <w:r>
-        <w:t xml:space="preserve">El comando</w:t>
-      </w:r>
-      <w:r>
-        <w:t xml:space="preserve"> </w:t>
-      </w:r>
-      <w:r>
-        <w:rPr>
-          <w:rStyle w:val="VerbatimChar"/>
-        </w:rPr>
-        <w:t xml:space="preserve">git status</w:t>
-      </w:r>
-      <w:r>
-        <w:t xml:space="preserve"> </w:t>
-      </w:r>
-      <w:r>
-        <w:t xml:space="preserve">sirve para responder una pregunta simple pero decisiva: qué cambió, qué falta guardar y qué está listo para convertirse en parte del historial. Revisarlo con frecuencia evita que el trabajo quede desordenado o incompleto</w:t>
+        <w:t xml:space="preserve">el primer comando selecciona cambios para el próximo commit, mientras que el segundo crea efectivamente una nueva entrada en la historia del proyecto</w:t>
       </w:r>
       <w:r>
         <w:t xml:space="preserve"> </w:t>
@@ -51978,7 +51845,63 @@
         <w:t xml:space="preserve">)</w:t>
       </w:r>
       <w:r>
-        <w:t xml:space="preserve">.</w:t>
+        <w:t xml:space="preserve">. Parece un matiz técnico menor, pero no lo es. Si se confunden ambos pasos, el historial empieza a llenarse de commits poco pensados o demasiado grandes.</w:t>
+      </w:r>
+    </w:p>
+    <w:p>
+      <w:pPr>
+        <w:pStyle w:val="Textoindependiente"/>
+      </w:pPr>
+      <w:r>
+        <w:t xml:space="preserve">En una fase inicial,</w:t>
+      </w:r>
+      <w:r>
+        <w:t xml:space="preserve"> </w:t>
+      </w:r>
+      <w:r>
+        <w:rPr>
+          <w:rStyle w:val="VerbatimChar"/>
+        </w:rPr>
+        <w:t xml:space="preserve">git add .</w:t>
+      </w:r>
+      <w:r>
+        <w:t xml:space="preserve"> </w:t>
+      </w:r>
+      <w:r>
+        <w:t xml:space="preserve">puede ser suficiente. Pero conviene saber desde ya que Git permite mucha más precisión y que, cuando el proyecto crece, no siempre es deseable incluir todo en un mismo registro. Esa es justamente una de las razones por las que Git tiene fama de herramienta poderosa: permite granularidad, no solo almacenamiento.</w:t>
+      </w:r>
+    </w:p>
+    <w:bookmarkEnd w:id="533"/>
+    <w:bookmarkStart w:id="534" w:name="X349239d7765d2b2652405eda6781813c2a9727a"/>
+    <w:p>
+      <w:pPr>
+        <w:pStyle w:val="Ttulo2"/>
+      </w:pPr>
+      <w:r>
+        <w:t xml:space="preserve">Paso 4.</w:t>
+      </w:r>
+      <w:r>
+        <w:t xml:space="preserve"> </w:t>
+      </w:r>
+      <w:r>
+        <w:rPr>
+          <w:rStyle w:val="VerbatimChar"/>
+        </w:rPr>
+        <w:t xml:space="preserve">git push</w:t>
+      </w:r>
+      <w:r>
+        <w:t xml:space="preserve"> </w:t>
+      </w:r>
+      <w:r>
+        <w:t xml:space="preserve">convierte trabajo local en trabajo compartido</w:t>
+      </w:r>
+    </w:p>
+    <w:p>
+      <w:pPr>
+        <w:pStyle w:val="FirstParagraph"/>
+      </w:pPr>
+      <w:r>
+        <w:t xml:space="preserve">El comando:</w:t>
       </w:r>
     </w:p>
     <w:p>
@@ -51995,7 +51918,7 @@
         <w:rPr>
           <w:rStyle w:val="NormalTok"/>
         </w:rPr>
-        <w:t xml:space="preserve"> status</w:t>
+        <w:t xml:space="preserve"> push</w:t>
       </w:r>
     </w:p>
     <w:p>
@@ -52003,67 +51926,7 @@
         <w:pStyle w:val="FirstParagraph"/>
       </w:pPr>
       <w:r>
-        <w:t xml:space="preserve">La costumbre importante aquí no es ejecutar el comando una sola vez, sino usarlo como una forma de orientación. Antes de editar, después de editar y antes de hacer commit,</w:t>
-      </w:r>
-      <w:r>
-        <w:t xml:space="preserve"> </w:t>
-      </w:r>
-      <w:r>
-        <w:rPr>
-          <w:rStyle w:val="VerbatimChar"/>
-        </w:rPr>
-        <w:t xml:space="preserve">git status</w:t>
-      </w:r>
-      <w:r>
-        <w:t xml:space="preserve"> </w:t>
-      </w:r>
-      <w:r>
-        <w:t xml:space="preserve">te recuerda qué está pasando realmente en el repositorio.</w:t>
-      </w:r>
-    </w:p>
-    <w:bookmarkEnd w:id="532"/>
-    <w:bookmarkStart w:id="533" w:name="paso-3.-haz-un-cambio-y-regístralo"/>
-    <w:p>
-      <w:pPr>
-        <w:pStyle w:val="Ttulo2"/>
-      </w:pPr>
-      <w:r>
-        <w:t xml:space="preserve">Paso 3. Haz un cambio y regístralo</w:t>
-      </w:r>
-    </w:p>
-    <w:p>
-      <w:pPr>
-        <w:pStyle w:val="FirstParagraph"/>
-      </w:pPr>
-      <w:r>
-        <w:t xml:space="preserve">Cuando usas</w:t>
-      </w:r>
-      <w:r>
-        <w:t xml:space="preserve"> </w:t>
-      </w:r>
-      <w:r>
-        <w:rPr>
-          <w:rStyle w:val="VerbatimChar"/>
-        </w:rPr>
-        <w:t xml:space="preserve">git add</w:t>
-      </w:r>
-      <w:r>
-        <w:t xml:space="preserve"> </w:t>
-      </w:r>
-      <w:r>
-        <w:t xml:space="preserve">y</w:t>
-      </w:r>
-      <w:r>
-        <w:t xml:space="preserve"> </w:t>
-      </w:r>
-      <w:r>
-        <w:rPr>
-          <w:rStyle w:val="VerbatimChar"/>
-        </w:rPr>
-        <w:t xml:space="preserve">git commit</w:t>
-      </w:r>
-      <w:r>
-        <w:t xml:space="preserve">, conviertes una modificación suelta en una decisión documentada. En el contexto del curso, eso vale más que “haber avanzado” en abstracto, porque deja evidencia legible del proceso de trabajo</w:t>
+        <w:t xml:space="preserve">envía al remoto lo que hasta entonces solo existía en tu equipo. En el curso, ese paso no es decorativo. Un trabajo que vive exclusivamente en local puede ser técnicamente real, pero sigue siendo frágil como entrega y opaco como evidencia</w:t>
       </w:r>
       <w:r>
         <w:t xml:space="preserve"> </w:t>
@@ -52088,6 +51951,47 @@
     </w:p>
     <w:p>
       <w:pPr>
+        <w:pStyle w:val="Textoindependiente"/>
+      </w:pPr>
+      <w:r>
+        <w:t xml:space="preserve">Cuando el</w:t>
+      </w:r>
+      <w:r>
+        <w:t xml:space="preserve"> </w:t>
+      </w:r>
+      <w:r>
+        <w:rPr>
+          <w:rStyle w:val="VerbatimChar"/>
+        </w:rPr>
+        <w:t xml:space="preserve">push</w:t>
+      </w:r>
+      <w:r>
+        <w:t xml:space="preserve"> </w:t>
+      </w:r>
+      <w:r>
+        <w:t xml:space="preserve">falla, no conviene cerrar la terminal con prisa. Los mensajes suelen indicar con bastante claridad si el problema está en credenciales, permisos, desactualización de la rama o conflictos con cambios remotos. Aprender a leer esa salida también forma parte del trabajo con Git.</w:t>
+      </w:r>
+    </w:p>
+    <w:bookmarkEnd w:id="534"/>
+    <w:bookmarkStart w:id="535" w:name="Xdd303d6f095d526f65a8b12f9954492fb6c6cd7"/>
+    <w:p>
+      <w:pPr>
+        <w:pStyle w:val="Ttulo2"/>
+      </w:pPr>
+      <w:r>
+        <w:t xml:space="preserve">Paso 5. Mirar el historial evita trabajar a ciegas</w:t>
+      </w:r>
+    </w:p>
+    <w:p>
+      <w:pPr>
+        <w:pStyle w:val="FirstParagraph"/>
+      </w:pPr>
+      <w:r>
+        <w:t xml:space="preserve">Después de registrar y subir un cambio, vale la pena comprobar qué quedó escrito en la historia:</w:t>
+      </w:r>
+    </w:p>
+    <w:p>
+      <w:pPr>
         <w:pStyle w:val="SourceCode"/>
       </w:pPr>
       <w:r>
@@ -52100,40 +52004,31 @@
         <w:rPr>
           <w:rStyle w:val="NormalTok"/>
         </w:rPr>
-        <w:t xml:space="preserve"> add .</w:t>
-      </w:r>
-      <w:r>
-        <w:br/>
-      </w:r>
-      <w:r>
-        <w:rPr>
-          <w:rStyle w:val="FunctionTok"/>
-        </w:rPr>
-        <w:t xml:space="preserve">git</w:t>
-      </w:r>
-      <w:r>
-        <w:rPr>
-          <w:rStyle w:val="NormalTok"/>
-        </w:rPr>
-        <w:t xml:space="preserve"> commit </w:t>
+        <w:t xml:space="preserve"> log </w:t>
       </w:r>
       <w:r>
         <w:rPr>
           <w:rStyle w:val="AttributeTok"/>
         </w:rPr>
-        <w:t xml:space="preserve">-m</w:t>
-      </w:r>
-      <w:r>
-        <w:rPr>
-          <w:rStyle w:val="NormalTok"/>
-        </w:rPr>
-        <w:t xml:space="preserve"> </w:t>
-      </w:r>
-      <w:r>
-        <w:rPr>
-          <w:rStyle w:val="StringTok"/>
-        </w:rPr>
-        <w:t xml:space="preserve">"Agrega primer ejercicio"</w:t>
+        <w:t xml:space="preserve">--oneline</w:t>
+      </w:r>
+      <w:r>
+        <w:rPr>
+          <w:rStyle w:val="NormalTok"/>
+        </w:rPr>
+        <w:t xml:space="preserve"> </w:t>
+      </w:r>
+      <w:r>
+        <w:rPr>
+          <w:rStyle w:val="AttributeTok"/>
+        </w:rPr>
+        <w:t xml:space="preserve">-n</w:t>
+      </w:r>
+      <w:r>
+        <w:rPr>
+          <w:rStyle w:val="NormalTok"/>
+        </w:rPr>
+        <w:t xml:space="preserve"> 5</w:t>
       </w:r>
     </w:p>
     <w:p>
@@ -52141,37 +52036,97 @@
         <w:pStyle w:val="FirstParagraph"/>
       </w:pPr>
       <w:r>
-        <w:t xml:space="preserve">Hay una diferencia importante entre ambos comandos.</w:t>
-      </w:r>
-      <w:r>
-        <w:t xml:space="preserve"> </w:t>
-      </w:r>
-      <w:r>
-        <w:rPr>
-          <w:rStyle w:val="VerbatimChar"/>
-        </w:rPr>
-        <w:t xml:space="preserve">git add</w:t>
-      </w:r>
-      <w:r>
-        <w:t xml:space="preserve"> </w:t>
-      </w:r>
-      <w:r>
-        <w:t xml:space="preserve">prepara cambios para el próximo commit;</w:t>
-      </w:r>
-      <w:r>
-        <w:t xml:space="preserve"> </w:t>
-      </w:r>
-      <w:r>
-        <w:rPr>
-          <w:rStyle w:val="VerbatimChar"/>
-        </w:rPr>
-        <w:t xml:space="preserve">git commit</w:t>
-      </w:r>
-      <w:r>
-        <w:t xml:space="preserve"> </w:t>
-      </w:r>
-      <w:r>
-        <w:t xml:space="preserve">los convierte en parte del historial. Conviene no mezclar mentalmente esos dos pasos. Si preparas demasiado sin revisar, puedes meter en un mismo commit cambios que en realidad correspondían a decisiones distintas.</w:t>
+        <w:t xml:space="preserve">Ese vistazo rápido sirve para confirmar que el commit existe, que el mensaje es el correcto y que la secuencia reciente tiene sentido. Un buen historial no solo almacena el pasado; permite reconstruir decisiones con relativa facilidad.</w:t>
+      </w:r>
+    </w:p>
+    <w:bookmarkEnd w:id="535"/>
+    <w:bookmarkStart w:id="536" w:name="lo-que-este-manual-no-cubre-de-git"/>
+    <w:p>
+      <w:pPr>
+        <w:pStyle w:val="Ttulo2"/>
+      </w:pPr>
+      <w:r>
+        <w:t xml:space="preserve">Lo que este manual no cubre de Git</w:t>
+      </w:r>
+    </w:p>
+    <w:p>
+      <w:pPr>
+        <w:pStyle w:val="FirstParagraph"/>
+      </w:pPr>
+      <w:r>
+        <w:t xml:space="preserve">Conviene decirlo con claridad: Git tiene muchos trucos y muchas capas que este manual no aborda. Herramientas como</w:t>
+      </w:r>
+      <w:r>
+        <w:t xml:space="preserve"> </w:t>
+      </w:r>
+      <w:r>
+        <w:rPr>
+          <w:rStyle w:val="VerbatimChar"/>
+        </w:rPr>
+        <w:t xml:space="preserve">rebase</w:t>
+      </w:r>
+      <w:r>
+        <w:t xml:space="preserve">,</w:t>
+      </w:r>
+      <w:r>
+        <w:t xml:space="preserve"> </w:t>
+      </w:r>
+      <w:r>
+        <w:rPr>
+          <w:rStyle w:val="VerbatimChar"/>
+        </w:rPr>
+        <w:t xml:space="preserve">stash</w:t>
+      </w:r>
+      <w:r>
+        <w:t xml:space="preserve">,</w:t>
+      </w:r>
+      <w:r>
+        <w:t xml:space="preserve"> </w:t>
+      </w:r>
+      <w:r>
+        <w:rPr>
+          <w:rStyle w:val="VerbatimChar"/>
+        </w:rPr>
+        <w:t xml:space="preserve">cherry-pick</w:t>
+      </w:r>
+      <w:r>
+        <w:t xml:space="preserve">,</w:t>
+      </w:r>
+      <w:r>
+        <w:t xml:space="preserve"> </w:t>
+      </w:r>
+      <w:r>
+        <w:rPr>
+          <w:rStyle w:val="VerbatimChar"/>
+        </w:rPr>
+        <w:t xml:space="preserve">bisect</w:t>
+      </w:r>
+      <w:r>
+        <w:t xml:space="preserve">,</w:t>
+      </w:r>
+      <w:r>
+        <w:t xml:space="preserve"> </w:t>
+      </w:r>
+      <w:r>
+        <w:rPr>
+          <w:rStyle w:val="VerbatimChar"/>
+        </w:rPr>
+        <w:t xml:space="preserve">reflog</w:t>
+      </w:r>
+      <w:r>
+        <w:t xml:space="preserve">,</w:t>
+      </w:r>
+      <w:r>
+        <w:t xml:space="preserve"> </w:t>
+      </w:r>
+      <w:r>
+        <w:rPr>
+          <w:rStyle w:val="VerbatimChar"/>
+        </w:rPr>
+        <w:t xml:space="preserve">worktree</w:t>
+      </w:r>
+      <w:r>
+        <w:t xml:space="preserve">, los hooks o los flujos de ramas más complejos pertenecen a una etapa posterior de aprendizaje. El objetivo del curso no es convertir a cada estudiante en especialista en administración de repositorios, sino darle una base suficiente para trabajar con trazabilidad sin perderse en la herramienta.</w:t>
       </w:r>
     </w:p>
     <w:p>
@@ -52179,32 +52134,114 @@
         <w:pStyle w:val="Textoindependiente"/>
       </w:pPr>
       <w:r>
-        <w:t xml:space="preserve">Por eso, cuando el proyecto crezca, suele ser preferible evitar el uso automático de</w:t>
-      </w:r>
-      <w:r>
-        <w:t xml:space="preserve"> </w:t>
-      </w:r>
-      <w:r>
-        <w:rPr>
-          <w:rStyle w:val="VerbatimChar"/>
-        </w:rPr>
-        <w:t xml:space="preserve">git add .</w:t>
-      </w:r>
-      <w:r>
-        <w:t xml:space="preserve"> </w:t>
-      </w:r>
-      <w:r>
-        <w:t xml:space="preserve">en todo momento y revisar primero qué archivos quieres incluir. En fases iniciales del curso puede ser suficiente, pero más adelante conviene ganar precisión.</w:t>
-      </w:r>
-    </w:p>
-    <w:bookmarkEnd w:id="533"/>
-    <w:bookmarkStart w:id="534" w:name="paso-4.-sube-el-cambio"/>
+        <w:t xml:space="preserve">Cuando necesites ir más allá, lo razonable es consultar el manual oficial de Git y la documentación del proyecto, que están pensados justamente para escalar desde un uso elemental hacia uno más sofisticado</w:t>
+      </w:r>
+      <w:r>
+        <w:t xml:space="preserve"> </w:t>
+      </w:r>
+      <w:r>
+        <w:t xml:space="preserve">(</w:t>
+      </w:r>
+      <w:hyperlink w:anchor="ref-gitusermanual2026">
+        <w:r>
+          <w:rPr>
+            <w:rStyle w:val="Hipervnculo"/>
+          </w:rPr>
+          <w:t xml:space="preserve">Git Documentation 2026</w:t>
+        </w:r>
+      </w:hyperlink>
+      <w:r>
+        <w:t xml:space="preserve">;</w:t>
+      </w:r>
+      <w:r>
+        <w:t xml:space="preserve"> </w:t>
+      </w:r>
+      <w:hyperlink w:anchor="ref-gitabout2025">
+        <w:r>
+          <w:rPr>
+            <w:rStyle w:val="Hipervnculo"/>
+          </w:rPr>
+          <w:t xml:space="preserve">Git 2025</w:t>
+        </w:r>
+      </w:hyperlink>
+      <w:r>
+        <w:t xml:space="preserve">)</w:t>
+      </w:r>
+      <w:r>
+        <w:t xml:space="preserve">. Ese manual merece ser mencionado aquí porque evita otro error frecuente: creer que Git se agota en</w:t>
+      </w:r>
+      <w:r>
+        <w:t xml:space="preserve"> </w:t>
+      </w:r>
+      <w:r>
+        <w:rPr>
+          <w:rStyle w:val="VerbatimChar"/>
+        </w:rPr>
+        <w:t xml:space="preserve">clone</w:t>
+      </w:r>
+      <w:r>
+        <w:t xml:space="preserve">,</w:t>
+      </w:r>
+      <w:r>
+        <w:t xml:space="preserve"> </w:t>
+      </w:r>
+      <w:r>
+        <w:rPr>
+          <w:rStyle w:val="VerbatimChar"/>
+        </w:rPr>
+        <w:t xml:space="preserve">status</w:t>
+      </w:r>
+      <w:r>
+        <w:t xml:space="preserve">,</w:t>
+      </w:r>
+      <w:r>
+        <w:t xml:space="preserve"> </w:t>
+      </w:r>
+      <w:r>
+        <w:rPr>
+          <w:rStyle w:val="VerbatimChar"/>
+        </w:rPr>
+        <w:t xml:space="preserve">add</w:t>
+      </w:r>
+      <w:r>
+        <w:t xml:space="preserve">,</w:t>
+      </w:r>
+      <w:r>
+        <w:t xml:space="preserve"> </w:t>
+      </w:r>
+      <w:r>
+        <w:rPr>
+          <w:rStyle w:val="VerbatimChar"/>
+        </w:rPr>
+        <w:t xml:space="preserve">commit</w:t>
+      </w:r>
+      <w:r>
+        <w:t xml:space="preserve"> </w:t>
+      </w:r>
+      <w:r>
+        <w:t xml:space="preserve">y</w:t>
+      </w:r>
+      <w:r>
+        <w:t xml:space="preserve"> </w:t>
+      </w:r>
+      <w:r>
+        <w:rPr>
+          <w:rStyle w:val="VerbatimChar"/>
+        </w:rPr>
+        <w:t xml:space="preserve">push</w:t>
+      </w:r>
+      <w:r>
+        <w:t xml:space="preserve">. No se agota allí; simplemente este curso empieza allí.</w:t>
+      </w:r>
+    </w:p>
+    <w:bookmarkEnd w:id="536"/>
+    <w:bookmarkStart w:id="537" w:name="github-como-entorno-de-curso"/>
     <w:p>
       <w:pPr>
         <w:pStyle w:val="Ttulo2"/>
       </w:pPr>
       <w:r>
-        <w:t xml:space="preserve">Paso 4. Sube el cambio</w:t>
+        <w:t xml:space="preserve">GitHub como entorno de curso</w:t>
       </w:r>
     </w:p>
     <w:p>
@@ -52212,7 +52249,7 @@
         <w:pStyle w:val="FirstParagraph"/>
       </w:pPr>
       <w:r>
-        <w:t xml:space="preserve">El</w:t>
+        <w:t xml:space="preserve">En este manual, GitHub no es solo un depósito de archivos. Es también el espacio donde el proyecto se vuelve visible, compartible y evaluable. Ahí se alojan los repositorios, ahí se observa si el</w:t>
       </w:r>
       <w:r>
         <w:t xml:space="preserve"> </w:t>
@@ -52227,7 +52264,125 @@
         <w:t xml:space="preserve"> </w:t>
       </w:r>
       <w:r>
-        <w:t xml:space="preserve">sincroniza tu historial local con el repositorio remoto. Ese paso es clave porque una entrega que existe solo en tu computadora sigue siendo frágil: puede perderse, quedar sin respaldo o no estar disponible para revisión</w:t>
+        <w:t xml:space="preserve">realmente llegó y, cuando hace falta, ahí pueden organizarse tareas, entregas y publicación web mediante GitHub Pages</w:t>
+      </w:r>
+      <w:r>
+        <w:t xml:space="preserve"> </w:t>
+      </w:r>
+      <w:r>
+        <w:t xml:space="preserve">(</w:t>
+      </w:r>
+      <w:hyperlink w:anchor="ref-githubprojects2026">
+        <w:r>
+          <w:rPr>
+            <w:rStyle w:val="Hipervnculo"/>
+          </w:rPr>
+          <w:t xml:space="preserve">GitHub Docs 2026a</w:t>
+        </w:r>
+      </w:hyperlink>
+      <w:r>
+        <w:t xml:space="preserve">,</w:t>
+      </w:r>
+      <w:r>
+        <w:t xml:space="preserve"> </w:t>
+      </w:r>
+      <w:hyperlink w:anchor="ref-githubpages2026">
+        <w:r>
+          <w:rPr>
+            <w:rStyle w:val="Hipervnculo"/>
+          </w:rPr>
+          <w:t xml:space="preserve">2026d</w:t>
+        </w:r>
+      </w:hyperlink>
+      <w:r>
+        <w:t xml:space="preserve">)</w:t>
+      </w:r>
+      <w:r>
+        <w:t xml:space="preserve">.</w:t>
+      </w:r>
+    </w:p>
+    <w:p>
+      <w:pPr>
+        <w:pStyle w:val="Textoindependiente"/>
+      </w:pPr>
+      <w:r>
+        <w:t xml:space="preserve">Por eso conviene mirar GitHub no solo como “la nube de Git”, sino como un entorno institucional donde el trabajo adquiere presencia pública o semipública. Esa capa social y organizativa es parte de lo que explica su expansión y también parte de lo que justificó el interés estratégico de Microsoft por adquirir la plataforma en 2018</w:t>
+      </w:r>
+      <w:r>
+        <w:t xml:space="preserve"> </w:t>
+      </w:r>
+      <w:r>
+        <w:t xml:space="preserve">(</w:t>
+      </w:r>
+      <w:hyperlink w:anchor="ref-microsoftgithub2018">
+        <w:r>
+          <w:rPr>
+            <w:rStyle w:val="Hipervnculo"/>
+          </w:rPr>
+          <w:t xml:space="preserve">Microsoft 2018</w:t>
+        </w:r>
+      </w:hyperlink>
+      <w:r>
+        <w:t xml:space="preserve">)</w:t>
+      </w:r>
+      <w:r>
+        <w:t xml:space="preserve">.</w:t>
+      </w:r>
+    </w:p>
+    <w:bookmarkEnd w:id="537"/>
+    <w:bookmarkStart w:id="538" w:name="seguridad-mínima-de-la-cuenta"/>
+    <w:p>
+      <w:pPr>
+        <w:pStyle w:val="Ttulo2"/>
+      </w:pPr>
+      <w:r>
+        <w:t xml:space="preserve">Seguridad mínima de la cuenta</w:t>
+      </w:r>
+    </w:p>
+    <w:p>
+      <w:pPr>
+        <w:pStyle w:val="FirstParagraph"/>
+      </w:pPr>
+      <w:r>
+        <w:t xml:space="preserve">Si GitHub guarda trabajo del curso, entonces la cuenta deja de ser un detalle administrativo y pasa a ser parte de la infraestructura personal de estudio. GitHub recomienda activar autenticación de dos factores y preparar métodos de recuperación para no perder acceso en momentos críticos</w:t>
+      </w:r>
+      <w:r>
+        <w:t xml:space="preserve"> </w:t>
+      </w:r>
+      <w:r>
+        <w:t xml:space="preserve">(</w:t>
+      </w:r>
+      <w:hyperlink w:anchor="ref-github2fa2026">
+        <w:r>
+          <w:rPr>
+            <w:rStyle w:val="Hipervnculo"/>
+          </w:rPr>
+          <w:t xml:space="preserve">GitHub Docs 2026b</w:t>
+        </w:r>
+      </w:hyperlink>
+      <w:r>
+        <w:t xml:space="preserve">)</w:t>
+      </w:r>
+      <w:r>
+        <w:t xml:space="preserve">. Ese consejo merece tomarse en serio: una cuenta insegura o una cuenta mal configurada pueden volverse un problema tan práctico como un repositorio mal versionado.</w:t>
+      </w:r>
+    </w:p>
+    <w:bookmarkEnd w:id="538"/>
+    <w:bookmarkStart w:id="539" w:name="cierre-1"/>
+    <w:p>
+      <w:pPr>
+        <w:pStyle w:val="Ttulo2"/>
+      </w:pPr>
+      <w:r>
+        <w:t xml:space="preserve">Cierre</w:t>
+      </w:r>
+    </w:p>
+    <w:p>
+      <w:pPr>
+        <w:pStyle w:val="FirstParagraph"/>
+      </w:pPr>
+      <w:r>
+        <w:t xml:space="preserve">La disciplina que exigen Git y GitHub se parece, en más de un sentido, a la disciplina del trabajo jurídico: registrar, distinguir etapas, conservar evidencia y reconstruir decisiones. Por eso ambas herramientas encajan bien en un curso de Legal Tech. No porque todo jurista deba convertirse en desarrollador experto, sino porque entender cómo se organiza un historial verificable de cambios mejora también la forma de pensar procesos, documentos y responsabilidades</w:t>
       </w:r>
       <w:r>
         <w:t xml:space="preserve"> </w:t>
@@ -52252,143 +52407,10 @@
     </w:p>
     <w:p>
       <w:pPr>
-        <w:pStyle w:val="SourceCode"/>
-      </w:pPr>
-      <w:r>
-        <w:rPr>
-          <w:rStyle w:val="FunctionTok"/>
-        </w:rPr>
-        <w:t xml:space="preserve">git</w:t>
-      </w:r>
-      <w:r>
-        <w:rPr>
-          <w:rStyle w:val="NormalTok"/>
-        </w:rPr>
-        <w:t xml:space="preserve"> push</w:t>
-      </w:r>
-    </w:p>
-    <w:p>
-      <w:pPr>
-        <w:pStyle w:val="FirstParagraph"/>
-      </w:pPr>
-      <w:r>
-        <w:t xml:space="preserve">Aquí vale la pena mirar con calma la respuesta de la terminal. Si el</w:t>
-      </w:r>
-      <w:r>
-        <w:t xml:space="preserve"> </w:t>
-      </w:r>
-      <w:r>
-        <w:rPr>
-          <w:rStyle w:val="VerbatimChar"/>
-        </w:rPr>
-        <w:t xml:space="preserve">push</w:t>
-      </w:r>
-      <w:r>
-        <w:t xml:space="preserve"> </w:t>
-      </w:r>
-      <w:r>
-        <w:t xml:space="preserve">funciona, Git suele indicar a qué rama envió el cambio. Si falla, normalmente explica por qué: credenciales, permisos, rama desactualizada o conflicto con cambios remotos. No cierres la terminal apenas veas mucho texto; a menudo el propio mensaje ya contiene la pista principal para corregir el problema.</w:t>
-      </w:r>
-    </w:p>
-    <w:bookmarkEnd w:id="534"/>
-    <w:bookmarkStart w:id="535" w:name="paso-5.-vuelve-a-mirar-el-historial"/>
-    <w:p>
-      <w:pPr>
-        <w:pStyle w:val="Ttulo2"/>
-      </w:pPr>
-      <w:r>
-        <w:t xml:space="preserve">Paso 5. Vuelve a mirar el historial</w:t>
-      </w:r>
-    </w:p>
-    <w:p>
-      <w:pPr>
-        <w:pStyle w:val="FirstParagraph"/>
-      </w:pPr>
-      <w:r>
-        <w:t xml:space="preserve">Después del primer</w:t>
-      </w:r>
-      <w:r>
-        <w:t xml:space="preserve"> </w:t>
-      </w:r>
-      <w:r>
-        <w:rPr>
-          <w:rStyle w:val="VerbatimChar"/>
-        </w:rPr>
-        <w:t xml:space="preserve">push</w:t>
-      </w:r>
-      <w:r>
-        <w:t xml:space="preserve">, conviene revisar el historial con:</w:t>
-      </w:r>
-    </w:p>
-    <w:p>
-      <w:pPr>
-        <w:pStyle w:val="SourceCode"/>
-      </w:pPr>
-      <w:r>
-        <w:rPr>
-          <w:rStyle w:val="FunctionTok"/>
-        </w:rPr>
-        <w:t xml:space="preserve">git</w:t>
-      </w:r>
-      <w:r>
-        <w:rPr>
-          <w:rStyle w:val="NormalTok"/>
-        </w:rPr>
-        <w:t xml:space="preserve"> log </w:t>
-      </w:r>
-      <w:r>
-        <w:rPr>
-          <w:rStyle w:val="AttributeTok"/>
-        </w:rPr>
-        <w:t xml:space="preserve">--oneline</w:t>
-      </w:r>
-      <w:r>
-        <w:rPr>
-          <w:rStyle w:val="NormalTok"/>
-        </w:rPr>
-        <w:t xml:space="preserve"> </w:t>
-      </w:r>
-      <w:r>
-        <w:rPr>
-          <w:rStyle w:val="AttributeTok"/>
-        </w:rPr>
-        <w:t xml:space="preserve">-n</w:t>
-      </w:r>
-      <w:r>
-        <w:rPr>
-          <w:rStyle w:val="NormalTok"/>
-        </w:rPr>
-        <w:t xml:space="preserve"> 5</w:t>
-      </w:r>
-    </w:p>
-    <w:p>
-      <w:pPr>
-        <w:pStyle w:val="FirstParagraph"/>
-      </w:pPr>
-      <w:r>
-        <w:t xml:space="preserve">Eso te permite ver si el commit quedó efectivamente registrado con el mensaje esperado. Otra vez, el punto no es aprender veinte comandos de memoria, sino desarrollar la costumbre de verificar.</w:t>
-      </w:r>
-    </w:p>
-    <w:bookmarkEnd w:id="535"/>
-    <w:bookmarkStart w:id="536" w:name="buenas-prácticas-mínimas"/>
-    <w:p>
-      <w:pPr>
-        <w:pStyle w:val="Ttulo2"/>
-      </w:pPr>
-      <w:r>
-        <w:t xml:space="preserve">Buenas prácticas mínimas</w:t>
-      </w:r>
-    </w:p>
-    <w:p>
-      <w:pPr>
-        <w:pStyle w:val="Compact"/>
-        <w:numPr>
-          <w:ilvl w:val="0"/>
-          <w:numId w:val="1133"/>
-        </w:numPr>
-      </w:pPr>
-      <w:r>
-        <w:t xml:space="preserve">Haz commits pequeños para que el historial muestre decisiones comprensibles y no bloques opacos de cambios</w:t>
+        <w:pStyle w:val="Textoindependiente"/>
+      </w:pPr>
+      <w:r>
+        <w:t xml:space="preserve">Si una idea merece quedar de este tutorial, es esta: Git nació en diálogo directo con el problema de coordinar el desarrollo de Linux bajo Linus Torvalds, y GitHub creció después hasta convertirse en la gran plataforma social del versionado, hoy dentro del ecosistema de Microsoft</w:t>
       </w:r>
       <w:r>
         <w:t xml:space="preserve"> </w:t>
@@ -52396,130 +52418,67 @@
       <w:r>
         <w:t xml:space="preserve">(</w:t>
       </w:r>
-      <w:hyperlink w:anchor="ref-chaconstraub2014progit">
+      <w:hyperlink w:anchor="ref-gitabout2025">
         <w:r>
           <w:rPr>
             <w:rStyle w:val="Hipervnculo"/>
           </w:rPr>
-          <w:t xml:space="preserve">Chacon and Straub 2014</w:t>
+          <w:t xml:space="preserve">Git 2025</w:t>
         </w:r>
       </w:hyperlink>
       <w:r>
-        <w:t xml:space="preserve">)</w:t>
-      </w:r>
-      <w:r>
-        <w:t xml:space="preserve">.</w:t>
-      </w:r>
-    </w:p>
-    <w:p>
-      <w:pPr>
-        <w:pStyle w:val="Compact"/>
-        <w:numPr>
-          <w:ilvl w:val="0"/>
-          <w:numId w:val="1133"/>
-        </w:numPr>
-      </w:pPr>
-      <w:r>
-        <w:t xml:space="preserve">Escribe mensajes claros para que otra persona, o tú mismo unos días después, pueda entender qué se modificó y con qué propósito</w:t>
-      </w:r>
-      <w:r>
-        <w:t xml:space="preserve"> </w:t>
-      </w:r>
-      <w:r>
-        <w:t xml:space="preserve">(</w:t>
-      </w:r>
-      <w:hyperlink w:anchor="ref-chaconstraub2014progit">
+        <w:t xml:space="preserve">;</w:t>
+      </w:r>
+      <w:r>
+        <w:t xml:space="preserve"> </w:t>
+      </w:r>
+      <w:hyperlink w:anchor="ref-gitusermanual2026">
         <w:r>
           <w:rPr>
             <w:rStyle w:val="Hipervnculo"/>
           </w:rPr>
-          <w:t xml:space="preserve">Chacon and Straub 2014</w:t>
+          <w:t xml:space="preserve">Git Documentation 2026</w:t>
         </w:r>
       </w:hyperlink>
       <w:r>
-        <w:t xml:space="preserve">)</w:t>
-      </w:r>
-      <w:r>
-        <w:t xml:space="preserve">.</w:t>
-      </w:r>
-    </w:p>
-    <w:p>
-      <w:pPr>
-        <w:pStyle w:val="Compact"/>
-        <w:numPr>
-          <w:ilvl w:val="0"/>
-          <w:numId w:val="1133"/>
-        </w:numPr>
-      </w:pPr>
-      <w:r>
-        <w:t xml:space="preserve">Verifica</w:t>
-      </w:r>
-      <w:r>
-        <w:t xml:space="preserve"> </w:t>
-      </w:r>
-      <w:r>
-        <w:rPr>
-          <w:rStyle w:val="VerbatimChar"/>
-        </w:rPr>
-        <w:t xml:space="preserve">git status</w:t>
-      </w:r>
-      <w:r>
-        <w:t xml:space="preserve"> </w:t>
-      </w:r>
-      <w:r>
-        <w:t xml:space="preserve">antes de cerrar para no dejar archivos modificados sin registrar</w:t>
-      </w:r>
-      <w:r>
-        <w:t xml:space="preserve"> </w:t>
-      </w:r>
-      <w:r>
-        <w:t xml:space="preserve">(</w:t>
-      </w:r>
-      <w:hyperlink w:anchor="ref-chaconstraub2014progit">
+        <w:t xml:space="preserve">;</w:t>
+      </w:r>
+      <w:r>
+        <w:t xml:space="preserve"> </w:t>
+      </w:r>
+      <w:hyperlink w:anchor="ref-microsoftgithub2018">
         <w:r>
           <w:rPr>
             <w:rStyle w:val="Hipervnculo"/>
           </w:rPr>
-          <w:t xml:space="preserve">Chacon and Straub 2014</w:t>
+          <w:t xml:space="preserve">Microsoft 2018</w:t>
         </w:r>
       </w:hyperlink>
       <w:r>
         <w:t xml:space="preserve">)</w:t>
       </w:r>
       <w:r>
-        <w:t xml:space="preserve">.</w:t>
-      </w:r>
-    </w:p>
-    <w:p>
-      <w:pPr>
-        <w:pStyle w:val="Compact"/>
-        <w:numPr>
-          <w:ilvl w:val="0"/>
-          <w:numId w:val="1133"/>
-        </w:numPr>
-      </w:pPr>
-      <w:r>
-        <w:t xml:space="preserve">No trabajes solo en local si la entrega depende del repositorio remoto y de la trazabilidad compartida</w:t>
-      </w:r>
-      <w:r>
-        <w:t xml:space="preserve"> </w:t>
-      </w:r>
-      <w:r>
-        <w:t xml:space="preserve">(</w:t>
-      </w:r>
-      <w:hyperlink w:anchor="ref-githubprojects2026">
-        <w:r>
-          <w:rPr>
-            <w:rStyle w:val="Hipervnculo"/>
-          </w:rPr>
-          <w:t xml:space="preserve">GitHub Docs 2026a</w:t>
-        </w:r>
-      </w:hyperlink>
-      <w:r>
-        <w:t xml:space="preserve">)</w:t>
-      </w:r>
-      <w:r>
-        <w:t xml:space="preserve">.</w:t>
+        <w:t xml:space="preserve">. Aprender a distinguir esos planos ayuda a trabajar con más precisión desde el comienzo.</w:t>
+      </w:r>
+    </w:p>
+    <w:bookmarkEnd w:id="539"/>
+    <w:bookmarkEnd w:id="540"/>
+    <w:bookmarkStart w:id="551" w:name="Xcd0e63ecc2dbd69a42e1a118ea258cdee2233c4"/>
+    <w:p>
+      <w:pPr>
+        <w:pStyle w:val="Ttulo1"/>
+      </w:pPr>
+      <w:r>
+        <w:t xml:space="preserve">Tutorial: Licencias y reutilización responsable</w:t>
+      </w:r>
+    </w:p>
+    <w:bookmarkStart w:id="541" w:name="para-qué-sirve-este-tutorial-3"/>
+    <w:p>
+      <w:pPr>
+        <w:pStyle w:val="Ttulo2"/>
+      </w:pPr>
+      <w:r>
+        <w:t xml:space="preserve">¿Para qué sirve este tutorial?</w:t>
       </w:r>
     </w:p>
     <w:p>
@@ -52527,461 +52486,7 @@
         <w:pStyle w:val="FirstParagraph"/>
       </w:pPr>
       <w:r>
-        <w:t xml:space="preserve">Podrías resumir estas buenas prácticas en una regla general: cada cambio importante debería poder responder tres preguntas sin esfuerzo. Qué cambió. Por qué cambió. Dónde quedó registrado.</w:t>
-      </w:r>
-    </w:p>
-    <w:bookmarkEnd w:id="536"/>
-    <w:bookmarkStart w:id="537" w:name="github-en-contexto-de-curso"/>
-    <w:p>
-      <w:pPr>
-        <w:pStyle w:val="Ttulo2"/>
-      </w:pPr>
-      <w:r>
-        <w:t xml:space="preserve">GitHub en contexto de curso</w:t>
-      </w:r>
-    </w:p>
-    <w:p>
-      <w:pPr>
-        <w:pStyle w:val="FirstParagraph"/>
-      </w:pPr>
-      <w:r>
-        <w:t xml:space="preserve">En este curso, GitHub no funciona solo como depósito de archivos. También es el lugar donde el proyecto se vuelve visible, compartible y evaluable, porque ahí convergen repositorio, ramas, entregas y, cuando hace falta, seguimiento de tareas</w:t>
-      </w:r>
-      <w:r>
-        <w:t xml:space="preserve"> </w:t>
-      </w:r>
-      <w:r>
-        <w:t xml:space="preserve">(</w:t>
-      </w:r>
-      <w:hyperlink w:anchor="ref-githubprojects2026">
-        <w:r>
-          <w:rPr>
-            <w:rStyle w:val="Hipervnculo"/>
-          </w:rPr>
-          <w:t xml:space="preserve">GitHub Docs 2026a</w:t>
-        </w:r>
-      </w:hyperlink>
-      <w:r>
-        <w:t xml:space="preserve">,</w:t>
-      </w:r>
-      <w:r>
-        <w:t xml:space="preserve"> </w:t>
-      </w:r>
-      <w:hyperlink w:anchor="ref-githubpages2026">
-        <w:r>
-          <w:rPr>
-            <w:rStyle w:val="Hipervnculo"/>
-          </w:rPr>
-          <w:t xml:space="preserve">2026c</w:t>
-        </w:r>
-      </w:hyperlink>
-      <w:r>
-        <w:t xml:space="preserve">)</w:t>
-      </w:r>
-      <w:r>
-        <w:t xml:space="preserve">.</w:t>
-      </w:r>
-    </w:p>
-    <w:p>
-      <w:pPr>
-        <w:pStyle w:val="Compact"/>
-        <w:numPr>
-          <w:ilvl w:val="0"/>
-          <w:numId w:val="1134"/>
-        </w:numPr>
-      </w:pPr>
-      <w:r>
-        <w:t xml:space="preserve">clonar materiales;</w:t>
-      </w:r>
-    </w:p>
-    <w:p>
-      <w:pPr>
-        <w:pStyle w:val="Compact"/>
-        <w:numPr>
-          <w:ilvl w:val="0"/>
-          <w:numId w:val="1134"/>
-        </w:numPr>
-      </w:pPr>
-      <w:r>
-        <w:t xml:space="preserve">resolver PSETs;</w:t>
-      </w:r>
-    </w:p>
-    <w:p>
-      <w:pPr>
-        <w:pStyle w:val="Compact"/>
-        <w:numPr>
-          <w:ilvl w:val="0"/>
-          <w:numId w:val="1134"/>
-        </w:numPr>
-      </w:pPr>
-      <w:r>
-        <w:t xml:space="preserve">entregar evidencia de trabajo;</w:t>
-      </w:r>
-    </w:p>
-    <w:p>
-      <w:pPr>
-        <w:pStyle w:val="Compact"/>
-        <w:numPr>
-          <w:ilvl w:val="0"/>
-          <w:numId w:val="1134"/>
-        </w:numPr>
-      </w:pPr>
-      <w:r>
-        <w:t xml:space="preserve">publicar páginas con GitHub Pages cuando corresponda.</w:t>
-      </w:r>
-    </w:p>
-    <w:p>
-      <w:pPr>
-        <w:pStyle w:val="FirstParagraph"/>
-      </w:pPr>
-      <w:r>
-        <w:t xml:space="preserve">Si el proyecto crece, GitHub Projects también puede ayudarte a volver más visible la relación entre tareas, avances y repositorio. La propia documentación lo presenta como un espacio para integrar issues, metadatos y seguimiento dentro del mismo entorno</w:t>
-      </w:r>
-      <w:r>
-        <w:t xml:space="preserve"> </w:t>
-      </w:r>
-      <w:r>
-        <w:t xml:space="preserve">(</w:t>
-      </w:r>
-      <w:hyperlink w:anchor="ref-githubprojects2026">
-        <w:r>
-          <w:rPr>
-            <w:rStyle w:val="Hipervnculo"/>
-          </w:rPr>
-          <w:t xml:space="preserve">GitHub Docs 2026a</w:t>
-        </w:r>
-      </w:hyperlink>
-      <w:r>
-        <w:t xml:space="preserve">)</w:t>
-      </w:r>
-      <w:r>
-        <w:t xml:space="preserve">. No siempre necesitarás eso en una práctica pequeña, pero sí vale la pena saber que existe.</w:t>
-      </w:r>
-    </w:p>
-    <w:bookmarkEnd w:id="537"/>
-    <w:bookmarkStart w:id="538" w:name="seguridad-mínima-de-la-cuenta"/>
-    <w:p>
-      <w:pPr>
-        <w:pStyle w:val="Ttulo2"/>
-      </w:pPr>
-      <w:r>
-        <w:t xml:space="preserve">Seguridad mínima de la cuenta</w:t>
-      </w:r>
-    </w:p>
-    <w:p>
-      <w:pPr>
-        <w:pStyle w:val="FirstParagraph"/>
-      </w:pPr>
-      <w:r>
-        <w:t xml:space="preserve">Si GitHub forma parte de tu infraestructura de trabajo, la seguridad de la cuenta también importa. GitHub define la autenticación de dos factores como una capa adicional para el inicio de sesión y recomienda preparar métodos de recuperación, porque proteger el acceso no consiste solo en tener una contraseña fuerte, sino también en evitar perder la cuenta en mitad del semestre</w:t>
-      </w:r>
-      <w:r>
-        <w:t xml:space="preserve"> </w:t>
-      </w:r>
-      <w:r>
-        <w:t xml:space="preserve">(</w:t>
-      </w:r>
-      <w:hyperlink w:anchor="ref-github2fa2026">
-        <w:r>
-          <w:rPr>
-            <w:rStyle w:val="Hipervnculo"/>
-          </w:rPr>
-          <w:t xml:space="preserve">GitHub Docs 2026b</w:t>
-        </w:r>
-      </w:hyperlink>
-      <w:r>
-        <w:t xml:space="preserve">)</w:t>
-      </w:r>
-      <w:r>
-        <w:t xml:space="preserve">.</w:t>
-      </w:r>
-    </w:p>
-    <w:p>
-      <w:pPr>
-        <w:pStyle w:val="Textoindependiente"/>
-      </w:pPr>
-      <w:r>
-        <w:t xml:space="preserve">Esto merece una traducción práctica muy simple: activa 2FA cuando tu cuenta ya tenga repositorios del curso y guarda también las opciones de recuperación. La seguridad mal configurada puede ser casi tan problemática como la falta total de seguridad si te deja fuera de tu propia cuenta cuando más la necesitas.</w:t>
-      </w:r>
-    </w:p>
-    <w:bookmarkEnd w:id="538"/>
-    <w:bookmarkStart w:id="541" w:name="X0f5af4448ae9fa9fb4a2821a22f8f352815e69d"/>
-    <w:p>
-      <w:pPr>
-        <w:pStyle w:val="Ttulo2"/>
-      </w:pPr>
-      <w:r>
-        <w:t xml:space="preserve">En qué conviene fijarse mientras trabajas</w:t>
-      </w:r>
-    </w:p>
-    <w:p>
-      <w:pPr>
-        <w:pStyle w:val="FirstParagraph"/>
-      </w:pPr>
-      <w:r>
-        <w:t xml:space="preserve">Mientras usas Git y GitHub, presta atención a estos puntos:</w:t>
-      </w:r>
-    </w:p>
-    <w:p>
-      <w:pPr>
-        <w:pStyle w:val="Compact"/>
-        <w:numPr>
-          <w:ilvl w:val="0"/>
-          <w:numId w:val="1135"/>
-        </w:numPr>
-      </w:pPr>
-      <w:r>
-        <w:t xml:space="preserve">si estás en la rama correcta;</w:t>
-      </w:r>
-    </w:p>
-    <w:p>
-      <w:pPr>
-        <w:pStyle w:val="Compact"/>
-        <w:numPr>
-          <w:ilvl w:val="0"/>
-          <w:numId w:val="1135"/>
-        </w:numPr>
-      </w:pPr>
-      <w:r>
-        <w:t xml:space="preserve">si el commit realmente incluye lo que querías registrar;</w:t>
-      </w:r>
-    </w:p>
-    <w:p>
-      <w:pPr>
-        <w:pStyle w:val="Compact"/>
-        <w:numPr>
-          <w:ilvl w:val="0"/>
-          <w:numId w:val="1135"/>
-        </w:numPr>
-      </w:pPr>
-      <w:r>
-        <w:t xml:space="preserve">si el</w:t>
-      </w:r>
-      <w:r>
-        <w:t xml:space="preserve"> </w:t>
-      </w:r>
-      <w:r>
-        <w:rPr>
-          <w:rStyle w:val="VerbatimChar"/>
-        </w:rPr>
-        <w:t xml:space="preserve">push</w:t>
-      </w:r>
-      <w:r>
-        <w:t xml:space="preserve"> </w:t>
-      </w:r>
-      <w:r>
-        <w:t xml:space="preserve">llegó al remoto y no se quedó solo en local;</w:t>
-      </w:r>
-    </w:p>
-    <w:p>
-      <w:pPr>
-        <w:pStyle w:val="Compact"/>
-        <w:numPr>
-          <w:ilvl w:val="0"/>
-          <w:numId w:val="1135"/>
-        </w:numPr>
-      </w:pPr>
-      <w:r>
-        <w:t xml:space="preserve">si GitHub muestra el cambio que acabas de hacer.</w:t>
-      </w:r>
-    </w:p>
-    <w:p>
-      <w:pPr>
-        <w:pStyle w:val="FirstParagraph"/>
-      </w:pPr>
-      <w:r>
-        <w:t xml:space="preserve">Mirar estos detalles es mejor que descubrir al final que la versión correcta estaba en tu computadora, pero no en el repositorio.</w:t>
-      </w:r>
-    </w:p>
-    <w:tbl>
-      <w:tblPr>
-        <w:tblStyle w:val="Table"/>
-        <w:tblLook w:firstRow="0" w:lastRow="0" w:firstColumn="0" w:lastColumn="0" w:noHBand="0" w:noVBand="0" w:val="0000"/>
-        <w:tblBorders>
-          <w:top w:val="single" w:sz="4" w:space="0" w:color="EB9113"/>
-          <w:left w:val="single" w:sz="24" w:space="0" w:color="EB9113"/>
-          <w:bottom w:val="single" w:sz="4" w:space="0" w:color="EB9113"/>
-          <w:right w:val="single" w:sz="4" w:space="0" w:color="EB9113"/>
-        </w:tblBorders>
-        <w:tblCellMar>
-          <w:left w:w="144" w:type="dxa"/>
-          <w:right w:w="144" w:type="dxa"/>
-        </w:tblCellMar>
-        <w:tblLook w:firstRow="0" w:lastRow="0" w:firstColumn="0" w:lastColumn="0" w:noHBand="0" w:noVBand="0" w:val="0000"/>
-      </w:tblPr>
-      <w:tr>
-        <w:trPr>
-          <w:cantSplit/>
-        </w:trPr>
-        <w:tc>
-          <w:tcPr>
-            <w:shd w:color="auto" w:fill="fcefdc" w:val="clear"/>
-            <w:tcMar>
-              <w:top w:w="92" w:type="dxa"/>
-              <w:bottom w:w="92" w:type="dxa"/>
-            </w:tcMar>
-          </w:tcPr>
-          <w:p>
-            <w:pPr>
-              <w:pStyle w:val="Textoindependiente"/>
-            </w:pPr>
-            <w:pPr>
-              <w:spacing w:before="0" w:after="0"/>
-              <w:textAlignment w:val="center"/>
-            </w:pPr>
-            <w:r>
-              <w:drawing>
-                <wp:inline>
-                  <wp:extent cx="152400" cy="152400"/>
-                  <wp:effectExtent b="0" l="0" r="0" t="0"/>
-                  <wp:docPr descr="" title="" id="539" name="Picture"/>
-                  <a:graphic>
-                    <a:graphicData uri="http://schemas.openxmlformats.org/drawingml/2006/picture">
-                      <pic:pic>
-                        <pic:nvPicPr>
-                          <pic:cNvPr descr="/Applications/quarto/share/formats/docx/warning.png" id="540" name="Picture"/>
-                          <pic:cNvPicPr>
-                            <a:picLocks noChangeArrowheads="1" noChangeAspect="1"/>
-                          </pic:cNvPicPr>
-                        </pic:nvPicPr>
-                        <pic:blipFill>
-                          <a:blip r:embed="rId50"/>
-                          <a:stretch>
-                            <a:fillRect/>
-                          </a:stretch>
-                        </pic:blipFill>
-                        <pic:spPr bwMode="auto">
-                          <a:xfrm>
-                            <a:off x="0" y="0"/>
-                            <a:ext cx="152400" cy="152400"/>
-                          </a:xfrm>
-                          <a:prstGeom prst="rect">
-                            <a:avLst/>
-                          </a:prstGeom>
-                          <a:noFill/>
-                          <a:ln w="9525">
-                            <a:noFill/>
-                            <a:headEnd/>
-                            <a:tailEnd/>
-                          </a:ln>
-                        </pic:spPr>
-                      </pic:pic>
-                    </a:graphicData>
-                  </a:graphic>
-                </wp:inline>
-              </w:drawing>
-            </w:r>
-            <w:r>
-              <w:t xml:space="preserve"> </w:t>
-            </w:r>
-            <w:r>
-              <w:t xml:space="preserve"> </w:t>
-            </w:r>
-            <w:r>
-              <w:t xml:space="preserve">Error frecuente</w:t>
-            </w:r>
-          </w:p>
-        </w:tc>
-      </w:tr>
-      <w:tr>
-        <w:trPr>
-          <w:cantSplit/>
-        </w:trPr>
-        <w:tc>
-          <w:tcPr>
-            <w:tcMar>
-              <w:top w:w="108" w:type="dxa"/>
-              <w:bottom w:w="108" w:type="dxa"/>
-            </w:tcMar>
-          </w:tcPr>
-          <w:p>
-            <w:pPr>
-              <w:pStyle w:val="Textoindependiente"/>
-            </w:pPr>
-            <w:pPr>
-              <w:spacing w:before="16" w:after="16"/>
-            </w:pPr>
-            <w:r>
-              <w:t xml:space="preserve">Modificar archivos sin hacer</w:t>
-            </w:r>
-            <w:r>
-              <w:t xml:space="preserve"> </w:t>
-            </w:r>
-            <w:r>
-              <w:rPr>
-                <w:rStyle w:val="VerbatimChar"/>
-              </w:rPr>
-              <w:t xml:space="preserve">commit</w:t>
-            </w:r>
-            <w:r>
-              <w:t xml:space="preserve"> </w:t>
-            </w:r>
-            <w:r>
-              <w:t xml:space="preserve">ni</w:t>
-            </w:r>
-            <w:r>
-              <w:t xml:space="preserve"> </w:t>
-            </w:r>
-            <w:r>
-              <w:rPr>
-                <w:rStyle w:val="VerbatimChar"/>
-              </w:rPr>
-              <w:t xml:space="preserve">push</w:t>
-            </w:r>
-            <w:r>
-              <w:t xml:space="preserve">. Cuando eso ocurre, el trabajo puede existir materialmente, pero no como historial verificable ni como entrega sincronizada, y esa diferencia importa tanto para colaborar como para evaluar</w:t>
-            </w:r>
-            <w:r>
-              <w:t xml:space="preserve"> </w:t>
-            </w:r>
-            <w:r>
-              <w:t xml:space="preserve">(</w:t>
-            </w:r>
-            <w:hyperlink w:anchor="ref-chaconstraub2014progit">
-              <w:r>
-                <w:rPr>
-                  <w:rStyle w:val="Hipervnculo"/>
-                </w:rPr>
-                <w:t xml:space="preserve">Chacon and Straub 2014</w:t>
-              </w:r>
-            </w:hyperlink>
-            <w:r>
-              <w:t xml:space="preserve">)</w:t>
-            </w:r>
-            <w:r>
-              <w:t xml:space="preserve">.</w:t>
-            </w:r>
-          </w:p>
-          <w:p/>
-        </w:tc>
-      </w:tr>
-    </w:tbl>
-    <w:bookmarkEnd w:id="541"/>
-    <w:bookmarkEnd w:id="542"/>
-    <w:bookmarkStart w:id="554" w:name="Xcd0e63ecc2dbd69a42e1a118ea258cdee2233c4"/>
-    <w:p>
-      <w:pPr>
-        <w:pStyle w:val="Ttulo1"/>
-      </w:pPr>
-      <w:r>
-        <w:t xml:space="preserve">Tutorial: Licencias y reutilización responsable</w:t>
-      </w:r>
-    </w:p>
-    <w:bookmarkStart w:id="543" w:name="para-qué-sirve-este-tutorial-3"/>
-    <w:p>
-      <w:pPr>
-        <w:pStyle w:val="Ttulo2"/>
-      </w:pPr>
-      <w:r>
-        <w:t xml:space="preserve">¿Para qué sirve este tutorial?</w:t>
-      </w:r>
-    </w:p>
-    <w:p>
-      <w:pPr>
-        <w:pStyle w:val="FirstParagraph"/>
-      </w:pPr>
-      <w:r>
-        <w:t xml:space="preserve">Cuando trabajas con repositorios, código o recursos ajenos, no basta con que algo sea público o fácil de descargar. También importa bajo qué licencia se comparte, qué libertades concede y qué condiciones impone para copiar, modificar, redistribuir o mezclar materiales con otros proyectos</w:t>
+        <w:t xml:space="preserve">En un curso que trabaja con repositorios, código, plantillas y recursos digitales, la reutilización no puede tratarse como si fuera una simple operación técnica. También es una operación jurídica. Que un archivo sea visible, descargable o clonable no responde por sí mismo a la pregunta decisiva: bajo qué condiciones puede usarse, modificarse o redistribuirse</w:t>
       </w:r>
       <w:r>
         <w:t xml:space="preserve"> </w:t>
@@ -53012,14 +52517,28 @@
         </w:r>
       </w:hyperlink>
       <w:r>
+        <w:t xml:space="preserve">;</w:t>
+      </w:r>
+      <w:r>
+        <w:t xml:space="preserve"> </w:t>
+      </w:r>
+      <w:hyperlink w:anchor="ref-githublicensing2026">
+        <w:r>
+          <w:rPr>
+            <w:rStyle w:val="Hipervnculo"/>
+          </w:rPr>
+          <w:t xml:space="preserve">GitHub Docs 2026c</w:t>
+        </w:r>
+      </w:hyperlink>
+      <w:r>
         <w:t xml:space="preserve">)</w:t>
       </w:r>
       <w:r>
         <w:t xml:space="preserve">.</w:t>
       </w:r>
     </w:p>
-    <w:bookmarkEnd w:id="543"/>
-    <w:bookmarkStart w:id="544" w:name="X176757a793866caf5daa4ee49836ea2346eb3b7"/>
+    <w:bookmarkEnd w:id="541"/>
+    <w:bookmarkStart w:id="542" w:name="X176757a793866caf5daa4ee49836ea2346eb3b7"/>
     <w:p>
       <w:pPr>
         <w:pStyle w:val="Ttulo2"/>
@@ -53042,7 +52561,7 @@
         <w:pStyle w:val="FirstParagraph"/>
       </w:pPr>
       <w:r>
-        <w:t xml:space="preserve">La historia de las licencias en software libre no gira alrededor de una pregunta burocrática, sino de una tensión bastante de fondo: cómo usar el derecho de autor para garantizar libertades de uso, copia, modificación y distribución en lugar de restringirlas del modo más cerrado posible</w:t>
+        <w:t xml:space="preserve">La discusión sobre licencias de software no empezó como un problema de formulario, sino como una disputa sobre la forma en que el derecho de autor podía usarse para restringir o, por el contrario, para garantizar ciertas libertades de uso, copia, modificación y distribución</w:t>
       </w:r>
       <w:r>
         <w:t xml:space="preserve"> </w:t>
@@ -53076,7 +52595,7 @@
         <w:t xml:space="preserve">)</w:t>
       </w:r>
       <w:r>
-        <w:t xml:space="preserve">. Ese punto es importante porque evita un error conceptual muy común: creer que “libre” significa “sin derecho” o “sin reglas”.</w:t>
+        <w:t xml:space="preserve">. Ese punto es importante porque corrige una confusión muy extendida: el software libre no vive fuera del derecho, sino que se apoya precisamente en instrumentos jurídicos para producir un régimen de circulación distinto.</w:t>
       </w:r>
     </w:p>
     <w:p>
@@ -53084,7 +52603,108 @@
         <w:pStyle w:val="Textoindependiente"/>
       </w:pPr>
       <w:r>
-        <w:t xml:space="preserve">Los materiales de Bain y coautores muestran precisamente eso: el software libre no funciona fuera de la propiedad intelectual, sino dentro de ella, apoyándose en licencias que reorganizan qué puede hacer el usuario con el programa</w:t>
+        <w:t xml:space="preserve">Jacovkis añade una idea que conviene conservar en un manual como este: el software libre también expresa una forma de producción colectiva de conocimiento, donde la mejora de herramientas depende de comunidades que comparten, corrigen y expanden trabajo ajeno</w:t>
+      </w:r>
+      <w:r>
+        <w:t xml:space="preserve"> </w:t>
+      </w:r>
+      <w:r>
+        <w:t xml:space="preserve">(</w:t>
+      </w:r>
+      <w:hyperlink w:anchor="ref-jacovkis2009softwarelibre">
+        <w:r>
+          <w:rPr>
+            <w:rStyle w:val="Hipervnculo"/>
+          </w:rPr>
+          <w:t xml:space="preserve">Jacovkis 2009</w:t>
+        </w:r>
+      </w:hyperlink>
+      <w:r>
+        <w:t xml:space="preserve">)</w:t>
+      </w:r>
+      <w:r>
+        <w:t xml:space="preserve">. Visto así, el archivo</w:t>
+      </w:r>
+      <w:r>
+        <w:t xml:space="preserve"> </w:t>
+      </w:r>
+      <w:r>
+        <w:rPr>
+          <w:rStyle w:val="VerbatimChar"/>
+        </w:rPr>
+        <w:t xml:space="preserve">LICENSE</w:t>
+      </w:r>
+      <w:r>
+        <w:t xml:space="preserve"> </w:t>
+      </w:r>
+      <w:r>
+        <w:t xml:space="preserve">no es un adorno burocrático del repositorio, sino una pieza central de su arquitectura normativa.</w:t>
+      </w:r>
+    </w:p>
+    <w:bookmarkEnd w:id="542"/>
+    <w:bookmarkStart w:id="545" w:name="copyright-copyleft-y-copyleft-reforzado"/>
+    <w:p>
+      <w:pPr>
+        <w:pStyle w:val="Ttulo2"/>
+      </w:pPr>
+      <w:r>
+        <w:t xml:space="preserve">Copyright, copyleft y copyleft reforzado</w:t>
+      </w:r>
+    </w:p>
+    <w:p>
+      <w:pPr>
+        <w:pStyle w:val="FirstParagraph"/>
+      </w:pPr>
+      <w:r>
+        <w:t xml:space="preserve">En su forma más simple, el copyright funciona como un régimen de exclusividad. Si el autor no concede permiso, el tercero no puede copiar, modificar ni redistribuir legítimamente la obra más allá de los límites que reconozca el ordenamiento</w:t>
+      </w:r>
+      <w:r>
+        <w:t xml:space="preserve"> </w:t>
+      </w:r>
+      <w:r>
+        <w:t xml:space="preserve">(</w:t>
+      </w:r>
+      <w:hyperlink w:anchor="ref-bain2007softwarelibre2">
+        <w:r>
+          <w:rPr>
+            <w:rStyle w:val="Hipervnculo"/>
+          </w:rPr>
+          <w:t xml:space="preserve">Bain et al. 2007b</w:t>
+        </w:r>
+      </w:hyperlink>
+      <w:r>
+        <w:t xml:space="preserve">)</w:t>
+      </w:r>
+      <w:r>
+        <w:t xml:space="preserve">. GitHub lo explica con claridad: si publicas código sin licencia, el derecho de autor sigue operando por defecto y los demás no reciben automáticamente permiso para reproducir, distribuir o crear obras derivadas</w:t>
+      </w:r>
+      <w:r>
+        <w:t xml:space="preserve"> </w:t>
+      </w:r>
+      <w:r>
+        <w:t xml:space="preserve">(</w:t>
+      </w:r>
+      <w:hyperlink w:anchor="ref-githublicensing2026">
+        <w:r>
+          <w:rPr>
+            <w:rStyle w:val="Hipervnculo"/>
+          </w:rPr>
+          <w:t xml:space="preserve">GitHub Docs 2026c</w:t>
+        </w:r>
+      </w:hyperlink>
+      <w:r>
+        <w:t xml:space="preserve">)</w:t>
+      </w:r>
+      <w:r>
+        <w:t xml:space="preserve">.</w:t>
+      </w:r>
+    </w:p>
+    <w:p>
+      <w:pPr>
+        <w:pStyle w:val="Textoindependiente"/>
+      </w:pPr>
+      <w:r>
+        <w:t xml:space="preserve">El copyleft trabaja con la misma base jurídica, pero le da una orientación distinta. En lugar de usar el copyright solo para cerrar el acceso, lo usa para obligar a que determinadas libertades se mantengan también en las versiones derivadas</w:t>
       </w:r>
       <w:r>
         <w:t xml:space="preserve"> </w:t>
@@ -53118,7 +52738,7 @@
         <w:t xml:space="preserve">)</w:t>
       </w:r>
       <w:r>
-        <w:t xml:space="preserve">. Jacovkis, por su parte, agrega un matiz muy útil para este curso: hablar de software libre también es hablar de producción colectiva de conocimiento, de comunidades que comparten, corrigen y expanden herramientas de manera acumulativa</w:t>
+        <w:t xml:space="preserve">. Por eso se dice a veces que el copyleft no niega el derecho de autor: lo invierte estratégicamente. La variante reforzada de esa lógica aparece en licencias como la AGPL, que extienden la exigencia de compartir código incluso cuando la modificación se ofrece como servicio a través de una red</w:t>
       </w:r>
       <w:r>
         <w:t xml:space="preserve"> </w:t>
@@ -53126,12 +52746,12 @@
       <w:r>
         <w:t xml:space="preserve">(</w:t>
       </w:r>
-      <w:hyperlink w:anchor="ref-jacovkis2009softwarelibre">
+      <w:hyperlink w:anchor="ref-choosealicenselicenses2026">
         <w:r>
           <w:rPr>
             <w:rStyle w:val="Hipervnculo"/>
           </w:rPr>
-          <w:t xml:space="preserve">Jacovkis 2009</w:t>
+          <w:t xml:space="preserve">Choose a License 2026b</w:t>
         </w:r>
       </w:hyperlink>
       <w:r>
@@ -53146,203 +52766,7 @@
         <w:pStyle w:val="Textoindependiente"/>
       </w:pPr>
       <w:r>
-        <w:t xml:space="preserve">Ese trasfondo ayuda a leer de otra manera algo que a veces parece trivial. Un archivo</w:t>
-      </w:r>
-      <w:r>
-        <w:t xml:space="preserve"> </w:t>
-      </w:r>
-      <w:r>
-        <w:rPr>
-          <w:rStyle w:val="VerbatimChar"/>
-        </w:rPr>
-        <w:t xml:space="preserve">LICENSE</w:t>
-      </w:r>
-      <w:r>
-        <w:t xml:space="preserve"> </w:t>
-      </w:r>
-      <w:r>
-        <w:t xml:space="preserve">no está allí para decorar el repositorio. Está allí para traducir, en términos jurídicos concretos, cómo puede circular, transformarse o redistribuirse el material que estás mirando.</w:t>
-      </w:r>
-    </w:p>
-    <w:bookmarkEnd w:id="544"/>
-    <w:bookmarkStart w:id="547" w:name="ideas-básicas"/>
-    <w:p>
-      <w:pPr>
-        <w:pStyle w:val="Ttulo2"/>
-      </w:pPr>
-      <w:r>
-        <w:t xml:space="preserve">Ideas básicas</w:t>
-      </w:r>
-    </w:p>
-    <w:p>
-      <w:pPr>
-        <w:pStyle w:val="Compact"/>
-        <w:numPr>
-          <w:ilvl w:val="0"/>
-          <w:numId w:val="1136"/>
-        </w:numPr>
-      </w:pPr>
-      <w:r>
-        <w:rPr>
-          <w:b/>
-          <w:bCs/>
-        </w:rPr>
-        <w:t xml:space="preserve">Software propietario</w:t>
-      </w:r>
-      <w:r>
-        <w:t xml:space="preserve">: suele distribuirse mediante licencias que restringen con más fuerza el uso, la copia, la modificación o la redistribución</w:t>
-      </w:r>
-      <w:r>
-        <w:t xml:space="preserve"> </w:t>
-      </w:r>
-      <w:r>
-        <w:t xml:space="preserve">(</w:t>
-      </w:r>
-      <w:hyperlink w:anchor="ref-bain2007softwarelibre2">
-        <w:r>
-          <w:rPr>
-            <w:rStyle w:val="Hipervnculo"/>
-          </w:rPr>
-          <w:t xml:space="preserve">Bain et al. 2007b</w:t>
-        </w:r>
-      </w:hyperlink>
-      <w:r>
-        <w:t xml:space="preserve">)</w:t>
-      </w:r>
-      <w:r>
-        <w:t xml:space="preserve">.</w:t>
-      </w:r>
-    </w:p>
-    <w:p>
-      <w:pPr>
-        <w:pStyle w:val="Compact"/>
-        <w:numPr>
-          <w:ilvl w:val="0"/>
-          <w:numId w:val="1136"/>
-        </w:numPr>
-      </w:pPr>
-      <w:r>
-        <w:rPr>
-          <w:b/>
-          <w:bCs/>
-        </w:rPr>
-        <w:t xml:space="preserve">Software libre / open source</w:t>
-      </w:r>
-      <w:r>
-        <w:t xml:space="preserve">: no está fuera del derecho de autor, sino que usa licencias para garantizar ciertas libertades de uso, copia, modificación y distribución</w:t>
-      </w:r>
-      <w:r>
-        <w:t xml:space="preserve"> </w:t>
-      </w:r>
-      <w:r>
-        <w:t xml:space="preserve">(</w:t>
-      </w:r>
-      <w:hyperlink w:anchor="ref-bain2007softwarelibre1">
-        <w:r>
-          <w:rPr>
-            <w:rStyle w:val="Hipervnculo"/>
-          </w:rPr>
-          <w:t xml:space="preserve">Bain et al. 2007a</w:t>
-        </w:r>
-      </w:hyperlink>
-      <w:r>
-        <w:t xml:space="preserve">,</w:t>
-      </w:r>
-      <w:r>
-        <w:t xml:space="preserve"> </w:t>
-      </w:r>
-      <w:hyperlink w:anchor="ref-bain2007softwarelibre2">
-        <w:r>
-          <w:rPr>
-            <w:rStyle w:val="Hipervnculo"/>
-          </w:rPr>
-          <w:t xml:space="preserve">2007b</w:t>
-        </w:r>
-      </w:hyperlink>
-      <w:r>
-        <w:t xml:space="preserve">)</w:t>
-      </w:r>
-      <w:r>
-        <w:t xml:space="preserve">.</w:t>
-      </w:r>
-    </w:p>
-    <w:p>
-      <w:pPr>
-        <w:pStyle w:val="Compact"/>
-        <w:numPr>
-          <w:ilvl w:val="0"/>
-          <w:numId w:val="1136"/>
-        </w:numPr>
-      </w:pPr>
-      <w:r>
-        <w:rPr>
-          <w:b/>
-          <w:bCs/>
-        </w:rPr>
-        <w:t xml:space="preserve">Licencia</w:t>
-      </w:r>
-      <w:r>
-        <w:t xml:space="preserve">: es el instrumento jurídico que define qué se puede hacer con el material y bajo qué reglas</w:t>
-      </w:r>
-      <w:r>
-        <w:t xml:space="preserve"> </w:t>
-      </w:r>
-      <w:r>
-        <w:t xml:space="preserve">(</w:t>
-      </w:r>
-      <w:hyperlink w:anchor="ref-bain2007softwarelibre2">
-        <w:r>
-          <w:rPr>
-            <w:rStyle w:val="Hipervnculo"/>
-          </w:rPr>
-          <w:t xml:space="preserve">Bain et al. 2007b</w:t>
-        </w:r>
-      </w:hyperlink>
-      <w:r>
-        <w:t xml:space="preserve">)</w:t>
-      </w:r>
-      <w:r>
-        <w:t xml:space="preserve">.</w:t>
-      </w:r>
-    </w:p>
-    <w:p>
-      <w:pPr>
-        <w:pStyle w:val="FirstParagraph"/>
-      </w:pPr>
-      <w:r>
-        <w:t xml:space="preserve">También conviene distinguir entre dos planos que suelen mezclarse:</w:t>
-      </w:r>
-    </w:p>
-    <w:p>
-      <w:pPr>
-        <w:pStyle w:val="Compact"/>
-        <w:numPr>
-          <w:ilvl w:val="0"/>
-          <w:numId w:val="1137"/>
-        </w:numPr>
-      </w:pPr>
-      <w:r>
-        <w:t xml:space="preserve">el plano técnico: si puedes acceder, copiar o ejecutar un archivo;</w:t>
-      </w:r>
-    </w:p>
-    <w:p>
-      <w:pPr>
-        <w:pStyle w:val="Compact"/>
-        <w:numPr>
-          <w:ilvl w:val="0"/>
-          <w:numId w:val="1137"/>
-        </w:numPr>
-      </w:pPr>
-      <w:r>
-        <w:t xml:space="preserve">el plano jurídico: si tienes permiso para reutilizarlo, modificarlo o redistribuirlo de cierto modo.</w:t>
-      </w:r>
-    </w:p>
-    <w:p>
-      <w:pPr>
-        <w:pStyle w:val="FirstParagraph"/>
-      </w:pPr>
-      <w:r>
-        <w:t xml:space="preserve">Muchos conflictos nacen justamente cuando alguien confunde acceso técnico con autorización jurídica.</w:t>
+        <w:t xml:space="preserve">La diferencia conceptual puede formularse así. El copyright cerrado parte de la reserva. El copyleft parte de la apertura condicionada. Ambos usan derecho de autor; lo que cambia es la manera de distribuir permisos y obligaciones.</w:t>
       </w:r>
     </w:p>
     <w:tbl>
@@ -53386,12 +52810,12 @@
                 <wp:inline>
                   <wp:extent cx="152400" cy="152400"/>
                   <wp:effectExtent b="0" l="0" r="0" t="0"/>
-                  <wp:docPr descr="" title="" id="545" name="Picture"/>
+                  <wp:docPr descr="" title="" id="543" name="Picture"/>
                   <a:graphic>
                     <a:graphicData uri="http://schemas.openxmlformats.org/drawingml/2006/picture">
                       <pic:pic>
                         <pic:nvPicPr>
-                          <pic:cNvPr descr="/Applications/quarto/share/formats/docx/note.png" id="546" name="Picture"/>
+                          <pic:cNvPr descr="/Applications/quarto/share/formats/docx/note.png" id="544" name="Picture"/>
                           <pic:cNvPicPr>
                             <a:picLocks noChangeArrowheads="1" noChangeAspect="1"/>
                           </pic:cNvPicPr>
@@ -53454,7 +52878,7 @@
               <w:spacing w:before="16" w:after="16"/>
             </w:pPr>
             <w:r>
-              <w:t xml:space="preserve">Que un repositorio sea visible no significa automáticamente que puedas reutilizarlo de cualquier manera. La visibilidad facilita el acceso; la licencia define el alcance jurídico de ese acceso</w:t>
+              <w:t xml:space="preserve">Que un repositorio sea público en GitHub no significa que pueda reutilizarse libremente. La publicidad facilita acceso y lectura; la licencia define el alcance jurídico de ese acceso</w:t>
             </w:r>
             <w:r>
               <w:t xml:space="preserve"> </w:t>
@@ -53462,12 +52886,12 @@
             <w:r>
               <w:t xml:space="preserve">(</w:t>
             </w:r>
-            <w:hyperlink w:anchor="ref-bain2007softwarelibre2">
+            <w:hyperlink w:anchor="ref-githublicensing2026">
               <w:r>
                 <w:rPr>
                   <w:rStyle w:val="Hipervnculo"/>
                 </w:rPr>
-                <w:t xml:space="preserve">Bain et al. 2007b</w:t>
+                <w:t xml:space="preserve">GitHub Docs 2026c</w:t>
               </w:r>
             </w:hyperlink>
             <w:r>
@@ -53481,14 +52905,14 @@
         </w:tc>
       </w:tr>
     </w:tbl>
-    <w:bookmarkEnd w:id="547"/>
-    <w:bookmarkStart w:id="548" w:name="qué-conviene-revisar-en-un-repositorio"/>
+    <w:bookmarkEnd w:id="545"/>
+    <w:bookmarkStart w:id="546" w:name="X54d177bdc96e934cf21296adcf666b7a6a937e8"/>
     <w:p>
       <w:pPr>
         <w:pStyle w:val="Ttulo2"/>
       </w:pPr>
       <w:r>
-        <w:t xml:space="preserve">Qué conviene revisar en un repositorio</w:t>
+        <w:t xml:space="preserve">Las licencias que GitHub pone normalmente al alcance</w:t>
       </w:r>
     </w:p>
     <w:p>
@@ -53496,7 +52920,427 @@
         <w:pStyle w:val="FirstParagraph"/>
       </w:pPr>
       <w:r>
-        <w:t xml:space="preserve">Antes de reutilizar un repositorio o un recurso digital, conviene revisar al menos cinco cosas: si tiene archivo</w:t>
+        <w:t xml:space="preserve">Cuando creas un repositorio nuevo, GitHub ofrece un selector de licencias y remite al proyecto</w:t>
+      </w:r>
+      <w:r>
+        <w:t xml:space="preserve"> </w:t>
+      </w:r>
+      <w:r>
+        <w:rPr>
+          <w:b/>
+          <w:bCs/>
+        </w:rPr>
+        <w:t xml:space="preserve">Choose a License</w:t>
+      </w:r>
+      <w:r>
+        <w:t xml:space="preserve"> </w:t>
+      </w:r>
+      <w:r>
+        <w:t xml:space="preserve">como punto de partida para escoger entre licencias abiertas comunes</w:t>
+      </w:r>
+      <w:r>
+        <w:t xml:space="preserve"> </w:t>
+      </w:r>
+      <w:r>
+        <w:t xml:space="preserve">(</w:t>
+      </w:r>
+      <w:hyperlink w:anchor="ref-githublicensing2026">
+        <w:r>
+          <w:rPr>
+            <w:rStyle w:val="Hipervnculo"/>
+          </w:rPr>
+          <w:t xml:space="preserve">GitHub Docs 2026c</w:t>
+        </w:r>
+      </w:hyperlink>
+      <w:r>
+        <w:t xml:space="preserve">;</w:t>
+      </w:r>
+      <w:r>
+        <w:t xml:space="preserve"> </w:t>
+      </w:r>
+      <w:hyperlink w:anchor="ref-choosealicense2026">
+        <w:r>
+          <w:rPr>
+            <w:rStyle w:val="Hipervnculo"/>
+          </w:rPr>
+          <w:t xml:space="preserve">Choose a License 2026a</w:t>
+        </w:r>
+      </w:hyperlink>
+      <w:r>
+        <w:t xml:space="preserve">)</w:t>
+      </w:r>
+      <w:r>
+        <w:t xml:space="preserve">. Ese repertorio no agota todo el universo posible, pero sí reúne las familias con las que un estudiante se encontrará más a menudo. Conviene leerlas no como nombres sueltos, sino como respuestas distintas a una misma pregunta: cuánto permito, qué exijo conservar y hasta dónde obligo a compartir las mejoras.</w:t>
+      </w:r>
+    </w:p>
+    <w:p>
+      <w:pPr>
+        <w:pStyle w:val="Textoindependiente"/>
+      </w:pPr>
+      <w:r>
+        <w:t xml:space="preserve">La licencia</w:t>
+      </w:r>
+      <w:r>
+        <w:t xml:space="preserve"> </w:t>
+      </w:r>
+      <w:r>
+        <w:rPr>
+          <w:b/>
+          <w:bCs/>
+        </w:rPr>
+        <w:t xml:space="preserve">MIT</w:t>
+      </w:r>
+      <w:r>
+        <w:t xml:space="preserve"> </w:t>
+      </w:r>
+      <w:r>
+        <w:t xml:space="preserve">es el caso clásico de licencia permisiva. Permite usar, copiar, modificar y redistribuir con muy pocas condiciones, básicamente conservar el aviso de copyright y la licencia</w:t>
+      </w:r>
+      <w:r>
+        <w:t xml:space="preserve"> </w:t>
+      </w:r>
+      <w:r>
+        <w:t xml:space="preserve">(</w:t>
+      </w:r>
+      <w:hyperlink w:anchor="ref-choosealicenselicenses2026">
+        <w:r>
+          <w:rPr>
+            <w:rStyle w:val="Hipervnculo"/>
+          </w:rPr>
+          <w:t xml:space="preserve">Choose a License 2026b</w:t>
+        </w:r>
+      </w:hyperlink>
+      <w:r>
+        <w:t xml:space="preserve">)</w:t>
+      </w:r>
+      <w:r>
+        <w:t xml:space="preserve">. Por eso suele verse en proyectos que priorizan circulación amplia y baja fricción.</w:t>
+      </w:r>
+    </w:p>
+    <w:p>
+      <w:pPr>
+        <w:pStyle w:val="Textoindependiente"/>
+      </w:pPr>
+      <w:r>
+        <w:t xml:space="preserve">La</w:t>
+      </w:r>
+      <w:r>
+        <w:t xml:space="preserve"> </w:t>
+      </w:r>
+      <w:r>
+        <w:rPr>
+          <w:b/>
+          <w:bCs/>
+        </w:rPr>
+        <w:t xml:space="preserve">Apache License 2.0</w:t>
+      </w:r>
+      <w:r>
+        <w:t xml:space="preserve"> </w:t>
+      </w:r>
+      <w:r>
+        <w:t xml:space="preserve">también es permisiva, pero añade una estructura más explícita respecto de avisos, cambios y concesión de patentes</w:t>
+      </w:r>
+      <w:r>
+        <w:t xml:space="preserve"> </w:t>
+      </w:r>
+      <w:r>
+        <w:t xml:space="preserve">(</w:t>
+      </w:r>
+      <w:hyperlink w:anchor="ref-choosealicenselicenses2026">
+        <w:r>
+          <w:rPr>
+            <w:rStyle w:val="Hipervnculo"/>
+          </w:rPr>
+          <w:t xml:space="preserve">Choose a License 2026b</w:t>
+        </w:r>
+      </w:hyperlink>
+      <w:r>
+        <w:t xml:space="preserve">)</w:t>
+      </w:r>
+      <w:r>
+        <w:t xml:space="preserve">. Suele elegirse cuando se quiere apertura con un marco algo más detallado que MIT.</w:t>
+      </w:r>
+    </w:p>
+    <w:p>
+      <w:pPr>
+        <w:pStyle w:val="Textoindependiente"/>
+      </w:pPr>
+      <w:r>
+        <w:t xml:space="preserve">Las licencias</w:t>
+      </w:r>
+      <w:r>
+        <w:t xml:space="preserve"> </w:t>
+      </w:r>
+      <w:r>
+        <w:rPr>
+          <w:b/>
+          <w:bCs/>
+        </w:rPr>
+        <w:t xml:space="preserve">BSD de 2 y 3 cláusulas</w:t>
+      </w:r>
+      <w:r>
+        <w:t xml:space="preserve"> </w:t>
+      </w:r>
+      <w:r>
+        <w:t xml:space="preserve">pertenecen igualmente al campo permisivo. Conservan la lógica de permitir reutilización amplia, aunque la versión de 3 cláusulas agrega una protección adicional frente al uso del nombre de los autores o contribuyentes para promocionar derivados sin autorización</w:t>
+      </w:r>
+      <w:r>
+        <w:t xml:space="preserve"> </w:t>
+      </w:r>
+      <w:r>
+        <w:t xml:space="preserve">(</w:t>
+      </w:r>
+      <w:hyperlink w:anchor="ref-choosealicenselicenses2026">
+        <w:r>
+          <w:rPr>
+            <w:rStyle w:val="Hipervnculo"/>
+          </w:rPr>
+          <w:t xml:space="preserve">Choose a License 2026b</w:t>
+        </w:r>
+      </w:hyperlink>
+      <w:r>
+        <w:t xml:space="preserve">)</w:t>
+      </w:r>
+      <w:r>
+        <w:t xml:space="preserve">.</w:t>
+      </w:r>
+    </w:p>
+    <w:p>
+      <w:pPr>
+        <w:pStyle w:val="Textoindependiente"/>
+      </w:pPr>
+      <w:r>
+        <w:t xml:space="preserve">La</w:t>
+      </w:r>
+      <w:r>
+        <w:t xml:space="preserve"> </w:t>
+      </w:r>
+      <w:r>
+        <w:rPr>
+          <w:b/>
+          <w:bCs/>
+        </w:rPr>
+        <w:t xml:space="preserve">GPLv3</w:t>
+      </w:r>
+      <w:r>
+        <w:t xml:space="preserve"> </w:t>
+      </w:r>
+      <w:r>
+        <w:t xml:space="preserve">representa el copyleft fuerte. Permite usar, modificar y redistribuir, pero exige que las obras derivadas distribuidas mantengan la misma licencia y hagan disponible el código fuente correspondiente</w:t>
+      </w:r>
+      <w:r>
+        <w:t xml:space="preserve"> </w:t>
+      </w:r>
+      <w:r>
+        <w:t xml:space="preserve">(</w:t>
+      </w:r>
+      <w:hyperlink w:anchor="ref-choosealicenselicenses2026">
+        <w:r>
+          <w:rPr>
+            <w:rStyle w:val="Hipervnculo"/>
+          </w:rPr>
+          <w:t xml:space="preserve">Choose a License 2026b</w:t>
+        </w:r>
+      </w:hyperlink>
+      <w:r>
+        <w:t xml:space="preserve">)</w:t>
+      </w:r>
+      <w:r>
+        <w:t xml:space="preserve">. Su lógica no es “cerrar”, sino impedir que una mejora privativa se apropie de un trabajo que ingresó bajo términos de libertad recíproca.</w:t>
+      </w:r>
+    </w:p>
+    <w:p>
+      <w:pPr>
+        <w:pStyle w:val="Textoindependiente"/>
+      </w:pPr>
+      <w:r>
+        <w:t xml:space="preserve">La</w:t>
+      </w:r>
+      <w:r>
+        <w:t xml:space="preserve"> </w:t>
+      </w:r>
+      <w:r>
+        <w:rPr>
+          <w:b/>
+          <w:bCs/>
+        </w:rPr>
+        <w:t xml:space="preserve">LGPLv3</w:t>
+      </w:r>
+      <w:r>
+        <w:t xml:space="preserve"> </w:t>
+      </w:r>
+      <w:r>
+        <w:t xml:space="preserve">mantiene una lógica de copyleft más acotada, usualmente pensada para bibliotecas. Permite que un programa más amplio interactúe con la biblioteca sin imponer necesariamente la misma licencia a todo el conjunto, aunque sí conserva obligaciones sobre la parte específicamente licenciada bajo LGPL</w:t>
+      </w:r>
+      <w:r>
+        <w:t xml:space="preserve"> </w:t>
+      </w:r>
+      <w:r>
+        <w:t xml:space="preserve">(</w:t>
+      </w:r>
+      <w:hyperlink w:anchor="ref-choosealicenselicenses2026">
+        <w:r>
+          <w:rPr>
+            <w:rStyle w:val="Hipervnculo"/>
+          </w:rPr>
+          <w:t xml:space="preserve">Choose a License 2026b</w:t>
+        </w:r>
+      </w:hyperlink>
+      <w:r>
+        <w:t xml:space="preserve">)</w:t>
+      </w:r>
+      <w:r>
+        <w:t xml:space="preserve">.</w:t>
+      </w:r>
+    </w:p>
+    <w:p>
+      <w:pPr>
+        <w:pStyle w:val="Textoindependiente"/>
+      </w:pPr>
+      <w:r>
+        <w:t xml:space="preserve">La</w:t>
+      </w:r>
+      <w:r>
+        <w:t xml:space="preserve"> </w:t>
+      </w:r>
+      <w:r>
+        <w:rPr>
+          <w:b/>
+          <w:bCs/>
+        </w:rPr>
+        <w:t xml:space="preserve">AGPLv3</w:t>
+      </w:r>
+      <w:r>
+        <w:t xml:space="preserve"> </w:t>
+      </w:r>
+      <w:r>
+        <w:t xml:space="preserve">lleva el copyleft a un punto más intenso al considerar también el uso por red. Si una versión modificada se ofrece como servicio, debe ponerse a disposición el código fuente de esa versión</w:t>
+      </w:r>
+      <w:r>
+        <w:t xml:space="preserve"> </w:t>
+      </w:r>
+      <w:r>
+        <w:t xml:space="preserve">(</w:t>
+      </w:r>
+      <w:hyperlink w:anchor="ref-choosealicenselicenses2026">
+        <w:r>
+          <w:rPr>
+            <w:rStyle w:val="Hipervnculo"/>
+          </w:rPr>
+          <w:t xml:space="preserve">Choose a License 2026b</w:t>
+        </w:r>
+      </w:hyperlink>
+      <w:r>
+        <w:t xml:space="preserve">)</w:t>
+      </w:r>
+      <w:r>
+        <w:t xml:space="preserve">. Para un curso de Legal Tech, esta diferencia importa porque muchas herramientas actuales ya no se distribuyen solo como software instalado, sino como servicios accesibles en línea.</w:t>
+      </w:r>
+    </w:p>
+    <w:p>
+      <w:pPr>
+        <w:pStyle w:val="Textoindependiente"/>
+      </w:pPr>
+      <w:r>
+        <w:t xml:space="preserve">La</w:t>
+      </w:r>
+      <w:r>
+        <w:t xml:space="preserve"> </w:t>
+      </w:r>
+      <w:r>
+        <w:rPr>
+          <w:b/>
+          <w:bCs/>
+        </w:rPr>
+        <w:t xml:space="preserve">MPL 2.0</w:t>
+      </w:r>
+      <w:r>
+        <w:t xml:space="preserve"> </w:t>
+      </w:r>
+      <w:r>
+        <w:t xml:space="preserve">suele describirse como copyleft débil o a nivel de archivo. Exige compartir bajo la misma licencia los archivos modificados que ya estaban cubiertos por MPL, pero no necesariamente arrastra toda la obra mayor a la misma licencia</w:t>
+      </w:r>
+      <w:r>
+        <w:t xml:space="preserve"> </w:t>
+      </w:r>
+      <w:r>
+        <w:t xml:space="preserve">(</w:t>
+      </w:r>
+      <w:hyperlink w:anchor="ref-choosealicenselicenses2026">
+        <w:r>
+          <w:rPr>
+            <w:rStyle w:val="Hipervnculo"/>
+          </w:rPr>
+          <w:t xml:space="preserve">Choose a License 2026b</w:t>
+        </w:r>
+      </w:hyperlink>
+      <w:r>
+        <w:t xml:space="preserve">)</w:t>
+      </w:r>
+      <w:r>
+        <w:t xml:space="preserve">. En la práctica, funciona como una fórmula intermedia entre permisividad amplia y reciprocidad fuerte.</w:t>
+      </w:r>
+    </w:p>
+    <w:p>
+      <w:pPr>
+        <w:pStyle w:val="Textoindependiente"/>
+      </w:pPr>
+      <w:r>
+        <w:t xml:space="preserve">Finalmente,</w:t>
+      </w:r>
+      <w:r>
+        <w:t xml:space="preserve"> </w:t>
+      </w:r>
+      <w:r>
+        <w:rPr>
+          <w:b/>
+          <w:bCs/>
+        </w:rPr>
+        <w:t xml:space="preserve">The Unlicense</w:t>
+      </w:r>
+      <w:r>
+        <w:t xml:space="preserve"> </w:t>
+      </w:r>
+      <w:r>
+        <w:t xml:space="preserve">intenta aproximarse a una dedicación al dominio público y elimina al máximo las condiciones de reutilización, aunque conserva la habitual exclusión de garantías</w:t>
+      </w:r>
+      <w:r>
+        <w:t xml:space="preserve"> </w:t>
+      </w:r>
+      <w:r>
+        <w:t xml:space="preserve">(</w:t>
+      </w:r>
+      <w:hyperlink w:anchor="ref-choosealicenselicenses2026">
+        <w:r>
+          <w:rPr>
+            <w:rStyle w:val="Hipervnculo"/>
+          </w:rPr>
+          <w:t xml:space="preserve">Choose a License 2026b</w:t>
+        </w:r>
+      </w:hyperlink>
+      <w:r>
+        <w:t xml:space="preserve">)</w:t>
+      </w:r>
+      <w:r>
+        <w:t xml:space="preserve">. Es una opción extrema en la dirección de la permisividad.</w:t>
+      </w:r>
+    </w:p>
+    <w:bookmarkEnd w:id="546"/>
+    <w:bookmarkStart w:id="547" w:name="X5b25542a662f1f256bb476754b7f3208f239a1d"/>
+    <w:p>
+      <w:pPr>
+        <w:pStyle w:val="Ttulo2"/>
+      </w:pPr>
+      <w:r>
+        <w:t xml:space="preserve">Qué conviene mirar en un repositorio concreto</w:t>
+      </w:r>
+    </w:p>
+    <w:p>
+      <w:pPr>
+        <w:pStyle w:val="FirstParagraph"/>
+      </w:pPr>
+      <w:r>
+        <w:t xml:space="preserve">En la práctica, la lectura jurídica mínima de un repositorio puede apoyarse en unas pocas preguntas: si tiene archivo</w:t>
       </w:r>
       <w:r>
         <w:t xml:space="preserve"> </w:t>
@@ -53508,7 +53352,7 @@
         <w:t xml:space="preserve">LICENSE</w:t>
       </w:r>
       <w:r>
-        <w:t xml:space="preserve">, qué tipo de licencia usa, si exige atribución, si impone compartir cambios bajo la misma licencia y si establece restricciones o incompatibilidades relevantes. Esas diferencias no son decorativas; afectan directamente cómo puedes integrar ese material en tu propio trabajo</w:t>
+        <w:t xml:space="preserve">, qué tipo de licencia usa, si exige conservar avisos de autoría, si obliga a compartir cambios bajo la misma licencia y si introduce exigencias especiales respecto de patentes, red, bibliotecas o promoción comercial</w:t>
       </w:r>
       <w:r>
         <w:t xml:space="preserve"> </w:t>
@@ -53525,139 +53369,76 @@
         </w:r>
       </w:hyperlink>
       <w:r>
-        <w:t xml:space="preserve">)</w:t>
-      </w:r>
-      <w:r>
-        <w:t xml:space="preserve">.</w:t>
-      </w:r>
-    </w:p>
-    <w:p>
-      <w:pPr>
-        <w:pStyle w:val="Textoindependiente"/>
-      </w:pPr>
-      <w:r>
-        <w:t xml:space="preserve">En la práctica, esa revisión puede hacerse como un pequeño checklist:</w:t>
-      </w:r>
-    </w:p>
-    <w:p>
-      <w:pPr>
-        <w:pStyle w:val="Compact"/>
-        <w:numPr>
-          <w:ilvl w:val="0"/>
-          <w:numId w:val="1138"/>
-        </w:numPr>
-      </w:pPr>
-      <w:r>
-        <w:t xml:space="preserve">localiza el archivo</w:t>
-      </w:r>
-      <w:r>
-        <w:t xml:space="preserve"> </w:t>
-      </w:r>
-      <w:r>
-        <w:rPr>
-          <w:rStyle w:val="VerbatimChar"/>
-        </w:rPr>
-        <w:t xml:space="preserve">LICENSE</w:t>
-      </w:r>
-      <w:r>
-        <w:t xml:space="preserve"> </w:t>
-      </w:r>
-      <w:r>
-        <w:t xml:space="preserve">o una sección equivalente;</w:t>
-      </w:r>
-    </w:p>
-    <w:p>
-      <w:pPr>
-        <w:pStyle w:val="Compact"/>
-        <w:numPr>
-          <w:ilvl w:val="0"/>
-          <w:numId w:val="1138"/>
-        </w:numPr>
-      </w:pPr>
-      <w:r>
-        <w:t xml:space="preserve">identifica el tipo de licencia;</w:t>
-      </w:r>
-    </w:p>
-    <w:p>
-      <w:pPr>
-        <w:pStyle w:val="Compact"/>
-        <w:numPr>
-          <w:ilvl w:val="0"/>
-          <w:numId w:val="1138"/>
-        </w:numPr>
-      </w:pPr>
-      <w:r>
-        <w:t xml:space="preserve">revisa si exige conservar avisos de autoría o copyright;</w:t>
-      </w:r>
-    </w:p>
-    <w:p>
-      <w:pPr>
-        <w:pStyle w:val="Compact"/>
-        <w:numPr>
-          <w:ilvl w:val="0"/>
-          <w:numId w:val="1138"/>
-        </w:numPr>
-      </w:pPr>
-      <w:r>
-        <w:t xml:space="preserve">revisa si obliga a publicar modificaciones bajo la misma licencia;</w:t>
-      </w:r>
-    </w:p>
-    <w:p>
-      <w:pPr>
-        <w:pStyle w:val="Compact"/>
-        <w:numPr>
-          <w:ilvl w:val="0"/>
-          <w:numId w:val="1138"/>
-        </w:numPr>
-      </w:pPr>
-      <w:r>
-        <w:t xml:space="preserve">revisa si hay condiciones especiales para redistribución, compatibilidad o uso comercial.</w:t>
-      </w:r>
-    </w:p>
-    <w:p>
-      <w:pPr>
-        <w:pStyle w:val="FirstParagraph"/>
-      </w:pPr>
-      <w:r>
-        <w:t xml:space="preserve">No necesitas convertirte en especialista para hacer esta primera lectura. Lo importante es no saltarte el paso.</w:t>
-      </w:r>
-    </w:p>
-    <w:bookmarkEnd w:id="548"/>
-    <w:bookmarkStart w:id="549" w:name="por-qué-esto-importa-a-un-jurista"/>
-    <w:p>
-      <w:pPr>
-        <w:pStyle w:val="Ttulo2"/>
-      </w:pPr>
-      <w:r>
-        <w:t xml:space="preserve">¿Por qué esto importa a un jurista?</w:t>
-      </w:r>
-    </w:p>
-    <w:p>
-      <w:pPr>
-        <w:pStyle w:val="FirstParagraph"/>
-      </w:pPr>
-      <w:r>
-        <w:t xml:space="preserve">Porque la reutilización tecnológica también tiene dimensión jurídica. Supone permisos, cumplimiento, compatibilidad, trazabilidad y responsabilidad, y además obliga a distinguir entre acceso material al archivo y derecho efectivo a reutilizarlo en otro contexto</w:t>
-      </w:r>
-      <w:r>
-        <w:t xml:space="preserve"> </w:t>
-      </w:r>
-      <w:r>
-        <w:t xml:space="preserve">(</w:t>
-      </w:r>
-      <w:hyperlink w:anchor="ref-bain2007softwarelibre1">
+        <w:t xml:space="preserve">;</w:t>
+      </w:r>
+      <w:r>
+        <w:t xml:space="preserve"> </w:t>
+      </w:r>
+      <w:hyperlink w:anchor="ref-githublicensing2026">
         <w:r>
           <w:rPr>
             <w:rStyle w:val="Hipervnculo"/>
           </w:rPr>
-          <w:t xml:space="preserve">Bain et al. 2007a</w:t>
+          <w:t xml:space="preserve">GitHub Docs 2026c</w:t>
         </w:r>
       </w:hyperlink>
       <w:r>
-        <w:t xml:space="preserve">;</w:t>
-      </w:r>
-      <w:r>
-        <w:t xml:space="preserve"> </w:t>
+        <w:t xml:space="preserve">)</w:t>
+      </w:r>
+      <w:r>
+        <w:t xml:space="preserve">.</w:t>
+      </w:r>
+    </w:p>
+    <w:p>
+      <w:pPr>
+        <w:pStyle w:val="Textoindependiente"/>
+      </w:pPr>
+      <w:r>
+        <w:t xml:space="preserve">No hace falta convertir cada consulta en un seminario de propiedad intelectual. Pero sí hace falta resistir la tentación de asumir que “está en GitHub” equivale a “está disponible para cualquier uso”. GitHub mismo advierte que la ausencia de licencia no crea permisos de reutilización, aunque el código sea visible y el repositorio pueda incluso ser forkeado dentro de la plataforma</w:t>
+      </w:r>
+      <w:r>
+        <w:t xml:space="preserve"> </w:t>
+      </w:r>
+      <w:r>
+        <w:t xml:space="preserve">(</w:t>
+      </w:r>
+      <w:hyperlink w:anchor="ref-githublicensing2026">
+        <w:r>
+          <w:rPr>
+            <w:rStyle w:val="Hipervnculo"/>
+          </w:rPr>
+          <w:t xml:space="preserve">GitHub Docs 2026c</w:t>
+        </w:r>
+      </w:hyperlink>
+      <w:r>
+        <w:t xml:space="preserve">)</w:t>
+      </w:r>
+      <w:r>
+        <w:t xml:space="preserve">.</w:t>
+      </w:r>
+    </w:p>
+    <w:bookmarkEnd w:id="547"/>
+    <w:bookmarkStart w:id="548" w:name="Xba8e3ef85d43f53a8f5126dbba3df12d6a4e251"/>
+    <w:p>
+      <w:pPr>
+        <w:pStyle w:val="Ttulo2"/>
+      </w:pPr>
+      <w:r>
+        <w:t xml:space="preserve">Por qué esto importa especialmente a un jurista</w:t>
+      </w:r>
+    </w:p>
+    <w:p>
+      <w:pPr>
+        <w:pStyle w:val="FirstParagraph"/>
+      </w:pPr>
+      <w:r>
+        <w:t xml:space="preserve">Para un estudiante de Derecho, este tutorial tiene un interés que va más allá del software. Obliga a distinguir entre acceso material y habilitación normativa, entre posibilidad técnica y permiso jurídico, entre disponibilidad de un recurso y condiciones de circulación</w:t>
+      </w:r>
+      <w:r>
+        <w:t xml:space="preserve"> </w:t>
+      </w:r>
+      <w:r>
+        <w:t xml:space="preserve">(</w:t>
       </w:r>
       <w:hyperlink w:anchor="ref-mendo2013reutilizacion">
         <w:r>
@@ -53683,7 +53464,7 @@
         <w:t xml:space="preserve">)</w:t>
       </w:r>
       <w:r>
-        <w:t xml:space="preserve">.</w:t>
+        <w:t xml:space="preserve">. Esa distinción aparece también en muchos otros ámbitos del trabajo jurídico contemporáneo: datos públicos, documentos administrativos, contenidos digitales, bases de datos y materiales colaborativos.</w:t>
       </w:r>
     </w:p>
     <w:p>
@@ -53691,7 +53472,7 @@
         <w:pStyle w:val="Textoindependiente"/>
       </w:pPr>
       <w:r>
-        <w:t xml:space="preserve">También importa por una razón más amplia: hablar de software libre no es hablar solo de precio o conveniencia técnica, sino de formas de producción colectiva de conocimiento, auditoría y circulación de herramientas que pueden ser estudiadas y corregidas por una comunidad</w:t>
+        <w:t xml:space="preserve">Además, la cuestión de las licencias enseña a leer infraestructura. Un jurista no solo interpreta normas estatales o contratos privados en sentido tradicional. También necesita entender cómo un entorno técnico incorpora reglas de uso, redistribución, trazabilidad y responsabilidad en sus propios artefactos</w:t>
       </w:r>
       <w:r>
         <w:t xml:space="preserve"> </w:t>
@@ -53728,22 +53509,14 @@
         <w:t xml:space="preserve">.</w:t>
       </w:r>
     </w:p>
-    <w:p>
-      <w:pPr>
-        <w:pStyle w:val="Textoindependiente"/>
-      </w:pPr>
-      <w:r>
-        <w:t xml:space="preserve">Para estudiantes de Derecho esto tiene un interés doble. Por un lado, porque muestra que la dimensión jurídica del entorno digital no aparece solo cuando hay litigio o regulación estatal. También aparece en decisiones cotidianas sobre uso, mezcla y redistribución de materiales. Por otro, porque enseña a leer la infraestructura digital con el mismo cuidado con que se leería una cláusula contractual relevante.</w:t>
-      </w:r>
-    </w:p>
-    <w:bookmarkEnd w:id="549"/>
-    <w:bookmarkStart w:id="550" w:name="aplicación-práctica"/>
+    <w:bookmarkEnd w:id="548"/>
+    <w:bookmarkStart w:id="549" w:name="aplicación-práctica-para-el-curso"/>
     <w:p>
       <w:pPr>
         <w:pStyle w:val="Ttulo2"/>
       </w:pPr>
       <w:r>
-        <w:t xml:space="preserve">Aplicación práctica</w:t>
+        <w:t xml:space="preserve">Aplicación práctica para el curso</w:t>
       </w:r>
     </w:p>
     <w:p>
@@ -53751,7 +53524,7 @@
         <w:pStyle w:val="FirstParagraph"/>
       </w:pPr>
       <w:r>
-        <w:t xml:space="preserve">Cuando uses recursos ajenos para una práctica o proyecto, sigue una secuencia simple: identifica la fuente, revisa la licencia, documenta qué reutilizaste y evita copiar sin criterio. Esa secuencia protege mejor tanto la trazabilidad académica como el cumplimiento básico de las reglas de reutilización</w:t>
+        <w:t xml:space="preserve">Cuando reutilices código, una plantilla, una imagen, una hoja de estilos o una pequeña función encontrada en otro repositorio, conviene seguir una secuencia sobria: identificar la fuente, leer la licencia, anotar qué tomaste y registrar bajo qué condiciones lo incorporaste</w:t>
       </w:r>
       <w:r>
         <w:t xml:space="preserve"> </w:t>
@@ -53797,63 +53570,15 @@
         <w:t xml:space="preserve">)</w:t>
       </w:r>
       <w:r>
-        <w:t xml:space="preserve">.</w:t>
-      </w:r>
-    </w:p>
-    <w:p>
-      <w:pPr>
-        <w:pStyle w:val="Compact"/>
-        <w:numPr>
-          <w:ilvl w:val="0"/>
-          <w:numId w:val="1139"/>
-        </w:numPr>
-      </w:pPr>
-      <w:r>
-        <w:t xml:space="preserve">identifica la fuente;</w:t>
-      </w:r>
-    </w:p>
-    <w:p>
-      <w:pPr>
-        <w:pStyle w:val="Compact"/>
-        <w:numPr>
-          <w:ilvl w:val="0"/>
-          <w:numId w:val="1139"/>
-        </w:numPr>
-      </w:pPr>
-      <w:r>
-        <w:t xml:space="preserve">revisa la licencia;</w:t>
-      </w:r>
-    </w:p>
-    <w:p>
-      <w:pPr>
-        <w:pStyle w:val="Compact"/>
-        <w:numPr>
-          <w:ilvl w:val="0"/>
-          <w:numId w:val="1139"/>
-        </w:numPr>
-      </w:pPr>
-      <w:r>
-        <w:t xml:space="preserve">documenta qué reutilizaste;</w:t>
-      </w:r>
-    </w:p>
-    <w:p>
-      <w:pPr>
-        <w:pStyle w:val="Compact"/>
-        <w:numPr>
-          <w:ilvl w:val="0"/>
-          <w:numId w:val="1139"/>
-        </w:numPr>
-      </w:pPr>
-      <w:r>
-        <w:t xml:space="preserve">evita copiar sin criterio.</w:t>
-      </w:r>
-    </w:p>
-    <w:p>
-      <w:pPr>
-        <w:pStyle w:val="FirstParagraph"/>
-      </w:pPr>
-      <w:r>
-        <w:t xml:space="preserve">Un buen ejemplo de esta lógica es el propio ecosistema Python: su historia institucional está asociada a una política de distribución abierta y a una documentación oficial pública, pero eso no elimina la necesidad de entender bajo qué licencia circulan el software y los materiales</w:t>
+        <w:t xml:space="preserve">. Esa disciplina protege tanto la integridad académica como el cumplimiento básico de reglas de reutilización.</w:t>
+      </w:r>
+    </w:p>
+    <w:p>
+      <w:pPr>
+        <w:pStyle w:val="Textoindependiente"/>
+      </w:pPr>
+      <w:r>
+        <w:t xml:space="preserve">Si la licencia es permisiva, la obligación quizá sea solo conservar avisos y atribución. Si es copyleft, el problema puede desplazarse hacia la obligación de mantener la misma licencia en determinadas redistribuciones. Si no hay licencia, lo prudente es no asumir permiso donde el titular no lo ha concedido expresamente</w:t>
       </w:r>
       <w:r>
         <w:t xml:space="preserve"> </w:t>
@@ -53861,299 +53586,7 @@
       <w:r>
         <w:t xml:space="preserve">(</w:t>
       </w:r>
-      <w:hyperlink w:anchor="ref-pythonlicense2026">
-        <w:r>
-          <w:rPr>
-            <w:rStyle w:val="Hipervnculo"/>
-          </w:rPr>
-          <w:t xml:space="preserve">Python Documentation 2026c</w:t>
-        </w:r>
-      </w:hyperlink>
-      <w:r>
-        <w:t xml:space="preserve">)</w:t>
-      </w:r>
-      <w:r>
-        <w:t xml:space="preserve">.</w:t>
-      </w:r>
-    </w:p>
-    <w:p>
-      <w:pPr>
-        <w:pStyle w:val="Textoindependiente"/>
-      </w:pPr>
-      <w:r>
-        <w:t xml:space="preserve">Si tomas una porción de código, una plantilla, una imagen o una hoja de estilos, procura dejar rastro claro de dos cosas: de dónde salió y en qué condiciones se reutilizó. Esa trazabilidad es útil incluso cuando la licencia es permisiva, porque evita que el proyecto quede apoyado en materiales cuya procedencia luego nadie puede reconstruir.</w:t>
-      </w:r>
-    </w:p>
-    <w:bookmarkEnd w:id="550"/>
-    <w:bookmarkStart w:id="553" w:name="qué-errores-conviene-evitar"/>
-    <w:p>
-      <w:pPr>
-        <w:pStyle w:val="Ttulo2"/>
-      </w:pPr>
-      <w:r>
-        <w:t xml:space="preserve">Qué errores conviene evitar</w:t>
-      </w:r>
-    </w:p>
-    <w:p>
-      <w:pPr>
-        <w:pStyle w:val="FirstParagraph"/>
-      </w:pPr>
-      <w:r>
-        <w:t xml:space="preserve">Hay al menos cuatro errores frecuentes en esta materia:</w:t>
-      </w:r>
-    </w:p>
-    <w:p>
-      <w:pPr>
-        <w:pStyle w:val="Compact"/>
-        <w:numPr>
-          <w:ilvl w:val="0"/>
-          <w:numId w:val="1140"/>
-        </w:numPr>
-      </w:pPr>
-      <w:r>
-        <w:t xml:space="preserve">creer que “está en GitHub” equivale a “puedo usarlo como quiera”;</w:t>
-      </w:r>
-    </w:p>
-    <w:p>
-      <w:pPr>
-        <w:pStyle w:val="Compact"/>
-        <w:numPr>
-          <w:ilvl w:val="0"/>
-          <w:numId w:val="1140"/>
-        </w:numPr>
-      </w:pPr>
-      <w:r>
-        <w:t xml:space="preserve">confundir software libre con ausencia total de condiciones;</w:t>
-      </w:r>
-    </w:p>
-    <w:p>
-      <w:pPr>
-        <w:pStyle w:val="Compact"/>
-        <w:numPr>
-          <w:ilvl w:val="0"/>
-          <w:numId w:val="1140"/>
-        </w:numPr>
-      </w:pPr>
-      <w:r>
-        <w:t xml:space="preserve">reutilizar materiales sin guardar la fuente;</w:t>
-      </w:r>
-    </w:p>
-    <w:p>
-      <w:pPr>
-        <w:pStyle w:val="Compact"/>
-        <w:numPr>
-          <w:ilvl w:val="0"/>
-          <w:numId w:val="1140"/>
-        </w:numPr>
-      </w:pPr>
-      <w:r>
-        <w:t xml:space="preserve">mezclar recursos con licencias incompatibles sin notarlo.</w:t>
-      </w:r>
-    </w:p>
-    <w:p>
-      <w:pPr>
-        <w:pStyle w:val="FirstParagraph"/>
-      </w:pPr>
-      <w:r>
-        <w:t xml:space="preserve">Ninguno de estos errores suele venir de mala fe. Casi siempre vienen de prisa, descuido o falta de hábito. Por eso conviene tratar la revisión de licencias como parte normal del flujo de trabajo, no como un trámite excepcional.</w:t>
-      </w:r>
-    </w:p>
-    <w:tbl>
-      <w:tblPr>
-        <w:tblStyle w:val="Table"/>
-        <w:tblLook w:firstRow="0" w:lastRow="0" w:firstColumn="0" w:lastColumn="0" w:noHBand="0" w:noVBand="0" w:val="0000"/>
-        <w:tblBorders>
-          <w:top w:val="single" w:sz="4" w:space="0" w:color="00A047"/>
-          <w:left w:val="single" w:sz="24" w:space="0" w:color="00A047"/>
-          <w:bottom w:val="single" w:sz="4" w:space="0" w:color="00A047"/>
-          <w:right w:val="single" w:sz="4" w:space="0" w:color="00A047"/>
-        </w:tblBorders>
-        <w:tblCellMar>
-          <w:left w:w="144" w:type="dxa"/>
-          <w:right w:w="144" w:type="dxa"/>
-        </w:tblCellMar>
-        <w:tblLook w:firstRow="0" w:lastRow="0" w:firstColumn="0" w:lastColumn="0" w:noHBand="0" w:noVBand="0" w:val="0000"/>
-      </w:tblPr>
-      <w:tr>
-        <w:trPr>
-          <w:cantSplit/>
-        </w:trPr>
-        <w:tc>
-          <w:tcPr>
-            <w:shd w:color="auto" w:fill="ccf1e3" w:val="clear"/>
-            <w:tcMar>
-              <w:top w:w="92" w:type="dxa"/>
-              <w:bottom w:w="92" w:type="dxa"/>
-            </w:tcMar>
-          </w:tcPr>
-          <w:p>
-            <w:pPr>
-              <w:pStyle w:val="Textoindependiente"/>
-            </w:pPr>
-            <w:pPr>
-              <w:spacing w:before="0" w:after="0"/>
-              <w:textAlignment w:val="center"/>
-            </w:pPr>
-            <w:r>
-              <w:drawing>
-                <wp:inline>
-                  <wp:extent cx="152400" cy="152400"/>
-                  <wp:effectExtent b="0" l="0" r="0" t="0"/>
-                  <wp:docPr descr="" title="" id="551" name="Picture"/>
-                  <a:graphic>
-                    <a:graphicData uri="http://schemas.openxmlformats.org/drawingml/2006/picture">
-                      <pic:pic>
-                        <pic:nvPicPr>
-                          <pic:cNvPr descr="/Applications/quarto/share/formats/docx/tip.png" id="552" name="Picture"/>
-                          <pic:cNvPicPr>
-                            <a:picLocks noChangeArrowheads="1" noChangeAspect="1"/>
-                          </pic:cNvPicPr>
-                        </pic:nvPicPr>
-                        <pic:blipFill>
-                          <a:blip r:embed="rId32"/>
-                          <a:stretch>
-                            <a:fillRect/>
-                          </a:stretch>
-                        </pic:blipFill>
-                        <pic:spPr bwMode="auto">
-                          <a:xfrm>
-                            <a:off x="0" y="0"/>
-                            <a:ext cx="152400" cy="152400"/>
-                          </a:xfrm>
-                          <a:prstGeom prst="rect">
-                            <a:avLst/>
-                          </a:prstGeom>
-                          <a:noFill/>
-                          <a:ln w="9525">
-                            <a:noFill/>
-                            <a:headEnd/>
-                            <a:tailEnd/>
-                          </a:ln>
-                        </pic:spPr>
-                      </pic:pic>
-                    </a:graphicData>
-                  </a:graphic>
-                </wp:inline>
-              </w:drawing>
-            </w:r>
-            <w:r>
-              <w:t xml:space="preserve"> </w:t>
-            </w:r>
-            <w:r>
-              <w:t xml:space="preserve"> </w:t>
-            </w:r>
-            <w:r>
-              <w:t xml:space="preserve">Lo relevante en este curso</w:t>
-            </w:r>
-          </w:p>
-        </w:tc>
-      </w:tr>
-      <w:tr>
-        <w:trPr>
-          <w:cantSplit/>
-        </w:trPr>
-        <w:tc>
-          <w:tcPr>
-            <w:tcMar>
-              <w:top w:w="108" w:type="dxa"/>
-              <w:bottom w:w="108" w:type="dxa"/>
-            </w:tcMar>
-          </w:tcPr>
-          <w:p>
-            <w:pPr>
-              <w:pStyle w:val="Textoindependiente"/>
-            </w:pPr>
-            <w:pPr>
-              <w:spacing w:before="16" w:after="16"/>
-            </w:pPr>
-            <w:r>
-              <w:t xml:space="preserve">No se espera una teoría exhaustiva de licencias. Se espera una cultura mínima de reutilización responsable: saber mirar un archivo</w:t>
-            </w:r>
-            <w:r>
-              <w:t xml:space="preserve"> </w:t>
-            </w:r>
-            <w:r>
-              <w:rPr>
-                <w:rStyle w:val="VerbatimChar"/>
-              </w:rPr>
-              <w:t xml:space="preserve">LICENSE</w:t>
-            </w:r>
-            <w:r>
-              <w:t xml:space="preserve">, reconocer que las libertades de uso están condicionadas jurídicamente y dejar rastro claro de las fuentes empleadas</w:t>
-            </w:r>
-            <w:r>
-              <w:t xml:space="preserve"> </w:t>
-            </w:r>
-            <w:r>
-              <w:t xml:space="preserve">(</w:t>
-            </w:r>
-            <w:hyperlink w:anchor="ref-bain2007softwarelibre2">
-              <w:r>
-                <w:rPr>
-                  <w:rStyle w:val="Hipervnculo"/>
-                </w:rPr>
-                <w:t xml:space="preserve">Bain et al. 2007b</w:t>
-              </w:r>
-            </w:hyperlink>
-            <w:r>
-              <w:t xml:space="preserve">;</w:t>
-            </w:r>
-            <w:r>
-              <w:t xml:space="preserve"> </w:t>
-            </w:r>
-            <w:hyperlink w:anchor="ref-jacovkis2009softwarelibre">
-              <w:r>
-                <w:rPr>
-                  <w:rStyle w:val="Hipervnculo"/>
-                </w:rPr>
-                <w:t xml:space="preserve">Jacovkis 2009</w:t>
-              </w:r>
-            </w:hyperlink>
-            <w:r>
-              <w:t xml:space="preserve">)</w:t>
-            </w:r>
-            <w:r>
-              <w:t xml:space="preserve">.</w:t>
-            </w:r>
-          </w:p>
-          <w:p/>
-        </w:tc>
-      </w:tr>
-    </w:tbl>
-    <w:bookmarkEnd w:id="553"/>
-    <w:bookmarkEnd w:id="554"/>
-    <w:bookmarkStart w:id="567" w:name="tutorial-github-pages"/>
-    <w:p>
-      <w:pPr>
-        <w:pStyle w:val="Ttulo1"/>
-      </w:pPr>
-      <w:r>
-        <w:t xml:space="preserve">Tutorial: GitHub Pages</w:t>
-      </w:r>
-    </w:p>
-    <w:bookmarkStart w:id="555" w:name="para-qué-sirve-este-tutorial-4"/>
-    <w:p>
-      <w:pPr>
-        <w:pStyle w:val="Ttulo2"/>
-      </w:pPr>
-      <w:r>
-        <w:t xml:space="preserve">¿Para qué sirve este tutorial?</w:t>
-      </w:r>
-    </w:p>
-    <w:p>
-      <w:pPr>
-        <w:pStyle w:val="FirstParagraph"/>
-      </w:pPr>
-      <w:r>
-        <w:t xml:space="preserve">GitHub Pages permite publicar sitios estáticos directamente desde un repositorio. En este curso resulta especialmente útil porque une dos cosas que conviene no separar: la página visible y el proceso técnico que la produjo. Cuando el sitio se publica desde el mismo repositorio donde fue escrito, también queda trazabilidad sobre sus cambios</w:t>
-      </w:r>
-      <w:r>
-        <w:t xml:space="preserve"> </w:t>
-      </w:r>
-      <w:r>
-        <w:t xml:space="preserve">(</w:t>
-      </w:r>
-      <w:hyperlink w:anchor="ref-githubpages2026">
+      <w:hyperlink w:anchor="ref-githublicensing2026">
         <w:r>
           <w:rPr>
             <w:rStyle w:val="Hipervnculo"/>
@@ -54162,14 +53595,165 @@
         </w:r>
       </w:hyperlink>
       <w:r>
+        <w:t xml:space="preserve">;</w:t>
+      </w:r>
+      <w:r>
+        <w:t xml:space="preserve"> </w:t>
+      </w:r>
+      <w:hyperlink w:anchor="ref-choosealicense2026">
+        <w:r>
+          <w:rPr>
+            <w:rStyle w:val="Hipervnculo"/>
+          </w:rPr>
+          <w:t xml:space="preserve">Choose a License 2026a</w:t>
+        </w:r>
+      </w:hyperlink>
+      <w:r>
         <w:t xml:space="preserve">)</w:t>
       </w:r>
       <w:r>
         <w:t xml:space="preserve">.</w:t>
       </w:r>
     </w:p>
-    <w:bookmarkEnd w:id="555"/>
-    <w:bookmarkStart w:id="556" w:name="una-historia-breve-antes-de-publicar"/>
+    <w:bookmarkEnd w:id="549"/>
+    <w:bookmarkStart w:id="550" w:name="cierre-2"/>
+    <w:p>
+      <w:pPr>
+        <w:pStyle w:val="Ttulo2"/>
+      </w:pPr>
+      <w:r>
+        <w:t xml:space="preserve">Cierre</w:t>
+      </w:r>
+    </w:p>
+    <w:p>
+      <w:pPr>
+        <w:pStyle w:val="FirstParagraph"/>
+      </w:pPr>
+      <w:r>
+        <w:t xml:space="preserve">La lección principal de este tutorial es sencilla, aunque no trivial. En GitHub no basta con saber clonar, copiar o pegar. También importa saber bajo qué régimen jurídico circula lo que estás usando. El copyright no desaparece porque el archivo sea público; el copyleft no elimina el derecho de autor, sino que lo usa para imponer reciprocidad; y las licencias permisivas no significan ausencia de reglas, sino reglas más livianas</w:t>
+      </w:r>
+      <w:r>
+        <w:t xml:space="preserve"> </w:t>
+      </w:r>
+      <w:r>
+        <w:t xml:space="preserve">(</w:t>
+      </w:r>
+      <w:hyperlink w:anchor="ref-bain2007softwarelibre1">
+        <w:r>
+          <w:rPr>
+            <w:rStyle w:val="Hipervnculo"/>
+          </w:rPr>
+          <w:t xml:space="preserve">Bain et al. 2007a</w:t>
+        </w:r>
+      </w:hyperlink>
+      <w:r>
+        <w:t xml:space="preserve">,</w:t>
+      </w:r>
+      <w:r>
+        <w:t xml:space="preserve"> </w:t>
+      </w:r>
+      <w:hyperlink w:anchor="ref-bain2007softwarelibre2">
+        <w:r>
+          <w:rPr>
+            <w:rStyle w:val="Hipervnculo"/>
+          </w:rPr>
+          <w:t xml:space="preserve">2007b</w:t>
+        </w:r>
+      </w:hyperlink>
+      <w:r>
+        <w:t xml:space="preserve">;</w:t>
+      </w:r>
+      <w:r>
+        <w:t xml:space="preserve"> </w:t>
+      </w:r>
+      <w:hyperlink w:anchor="ref-choosealicenselicenses2026">
+        <w:r>
+          <w:rPr>
+            <w:rStyle w:val="Hipervnculo"/>
+          </w:rPr>
+          <w:t xml:space="preserve">Choose a License 2026b</w:t>
+        </w:r>
+      </w:hyperlink>
+      <w:r>
+        <w:t xml:space="preserve">)</w:t>
+      </w:r>
+      <w:r>
+        <w:t xml:space="preserve">.</w:t>
+      </w:r>
+    </w:p>
+    <w:p>
+      <w:pPr>
+        <w:pStyle w:val="Textoindependiente"/>
+      </w:pPr>
+      <w:r>
+        <w:t xml:space="preserve">Si el curso busca formar una cultura mínima de trabajo responsable, entonces revisar un archivo</w:t>
+      </w:r>
+      <w:r>
+        <w:t xml:space="preserve"> </w:t>
+      </w:r>
+      <w:r>
+        <w:rPr>
+          <w:rStyle w:val="VerbatimChar"/>
+        </w:rPr>
+        <w:t xml:space="preserve">LICENSE</w:t>
+      </w:r>
+      <w:r>
+        <w:t xml:space="preserve"> </w:t>
+      </w:r>
+      <w:r>
+        <w:t xml:space="preserve">debería sentirse tan normal como revisar la fuente de una cita o la fecha de una norma. En ambos casos, lo que está en juego es la misma virtud: no trabajar sobre supuestos vagos cuando el propio material ofrece la información necesaria para decidir mejor.</w:t>
+      </w:r>
+    </w:p>
+    <w:bookmarkEnd w:id="550"/>
+    <w:bookmarkEnd w:id="551"/>
+    <w:bookmarkStart w:id="564" w:name="tutorial-github-pages"/>
+    <w:p>
+      <w:pPr>
+        <w:pStyle w:val="Ttulo1"/>
+      </w:pPr>
+      <w:r>
+        <w:t xml:space="preserve">Tutorial: GitHub Pages</w:t>
+      </w:r>
+    </w:p>
+    <w:bookmarkStart w:id="552" w:name="para-qué-sirve-este-tutorial-4"/>
+    <w:p>
+      <w:pPr>
+        <w:pStyle w:val="Ttulo2"/>
+      </w:pPr>
+      <w:r>
+        <w:t xml:space="preserve">¿Para qué sirve este tutorial?</w:t>
+      </w:r>
+    </w:p>
+    <w:p>
+      <w:pPr>
+        <w:pStyle w:val="FirstParagraph"/>
+      </w:pPr>
+      <w:r>
+        <w:t xml:space="preserve">GitHub Pages permite publicar sitios estáticos directamente desde un repositorio. En este curso resulta especialmente útil porque une dos cosas que conviene no separar: la página visible y el proceso técnico que la produjo. Cuando el sitio se publica desde el mismo repositorio donde fue escrito, también queda trazabilidad sobre sus cambios</w:t>
+      </w:r>
+      <w:r>
+        <w:t xml:space="preserve"> </w:t>
+      </w:r>
+      <w:r>
+        <w:t xml:space="preserve">(</w:t>
+      </w:r>
+      <w:hyperlink w:anchor="ref-githubpages2026">
+        <w:r>
+          <w:rPr>
+            <w:rStyle w:val="Hipervnculo"/>
+          </w:rPr>
+          <w:t xml:space="preserve">GitHub Docs 2026d</w:t>
+        </w:r>
+      </w:hyperlink>
+      <w:r>
+        <w:t xml:space="preserve">)</w:t>
+      </w:r>
+      <w:r>
+        <w:t xml:space="preserve">.</w:t>
+      </w:r>
+    </w:p>
+    <w:bookmarkEnd w:id="552"/>
+    <w:bookmarkStart w:id="553" w:name="una-historia-breve-antes-de-publicar"/>
     <w:p>
       <w:pPr>
         <w:pStyle w:val="Ttulo2"/>
@@ -54308,7 +53892,7 @@
           <w:rPr>
             <w:rStyle w:val="Hipervnculo"/>
           </w:rPr>
-          <w:t xml:space="preserve">GitHub Docs 2026c</w:t>
+          <w:t xml:space="preserve">GitHub Docs 2026d</w:t>
         </w:r>
       </w:hyperlink>
       <w:r>
@@ -54318,8 +53902,8 @@
         <w:t xml:space="preserve">. Pero la intuición fundacional sigue siendo la misma: publicar desde el repositorio sin romper la trazabilidad del trabajo.</w:t>
       </w:r>
     </w:p>
-    <w:bookmarkEnd w:id="556"/>
-    <w:bookmarkStart w:id="557" w:name="qué-necesitas-antes"/>
+    <w:bookmarkEnd w:id="553"/>
+    <w:bookmarkStart w:id="554" w:name="qué-necesitas-antes"/>
     <w:p>
       <w:pPr>
         <w:pStyle w:val="Ttulo2"/>
@@ -54333,7 +53917,7 @@
         <w:pStyle w:val="Compact"/>
         <w:numPr>
           <w:ilvl w:val="0"/>
-          <w:numId w:val="1141"/>
+          <w:numId w:val="1128"/>
         </w:numPr>
       </w:pPr>
       <w:r>
@@ -54350,7 +53934,7 @@
           <w:rPr>
             <w:rStyle w:val="Hipervnculo"/>
           </w:rPr>
-          <w:t xml:space="preserve">GitHub Docs 2026c</w:t>
+          <w:t xml:space="preserve">GitHub Docs 2026d</w:t>
         </w:r>
       </w:hyperlink>
       <w:r>
@@ -54365,7 +53949,7 @@
         <w:pStyle w:val="Compact"/>
         <w:numPr>
           <w:ilvl w:val="0"/>
-          <w:numId w:val="1141"/>
+          <w:numId w:val="1128"/>
         </w:numPr>
       </w:pPr>
       <w:r>
@@ -54382,7 +53966,7 @@
           <w:rPr>
             <w:rStyle w:val="Hipervnculo"/>
           </w:rPr>
-          <w:t xml:space="preserve">GitHub Docs 2026c</w:t>
+          <w:t xml:space="preserve">GitHub Docs 2026d</w:t>
         </w:r>
       </w:hyperlink>
       <w:r>
@@ -54425,7 +54009,7 @@
         <w:pStyle w:val="Compact"/>
         <w:numPr>
           <w:ilvl w:val="0"/>
-          <w:numId w:val="1141"/>
+          <w:numId w:val="1128"/>
         </w:numPr>
       </w:pPr>
       <w:r>
@@ -54487,8 +54071,8 @@
         <w:t xml:space="preserve">y una carpeta de imágenes pueden bastar. Lo importante no es tener muchos archivos, sino que las rutas estén claras y que sepas qué archivo funciona como punto de entrada.</w:t>
       </w:r>
     </w:p>
-    <w:bookmarkEnd w:id="557"/>
-    <w:bookmarkStart w:id="558" w:name="flujo-general"/>
+    <w:bookmarkEnd w:id="554"/>
+    <w:bookmarkStart w:id="555" w:name="flujo-general"/>
     <w:p>
       <w:pPr>
         <w:pStyle w:val="Ttulo2"/>
@@ -54515,7 +54099,7 @@
           <w:rPr>
             <w:rStyle w:val="Hipervnculo"/>
           </w:rPr>
-          <w:t xml:space="preserve">GitHub Docs 2026c</w:t>
+          <w:t xml:space="preserve">GitHub Docs 2026d</w:t>
         </w:r>
       </w:hyperlink>
       <w:r>
@@ -54544,7 +54128,7 @@
         <w:pStyle w:val="Compact"/>
         <w:numPr>
           <w:ilvl w:val="0"/>
-          <w:numId w:val="1142"/>
+          <w:numId w:val="1129"/>
         </w:numPr>
       </w:pPr>
       <w:r>
@@ -54556,7 +54140,7 @@
         <w:pStyle w:val="Compact"/>
         <w:numPr>
           <w:ilvl w:val="0"/>
-          <w:numId w:val="1142"/>
+          <w:numId w:val="1129"/>
         </w:numPr>
       </w:pPr>
       <w:r>
@@ -54568,7 +54152,7 @@
         <w:pStyle w:val="Compact"/>
         <w:numPr>
           <w:ilvl w:val="0"/>
-          <w:numId w:val="1142"/>
+          <w:numId w:val="1129"/>
         </w:numPr>
       </w:pPr>
       <w:r>
@@ -54580,7 +54164,7 @@
         <w:pStyle w:val="Compact"/>
         <w:numPr>
           <w:ilvl w:val="0"/>
-          <w:numId w:val="1142"/>
+          <w:numId w:val="1129"/>
         </w:numPr>
       </w:pPr>
       <w:r>
@@ -54592,7 +54176,7 @@
         <w:pStyle w:val="Compact"/>
         <w:numPr>
           <w:ilvl w:val="0"/>
-          <w:numId w:val="1142"/>
+          <w:numId w:val="1129"/>
         </w:numPr>
       </w:pPr>
       <w:r>
@@ -54622,8 +54206,8 @@
         <w:t xml:space="preserve">existe, si las rutas son correctas o si el último cambio realmente llegó al remoto.</w:t>
       </w:r>
     </w:p>
-    <w:bookmarkEnd w:id="558"/>
-    <w:bookmarkStart w:id="559" w:name="paso-1.-prepara-la-estructura-del-sitio"/>
+    <w:bookmarkEnd w:id="555"/>
+    <w:bookmarkStart w:id="556" w:name="paso-1.-prepara-la-estructura-del-sitio"/>
     <w:p>
       <w:pPr>
         <w:pStyle w:val="Ttulo2"/>
@@ -54679,7 +54263,7 @@
         <w:pStyle w:val="Compact"/>
         <w:numPr>
           <w:ilvl w:val="0"/>
-          <w:numId w:val="1143"/>
+          <w:numId w:val="1130"/>
         </w:numPr>
       </w:pPr>
       <w:r>
@@ -54703,7 +54287,7 @@
         <w:pStyle w:val="Compact"/>
         <w:numPr>
           <w:ilvl w:val="0"/>
-          <w:numId w:val="1143"/>
+          <w:numId w:val="1130"/>
         </w:numPr>
       </w:pPr>
       <w:r>
@@ -54715,7 +54299,7 @@
         <w:pStyle w:val="Compact"/>
         <w:numPr>
           <w:ilvl w:val="0"/>
-          <w:numId w:val="1143"/>
+          <w:numId w:val="1130"/>
         </w:numPr>
       </w:pPr>
       <w:r>
@@ -54727,7 +54311,7 @@
         <w:pStyle w:val="Compact"/>
         <w:numPr>
           <w:ilvl w:val="0"/>
-          <w:numId w:val="1143"/>
+          <w:numId w:val="1130"/>
         </w:numPr>
       </w:pPr>
       <w:r>
@@ -54742,8 +54326,8 @@
         <w:t xml:space="preserve">Un error muy frecuente es que la página “funcione” en local porque el navegador recuerda archivos o rutas del sistema, pero falle al publicarse porque GitHub Pages solo ve lo que realmente está dentro del repositorio.</w:t>
       </w:r>
     </w:p>
-    <w:bookmarkEnd w:id="559"/>
-    <w:bookmarkStart w:id="560" w:name="paso-2.-sincroniza-el-repositorio"/>
+    <w:bookmarkEnd w:id="556"/>
+    <w:bookmarkStart w:id="557" w:name="paso-2.-sincroniza-el-repositorio"/>
     <w:p>
       <w:pPr>
         <w:pStyle w:val="Ttulo2"/>
@@ -54848,8 +54432,8 @@
         <w:t xml:space="preserve">No siempre necesitarás estos cuatro comandos exactamente en ese momento, pero sí necesitas asegurarte de que la versión que GitHub va a publicar sea la correcta. Publicar desde una versión desactualizada es una de las formas más comunes de perder tiempo.</w:t>
       </w:r>
     </w:p>
-    <w:bookmarkEnd w:id="560"/>
-    <w:bookmarkStart w:id="561" w:name="paso-3.-activa-github-pages"/>
+    <w:bookmarkEnd w:id="557"/>
+    <w:bookmarkStart w:id="558" w:name="paso-3.-activa-github-pages"/>
     <w:p>
       <w:pPr>
         <w:pStyle w:val="Ttulo2"/>
@@ -54876,7 +54460,7 @@
           <w:rPr>
             <w:rStyle w:val="Hipervnculo"/>
           </w:rPr>
-          <w:t xml:space="preserve">GitHub Docs 2026c</w:t>
+          <w:t xml:space="preserve">GitHub Docs 2026d</w:t>
         </w:r>
       </w:hyperlink>
       <w:r>
@@ -54894,8 +54478,8 @@
         <w:t xml:space="preserve">Aquí conviene fijarse en algo muy concreto: no toda configuración “guarda” inmediatamente un sitio visible. A veces GitHub necesita unos minutos para procesar la publicación. Por eso, después de activar Pages, no saques conclusiones demasiado rápido si la URL todavía no responde.</w:t>
       </w:r>
     </w:p>
-    <w:bookmarkEnd w:id="561"/>
-    <w:bookmarkStart w:id="564" w:name="paso-4.-verifica-la-url-pública"/>
+    <w:bookmarkEnd w:id="558"/>
+    <w:bookmarkStart w:id="561" w:name="paso-4.-verifica-la-url-pública"/>
     <w:p>
       <w:pPr>
         <w:pStyle w:val="Ttulo2"/>
@@ -54917,7 +54501,7 @@
         <w:pStyle w:val="Compact"/>
         <w:numPr>
           <w:ilvl w:val="0"/>
-          <w:numId w:val="1144"/>
+          <w:numId w:val="1131"/>
         </w:numPr>
       </w:pPr>
       <w:r>
@@ -54929,7 +54513,7 @@
         <w:pStyle w:val="Compact"/>
         <w:numPr>
           <w:ilvl w:val="0"/>
-          <w:numId w:val="1144"/>
+          <w:numId w:val="1131"/>
         </w:numPr>
       </w:pPr>
       <w:r>
@@ -54941,7 +54525,7 @@
         <w:pStyle w:val="Compact"/>
         <w:numPr>
           <w:ilvl w:val="0"/>
-          <w:numId w:val="1144"/>
+          <w:numId w:val="1131"/>
         </w:numPr>
       </w:pPr>
       <w:r>
@@ -54953,7 +54537,7 @@
         <w:pStyle w:val="Compact"/>
         <w:numPr>
           <w:ilvl w:val="0"/>
-          <w:numId w:val="1144"/>
+          <w:numId w:val="1131"/>
         </w:numPr>
       </w:pPr>
       <w:r>
@@ -54965,7 +54549,7 @@
         <w:pStyle w:val="Compact"/>
         <w:numPr>
           <w:ilvl w:val="0"/>
-          <w:numId w:val="1144"/>
+          <w:numId w:val="1131"/>
         </w:numPr>
       </w:pPr>
       <w:r>
@@ -55021,12 +54605,12 @@
                 <wp:inline>
                   <wp:extent cx="152400" cy="152400"/>
                   <wp:effectExtent b="0" l="0" r="0" t="0"/>
-                  <wp:docPr descr="" title="" id="562" name="Picture"/>
+                  <wp:docPr descr="" title="" id="559" name="Picture"/>
                   <a:graphic>
                     <a:graphicData uri="http://schemas.openxmlformats.org/drawingml/2006/picture">
                       <pic:pic>
                         <pic:nvPicPr>
-                          <pic:cNvPr descr="/Applications/quarto/share/formats/docx/important.png" id="563" name="Picture"/>
+                          <pic:cNvPr descr="/Applications/quarto/share/formats/docx/important.png" id="560" name="Picture"/>
                           <pic:cNvPicPr>
                             <a:picLocks noChangeArrowheads="1" noChangeAspect="1"/>
                           </pic:cNvPicPr>
@@ -55102,7 +54686,7 @@
                 <w:rPr>
                   <w:rStyle w:val="Hipervnculo"/>
                 </w:rPr>
-                <w:t xml:space="preserve">GitHub Docs 2026c</w:t>
+                <w:t xml:space="preserve">GitHub Docs 2026d</w:t>
               </w:r>
             </w:hyperlink>
             <w:r>
@@ -55116,8 +54700,8 @@
         </w:tc>
       </w:tr>
     </w:tbl>
-    <w:bookmarkEnd w:id="564"/>
-    <w:bookmarkStart w:id="565" w:name="qué-revisar-si-no-publica-bien"/>
+    <w:bookmarkEnd w:id="561"/>
+    <w:bookmarkStart w:id="562" w:name="qué-revisar-si-no-publica-bien"/>
     <w:p>
       <w:pPr>
         <w:pStyle w:val="Ttulo2"/>
@@ -55131,7 +54715,7 @@
         <w:pStyle w:val="Compact"/>
         <w:numPr>
           <w:ilvl w:val="0"/>
-          <w:numId w:val="1145"/>
+          <w:numId w:val="1132"/>
         </w:numPr>
       </w:pPr>
       <w:r>
@@ -55175,7 +54759,7 @@
         <w:pStyle w:val="Compact"/>
         <w:numPr>
           <w:ilvl w:val="0"/>
-          <w:numId w:val="1145"/>
+          <w:numId w:val="1132"/>
         </w:numPr>
       </w:pPr>
       <w:r>
@@ -55192,7 +54776,7 @@
           <w:rPr>
             <w:rStyle w:val="Hipervnculo"/>
           </w:rPr>
-          <w:t xml:space="preserve">GitHub Docs 2026c</w:t>
+          <w:t xml:space="preserve">GitHub Docs 2026d</w:t>
         </w:r>
       </w:hyperlink>
       <w:r>
@@ -55221,7 +54805,7 @@
         <w:pStyle w:val="Compact"/>
         <w:numPr>
           <w:ilvl w:val="0"/>
-          <w:numId w:val="1145"/>
+          <w:numId w:val="1132"/>
         </w:numPr>
       </w:pPr>
       <w:r>
@@ -55253,7 +54837,7 @@
         <w:pStyle w:val="Compact"/>
         <w:numPr>
           <w:ilvl w:val="0"/>
-          <w:numId w:val="1145"/>
+          <w:numId w:val="1132"/>
         </w:numPr>
       </w:pPr>
       <w:r>
@@ -55270,7 +54854,7 @@
           <w:rPr>
             <w:rStyle w:val="Hipervnculo"/>
           </w:rPr>
-          <w:t xml:space="preserve">GitHub Docs 2026c</w:t>
+          <w:t xml:space="preserve">GitHub Docs 2026d</w:t>
         </w:r>
       </w:hyperlink>
       <w:r>
@@ -55293,7 +54877,7 @@
         <w:pStyle w:val="Compact"/>
         <w:numPr>
           <w:ilvl w:val="0"/>
-          <w:numId w:val="1146"/>
+          <w:numId w:val="1133"/>
         </w:numPr>
       </w:pPr>
       <w:r>
@@ -55317,7 +54901,7 @@
         <w:pStyle w:val="Compact"/>
         <w:numPr>
           <w:ilvl w:val="0"/>
-          <w:numId w:val="1146"/>
+          <w:numId w:val="1133"/>
         </w:numPr>
       </w:pPr>
       <w:r>
@@ -55329,7 +54913,7 @@
         <w:pStyle w:val="Compact"/>
         <w:numPr>
           <w:ilvl w:val="0"/>
-          <w:numId w:val="1146"/>
+          <w:numId w:val="1133"/>
         </w:numPr>
       </w:pPr>
       <w:r>
@@ -55341,7 +54925,7 @@
         <w:pStyle w:val="Compact"/>
         <w:numPr>
           <w:ilvl w:val="0"/>
-          <w:numId w:val="1146"/>
+          <w:numId w:val="1133"/>
         </w:numPr>
       </w:pPr>
       <w:r>
@@ -55353,7 +54937,7 @@
         <w:pStyle w:val="Compact"/>
         <w:numPr>
           <w:ilvl w:val="0"/>
-          <w:numId w:val="1146"/>
+          <w:numId w:val="1133"/>
         </w:numPr>
       </w:pPr>
       <w:r>
@@ -55368,8 +54952,8 @@
         <w:t xml:space="preserve">Resolver problemas en ese orden suele ser más eficaz que cambiar varias cosas al azar.</w:t>
       </w:r>
     </w:p>
-    <w:bookmarkEnd w:id="565"/>
-    <w:bookmarkStart w:id="566" w:name="recomendación-final-1"/>
+    <w:bookmarkEnd w:id="562"/>
+    <w:bookmarkStart w:id="563" w:name="recomendación-final"/>
     <w:p>
       <w:pPr>
         <w:pStyle w:val="Ttulo2"/>
@@ -55396,7 +54980,7 @@
           <w:rPr>
             <w:rStyle w:val="Hipervnculo"/>
           </w:rPr>
-          <w:t xml:space="preserve">GitHub Docs 2026c</w:t>
+          <w:t xml:space="preserve">GitHub Docs 2026d</w:t>
         </w:r>
       </w:hyperlink>
       <w:r>
@@ -55428,9 +55012,9 @@
         <w:t xml:space="preserve">Hay una buena razón para no dejar esto para el último día: Pages funciona mejor cuando se usa como parte del flujo de trabajo, no como ceremonia final. Si publicas temprano, cada mejora del sitio puede aparecer también como mejora visible de tu proceso.</w:t>
       </w:r>
     </w:p>
-    <w:bookmarkEnd w:id="566"/>
-    <w:bookmarkEnd w:id="567"/>
-    <w:bookmarkStart w:id="648" w:name="referencias"/>
+    <w:bookmarkEnd w:id="563"/>
+    <w:bookmarkEnd w:id="564"/>
+    <w:bookmarkStart w:id="655" w:name="referencias"/>
     <w:p>
       <w:pPr>
         <w:pStyle w:val="Ttulo1"/>
@@ -55439,8 +55023,8 @@
         <w:t xml:space="preserve">Referencias</w:t>
       </w:r>
     </w:p>
-    <w:bookmarkStart w:id="647" w:name="refs"/>
-    <w:bookmarkStart w:id="569" w:name="ref-savelka2021applied"/>
+    <w:bookmarkStart w:id="654" w:name="refs"/>
+    <w:bookmarkStart w:id="566" w:name="ref-savelka2021applied"/>
     <w:p>
       <w:pPr>
         <w:pStyle w:val="Bibliografa"/>
@@ -55473,7 +55057,7 @@
       <w:r>
         <w:t xml:space="preserve"> </w:t>
       </w:r>
-      <w:hyperlink r:id="rId568">
+      <w:hyperlink r:id="rId565">
         <w:r>
           <w:rPr>
             <w:rStyle w:val="Hipervnculo"/>
@@ -55485,8 +55069,8 @@
         <w:t xml:space="preserve">.</w:t>
       </w:r>
     </w:p>
-    <w:bookmarkEnd w:id="569"/>
-    <w:bookmarkStart w:id="570" w:name="ref-bain2007softwarelibre1"/>
+    <w:bookmarkEnd w:id="566"/>
+    <w:bookmarkStart w:id="567" w:name="ref-bain2007softwarelibre1"/>
     <w:p>
       <w:pPr>
         <w:pStyle w:val="Bibliografa"/>
@@ -55531,8 +55115,8 @@
         <w:t xml:space="preserve">per a la Universitat Oberta de Catalunya.</w:t>
       </w:r>
     </w:p>
-    <w:bookmarkEnd w:id="570"/>
-    <w:bookmarkStart w:id="571" w:name="ref-bain2007softwarelibre2"/>
+    <w:bookmarkEnd w:id="567"/>
+    <w:bookmarkStart w:id="568" w:name="ref-bain2007softwarelibre2"/>
     <w:p>
       <w:pPr>
         <w:pStyle w:val="Bibliografa"/>
@@ -55577,8 +55161,8 @@
         <w:t xml:space="preserve">per a la Universitat Oberta de Catalunya.</w:t>
       </w:r>
     </w:p>
-    <w:bookmarkEnd w:id="571"/>
-    <w:bookmarkStart w:id="573" w:name="ref-cairo2017visualizacion"/>
+    <w:bookmarkEnd w:id="568"/>
+    <w:bookmarkStart w:id="570" w:name="ref-cairo2017visualizacion"/>
     <w:p>
       <w:pPr>
         <w:pStyle w:val="Bibliografa"/>
@@ -55649,7 +55233,7 @@
       <w:r>
         <w:t xml:space="preserve"> </w:t>
       </w:r>
-      <w:hyperlink r:id="rId572">
+      <w:hyperlink r:id="rId569">
         <w:r>
           <w:rPr>
             <w:rStyle w:val="Hipervnculo"/>
@@ -55661,8 +55245,8 @@
         <w:t xml:space="preserve">.</w:t>
       </w:r>
     </w:p>
-    <w:bookmarkEnd w:id="573"/>
-    <w:bookmarkStart w:id="575" w:name="ref-chaconstraub2014progit"/>
+    <w:bookmarkEnd w:id="570"/>
+    <w:bookmarkStart w:id="572" w:name="ref-chaconstraub2014progit"/>
     <w:p>
       <w:pPr>
         <w:pStyle w:val="Bibliografa"/>
@@ -55686,7 +55270,7 @@
       <w:r>
         <w:t xml:space="preserve"> </w:t>
       </w:r>
-      <w:hyperlink r:id="rId574">
+      <w:hyperlink r:id="rId571">
         <w:r>
           <w:rPr>
             <w:rStyle w:val="Hipervnculo"/>
@@ -55698,8 +55282,68 @@
         <w:t xml:space="preserve">.</w:t>
       </w:r>
     </w:p>
-    <w:bookmarkEnd w:id="575"/>
-    <w:bookmarkStart w:id="577" w:name="ref-contreras2020pedagogy"/>
+    <w:bookmarkEnd w:id="572"/>
+    <w:bookmarkStart w:id="574" w:name="ref-choosealicense2026"/>
+    <w:p>
+      <w:pPr>
+        <w:pStyle w:val="Bibliografa"/>
+      </w:pPr>
+      <w:r>
+        <w:t xml:space="preserve">Choose a License. 2026a.</w:t>
+      </w:r>
+      <w:r>
+        <w:t xml:space="preserve"> </w:t>
+      </w:r>
+      <w:r>
+        <w:t xml:space="preserve">“Choose an Open Source License.”</w:t>
+      </w:r>
+      <w:r>
+        <w:t xml:space="preserve"> </w:t>
+      </w:r>
+      <w:hyperlink r:id="rId573">
+        <w:r>
+          <w:rPr>
+            <w:rStyle w:val="Hipervnculo"/>
+          </w:rPr>
+          <w:t xml:space="preserve">https://choosealicense.com/</w:t>
+        </w:r>
+      </w:hyperlink>
+      <w:r>
+        <w:t xml:space="preserve">.</w:t>
+      </w:r>
+    </w:p>
+    <w:bookmarkEnd w:id="574"/>
+    <w:bookmarkStart w:id="576" w:name="ref-choosealicenselicenses2026"/>
+    <w:p>
+      <w:pPr>
+        <w:pStyle w:val="Bibliografa"/>
+      </w:pPr>
+      <w:r>
+        <w:t xml:space="preserve">Choose a License. 2026b.</w:t>
+      </w:r>
+      <w:r>
+        <w:t xml:space="preserve"> </w:t>
+      </w:r>
+      <w:r>
+        <w:t xml:space="preserve">“Licenses.”</w:t>
+      </w:r>
+      <w:r>
+        <w:t xml:space="preserve"> </w:t>
+      </w:r>
+      <w:hyperlink r:id="rId575">
+        <w:r>
+          <w:rPr>
+            <w:rStyle w:val="Hipervnculo"/>
+          </w:rPr>
+          <w:t xml:space="preserve">https://choosealicense.com/licenses/</w:t>
+        </w:r>
+      </w:hyperlink>
+      <w:r>
+        <w:t xml:space="preserve">.</w:t>
+      </w:r>
+    </w:p>
+    <w:bookmarkEnd w:id="576"/>
+    <w:bookmarkStart w:id="578" w:name="ref-contreras2020pedagogy"/>
     <w:p>
       <w:pPr>
         <w:pStyle w:val="Bibliografa"/>
@@ -55744,7 +55388,7 @@
       <w:r>
         <w:t xml:space="preserve"> </w:t>
       </w:r>
-      <w:hyperlink r:id="rId576">
+      <w:hyperlink r:id="rId577">
         <w:r>
           <w:rPr>
             <w:rStyle w:val="Hipervnculo"/>
@@ -55756,8 +55400,8 @@
         <w:t xml:space="preserve">.</w:t>
       </w:r>
     </w:p>
-    <w:bookmarkEnd w:id="577"/>
-    <w:bookmarkStart w:id="578" w:name="ref-garciagarcia2021visualizacion"/>
+    <w:bookmarkEnd w:id="578"/>
+    <w:bookmarkStart w:id="579" w:name="ref-garciagarcia2021visualizacion"/>
     <w:p>
       <w:pPr>
         <w:pStyle w:val="Bibliografa"/>
@@ -55817,8 +55461,8 @@
         <w:t xml:space="preserve">.</w:t>
       </w:r>
     </w:p>
-    <w:bookmarkEnd w:id="578"/>
-    <w:bookmarkStart w:id="580" w:name="ref-gitabout2025"/>
+    <w:bookmarkEnd w:id="579"/>
+    <w:bookmarkStart w:id="581" w:name="ref-gitabout2025"/>
     <w:p>
       <w:pPr>
         <w:pStyle w:val="Bibliografa"/>
@@ -55835,7 +55479,7 @@
       <w:r>
         <w:t xml:space="preserve"> </w:t>
       </w:r>
-      <w:hyperlink r:id="rId579">
+      <w:hyperlink r:id="rId580">
         <w:r>
           <w:rPr>
             <w:rStyle w:val="Hipervnculo"/>
@@ -55847,13 +55491,43 @@
         <w:t xml:space="preserve">.</w:t>
       </w:r>
     </w:p>
-    <w:bookmarkEnd w:id="580"/>
-    <w:bookmarkStart w:id="582" w:name="ref-githubpress2026"/>
+    <w:bookmarkEnd w:id="581"/>
+    <w:bookmarkStart w:id="583" w:name="ref-gitusermanual2026"/>
     <w:p>
       <w:pPr>
         <w:pStyle w:val="Bibliografa"/>
       </w:pPr>
       <w:r>
+        <w:t xml:space="preserve">Git Documentation. 2026.</w:t>
+      </w:r>
+      <w:r>
+        <w:t xml:space="preserve"> </w:t>
+      </w:r>
+      <w:r>
+        <w:t xml:space="preserve">“Git User Manual.”</w:t>
+      </w:r>
+      <w:r>
+        <w:t xml:space="preserve"> </w:t>
+      </w:r>
+      <w:hyperlink r:id="rId582">
+        <w:r>
+          <w:rPr>
+            <w:rStyle w:val="Hipervnculo"/>
+          </w:rPr>
+          <w:t xml:space="preserve">https://git-scm.com/docs/user-manual</w:t>
+        </w:r>
+      </w:hyperlink>
+      <w:r>
+        <w:t xml:space="preserve">.</w:t>
+      </w:r>
+    </w:p>
+    <w:bookmarkEnd w:id="583"/>
+    <w:bookmarkStart w:id="585" w:name="ref-githubpress2026"/>
+    <w:p>
+      <w:pPr>
+        <w:pStyle w:val="Bibliografa"/>
+      </w:pPr>
+      <w:r>
         <w:t xml:space="preserve">GitHub. 2026.</w:t>
       </w:r>
       <w:r>
@@ -55865,7 +55539,7 @@
       <w:r>
         <w:t xml:space="preserve"> </w:t>
       </w:r>
-      <w:hyperlink r:id="rId581">
+      <w:hyperlink r:id="rId584">
         <w:r>
           <w:rPr>
             <w:rStyle w:val="Hipervnculo"/>
@@ -55877,8 +55551,8 @@
         <w:t xml:space="preserve">.</w:t>
       </w:r>
     </w:p>
-    <w:bookmarkEnd w:id="582"/>
-    <w:bookmarkStart w:id="584" w:name="ref-githubpageslaunch2008"/>
+    <w:bookmarkEnd w:id="585"/>
+    <w:bookmarkStart w:id="587" w:name="ref-githubpageslaunch2008"/>
     <w:p>
       <w:pPr>
         <w:pStyle w:val="Bibliografa"/>
@@ -55895,7 +55569,7 @@
       <w:r>
         <w:t xml:space="preserve"> </w:t>
       </w:r>
-      <w:hyperlink r:id="rId583">
+      <w:hyperlink r:id="rId586">
         <w:r>
           <w:rPr>
             <w:rStyle w:val="Hipervnculo"/>
@@ -55907,8 +55581,8 @@
         <w:t xml:space="preserve">.</w:t>
       </w:r>
     </w:p>
-    <w:bookmarkEnd w:id="584"/>
-    <w:bookmarkStart w:id="586" w:name="ref-githubprojects2026"/>
+    <w:bookmarkEnd w:id="587"/>
+    <w:bookmarkStart w:id="589" w:name="ref-githubprojects2026"/>
     <w:p>
       <w:pPr>
         <w:pStyle w:val="Bibliografa"/>
@@ -55925,7 +55599,7 @@
       <w:r>
         <w:t xml:space="preserve"> </w:t>
       </w:r>
-      <w:hyperlink r:id="rId585">
+      <w:hyperlink r:id="rId588">
         <w:r>
           <w:rPr>
             <w:rStyle w:val="Hipervnculo"/>
@@ -55937,8 +55611,8 @@
         <w:t xml:space="preserve">.</w:t>
       </w:r>
     </w:p>
-    <w:bookmarkEnd w:id="586"/>
-    <w:bookmarkStart w:id="588" w:name="ref-github2fa2026"/>
+    <w:bookmarkEnd w:id="589"/>
+    <w:bookmarkStart w:id="591" w:name="ref-github2fa2026"/>
     <w:p>
       <w:pPr>
         <w:pStyle w:val="Bibliografa"/>
@@ -55955,7 +55629,7 @@
       <w:r>
         <w:t xml:space="preserve"> </w:t>
       </w:r>
-      <w:hyperlink r:id="rId587">
+      <w:hyperlink r:id="rId590">
         <w:r>
           <w:rPr>
             <w:rStyle w:val="Hipervnculo"/>
@@ -55967,8 +55641,8 @@
         <w:t xml:space="preserve">.</w:t>
       </w:r>
     </w:p>
-    <w:bookmarkEnd w:id="588"/>
-    <w:bookmarkStart w:id="590" w:name="ref-githubpages2026"/>
+    <w:bookmarkEnd w:id="591"/>
+    <w:bookmarkStart w:id="593" w:name="ref-githublicensing2026"/>
     <w:p>
       <w:pPr>
         <w:pStyle w:val="Bibliografa"/>
@@ -55980,12 +55654,42 @@
         <w:t xml:space="preserve"> </w:t>
       </w:r>
       <w:r>
+        <w:t xml:space="preserve">“Licensing a Repository.”</w:t>
+      </w:r>
+      <w:r>
+        <w:t xml:space="preserve"> </w:t>
+      </w:r>
+      <w:hyperlink r:id="rId592">
+        <w:r>
+          <w:rPr>
+            <w:rStyle w:val="Hipervnculo"/>
+          </w:rPr>
+          <w:t xml:space="preserve">https://docs.github.com/repositories/managing-your-repositorys-settings-and-features/customizing-your-repository/licensing-a-repository/</w:t>
+        </w:r>
+      </w:hyperlink>
+      <w:r>
+        <w:t xml:space="preserve">.</w:t>
+      </w:r>
+    </w:p>
+    <w:bookmarkEnd w:id="593"/>
+    <w:bookmarkStart w:id="595" w:name="ref-githubpages2026"/>
+    <w:p>
+      <w:pPr>
+        <w:pStyle w:val="Bibliografa"/>
+      </w:pPr>
+      <w:r>
+        <w:t xml:space="preserve">GitHub Docs. 2026d.</w:t>
+      </w:r>
+      <w:r>
+        <w:t xml:space="preserve"> </w:t>
+      </w:r>
+      <w:r>
         <w:t xml:space="preserve">“What Is GitHub Pages?”</w:t>
       </w:r>
       <w:r>
         <w:t xml:space="preserve"> </w:t>
       </w:r>
-      <w:hyperlink r:id="rId589">
+      <w:hyperlink r:id="rId594">
         <w:r>
           <w:rPr>
             <w:rStyle w:val="Hipervnculo"/>
@@ -55997,8 +55701,8 @@
         <w:t xml:space="preserve">.</w:t>
       </w:r>
     </w:p>
-    <w:bookmarkEnd w:id="590"/>
-    <w:bookmarkStart w:id="592" w:name="ref-gorgolewski2011nipype"/>
+    <w:bookmarkEnd w:id="595"/>
+    <w:bookmarkStart w:id="597" w:name="ref-gorgolewski2011nipype"/>
     <w:p>
       <w:pPr>
         <w:pStyle w:val="Bibliografa"/>
@@ -56034,7 +55738,7 @@
       <w:r>
         <w:t xml:space="preserve"> </w:t>
       </w:r>
-      <w:hyperlink r:id="rId591">
+      <w:hyperlink r:id="rId596">
         <w:r>
           <w:rPr>
             <w:rStyle w:val="Hipervnculo"/>
@@ -56046,8 +55750,8 @@
         <w:t xml:space="preserve">.</w:t>
       </w:r>
     </w:p>
-    <w:bookmarkEnd w:id="592"/>
-    <w:bookmarkStart w:id="594" w:name="ref-pep7032023"/>
+    <w:bookmarkEnd w:id="597"/>
+    <w:bookmarkStart w:id="599" w:name="ref-pep7032023"/>
     <w:p>
       <w:pPr>
         <w:pStyle w:val="Bibliografa"/>
@@ -56064,7 +55768,7 @@
       <w:r>
         <w:t xml:space="preserve"> </w:t>
       </w:r>
-      <w:hyperlink r:id="rId593">
+      <w:hyperlink r:id="rId598">
         <w:r>
           <w:rPr>
             <w:rStyle w:val="Hipervnculo"/>
@@ -56076,8 +55780,8 @@
         <w:t xml:space="preserve">.</w:t>
       </w:r>
     </w:p>
-    <w:bookmarkEnd w:id="594"/>
-    <w:bookmarkStart w:id="595" w:name="ref-mapeolegaltechperu2025"/>
+    <w:bookmarkEnd w:id="599"/>
+    <w:bookmarkStart w:id="600" w:name="ref-mapeolegaltechperu2025"/>
     <w:p>
       <w:pPr>
         <w:pStyle w:val="Bibliografa"/>
@@ -56120,8 +55824,8 @@
         <w:t xml:space="preserve">.</w:t>
       </w:r>
     </w:p>
-    <w:bookmarkEnd w:id="595"/>
-    <w:bookmarkStart w:id="597" w:name="ref-jacovkis2009softwarelibre"/>
+    <w:bookmarkEnd w:id="600"/>
+    <w:bookmarkStart w:id="602" w:name="ref-jacovkis2009softwarelibre"/>
     <w:p>
       <w:pPr>
         <w:pStyle w:val="Bibliografa"/>
@@ -56171,7 +55875,7 @@
       <w:r>
         <w:t xml:space="preserve"> </w:t>
       </w:r>
-      <w:hyperlink r:id="rId596">
+      <w:hyperlink r:id="rId601">
         <w:r>
           <w:rPr>
             <w:rStyle w:val="Hipervnculo"/>
@@ -56183,8 +55887,8 @@
         <w:t xml:space="preserve">.</w:t>
       </w:r>
     </w:p>
-    <w:bookmarkEnd w:id="597"/>
-    <w:bookmarkStart w:id="599" w:name="ref-mdnhtml2026"/>
+    <w:bookmarkEnd w:id="602"/>
+    <w:bookmarkStart w:id="604" w:name="ref-mdnhtml2026"/>
     <w:p>
       <w:pPr>
         <w:pStyle w:val="Bibliografa"/>
@@ -56201,7 +55905,7 @@
       <w:r>
         <w:t xml:space="preserve"> </w:t>
       </w:r>
-      <w:hyperlink r:id="rId598">
+      <w:hyperlink r:id="rId603">
         <w:r>
           <w:rPr>
             <w:rStyle w:val="Hipervnculo"/>
@@ -56213,8 +55917,8 @@
         <w:t xml:space="preserve">.</w:t>
       </w:r>
     </w:p>
-    <w:bookmarkEnd w:id="599"/>
-    <w:bookmarkStart w:id="601" w:name="ref-mdncss2026"/>
+    <w:bookmarkEnd w:id="604"/>
+    <w:bookmarkStart w:id="606" w:name="ref-mdncss2026"/>
     <w:p>
       <w:pPr>
         <w:pStyle w:val="Bibliografa"/>
@@ -56231,7 +55935,7 @@
       <w:r>
         <w:t xml:space="preserve"> </w:t>
       </w:r>
-      <w:hyperlink r:id="rId600">
+      <w:hyperlink r:id="rId605">
         <w:r>
           <w:rPr>
             <w:rStyle w:val="Hipervnculo"/>
@@ -56243,8 +55947,8 @@
         <w:t xml:space="preserve">.</w:t>
       </w:r>
     </w:p>
-    <w:bookmarkEnd w:id="601"/>
-    <w:bookmarkStart w:id="603" w:name="ref-mdnunicode2026"/>
+    <w:bookmarkEnd w:id="606"/>
+    <w:bookmarkStart w:id="608" w:name="ref-mdnunicode2026"/>
     <w:p>
       <w:pPr>
         <w:pStyle w:val="Bibliografa"/>
@@ -56261,7 +55965,7 @@
       <w:r>
         <w:t xml:space="preserve"> </w:t>
       </w:r>
-      <w:hyperlink r:id="rId602">
+      <w:hyperlink r:id="rId607">
         <w:r>
           <w:rPr>
             <w:rStyle w:val="Hipervnculo"/>
@@ -56273,8 +55977,8 @@
         <w:t xml:space="preserve">.</w:t>
       </w:r>
     </w:p>
-    <w:bookmarkEnd w:id="603"/>
-    <w:bookmarkStart w:id="604" w:name="ref-mendo2013reutilizacion"/>
+    <w:bookmarkEnd w:id="608"/>
+    <w:bookmarkStart w:id="609" w:name="ref-mendo2013reutilizacion"/>
     <w:p>
       <w:pPr>
         <w:pStyle w:val="Bibliografa"/>
@@ -56371,8 +56075,8 @@
         <w:t xml:space="preserve">.</w:t>
       </w:r>
     </w:p>
-    <w:bookmarkEnd w:id="604"/>
-    <w:bookmarkStart w:id="606" w:name="ref-mermaid2026flowcharts"/>
+    <w:bookmarkEnd w:id="609"/>
+    <w:bookmarkStart w:id="611" w:name="ref-mermaid2026flowcharts"/>
     <w:p>
       <w:pPr>
         <w:pStyle w:val="Bibliografa"/>
@@ -56389,7 +56093,7 @@
       <w:r>
         <w:t xml:space="preserve"> </w:t>
       </w:r>
-      <w:hyperlink r:id="rId605">
+      <w:hyperlink r:id="rId610">
         <w:r>
           <w:rPr>
             <w:rStyle w:val="Hipervnculo"/>
@@ -56401,8 +56105,38 @@
         <w:t xml:space="preserve">.</w:t>
       </w:r>
     </w:p>
-    <w:bookmarkEnd w:id="606"/>
-    <w:bookmarkStart w:id="607" w:name="ref-mongefallas2024pensamiento"/>
+    <w:bookmarkEnd w:id="611"/>
+    <w:bookmarkStart w:id="613" w:name="ref-microsoftgithub2018"/>
+    <w:p>
+      <w:pPr>
+        <w:pStyle w:val="Bibliografa"/>
+      </w:pPr>
+      <w:r>
+        <w:t xml:space="preserve">Microsoft. 2018.</w:t>
+      </w:r>
+      <w:r>
+        <w:t xml:space="preserve"> </w:t>
+      </w:r>
+      <w:r>
+        <w:t xml:space="preserve">“Microsoft to Acquire GitHub for $7.5 Billion.”</w:t>
+      </w:r>
+      <w:r>
+        <w:t xml:space="preserve"> </w:t>
+      </w:r>
+      <w:hyperlink r:id="rId612">
+        <w:r>
+          <w:rPr>
+            <w:rStyle w:val="Hipervnculo"/>
+          </w:rPr>
+          <w:t xml:space="preserve">https://news.microsoft.com/2018/06/04/microsoft-to-acquire-github-for-7-5-billion/</w:t>
+        </w:r>
+      </w:hyperlink>
+      <w:r>
+        <w:t xml:space="preserve">.</w:t>
+      </w:r>
+    </w:p>
+    <w:bookmarkEnd w:id="613"/>
+    <w:bookmarkStart w:id="614" w:name="ref-mongefallas2024pensamiento"/>
     <w:p>
       <w:pPr>
         <w:pStyle w:val="Bibliografa"/>
@@ -56445,8 +56179,8 @@
         <w:t xml:space="preserve">.</w:t>
       </w:r>
     </w:p>
-    <w:bookmarkEnd w:id="607"/>
-    <w:bookmarkStart w:id="608" w:name="ref-padron2021computacional"/>
+    <w:bookmarkEnd w:id="614"/>
+    <w:bookmarkStart w:id="615" w:name="ref-padron2021computacional"/>
     <w:p>
       <w:pPr>
         <w:pStyle w:val="Bibliografa"/>
@@ -56506,8 +56240,8 @@
         <w:t xml:space="preserve">24 (1): 55–76.</w:t>
       </w:r>
     </w:p>
-    <w:bookmarkEnd w:id="608"/>
-    <w:bookmarkStart w:id="610" w:name="ref-pedregosa2011scikit"/>
+    <w:bookmarkEnd w:id="615"/>
+    <w:bookmarkStart w:id="617" w:name="ref-pedregosa2011scikit"/>
     <w:p>
       <w:pPr>
         <w:pStyle w:val="Bibliografa"/>
@@ -56540,7 +56274,7 @@
       <w:r>
         <w:t xml:space="preserve"> </w:t>
       </w:r>
-      <w:hyperlink r:id="rId609">
+      <w:hyperlink r:id="rId616">
         <w:r>
           <w:rPr>
             <w:rStyle w:val="Hipervnculo"/>
@@ -56552,8 +56286,8 @@
         <w:t xml:space="preserve">.</w:t>
       </w:r>
     </w:p>
-    <w:bookmarkEnd w:id="610"/>
-    <w:bookmarkStart w:id="611" w:name="ref-peru2002modernizacion"/>
+    <w:bookmarkEnd w:id="617"/>
+    <w:bookmarkStart w:id="618" w:name="ref-peru2002modernizacion"/>
     <w:p>
       <w:pPr>
         <w:pStyle w:val="Bibliografa"/>
@@ -56624,8 +56358,8 @@
         <w:t xml:space="preserve">.</w:t>
       </w:r>
     </w:p>
-    <w:bookmarkEnd w:id="611"/>
-    <w:bookmarkStart w:id="612" w:name="ref-peru2022laboratorio"/>
+    <w:bookmarkEnd w:id="618"/>
+    <w:bookmarkStart w:id="619" w:name="ref-peru2022laboratorio"/>
     <w:p>
       <w:pPr>
         <w:pStyle w:val="Bibliografa"/>
@@ -56682,8 +56416,8 @@
         <w:t xml:space="preserve">.</w:t>
       </w:r>
     </w:p>
-    <w:bookmarkEnd w:id="612"/>
-    <w:bookmarkStart w:id="613" w:name="ref-pcm2002modernizacion"/>
+    <w:bookmarkEnd w:id="619"/>
+    <w:bookmarkStart w:id="620" w:name="ref-pcm2002modernizacion"/>
     <w:p>
       <w:pPr>
         <w:pStyle w:val="Bibliografa"/>
@@ -56754,8 +56488,8 @@
         <w:t xml:space="preserve">.</w:t>
       </w:r>
     </w:p>
-    <w:bookmarkEnd w:id="613"/>
-    <w:bookmarkStart w:id="615" w:name="ref-whatsnew3132024"/>
+    <w:bookmarkEnd w:id="620"/>
+    <w:bookmarkStart w:id="622" w:name="ref-whatsnew3132024"/>
     <w:p>
       <w:pPr>
         <w:pStyle w:val="Bibliografa"/>
@@ -56772,7 +56506,7 @@
       <w:r>
         <w:t xml:space="preserve"> </w:t>
       </w:r>
-      <w:hyperlink r:id="rId614">
+      <w:hyperlink r:id="rId621">
         <w:r>
           <w:rPr>
             <w:rStyle w:val="Hipervnculo"/>
@@ -56784,8 +56518,8 @@
         <w:t xml:space="preserve">.</w:t>
       </w:r>
     </w:p>
-    <w:bookmarkEnd w:id="615"/>
-    <w:bookmarkStart w:id="617" w:name="ref-whatsnew3142025"/>
+    <w:bookmarkEnd w:id="622"/>
+    <w:bookmarkStart w:id="624" w:name="ref-whatsnew3142025"/>
     <w:p>
       <w:pPr>
         <w:pStyle w:val="Bibliografa"/>
@@ -56802,7 +56536,7 @@
       <w:r>
         <w:t xml:space="preserve"> </w:t>
       </w:r>
-      <w:hyperlink r:id="rId616">
+      <w:hyperlink r:id="rId623">
         <w:r>
           <w:rPr>
             <w:rStyle w:val="Hipervnculo"/>
@@ -56814,8 +56548,8 @@
         <w:t xml:space="preserve">.</w:t>
       </w:r>
     </w:p>
-    <w:bookmarkEnd w:id="617"/>
-    <w:bookmarkStart w:id="619" w:name="ref-pythonbuiltintypes2026"/>
+    <w:bookmarkEnd w:id="624"/>
+    <w:bookmarkStart w:id="626" w:name="ref-pythonbuiltintypes2026"/>
     <w:p>
       <w:pPr>
         <w:pStyle w:val="Bibliografa"/>
@@ -56832,7 +56566,7 @@
       <w:r>
         <w:t xml:space="preserve"> </w:t>
       </w:r>
-      <w:hyperlink r:id="rId618">
+      <w:hyperlink r:id="rId625">
         <w:r>
           <w:rPr>
             <w:rStyle w:val="Hipervnculo"/>
@@ -56844,8 +56578,8 @@
         <w:t xml:space="preserve">.</w:t>
       </w:r>
     </w:p>
-    <w:bookmarkEnd w:id="619"/>
-    <w:bookmarkStart w:id="621" w:name="ref-pythonfaq2026"/>
+    <w:bookmarkEnd w:id="626"/>
+    <w:bookmarkStart w:id="628" w:name="ref-pythonfaq2026"/>
     <w:p>
       <w:pPr>
         <w:pStyle w:val="Bibliografa"/>
@@ -56862,7 +56596,7 @@
       <w:r>
         <w:t xml:space="preserve"> </w:t>
       </w:r>
-      <w:hyperlink r:id="rId620">
+      <w:hyperlink r:id="rId627">
         <w:r>
           <w:rPr>
             <w:rStyle w:val="Hipervnculo"/>
@@ -56874,8 +56608,8 @@
         <w:t xml:space="preserve">.</w:t>
       </w:r>
     </w:p>
-    <w:bookmarkEnd w:id="621"/>
-    <w:bookmarkStart w:id="623" w:name="ref-pythonlicense2026"/>
+    <w:bookmarkEnd w:id="628"/>
+    <w:bookmarkStart w:id="630" w:name="ref-pythonlicense2026"/>
     <w:p>
       <w:pPr>
         <w:pStyle w:val="Bibliografa"/>
@@ -56892,7 +56626,7 @@
       <w:r>
         <w:t xml:space="preserve"> </w:t>
       </w:r>
-      <w:hyperlink r:id="rId622">
+      <w:hyperlink r:id="rId629">
         <w:r>
           <w:rPr>
             <w:rStyle w:val="Hipervnculo"/>
@@ -56904,8 +56638,8 @@
         <w:t xml:space="preserve">.</w:t>
       </w:r>
     </w:p>
-    <w:bookmarkEnd w:id="623"/>
-    <w:bookmarkStart w:id="625" w:name="ref-psfabout2026"/>
+    <w:bookmarkEnd w:id="630"/>
+    <w:bookmarkStart w:id="632" w:name="ref-psfabout2026"/>
     <w:p>
       <w:pPr>
         <w:pStyle w:val="Bibliografa"/>
@@ -56922,7 +56656,7 @@
       <w:r>
         <w:t xml:space="preserve"> </w:t>
       </w:r>
-      <w:hyperlink r:id="rId624">
+      <w:hyperlink r:id="rId631">
         <w:r>
           <w:rPr>
             <w:rStyle w:val="Hipervnculo"/>
@@ -56934,8 +56668,8 @@
         <w:t xml:space="preserve">.</w:t>
       </w:r>
     </w:p>
-    <w:bookmarkEnd w:id="625"/>
-    <w:bookmarkStart w:id="627" w:name="ref-pythonversions2026"/>
+    <w:bookmarkEnd w:id="632"/>
+    <w:bookmarkStart w:id="634" w:name="ref-pythonversions2026"/>
     <w:p>
       <w:pPr>
         <w:pStyle w:val="Bibliografa"/>
@@ -56952,7 +56686,7 @@
       <w:r>
         <w:t xml:space="preserve"> </w:t>
       </w:r>
-      <w:hyperlink r:id="rId626">
+      <w:hyperlink r:id="rId633">
         <w:r>
           <w:rPr>
             <w:rStyle w:val="Hipervnculo"/>
@@ -56964,8 +56698,8 @@
         <w:t xml:space="preserve">.</w:t>
       </w:r>
     </w:p>
-    <w:bookmarkEnd w:id="627"/>
-    <w:bookmarkStart w:id="629" w:name="ref-raschka2020machine"/>
+    <w:bookmarkEnd w:id="634"/>
+    <w:bookmarkStart w:id="636" w:name="ref-raschka2020machine"/>
     <w:p>
       <w:pPr>
         <w:pStyle w:val="Bibliografa"/>
@@ -56998,7 +56732,7 @@
       <w:r>
         <w:t xml:space="preserve"> </w:t>
       </w:r>
-      <w:hyperlink r:id="rId628">
+      <w:hyperlink r:id="rId635">
         <w:r>
           <w:rPr>
             <w:rStyle w:val="Hipervnculo"/>
@@ -57010,8 +56744,8 @@
         <w:t xml:space="preserve">.</w:t>
       </w:r>
     </w:p>
-    <w:bookmarkEnd w:id="629"/>
-    <w:bookmarkStart w:id="631" w:name="ref-ryan2021coding"/>
+    <w:bookmarkEnd w:id="636"/>
+    <w:bookmarkStart w:id="638" w:name="ref-ryan2021coding"/>
     <w:p>
       <w:pPr>
         <w:pStyle w:val="Bibliografa"/>
@@ -57044,7 +56778,7 @@
       <w:r>
         <w:t xml:space="preserve"> </w:t>
       </w:r>
-      <w:hyperlink r:id="rId630">
+      <w:hyperlink r:id="rId637">
         <w:r>
           <w:rPr>
             <w:rStyle w:val="Hipervnculo"/>
@@ -57056,8 +56790,8 @@
         <w:t xml:space="preserve">.</w:t>
       </w:r>
     </w:p>
-    <w:bookmarkEnd w:id="631"/>
-    <w:bookmarkStart w:id="633" w:name="ref-sqlite2026select"/>
+    <w:bookmarkEnd w:id="638"/>
+    <w:bookmarkStart w:id="640" w:name="ref-sqlite2026select"/>
     <w:p>
       <w:pPr>
         <w:pStyle w:val="Bibliografa"/>
@@ -57074,7 +56808,7 @@
       <w:r>
         <w:t xml:space="preserve"> </w:t>
       </w:r>
-      <w:hyperlink r:id="rId632">
+      <w:hyperlink r:id="rId639">
         <w:r>
           <w:rPr>
             <w:rStyle w:val="Hipervnculo"/>
@@ -57086,8 +56820,8 @@
         <w:t xml:space="preserve">.</w:t>
       </w:r>
     </w:p>
-    <w:bookmarkEnd w:id="633"/>
-    <w:bookmarkStart w:id="635" w:name="ref-virtanen2020scipy"/>
+    <w:bookmarkEnd w:id="640"/>
+    <w:bookmarkStart w:id="642" w:name="ref-virtanen2020scipy"/>
     <w:p>
       <w:pPr>
         <w:pStyle w:val="Bibliografa"/>
@@ -57120,7 +56854,7 @@
       <w:r>
         <w:t xml:space="preserve"> </w:t>
       </w:r>
-      <w:hyperlink r:id="rId634">
+      <w:hyperlink r:id="rId641">
         <w:r>
           <w:rPr>
             <w:rStyle w:val="Hipervnculo"/>
@@ -57132,8 +56866,8 @@
         <w:t xml:space="preserve">.</w:t>
       </w:r>
     </w:p>
-    <w:bookmarkEnd w:id="635"/>
-    <w:bookmarkStart w:id="637" w:name="ref-vscodehistory2016"/>
+    <w:bookmarkEnd w:id="642"/>
+    <w:bookmarkStart w:id="644" w:name="ref-vscodehistory2016"/>
     <w:p>
       <w:pPr>
         <w:pStyle w:val="Bibliografa"/>
@@ -57150,7 +56884,7 @@
       <w:r>
         <w:t xml:space="preserve"> </w:t>
       </w:r>
-      <w:hyperlink r:id="rId636">
+      <w:hyperlink r:id="rId643">
         <w:r>
           <w:rPr>
             <w:rStyle w:val="Hipervnculo"/>
@@ -57162,8 +56896,8 @@
         <w:t xml:space="preserve">.</w:t>
       </w:r>
     </w:p>
-    <w:bookmarkEnd w:id="637"/>
-    <w:bookmarkStart w:id="639" w:name="ref-vscodeterminal2026"/>
+    <w:bookmarkEnd w:id="644"/>
+    <w:bookmarkStart w:id="646" w:name="ref-vscodeterminal2026"/>
     <w:p>
       <w:pPr>
         <w:pStyle w:val="Bibliografa"/>
@@ -57180,7 +56914,7 @@
       <w:r>
         <w:t xml:space="preserve"> </w:t>
       </w:r>
-      <w:hyperlink r:id="rId638">
+      <w:hyperlink r:id="rId645">
         <w:r>
           <w:rPr>
             <w:rStyle w:val="Hipervnculo"/>
@@ -57192,8 +56926,8 @@
         <w:t xml:space="preserve">.</w:t>
       </w:r>
     </w:p>
-    <w:bookmarkEnd w:id="639"/>
-    <w:bookmarkStart w:id="641" w:name="ref-vscodesourcecontrol2026"/>
+    <w:bookmarkEnd w:id="646"/>
+    <w:bookmarkStart w:id="648" w:name="ref-vscodesourcecontrol2026"/>
     <w:p>
       <w:pPr>
         <w:pStyle w:val="Bibliografa"/>
@@ -57210,7 +56944,7 @@
       <w:r>
         <w:t xml:space="preserve"> </w:t>
       </w:r>
-      <w:hyperlink r:id="rId640">
+      <w:hyperlink r:id="rId647">
         <w:r>
           <w:rPr>
             <w:rStyle w:val="Hipervnculo"/>
@@ -57222,8 +56956,8 @@
         <w:t xml:space="preserve">.</w:t>
       </w:r>
     </w:p>
-    <w:bookmarkEnd w:id="641"/>
-    <w:bookmarkStart w:id="643" w:name="ref-vscodegettingstarted2026"/>
+    <w:bookmarkEnd w:id="648"/>
+    <w:bookmarkStart w:id="650" w:name="ref-vscodegettingstarted2026"/>
     <w:p>
       <w:pPr>
         <w:pStyle w:val="Bibliografa"/>
@@ -57240,7 +56974,7 @@
       <w:r>
         <w:t xml:space="preserve"> </w:t>
       </w:r>
-      <w:hyperlink r:id="rId642">
+      <w:hyperlink r:id="rId649">
         <w:r>
           <w:rPr>
             <w:rStyle w:val="Hipervnculo"/>
@@ -57252,8 +56986,8 @@
         <w:t xml:space="preserve">.</w:t>
       </w:r>
     </w:p>
-    <w:bookmarkEnd w:id="643"/>
-    <w:bookmarkStart w:id="645" w:name="ref-volini2020technology"/>
+    <w:bookmarkEnd w:id="650"/>
+    <w:bookmarkStart w:id="652" w:name="ref-volini2020technology"/>
     <w:p>
       <w:pPr>
         <w:pStyle w:val="Bibliografa"/>
@@ -57286,7 +57020,7 @@
       <w:r>
         <w:t xml:space="preserve"> </w:t>
       </w:r>
-      <w:hyperlink r:id="rId644">
+      <w:hyperlink r:id="rId651">
         <w:r>
           <w:rPr>
             <w:rStyle w:val="Hipervnculo"/>
@@ -57298,8 +57032,8 @@
         <w:t xml:space="preserve">.</w:t>
       </w:r>
     </w:p>
-    <w:bookmarkEnd w:id="645"/>
-    <w:bookmarkStart w:id="646" w:name="ref-fischer2011bpmn"/>
+    <w:bookmarkEnd w:id="652"/>
+    <w:bookmarkStart w:id="653" w:name="ref-fischer2011bpmn"/>
     <w:p>
       <w:pPr>
         <w:pStyle w:val="Bibliografa"/>
@@ -57321,9 +57055,9 @@
         <w:t xml:space="preserve">. Future Strategies.</w:t>
       </w:r>
     </w:p>
-    <w:bookmarkEnd w:id="646"/>
-    <w:bookmarkEnd w:id="647"/>
-    <w:bookmarkEnd w:id="648"/>
+    <w:bookmarkEnd w:id="653"/>
+    <w:bookmarkEnd w:id="654"/>
+    <w:bookmarkEnd w:id="655"/>
     <w:sectPr>
       <w:footerReference r:id="rId8" w:type="even"/>
       <w:footerReference r:id="rId9" w:type="default"/>
@@ -58603,6 +58337,15 @@
     </w:lvlOverride>
   </w:num>
   <w:num w:numId="1123">
+    <w:abstractNumId w:val="991"/>
+  </w:num>
+  <w:num w:numId="1124">
+    <w:abstractNumId w:val="991"/>
+  </w:num>
+  <w:num w:numId="1125">
+    <w:abstractNumId w:val="991"/>
+  </w:num>
+  <w:num w:numId="1126">
     <w:abstractNumId w:val="99411"/>
     <w:lvlOverride w:ilvl="0">
       <w:startOverride w:val="1"/>
@@ -58632,15 +58375,6 @@
       <w:startOverride w:val="1"/>
     </w:lvlOverride>
   </w:num>
-  <w:num w:numId="1124">
-    <w:abstractNumId w:val="991"/>
-  </w:num>
-  <w:num w:numId="1125">
-    <w:abstractNumId w:val="991"/>
-  </w:num>
-  <w:num w:numId="1126">
-    <w:abstractNumId w:val="991"/>
-  </w:num>
   <w:num w:numId="1127">
     <w:abstractNumId w:val="991"/>
   </w:num>
@@ -58648,9 +58382,6 @@
     <w:abstractNumId w:val="991"/>
   </w:num>
   <w:num w:numId="1129">
-    <w:abstractNumId w:val="991"/>
-  </w:num>
-  <w:num w:numId="1130">
     <w:abstractNumId w:val="99411"/>
     <w:lvlOverride w:ilvl="0">
       <w:startOverride w:val="1"/>
@@ -58680,6 +58411,9 @@
       <w:startOverride w:val="1"/>
     </w:lvlOverride>
   </w:num>
+  <w:num w:numId="1130">
+    <w:abstractNumId w:val="991"/>
+  </w:num>
   <w:num w:numId="1131">
     <w:abstractNumId w:val="991"/>
   </w:num>
@@ -58687,126 +58421,6 @@
     <w:abstractNumId w:val="991"/>
   </w:num>
   <w:num w:numId="1133">
-    <w:abstractNumId w:val="991"/>
-  </w:num>
-  <w:num w:numId="1134">
-    <w:abstractNumId w:val="991"/>
-  </w:num>
-  <w:num w:numId="1135">
-    <w:abstractNumId w:val="991"/>
-  </w:num>
-  <w:num w:numId="1136">
-    <w:abstractNumId w:val="991"/>
-  </w:num>
-  <w:num w:numId="1137">
-    <w:abstractNumId w:val="991"/>
-  </w:num>
-  <w:num w:numId="1138">
-    <w:abstractNumId w:val="99411"/>
-    <w:lvlOverride w:ilvl="0">
-      <w:startOverride w:val="1"/>
-    </w:lvlOverride>
-    <w:lvlOverride w:ilvl="1">
-      <w:startOverride w:val="1"/>
-    </w:lvlOverride>
-    <w:lvlOverride w:ilvl="2">
-      <w:startOverride w:val="1"/>
-    </w:lvlOverride>
-    <w:lvlOverride w:ilvl="3">
-      <w:startOverride w:val="1"/>
-    </w:lvlOverride>
-    <w:lvlOverride w:ilvl="4">
-      <w:startOverride w:val="1"/>
-    </w:lvlOverride>
-    <w:lvlOverride w:ilvl="5">
-      <w:startOverride w:val="1"/>
-    </w:lvlOverride>
-    <w:lvlOverride w:ilvl="6">
-      <w:startOverride w:val="1"/>
-    </w:lvlOverride>
-    <w:lvlOverride w:ilvl="7">
-      <w:startOverride w:val="1"/>
-    </w:lvlOverride>
-    <w:lvlOverride w:ilvl="8">
-      <w:startOverride w:val="1"/>
-    </w:lvlOverride>
-  </w:num>
-  <w:num w:numId="1139">
-    <w:abstractNumId w:val="99411"/>
-    <w:lvlOverride w:ilvl="0">
-      <w:startOverride w:val="1"/>
-    </w:lvlOverride>
-    <w:lvlOverride w:ilvl="1">
-      <w:startOverride w:val="1"/>
-    </w:lvlOverride>
-    <w:lvlOverride w:ilvl="2">
-      <w:startOverride w:val="1"/>
-    </w:lvlOverride>
-    <w:lvlOverride w:ilvl="3">
-      <w:startOverride w:val="1"/>
-    </w:lvlOverride>
-    <w:lvlOverride w:ilvl="4">
-      <w:startOverride w:val="1"/>
-    </w:lvlOverride>
-    <w:lvlOverride w:ilvl="5">
-      <w:startOverride w:val="1"/>
-    </w:lvlOverride>
-    <w:lvlOverride w:ilvl="6">
-      <w:startOverride w:val="1"/>
-    </w:lvlOverride>
-    <w:lvlOverride w:ilvl="7">
-      <w:startOverride w:val="1"/>
-    </w:lvlOverride>
-    <w:lvlOverride w:ilvl="8">
-      <w:startOverride w:val="1"/>
-    </w:lvlOverride>
-  </w:num>
-  <w:num w:numId="1140">
-    <w:abstractNumId w:val="991"/>
-  </w:num>
-  <w:num w:numId="1141">
-    <w:abstractNumId w:val="991"/>
-  </w:num>
-  <w:num w:numId="1142">
-    <w:abstractNumId w:val="99411"/>
-    <w:lvlOverride w:ilvl="0">
-      <w:startOverride w:val="1"/>
-    </w:lvlOverride>
-    <w:lvlOverride w:ilvl="1">
-      <w:startOverride w:val="1"/>
-    </w:lvlOverride>
-    <w:lvlOverride w:ilvl="2">
-      <w:startOverride w:val="1"/>
-    </w:lvlOverride>
-    <w:lvlOverride w:ilvl="3">
-      <w:startOverride w:val="1"/>
-    </w:lvlOverride>
-    <w:lvlOverride w:ilvl="4">
-      <w:startOverride w:val="1"/>
-    </w:lvlOverride>
-    <w:lvlOverride w:ilvl="5">
-      <w:startOverride w:val="1"/>
-    </w:lvlOverride>
-    <w:lvlOverride w:ilvl="6">
-      <w:startOverride w:val="1"/>
-    </w:lvlOverride>
-    <w:lvlOverride w:ilvl="7">
-      <w:startOverride w:val="1"/>
-    </w:lvlOverride>
-    <w:lvlOverride w:ilvl="8">
-      <w:startOverride w:val="1"/>
-    </w:lvlOverride>
-  </w:num>
-  <w:num w:numId="1143">
-    <w:abstractNumId w:val="991"/>
-  </w:num>
-  <w:num w:numId="1144">
-    <w:abstractNumId w:val="991"/>
-  </w:num>
-  <w:num w:numId="1145">
-    <w:abstractNumId w:val="991"/>
-  </w:num>
-  <w:num w:numId="1146">
     <w:abstractNumId w:val="99411"/>
     <w:lvlOverride w:ilvl="0">
       <w:startOverride w:val="1"/>
